--- a/documents/ecology.docx
+++ b/documents/ecology.docx
@@ -1,11 +1,10 @@
 
 <file path=word/document.xml><?xml version="1.0" encoding="utf-8"?>
-<w:document xmlns:wpc="http://schemas.microsoft.com/office/word/2010/wordprocessingCanvas" xmlns:cx="http://schemas.microsoft.com/office/drawing/2014/chartex" xmlns:cx1="http://schemas.microsoft.com/office/drawing/2015/9/8/chartex" xmlns:cx2="http://schemas.microsoft.com/office/drawing/2015/10/21/chartex" xmlns:cx3="http://schemas.microsoft.com/office/drawing/2016/5/9/chartex" xmlns:cx4="http://schemas.microsoft.com/office/drawing/2016/5/10/chartex" xmlns:cx5="http://schemas.microsoft.com/office/drawing/2016/5/11/chartex" xmlns:cx6="http://schemas.microsoft.com/office/drawing/2016/5/12/chartex" xmlns:cx7="http://schemas.microsoft.com/office/drawing/2016/5/13/chartex" xmlns:cx8="http://schemas.microsoft.com/office/drawing/2016/5/14/chartex" xmlns:mc="http://schemas.openxmlformats.org/markup-compatibility/2006" xmlns:aink="http://schemas.microsoft.com/office/drawing/2016/ink" xmlns:am3d="http://schemas.microsoft.com/office/drawing/2017/model3d" xmlns:o="urn:schemas-microsoft-com:office:office" xmlns:r="http://schemas.openxmlformats.org/officeDocument/2006/relationships" xmlns:m="http://schemas.openxmlformats.org/officeDocument/2006/math" xmlns:v="urn:schemas-microsoft-com:vml" xmlns:wp14="http://schemas.microsoft.com/office/word/2010/wordprocessingDrawing" xmlns:wp="http://schemas.openxmlformats.org/drawingml/2006/wordprocessingDrawing" xmlns:w10="urn:schemas-microsoft-com:office:word" xmlns:w="http://schemas.openxmlformats.org/wordprocessingml/2006/main" xmlns:w14="http://schemas.microsoft.com/office/word/2010/wordml" xmlns:w15="http://schemas.microsoft.com/office/word/2012/wordml" xmlns:w16cex="http://schemas.microsoft.com/office/word/2018/wordml/cex" xmlns:w16cid="http://schemas.microsoft.com/office/word/2016/wordml/cid" xmlns:w16="http://schemas.microsoft.com/office/word/2018/wordml" xmlns:w16se="http://schemas.microsoft.com/office/word/2015/wordml/symex" xmlns:wpg="http://schemas.microsoft.com/office/word/2010/wordprocessingGroup" xmlns:wpi="http://schemas.microsoft.com/office/word/2010/wordprocessingInk" xmlns:wne="http://schemas.microsoft.com/office/word/2006/wordml" xmlns:wps="http://schemas.microsoft.com/office/word/2010/wordprocessingShape" mc:Ignorable="w14 w15 w16se w16cid w16 w16cex wp14">
+<w:document xmlns:wpc="http://schemas.microsoft.com/office/word/2010/wordprocessingCanvas" xmlns:cx="http://schemas.microsoft.com/office/drawing/2014/chartex" xmlns:mc="http://schemas.openxmlformats.org/markup-compatibility/2006" xmlns:o="urn:schemas-microsoft-com:office:office" xmlns:r="http://schemas.openxmlformats.org/officeDocument/2006/relationships" xmlns:m="http://schemas.openxmlformats.org/officeDocument/2006/math" xmlns:v="urn:schemas-microsoft-com:vml" xmlns:wp14="http://schemas.microsoft.com/office/word/2010/wordprocessingDrawing" xmlns:wp="http://schemas.openxmlformats.org/drawingml/2006/wordprocessingDrawing" xmlns:w10="urn:schemas-microsoft-com:office:word" xmlns:w="http://schemas.openxmlformats.org/wordprocessingml/2006/main" xmlns:w14="http://schemas.microsoft.com/office/word/2010/wordml" xmlns:w15="http://schemas.microsoft.com/office/word/2012/wordml" xmlns:w16se="http://schemas.microsoft.com/office/word/2015/wordml/symex" xmlns:wpg="http://schemas.microsoft.com/office/word/2010/wordprocessingGroup" xmlns:wpi="http://schemas.microsoft.com/office/word/2010/wordprocessingInk" xmlns:wne="http://schemas.microsoft.com/office/word/2006/wordml" xmlns:wps="http://schemas.microsoft.com/office/word/2010/wordprocessingShape" mc:Ignorable="w14 w15 w16se wp14">
   <w:body>
     <w:p>
       <w:pPr>
         <w:pStyle w:val="18"/>
-        <w:spacing w:after="0" w:line="720" w:lineRule="auto"/>
         <w:rPr>
           <w:lang w:val="ru-RU"/>
         </w:rPr>
@@ -21,7 +20,18 @@
         <w:rPr>
           <w:lang w:val="ru-RU"/>
         </w:rPr>
-        <w:t xml:space="preserve"> Экология и охрана труда</w:t>
+        <w:t xml:space="preserve"> Экология и </w:t>
+      </w:r>
+      <w:proofErr w:type="spellStart"/>
+      <w:r>
+        <w:t>охрана</w:t>
+      </w:r>
+      <w:proofErr w:type="spellEnd"/>
+      <w:r>
+        <w:rPr>
+          <w:lang w:val="ru-RU"/>
+        </w:rPr>
+        <w:t xml:space="preserve"> труда</w:t>
       </w:r>
       <w:bookmarkEnd w:id="0"/>
     </w:p>
@@ -66,16 +76,36 @@
         <w:contextualSpacing/>
       </w:pPr>
       <w:r>
-        <w:t xml:space="preserve">В рамках дипломного проектирования разрабатывается ТРДД для установки на дальнемагистральный гражданский пассажирский самолет с максимальной вместимостью </w:t>
-      </w:r>
-      <w:r>
-        <w:rPr>
-          <w:highlight w:val="yellow"/>
-        </w:rPr>
-        <w:t>200</w:t>
-      </w:r>
-      <w:r>
-        <w:t xml:space="preserve"> пассажиров со следующими параметрами на крейсерском режиме</w:t>
+        <w:t xml:space="preserve">В рамках дипломного проектирования разрабатывается ТРДД для установки на </w:t>
+      </w:r>
+      <w:proofErr w:type="spellStart"/>
+      <w:r>
+        <w:t>ближнемагистральны</w:t>
+      </w:r>
+      <w:r>
+        <w:t>й</w:t>
+      </w:r>
+      <w:proofErr w:type="spellEnd"/>
+      <w:r>
+        <w:t xml:space="preserve"> гражданский пассажирский самолет с максимальной вместимостью </w:t>
+      </w:r>
+      <w:r>
+        <w:t>108</w:t>
+      </w:r>
+      <w:r>
+        <w:t xml:space="preserve"> пассажиров</w:t>
+      </w:r>
+      <w:r>
+        <w:t xml:space="preserve"> </w:t>
+      </w:r>
+      <w:r>
+        <w:t>со следу</w:t>
+      </w:r>
+      <w:r>
+        <w:t>ющими параметрами на взлетном</w:t>
+      </w:r>
+      <w:r>
+        <w:t xml:space="preserve"> режиме</w:t>
       </w:r>
       <w:r>
         <w:t xml:space="preserve">: </w:t>
@@ -105,54 +135,52 @@
         <w:t xml:space="preserve"> газа на выходе из реактивного сопла первого и второго контуров соответственно</w:t>
       </w:r>
       <w:r>
-        <w:t>:</w:t>
+        <w:t xml:space="preserve">: </w:t>
+      </w:r>
+      <w:r>
+        <w:t>830К (557</w:t>
+      </w:r>
+      <w:r>
+        <w:t xml:space="preserve">ºС) и </w:t>
+      </w:r>
+      <w:r>
+        <w:t>300К (27</w:t>
+      </w:r>
+      <w:r>
+        <w:t xml:space="preserve">ºС), максимальное давление: </w:t>
+      </w:r>
+      <w:r>
+        <w:t>2845 кПа</w:t>
       </w:r>
       <w:r>
         <w:t xml:space="preserve"> </w:t>
       </w:r>
       <w:r>
-        <w:rPr>
-          <w:highlight w:val="yellow"/>
-        </w:rPr>
-        <w:t>596К (323ºС) и 276К (3ºС),</w:t>
-      </w:r>
-      <w:r>
-        <w:t xml:space="preserve"> максимальное давление</w:t>
-      </w:r>
-      <w:r>
-        <w:t>:</w:t>
+        <w:t xml:space="preserve">(28.45 </w:t>
+      </w:r>
+      <w:r>
+        <w:t>бар</w:t>
+      </w:r>
+      <w:r>
+        <w:t>)</w:t>
+      </w:r>
+      <w:r>
+        <w:t xml:space="preserve">. Частоты вращения валов: вал высокого давления – </w:t>
+      </w:r>
+      <w:r>
+        <w:t>16466</w:t>
+      </w:r>
+      <w:r>
+        <w:t xml:space="preserve"> об/мин, вал низкого давления –</w:t>
       </w:r>
       <w:r>
         <w:t xml:space="preserve"> </w:t>
       </w:r>
       <w:r>
-        <w:rPr>
-          <w:highlight w:val="yellow"/>
-        </w:rPr>
-        <w:t>20,4</w:t>
-      </w:r>
-      <w:r>
-        <w:t xml:space="preserve"> </w:t>
-      </w:r>
-      <w:r>
-        <w:t xml:space="preserve">бар. Частоты вращения валов: вал высокого давления – </w:t>
-      </w:r>
-      <w:r>
-        <w:t>16466</w:t>
-      </w:r>
-      <w:r>
-        <w:t xml:space="preserve"> об/мин, вал низкого давления – </w:t>
-      </w:r>
-      <w:r>
         <w:t>8108</w:t>
       </w:r>
       <w:r>
-        <w:t xml:space="preserve"> об/мин. При экспл</w:t>
-      </w:r>
-      <w:bookmarkStart w:id="2" w:name="_GoBack"/>
-      <w:bookmarkEnd w:id="2"/>
-      <w:r>
-        <w:t>уатации и испытаниях двигателя и</w:t>
+        <w:t xml:space="preserve"> об/мин. При эксплуатации и испытаниях двигателя и</w:t>
       </w:r>
       <w:r>
         <w:t>спользуется стандартное топливо для дозвуковой</w:t>
@@ -241,7 +269,6 @@
         <w:contextualSpacing/>
       </w:pPr>
       <w:r>
-        <w:lastRenderedPageBreak/>
         <w:t>•</w:t>
       </w:r>
       <w:r>
@@ -256,22 +283,17 @@
     </w:p>
     <w:p>
       <w:pPr>
-        <w:ind w:firstLine="709"/>
-        <w:contextualSpacing/>
-      </w:pPr>
-    </w:p>
-    <w:p>
-      <w:pPr>
         <w:pStyle w:val="af"/>
         <w:rPr>
           <w:lang w:val="ru-RU"/>
         </w:rPr>
       </w:pPr>
-      <w:bookmarkStart w:id="3" w:name="_Toc169029723"/>
+      <w:bookmarkStart w:id="2" w:name="_Toc169029723"/>
       <w:r>
         <w:rPr>
           <w:lang w:val="ru-RU"/>
         </w:rPr>
+        <w:lastRenderedPageBreak/>
         <w:t>5.2</w:t>
       </w:r>
       <w:r>
@@ -286,7 +308,7 @@
         </w:rPr>
         <w:t>Анализ вредных и опасных производственных факторов на этапе приемо-сдаточных испытаний ГТД</w:t>
       </w:r>
-      <w:bookmarkEnd w:id="3"/>
+      <w:bookmarkEnd w:id="2"/>
     </w:p>
     <w:p>
       <w:pPr>
@@ -407,6 +429,2691 @@
           <w:lang w:eastAsia="ru-RU"/>
         </w:rPr>
         <w:t xml:space="preserve"> на этапе приемо-сдаточных испытаний ГТД</w:t>
+      </w:r>
+    </w:p>
+    <w:tbl>
+      <w:tblPr>
+        <w:tblStyle w:val="a6"/>
+        <w:tblW w:w="14748" w:type="dxa"/>
+        <w:tblLayout w:type="fixed"/>
+        <w:tblLook w:val="04A0" w:firstRow="1" w:lastRow="0" w:firstColumn="1" w:lastColumn="0" w:noHBand="0" w:noVBand="1"/>
+      </w:tblPr>
+      <w:tblGrid>
+        <w:gridCol w:w="534"/>
+        <w:gridCol w:w="2553"/>
+        <w:gridCol w:w="7682"/>
+        <w:gridCol w:w="5"/>
+        <w:gridCol w:w="3963"/>
+        <w:gridCol w:w="11"/>
+      </w:tblGrid>
+      <w:tr>
+        <w:trPr>
+          <w:gridAfter w:val="1"/>
+          <w:wAfter w:w="11" w:type="dxa"/>
+        </w:trPr>
+        <w:tc>
+          <w:tcPr>
+            <w:tcW w:w="534" w:type="dxa"/>
+          </w:tcPr>
+          <w:p>
+            <w:pPr>
+              <w:rPr>
+                <w:rFonts w:eastAsia="Times New Roman"/>
+                <w:szCs w:val="28"/>
+                <w:lang w:eastAsia="ru-RU"/>
+              </w:rPr>
+            </w:pPr>
+            <w:r>
+              <w:rPr>
+                <w:rFonts w:eastAsia="Times New Roman"/>
+                <w:szCs w:val="28"/>
+                <w:lang w:eastAsia="ru-RU"/>
+              </w:rPr>
+              <w:t>№</w:t>
+            </w:r>
+          </w:p>
+        </w:tc>
+        <w:tc>
+          <w:tcPr>
+            <w:tcW w:w="2551" w:type="dxa"/>
+          </w:tcPr>
+          <w:p>
+            <w:pPr>
+              <w:rPr>
+                <w:rFonts w:eastAsia="Times New Roman"/>
+                <w:szCs w:val="28"/>
+                <w:lang w:eastAsia="ru-RU"/>
+              </w:rPr>
+            </w:pPr>
+            <w:r>
+              <w:rPr>
+                <w:rFonts w:eastAsia="Times New Roman"/>
+                <w:szCs w:val="28"/>
+                <w:lang w:eastAsia="ru-RU"/>
+              </w:rPr>
+              <w:t>Фактор</w:t>
+            </w:r>
+          </w:p>
+        </w:tc>
+        <w:tc>
+          <w:tcPr>
+            <w:tcW w:w="7683" w:type="dxa"/>
+          </w:tcPr>
+          <w:p>
+            <w:pPr>
+              <w:rPr>
+                <w:rFonts w:eastAsia="Times New Roman"/>
+                <w:szCs w:val="28"/>
+                <w:lang w:eastAsia="ru-RU"/>
+              </w:rPr>
+            </w:pPr>
+            <w:r>
+              <w:rPr>
+                <w:rFonts w:eastAsia="Times New Roman"/>
+                <w:szCs w:val="28"/>
+                <w:lang w:eastAsia="ru-RU"/>
+              </w:rPr>
+              <w:t>Нормативное значение</w:t>
+            </w:r>
+          </w:p>
+        </w:tc>
+        <w:tc>
+          <w:tcPr>
+            <w:tcW w:w="3969" w:type="dxa"/>
+            <w:gridSpan w:val="2"/>
+          </w:tcPr>
+          <w:p>
+            <w:pPr>
+              <w:rPr>
+                <w:rFonts w:eastAsia="Times New Roman"/>
+                <w:szCs w:val="28"/>
+                <w:lang w:eastAsia="ru-RU"/>
+              </w:rPr>
+            </w:pPr>
+            <w:r>
+              <w:rPr>
+                <w:rFonts w:eastAsia="Times New Roman"/>
+                <w:szCs w:val="28"/>
+                <w:lang w:eastAsia="ru-RU"/>
+              </w:rPr>
+              <w:t>Нормативный</w:t>
+            </w:r>
+            <w:r>
+              <w:rPr>
+                <w:rFonts w:eastAsia="Times New Roman"/>
+                <w:szCs w:val="28"/>
+                <w:lang w:eastAsia="ru-RU"/>
+              </w:rPr>
+              <w:t xml:space="preserve"> документ</w:t>
+            </w:r>
+          </w:p>
+        </w:tc>
+      </w:tr>
+      <w:tr>
+        <w:trPr>
+          <w:gridAfter w:val="1"/>
+          <w:wAfter w:w="11" w:type="dxa"/>
+          <w:trHeight w:val="3415"/>
+        </w:trPr>
+        <w:tc>
+          <w:tcPr>
+            <w:tcW w:w="534" w:type="dxa"/>
+          </w:tcPr>
+          <w:p>
+            <w:pPr>
+              <w:rPr>
+                <w:rFonts w:eastAsia="Times New Roman"/>
+                <w:szCs w:val="28"/>
+                <w:lang w:eastAsia="ru-RU"/>
+              </w:rPr>
+            </w:pPr>
+            <w:r>
+              <w:rPr>
+                <w:rFonts w:eastAsia="Times New Roman"/>
+                <w:szCs w:val="28"/>
+                <w:lang w:eastAsia="ru-RU"/>
+              </w:rPr>
+              <w:t>1</w:t>
+            </w:r>
+          </w:p>
+        </w:tc>
+        <w:tc>
+          <w:tcPr>
+            <w:tcW w:w="2551" w:type="dxa"/>
+          </w:tcPr>
+          <w:p>
+            <w:pPr>
+              <w:rPr>
+                <w:rFonts w:eastAsia="Times New Roman"/>
+                <w:szCs w:val="28"/>
+                <w:lang w:eastAsia="ru-RU"/>
+              </w:rPr>
+            </w:pPr>
+            <w:r>
+              <w:rPr>
+                <w:rFonts w:eastAsia="Times New Roman"/>
+                <w:szCs w:val="28"/>
+                <w:lang w:eastAsia="ru-RU"/>
+              </w:rPr>
+              <w:t xml:space="preserve">Движущиеся </w:t>
+            </w:r>
+            <w:r>
+              <w:rPr>
+                <w:rFonts w:eastAsia="Times New Roman"/>
+                <w:szCs w:val="28"/>
+                <w:lang w:eastAsia="ru-RU"/>
+              </w:rPr>
+              <w:t xml:space="preserve">машины и </w:t>
+            </w:r>
+            <w:r>
+              <w:rPr>
+                <w:rFonts w:eastAsia="Times New Roman"/>
+                <w:szCs w:val="28"/>
+                <w:lang w:eastAsia="ru-RU"/>
+              </w:rPr>
+              <w:t>механизмы</w:t>
+            </w:r>
+          </w:p>
+        </w:tc>
+        <w:tc>
+          <w:tcPr>
+            <w:tcW w:w="7683" w:type="dxa"/>
+          </w:tcPr>
+          <w:p>
+            <w:pPr>
+              <w:rPr>
+                <w:color w:val="000000"/>
+                <w:szCs w:val="28"/>
+                <w:shd w:val="clear" w:color="auto" w:fill="FFFFFF"/>
+              </w:rPr>
+            </w:pPr>
+            <w:r>
+              <w:rPr>
+                <w:color w:val="000000"/>
+                <w:szCs w:val="28"/>
+                <w:shd w:val="clear" w:color="auto" w:fill="FFFFFF"/>
+              </w:rPr>
+              <w:t xml:space="preserve">Для предотвращения возникновения чрезвычайных ситуаций </w:t>
+            </w:r>
+            <w:r>
+              <w:rPr>
+                <w:color w:val="000000"/>
+                <w:szCs w:val="28"/>
+                <w:shd w:val="clear" w:color="auto" w:fill="FFFFFF"/>
+              </w:rPr>
+              <w:t>необходимо применение следующих мер:</w:t>
+            </w:r>
+          </w:p>
+          <w:p>
+            <w:pPr>
+              <w:pStyle w:val="af4"/>
+              <w:numPr>
+                <w:ilvl w:val="0"/>
+                <w:numId w:val="6"/>
+              </w:numPr>
+              <w:ind w:left="0" w:firstLine="33"/>
+              <w:jc w:val="left"/>
+              <w:rPr>
+                <w:color w:val="000000"/>
+                <w:szCs w:val="28"/>
+                <w:shd w:val="clear" w:color="auto" w:fill="FFFFFF"/>
+              </w:rPr>
+            </w:pPr>
+            <w:r>
+              <w:rPr>
+                <w:color w:val="000000"/>
+                <w:szCs w:val="28"/>
+                <w:shd w:val="clear" w:color="auto" w:fill="FFFFFF"/>
+              </w:rPr>
+              <w:t>Установка защитных кожухов в метах выхода валов;</w:t>
+            </w:r>
+          </w:p>
+          <w:p>
+            <w:pPr>
+              <w:pStyle w:val="af4"/>
+              <w:numPr>
+                <w:ilvl w:val="0"/>
+                <w:numId w:val="6"/>
+              </w:numPr>
+              <w:ind w:left="0" w:firstLine="33"/>
+              <w:jc w:val="left"/>
+              <w:rPr>
+                <w:color w:val="000000"/>
+                <w:szCs w:val="28"/>
+                <w:shd w:val="clear" w:color="auto" w:fill="FFFFFF"/>
+              </w:rPr>
+            </w:pPr>
+            <w:r>
+              <w:rPr>
+                <w:color w:val="000000"/>
+                <w:szCs w:val="28"/>
+                <w:shd w:val="clear" w:color="auto" w:fill="FFFFFF"/>
+              </w:rPr>
+              <w:t>Применение средств индивидуальной защиты (специальных рабочих костюмов, халатов или роб, исключающих попадание свисающих частей одежды на быстродействующие элементы производственного оборудования);</w:t>
+            </w:r>
+          </w:p>
+          <w:p>
+            <w:pPr>
+              <w:pStyle w:val="af4"/>
+              <w:numPr>
+                <w:ilvl w:val="0"/>
+                <w:numId w:val="6"/>
+              </w:numPr>
+              <w:ind w:left="0" w:firstLine="33"/>
+              <w:jc w:val="left"/>
+              <w:rPr>
+                <w:color w:val="000000"/>
+                <w:szCs w:val="28"/>
+                <w:shd w:val="clear" w:color="auto" w:fill="FFFFFF"/>
+              </w:rPr>
+            </w:pPr>
+            <w:r>
+              <w:rPr>
+                <w:color w:val="000000"/>
+                <w:szCs w:val="28"/>
+                <w:shd w:val="clear" w:color="auto" w:fill="FFFFFF"/>
+              </w:rPr>
+              <w:t>Применение предупредительной сигнализации, контрольно-измерительных приборов и автоматики;</w:t>
+            </w:r>
+          </w:p>
+          <w:p>
+            <w:pPr>
+              <w:pStyle w:val="af4"/>
+              <w:numPr>
+                <w:ilvl w:val="0"/>
+                <w:numId w:val="6"/>
+              </w:numPr>
+              <w:ind w:left="0" w:firstLine="33"/>
+              <w:jc w:val="left"/>
+              <w:rPr>
+                <w:color w:val="000000"/>
+                <w:sz w:val="24"/>
+                <w:szCs w:val="28"/>
+                <w:shd w:val="clear" w:color="auto" w:fill="FFFFFF"/>
+              </w:rPr>
+            </w:pPr>
+            <w:r>
+              <w:rPr>
+                <w:color w:val="000000"/>
+                <w:szCs w:val="28"/>
+                <w:shd w:val="clear" w:color="auto" w:fill="FFFFFF"/>
+              </w:rPr>
+              <w:t>Допуск к работе работника, прошедшего обучение и обладающего знаниями в объеме, предусмотренном техническим описанием данного оборудования и общими правилами безопасности;</w:t>
+            </w:r>
+          </w:p>
+        </w:tc>
+        <w:tc>
+          <w:tcPr>
+            <w:tcW w:w="3969" w:type="dxa"/>
+            <w:gridSpan w:val="2"/>
+          </w:tcPr>
+          <w:p>
+            <w:pPr>
+              <w:pStyle w:val="Default"/>
+              <w:spacing w:line="360" w:lineRule="auto"/>
+              <w:rPr>
+                <w:sz w:val="28"/>
+                <w:szCs w:val="28"/>
+              </w:rPr>
+            </w:pPr>
+            <w:r>
+              <w:rPr>
+                <w:sz w:val="28"/>
+                <w:szCs w:val="28"/>
+              </w:rPr>
+              <w:t>Приказ Минтруда России от 29.10.2021 N 776н "Об утверждении Примерного положения о системе управления охраной труда"</w:t>
+            </w:r>
+          </w:p>
+          <w:p>
+            <w:pPr>
+              <w:pStyle w:val="Default"/>
+              <w:spacing w:line="360" w:lineRule="auto"/>
+              <w:rPr>
+                <w:bCs/>
+              </w:rPr>
+            </w:pPr>
+            <w:r>
+              <w:rPr>
+                <w:sz w:val="28"/>
+                <w:szCs w:val="28"/>
+              </w:rPr>
+              <w:t>Приложение 1</w:t>
+            </w:r>
+            <w:r>
+              <w:rPr>
+                <w:sz w:val="28"/>
+                <w:szCs w:val="28"/>
+                <w:lang w:val="en-US"/>
+              </w:rPr>
+              <w:t>,</w:t>
+            </w:r>
+            <w:r>
+              <w:rPr>
+                <w:sz w:val="28"/>
+                <w:szCs w:val="28"/>
+              </w:rPr>
+              <w:t xml:space="preserve"> п.8</w:t>
+            </w:r>
+          </w:p>
+        </w:tc>
+      </w:tr>
+      <w:tr>
+        <w:trPr>
+          <w:gridAfter w:val="1"/>
+          <w:wAfter w:w="11" w:type="dxa"/>
+          <w:trHeight w:val="2691"/>
+        </w:trPr>
+        <w:tc>
+          <w:tcPr>
+            <w:tcW w:w="534" w:type="dxa"/>
+          </w:tcPr>
+          <w:p>
+            <w:pPr>
+              <w:rPr>
+                <w:rFonts w:eastAsia="Times New Roman"/>
+                <w:szCs w:val="28"/>
+                <w:lang w:eastAsia="ru-RU"/>
+              </w:rPr>
+            </w:pPr>
+            <w:r>
+              <w:rPr>
+                <w:rFonts w:eastAsia="Times New Roman"/>
+                <w:szCs w:val="28"/>
+                <w:lang w:eastAsia="ru-RU"/>
+              </w:rPr>
+              <w:lastRenderedPageBreak/>
+              <w:t>2</w:t>
+            </w:r>
+          </w:p>
+        </w:tc>
+        <w:tc>
+          <w:tcPr>
+            <w:tcW w:w="2551" w:type="dxa"/>
+          </w:tcPr>
+          <w:p>
+            <w:pPr>
+              <w:rPr>
+                <w:rFonts w:eastAsia="Times New Roman"/>
+                <w:szCs w:val="28"/>
+                <w:lang w:eastAsia="ru-RU"/>
+              </w:rPr>
+            </w:pPr>
+            <w:r>
+              <w:rPr>
+                <w:szCs w:val="28"/>
+              </w:rPr>
+              <w:t>Повышенная температура поверхностей оборудования и материалов</w:t>
+            </w:r>
+          </w:p>
+        </w:tc>
+        <w:tc>
+          <w:tcPr>
+            <w:tcW w:w="7683" w:type="dxa"/>
+          </w:tcPr>
+          <w:p>
+            <w:pPr>
+              <w:rPr>
+                <w:rFonts w:eastAsiaTheme="minorEastAsia"/>
+                <w:szCs w:val="28"/>
+              </w:rPr>
+            </w:pPr>
+            <w:r>
+              <w:rPr>
+                <w:szCs w:val="28"/>
+              </w:rPr>
+              <w:t>Для металла при продолжительности контакта не более 1 минуты</w:t>
+            </w:r>
+            <w:r>
+              <w:rPr>
+                <w:szCs w:val="28"/>
+              </w:rPr>
+              <w:t xml:space="preserve"> </w:t>
+            </w:r>
+            <w:r>
+              <w:rPr>
+                <w:szCs w:val="28"/>
+              </w:rPr>
+              <w:t xml:space="preserve">ожоговый </w:t>
+            </w:r>
+            <w:r>
+              <w:rPr>
+                <w:szCs w:val="28"/>
+              </w:rPr>
+              <w:t xml:space="preserve">порог температуры поверхности </w:t>
+            </w:r>
+            <w:r>
+              <w:rPr>
+                <w:szCs w:val="28"/>
+              </w:rPr>
+              <w:t>составляет</w:t>
+            </w:r>
+            <w:r>
+              <w:rPr>
+                <w:szCs w:val="28"/>
+              </w:rPr>
+              <w:t xml:space="preserve"> 51 </w:t>
+            </w:r>
+            <m:oMath>
+              <m:r>
+                <w:rPr>
+                  <w:rFonts w:ascii="Cambria Math" w:hAnsi="Cambria Math"/>
+                  <w:szCs w:val="28"/>
+                </w:rPr>
+                <m:t>℃</m:t>
+              </m:r>
+            </m:oMath>
+            <w:r>
+              <w:rPr>
+                <w:rFonts w:eastAsiaTheme="minorEastAsia"/>
+                <w:szCs w:val="28"/>
+              </w:rPr>
+              <w:t>.</w:t>
+            </w:r>
+          </w:p>
+          <w:p>
+            <w:pPr>
+              <w:rPr>
+                <w:rFonts w:eastAsia="Times New Roman"/>
+                <w:szCs w:val="28"/>
+                <w:lang w:eastAsia="ru-RU"/>
+              </w:rPr>
+            </w:pPr>
+            <w:r>
+              <w:rPr>
+                <w:rFonts w:eastAsiaTheme="minorEastAsia"/>
+                <w:szCs w:val="28"/>
+              </w:rPr>
+              <w:t>Конструктивные меры защиты от ожогов</w:t>
+            </w:r>
+            <w:r>
+              <w:rPr>
+                <w:rFonts w:eastAsiaTheme="minorEastAsia"/>
+                <w:szCs w:val="28"/>
+              </w:rPr>
+              <w:t>:</w:t>
+            </w:r>
+            <w:r>
+              <w:rPr>
+                <w:rFonts w:eastAsiaTheme="minorEastAsia"/>
+                <w:szCs w:val="28"/>
+              </w:rPr>
+              <w:t xml:space="preserve"> снижение температуры поверхности</w:t>
+            </w:r>
+            <w:r>
+              <w:rPr>
+                <w:rFonts w:eastAsiaTheme="minorEastAsia"/>
+                <w:szCs w:val="28"/>
+              </w:rPr>
+              <w:t>,</w:t>
+            </w:r>
+            <w:r>
+              <w:rPr>
+                <w:rFonts w:eastAsiaTheme="minorEastAsia"/>
+                <w:szCs w:val="28"/>
+              </w:rPr>
+              <w:t xml:space="preserve"> изоляция (например</w:t>
+            </w:r>
+            <w:r>
+              <w:rPr>
+                <w:rFonts w:eastAsiaTheme="minorEastAsia"/>
+                <w:szCs w:val="28"/>
+              </w:rPr>
+              <w:t>,</w:t>
+            </w:r>
+            <w:r>
+              <w:rPr>
+                <w:rFonts w:eastAsiaTheme="minorEastAsia"/>
+                <w:szCs w:val="28"/>
+              </w:rPr>
+              <w:t xml:space="preserve"> из дерева</w:t>
+            </w:r>
+            <w:r>
+              <w:rPr>
+                <w:rFonts w:eastAsiaTheme="minorEastAsia"/>
+                <w:szCs w:val="28"/>
+              </w:rPr>
+              <w:t>,</w:t>
+            </w:r>
+            <w:r>
+              <w:rPr>
+                <w:rFonts w:eastAsiaTheme="minorEastAsia"/>
+                <w:szCs w:val="28"/>
+              </w:rPr>
+              <w:t xml:space="preserve"> пробки</w:t>
+            </w:r>
+            <w:r>
+              <w:rPr>
+                <w:rFonts w:eastAsiaTheme="minorEastAsia"/>
+                <w:szCs w:val="28"/>
+              </w:rPr>
+              <w:t>,</w:t>
+            </w:r>
+            <w:r>
+              <w:rPr>
+                <w:rFonts w:eastAsiaTheme="minorEastAsia"/>
+                <w:szCs w:val="28"/>
+              </w:rPr>
+              <w:t xml:space="preserve"> фибры)</w:t>
+            </w:r>
+            <w:r>
+              <w:rPr>
+                <w:rFonts w:eastAsiaTheme="minorEastAsia"/>
+                <w:szCs w:val="28"/>
+              </w:rPr>
+              <w:t>,</w:t>
+            </w:r>
+            <w:r>
+              <w:rPr>
+                <w:rFonts w:eastAsiaTheme="minorEastAsia"/>
+                <w:szCs w:val="28"/>
+              </w:rPr>
+              <w:t xml:space="preserve"> ограждение (экран или барьер)</w:t>
+            </w:r>
+            <w:r>
+              <w:rPr>
+                <w:rFonts w:eastAsiaTheme="minorEastAsia"/>
+                <w:szCs w:val="28"/>
+              </w:rPr>
+              <w:t>,</w:t>
+            </w:r>
+            <w:r>
+              <w:rPr>
+                <w:rFonts w:eastAsiaTheme="minorEastAsia"/>
+                <w:szCs w:val="28"/>
+              </w:rPr>
+              <w:t xml:space="preserve"> конфигурирование поверхности (придание шероховатости</w:t>
+            </w:r>
+            <w:r>
+              <w:rPr>
+                <w:rFonts w:eastAsiaTheme="minorEastAsia"/>
+                <w:szCs w:val="28"/>
+              </w:rPr>
+              <w:t>,</w:t>
+            </w:r>
+            <w:r>
+              <w:rPr>
+                <w:rFonts w:eastAsiaTheme="minorEastAsia"/>
+                <w:szCs w:val="28"/>
+              </w:rPr>
+              <w:t xml:space="preserve"> использование ребер)</w:t>
+            </w:r>
+          </w:p>
+        </w:tc>
+        <w:tc>
+          <w:tcPr>
+            <w:tcW w:w="3969" w:type="dxa"/>
+            <w:gridSpan w:val="2"/>
+          </w:tcPr>
+          <w:p>
+            <w:pPr>
+              <w:rPr>
+                <w:szCs w:val="28"/>
+              </w:rPr>
+            </w:pPr>
+            <w:r>
+              <w:rPr>
+                <w:szCs w:val="28"/>
+              </w:rPr>
+              <w:t>ГОСТ ЕН 563-2002 «Безопасность машин. Температуры касаемых поверхностей. Эргономические данные для установления предельных величин горячих поверхностей».</w:t>
+            </w:r>
+            <w:r>
+              <w:rPr>
+                <w:szCs w:val="28"/>
+              </w:rPr>
+              <w:t xml:space="preserve"> </w:t>
+            </w:r>
+          </w:p>
+          <w:p>
+            <w:pPr>
+              <w:rPr>
+                <w:rFonts w:eastAsia="Times New Roman"/>
+                <w:szCs w:val="28"/>
+                <w:lang w:eastAsia="ru-RU"/>
+              </w:rPr>
+            </w:pPr>
+            <w:r>
+              <w:rPr>
+                <w:szCs w:val="28"/>
+              </w:rPr>
+              <w:t>Таблица 1</w:t>
+            </w:r>
+            <w:r>
+              <w:rPr>
+                <w:szCs w:val="28"/>
+              </w:rPr>
+              <w:t>,</w:t>
+            </w:r>
+            <w:r>
+              <w:rPr>
+                <w:szCs w:val="28"/>
+              </w:rPr>
+              <w:t xml:space="preserve"> приложение С</w:t>
+            </w:r>
+          </w:p>
+        </w:tc>
+      </w:tr>
+      <w:tr>
+        <w:trPr>
+          <w:trHeight w:val="3770"/>
+        </w:trPr>
+        <w:tc>
+          <w:tcPr>
+            <w:tcW w:w="534" w:type="dxa"/>
+          </w:tcPr>
+          <w:p>
+            <w:pPr>
+              <w:rPr>
+                <w:rFonts w:eastAsia="Times New Roman"/>
+                <w:szCs w:val="28"/>
+                <w:lang w:eastAsia="ru-RU"/>
+              </w:rPr>
+            </w:pPr>
+            <w:r>
+              <w:rPr>
+                <w:rFonts w:eastAsia="Times New Roman"/>
+                <w:szCs w:val="28"/>
+                <w:lang w:eastAsia="ru-RU"/>
+              </w:rPr>
+              <w:t>3</w:t>
+            </w:r>
+          </w:p>
+        </w:tc>
+        <w:tc>
+          <w:tcPr>
+            <w:tcW w:w="2553" w:type="dxa"/>
+          </w:tcPr>
+          <w:p>
+            <w:pPr>
+              <w:rPr>
+                <w:rFonts w:eastAsia="Times New Roman"/>
+                <w:szCs w:val="28"/>
+                <w:lang w:eastAsia="ru-RU"/>
+              </w:rPr>
+            </w:pPr>
+            <w:r>
+              <w:rPr>
+                <w:rFonts w:eastAsia="Times New Roman"/>
+                <w:szCs w:val="28"/>
+                <w:lang w:eastAsia="ru-RU"/>
+              </w:rPr>
+              <w:t>Аномальные микроклиматические параметры воздушной среды</w:t>
+            </w:r>
+          </w:p>
+        </w:tc>
+        <w:tc>
+          <w:tcPr>
+            <w:tcW w:w="7688" w:type="dxa"/>
+            <w:gridSpan w:val="2"/>
+          </w:tcPr>
+          <w:p>
+            <w:pPr>
+              <w:rPr>
+                <w:rFonts w:eastAsia="Times New Roman"/>
+                <w:szCs w:val="28"/>
+                <w:lang w:eastAsia="ru-RU"/>
+              </w:rPr>
+            </w:pPr>
+            <w:r>
+              <w:rPr>
+                <w:rFonts w:eastAsia="Times New Roman"/>
+                <w:szCs w:val="28"/>
+                <w:lang w:eastAsia="ru-RU"/>
+              </w:rPr>
+              <w:t xml:space="preserve">Для категории работ </w:t>
+            </w:r>
+            <w:r>
+              <w:rPr>
+                <w:rFonts w:eastAsia="Times New Roman"/>
+                <w:szCs w:val="28"/>
+                <w:lang w:val="en-US" w:eastAsia="ru-RU"/>
+              </w:rPr>
+              <w:t>II</w:t>
+            </w:r>
+            <w:r>
+              <w:rPr>
+                <w:rFonts w:eastAsia="Times New Roman"/>
+                <w:szCs w:val="28"/>
+                <w:lang w:eastAsia="ru-RU"/>
+              </w:rPr>
+              <w:t>б (переноска тяжестей до 10 кг) допустимые величины параметров микроклимата на рабочих местах в помещениях</w:t>
+            </w:r>
+            <w:r>
+              <w:rPr>
+                <w:rFonts w:eastAsia="Times New Roman"/>
+                <w:szCs w:val="28"/>
+                <w:lang w:eastAsia="ru-RU"/>
+              </w:rPr>
+              <w:t>:</w:t>
+            </w:r>
+          </w:p>
+          <w:p>
+            <w:pPr>
+              <w:spacing w:after="20"/>
+              <w:contextualSpacing/>
+              <w:rPr>
+                <w:szCs w:val="28"/>
+              </w:rPr>
+            </w:pPr>
+            <w:r>
+              <w:rPr>
+                <w:color w:val="000000"/>
+                <w:szCs w:val="28"/>
+                <w:shd w:val="clear" w:color="auto" w:fill="FFFFFF"/>
+              </w:rPr>
+              <w:t>В холодное время года температура воздуха</w:t>
+            </w:r>
+            <w:r>
+              <w:rPr>
+                <w:color w:val="000000"/>
+                <w:szCs w:val="28"/>
+                <w:shd w:val="clear" w:color="auto" w:fill="FFFFFF"/>
+              </w:rPr>
+              <w:t>:</w:t>
+            </w:r>
+            <w:r>
+              <w:rPr>
+                <w:color w:val="000000"/>
+                <w:szCs w:val="28"/>
+                <w:shd w:val="clear" w:color="auto" w:fill="FFFFFF"/>
+              </w:rPr>
+              <w:t xml:space="preserve"> 15-22 </w:t>
+            </w:r>
+            <m:oMath>
+              <m:r>
+                <w:rPr>
+                  <w:rFonts w:ascii="Cambria Math" w:hAnsi="Cambria Math"/>
+                  <w:szCs w:val="28"/>
+                </w:rPr>
+                <m:t>℃</m:t>
+              </m:r>
+            </m:oMath>
+            <w:r>
+              <w:rPr>
+                <w:rFonts w:eastAsiaTheme="minorEastAsia"/>
+                <w:szCs w:val="28"/>
+              </w:rPr>
+              <w:t>;</w:t>
+            </w:r>
+            <w:r>
+              <w:rPr>
+                <w:rFonts w:eastAsiaTheme="minorEastAsia"/>
+                <w:szCs w:val="28"/>
+              </w:rPr>
+              <w:t xml:space="preserve"> температура поверхностей</w:t>
+            </w:r>
+            <w:r>
+              <w:rPr>
+                <w:rFonts w:eastAsiaTheme="minorEastAsia"/>
+                <w:szCs w:val="28"/>
+              </w:rPr>
+              <w:t>:</w:t>
+            </w:r>
+            <w:r>
+              <w:rPr>
+                <w:rFonts w:eastAsiaTheme="minorEastAsia"/>
+                <w:szCs w:val="28"/>
+              </w:rPr>
+              <w:t xml:space="preserve"> 14-23 </w:t>
+            </w:r>
+            <m:oMath>
+              <m:r>
+                <w:rPr>
+                  <w:rFonts w:ascii="Cambria Math" w:hAnsi="Cambria Math"/>
+                  <w:szCs w:val="28"/>
+                </w:rPr>
+                <m:t>℃</m:t>
+              </m:r>
+            </m:oMath>
+            <w:r>
+              <w:rPr>
+                <w:rFonts w:eastAsiaTheme="minorEastAsia"/>
+                <w:szCs w:val="28"/>
+              </w:rPr>
+              <w:t>,</w:t>
+            </w:r>
+            <w:r>
+              <w:rPr>
+                <w:rFonts w:eastAsiaTheme="minorEastAsia"/>
+                <w:szCs w:val="28"/>
+              </w:rPr>
+              <w:t xml:space="preserve"> относительная влажность воздуха</w:t>
+            </w:r>
+            <w:r>
+              <w:rPr>
+                <w:rFonts w:eastAsiaTheme="minorEastAsia"/>
+                <w:szCs w:val="28"/>
+              </w:rPr>
+              <w:t>:</w:t>
+            </w:r>
+            <w:r>
+              <w:rPr>
+                <w:rFonts w:eastAsiaTheme="minorEastAsia"/>
+                <w:szCs w:val="28"/>
+              </w:rPr>
+              <w:t xml:space="preserve"> 15-75</w:t>
+            </w:r>
+            <w:r>
+              <w:rPr>
+                <w:rFonts w:eastAsiaTheme="minorEastAsia"/>
+                <w:szCs w:val="28"/>
+              </w:rPr>
+              <w:t>%</w:t>
+            </w:r>
+            <w:r>
+              <w:rPr>
+                <w:rFonts w:eastAsiaTheme="minorEastAsia"/>
+                <w:szCs w:val="28"/>
+              </w:rPr>
+              <w:t>;</w:t>
+            </w:r>
+            <w:r>
+              <w:rPr>
+                <w:rFonts w:eastAsiaTheme="minorEastAsia"/>
+                <w:szCs w:val="28"/>
+              </w:rPr>
+              <w:t xml:space="preserve"> скорость движения воздуха</w:t>
+            </w:r>
+            <w:r>
+              <w:rPr>
+                <w:rFonts w:eastAsiaTheme="minorEastAsia"/>
+                <w:szCs w:val="28"/>
+              </w:rPr>
+              <w:t>:</w:t>
+            </w:r>
+            <w:r>
+              <w:rPr>
+                <w:rFonts w:eastAsiaTheme="minorEastAsia"/>
+                <w:szCs w:val="28"/>
+              </w:rPr>
+              <w:t xml:space="preserve"> 0</w:t>
+            </w:r>
+            <w:r>
+              <w:rPr>
+                <w:rFonts w:eastAsiaTheme="minorEastAsia"/>
+                <w:szCs w:val="28"/>
+              </w:rPr>
+              <w:t>,</w:t>
+            </w:r>
+            <w:r>
+              <w:rPr>
+                <w:rFonts w:eastAsiaTheme="minorEastAsia"/>
+                <w:szCs w:val="28"/>
+              </w:rPr>
+              <w:t>2-0</w:t>
+            </w:r>
+            <w:r>
+              <w:rPr>
+                <w:rFonts w:eastAsiaTheme="minorEastAsia"/>
+                <w:szCs w:val="28"/>
+              </w:rPr>
+              <w:t>,</w:t>
+            </w:r>
+            <w:r>
+              <w:rPr>
+                <w:rFonts w:eastAsiaTheme="minorEastAsia"/>
+                <w:szCs w:val="28"/>
+              </w:rPr>
+              <w:t>4</w:t>
+            </w:r>
+            <w:r>
+              <w:rPr>
+                <w:rFonts w:eastAsiaTheme="minorEastAsia"/>
+                <w:szCs w:val="28"/>
+              </w:rPr>
+              <w:t xml:space="preserve"> </w:t>
+            </w:r>
+            <w:r>
+              <w:rPr>
+                <w:rFonts w:eastAsiaTheme="minorEastAsia"/>
+                <w:szCs w:val="28"/>
+              </w:rPr>
+              <w:t>м/с,</w:t>
+            </w:r>
+            <w:r>
+              <w:rPr>
+                <w:szCs w:val="28"/>
+              </w:rPr>
+              <w:t xml:space="preserve"> </w:t>
+            </w:r>
+            <w:r>
+              <w:rPr>
+                <w:szCs w:val="28"/>
+              </w:rPr>
+              <w:t>д</w:t>
+            </w:r>
+            <w:r>
+              <w:rPr>
+                <w:szCs w:val="28"/>
+              </w:rPr>
+              <w:t>опустимая температура поверхностей: 16 – 24 °</w:t>
+            </w:r>
+            <w:r>
+              <w:rPr>
+                <w:szCs w:val="28"/>
+              </w:rPr>
+              <w:t>C</w:t>
+            </w:r>
+          </w:p>
+          <w:p>
+            <w:pPr>
+              <w:spacing w:after="20"/>
+              <w:contextualSpacing/>
+              <w:rPr>
+                <w:szCs w:val="28"/>
+              </w:rPr>
+            </w:pPr>
+            <w:r>
+              <w:rPr>
+                <w:color w:val="000000"/>
+                <w:szCs w:val="28"/>
+                <w:shd w:val="clear" w:color="auto" w:fill="FFFFFF"/>
+              </w:rPr>
+              <w:t>В теплое время года температура воздуха</w:t>
+            </w:r>
+            <w:r>
+              <w:rPr>
+                <w:color w:val="000000"/>
+                <w:szCs w:val="28"/>
+                <w:shd w:val="clear" w:color="auto" w:fill="FFFFFF"/>
+              </w:rPr>
+              <w:t>:</w:t>
+            </w:r>
+            <w:r>
+              <w:rPr>
+                <w:color w:val="000000"/>
+                <w:szCs w:val="28"/>
+                <w:shd w:val="clear" w:color="auto" w:fill="FFFFFF"/>
+              </w:rPr>
+              <w:t xml:space="preserve"> </w:t>
+            </w:r>
+            <w:r>
+              <w:rPr>
+                <w:color w:val="000000"/>
+                <w:szCs w:val="28"/>
+                <w:shd w:val="clear" w:color="auto" w:fill="FFFFFF"/>
+              </w:rPr>
+              <w:t>16</w:t>
+            </w:r>
+            <w:r>
+              <w:rPr>
+                <w:color w:val="000000"/>
+                <w:szCs w:val="28"/>
+                <w:shd w:val="clear" w:color="auto" w:fill="FFFFFF"/>
+              </w:rPr>
+              <w:t>-2</w:t>
+            </w:r>
+            <w:r>
+              <w:rPr>
+                <w:color w:val="000000"/>
+                <w:szCs w:val="28"/>
+                <w:shd w:val="clear" w:color="auto" w:fill="FFFFFF"/>
+              </w:rPr>
+              <w:t>7</w:t>
+            </w:r>
+            <w:r>
+              <w:rPr>
+                <w:color w:val="000000"/>
+                <w:szCs w:val="28"/>
+                <w:shd w:val="clear" w:color="auto" w:fill="FFFFFF"/>
+              </w:rPr>
+              <w:t xml:space="preserve"> </w:t>
+            </w:r>
+            <m:oMath>
+              <m:r>
+                <w:rPr>
+                  <w:rFonts w:ascii="Cambria Math" w:hAnsi="Cambria Math"/>
+                  <w:szCs w:val="28"/>
+                </w:rPr>
+                <m:t>℃</m:t>
+              </m:r>
+            </m:oMath>
+            <w:r>
+              <w:rPr>
+                <w:rFonts w:eastAsiaTheme="minorEastAsia"/>
+                <w:szCs w:val="28"/>
+              </w:rPr>
+              <w:t>;</w:t>
+            </w:r>
+            <w:r>
+              <w:rPr>
+                <w:rFonts w:eastAsiaTheme="minorEastAsia"/>
+                <w:szCs w:val="28"/>
+              </w:rPr>
+              <w:t xml:space="preserve"> температура поверхностей</w:t>
+            </w:r>
+            <w:r>
+              <w:rPr>
+                <w:rFonts w:eastAsiaTheme="minorEastAsia"/>
+                <w:szCs w:val="28"/>
+              </w:rPr>
+              <w:t>:</w:t>
+            </w:r>
+            <w:r>
+              <w:rPr>
+                <w:rFonts w:eastAsiaTheme="minorEastAsia"/>
+                <w:szCs w:val="28"/>
+              </w:rPr>
+              <w:t xml:space="preserve"> </w:t>
+            </w:r>
+            <w:r>
+              <w:rPr>
+                <w:rFonts w:eastAsiaTheme="minorEastAsia"/>
+                <w:szCs w:val="28"/>
+              </w:rPr>
+              <w:t>15</w:t>
+            </w:r>
+            <w:r>
+              <w:rPr>
+                <w:rFonts w:eastAsiaTheme="minorEastAsia"/>
+                <w:szCs w:val="28"/>
+              </w:rPr>
+              <w:t>-2</w:t>
+            </w:r>
+            <w:r>
+              <w:rPr>
+                <w:rFonts w:eastAsiaTheme="minorEastAsia"/>
+                <w:szCs w:val="28"/>
+              </w:rPr>
+              <w:t>8</w:t>
+            </w:r>
+            <w:r>
+              <w:rPr>
+                <w:rFonts w:eastAsiaTheme="minorEastAsia"/>
+                <w:szCs w:val="28"/>
+              </w:rPr>
+              <w:t xml:space="preserve"> </w:t>
+            </w:r>
+            <m:oMath>
+              <m:r>
+                <w:rPr>
+                  <w:rFonts w:ascii="Cambria Math" w:hAnsi="Cambria Math"/>
+                  <w:szCs w:val="28"/>
+                </w:rPr>
+                <m:t>℃</m:t>
+              </m:r>
+            </m:oMath>
+            <w:r>
+              <w:rPr>
+                <w:rFonts w:eastAsiaTheme="minorEastAsia"/>
+                <w:szCs w:val="28"/>
+              </w:rPr>
+              <w:t>,</w:t>
+            </w:r>
+            <w:r>
+              <w:rPr>
+                <w:rFonts w:eastAsiaTheme="minorEastAsia"/>
+                <w:szCs w:val="28"/>
+              </w:rPr>
+              <w:t xml:space="preserve"> относительная влажность </w:t>
+            </w:r>
+            <w:r>
+              <w:rPr>
+                <w:rFonts w:eastAsiaTheme="minorEastAsia"/>
+                <w:szCs w:val="28"/>
+              </w:rPr>
+              <w:lastRenderedPageBreak/>
+              <w:t>воздуха</w:t>
+            </w:r>
+            <w:r>
+              <w:rPr>
+                <w:rFonts w:eastAsiaTheme="minorEastAsia"/>
+                <w:szCs w:val="28"/>
+              </w:rPr>
+              <w:t>:</w:t>
+            </w:r>
+            <w:r>
+              <w:rPr>
+                <w:rFonts w:eastAsiaTheme="minorEastAsia"/>
+                <w:szCs w:val="28"/>
+              </w:rPr>
+              <w:t xml:space="preserve"> 15-75</w:t>
+            </w:r>
+            <w:r>
+              <w:rPr>
+                <w:rFonts w:eastAsiaTheme="minorEastAsia"/>
+                <w:szCs w:val="28"/>
+              </w:rPr>
+              <w:t>%</w:t>
+            </w:r>
+            <w:r>
+              <w:rPr>
+                <w:rFonts w:eastAsiaTheme="minorEastAsia"/>
+                <w:szCs w:val="28"/>
+              </w:rPr>
+              <w:t>;</w:t>
+            </w:r>
+            <w:r>
+              <w:rPr>
+                <w:rFonts w:eastAsiaTheme="minorEastAsia"/>
+                <w:szCs w:val="28"/>
+              </w:rPr>
+              <w:t xml:space="preserve"> скорость</w:t>
+            </w:r>
+            <w:r>
+              <w:rPr>
+                <w:rFonts w:eastAsiaTheme="minorEastAsia"/>
+                <w:szCs w:val="28"/>
+              </w:rPr>
+              <w:t xml:space="preserve"> </w:t>
+            </w:r>
+            <w:r>
+              <w:rPr>
+                <w:rFonts w:eastAsiaTheme="minorEastAsia"/>
+                <w:szCs w:val="28"/>
+              </w:rPr>
+              <w:t>движения воздуха</w:t>
+            </w:r>
+            <w:r>
+              <w:rPr>
+                <w:rFonts w:eastAsiaTheme="minorEastAsia"/>
+                <w:szCs w:val="28"/>
+              </w:rPr>
+              <w:t>:</w:t>
+            </w:r>
+            <w:r>
+              <w:rPr>
+                <w:rFonts w:eastAsiaTheme="minorEastAsia"/>
+                <w:szCs w:val="28"/>
+              </w:rPr>
+              <w:t xml:space="preserve"> 0</w:t>
+            </w:r>
+            <w:r>
+              <w:rPr>
+                <w:rFonts w:eastAsiaTheme="minorEastAsia"/>
+                <w:szCs w:val="28"/>
+              </w:rPr>
+              <w:t>,</w:t>
+            </w:r>
+            <w:r>
+              <w:rPr>
+                <w:rFonts w:eastAsiaTheme="minorEastAsia"/>
+                <w:szCs w:val="28"/>
+              </w:rPr>
+              <w:t>2</w:t>
+            </w:r>
+            <w:r>
+              <w:rPr>
+                <w:rFonts w:eastAsiaTheme="minorEastAsia"/>
+                <w:szCs w:val="28"/>
+              </w:rPr>
+              <w:t>-</w:t>
+            </w:r>
+            <w:r>
+              <w:rPr>
+                <w:rFonts w:eastAsiaTheme="minorEastAsia"/>
+                <w:szCs w:val="28"/>
+              </w:rPr>
+              <w:t>0</w:t>
+            </w:r>
+            <w:r>
+              <w:rPr>
+                <w:rFonts w:eastAsiaTheme="minorEastAsia"/>
+                <w:szCs w:val="28"/>
+              </w:rPr>
+              <w:t>,</w:t>
+            </w:r>
+            <w:r>
+              <w:rPr>
+                <w:rFonts w:eastAsiaTheme="minorEastAsia"/>
+                <w:szCs w:val="28"/>
+              </w:rPr>
+              <w:t>5</w:t>
+            </w:r>
+            <w:r>
+              <w:rPr>
+                <w:rFonts w:eastAsiaTheme="minorEastAsia"/>
+                <w:szCs w:val="28"/>
+              </w:rPr>
+              <w:t xml:space="preserve"> </w:t>
+            </w:r>
+            <w:r>
+              <w:rPr>
+                <w:rFonts w:eastAsiaTheme="minorEastAsia"/>
+                <w:szCs w:val="28"/>
+              </w:rPr>
+              <w:t xml:space="preserve">м/с, </w:t>
+            </w:r>
+            <w:r>
+              <w:rPr>
+                <w:szCs w:val="28"/>
+              </w:rPr>
+              <w:t>д</w:t>
+            </w:r>
+            <w:r>
+              <w:rPr>
+                <w:szCs w:val="28"/>
+              </w:rPr>
+              <w:t>опустимая температура поверхностей: 17 – 28 °</w:t>
+            </w:r>
+            <w:r>
+              <w:rPr>
+                <w:szCs w:val="28"/>
+              </w:rPr>
+              <w:t>C</w:t>
+            </w:r>
+          </w:p>
+        </w:tc>
+        <w:tc>
+          <w:tcPr>
+            <w:tcW w:w="3973" w:type="dxa"/>
+            <w:gridSpan w:val="2"/>
+          </w:tcPr>
+          <w:p>
+            <w:pPr>
+              <w:pStyle w:val="Default"/>
+              <w:spacing w:line="360" w:lineRule="auto"/>
+              <w:rPr>
+                <w:bCs/>
+                <w:sz w:val="28"/>
+              </w:rPr>
+            </w:pPr>
+            <w:r>
+              <w:rPr>
+                <w:sz w:val="28"/>
+                <w:szCs w:val="28"/>
+              </w:rPr>
+              <w:lastRenderedPageBreak/>
+              <w:t>СанПиН 1.2.3685-21 «Гигиенические нормативы и требования к обеспечению безопасности и (или) безвредности для человека факторов среды обитания», р</w:t>
+            </w:r>
+            <w:r>
+              <w:rPr>
+                <w:bCs/>
+                <w:sz w:val="28"/>
+              </w:rPr>
+              <w:t xml:space="preserve">аздел «Предельно допустимые уровни </w:t>
+            </w:r>
+            <w:r>
+              <w:rPr>
+                <w:bCs/>
+                <w:sz w:val="28"/>
+              </w:rPr>
+              <w:lastRenderedPageBreak/>
+              <w:t xml:space="preserve">физических факторов на рабочих местах» </w:t>
+            </w:r>
+          </w:p>
+          <w:p>
+            <w:pPr>
+              <w:pStyle w:val="Default"/>
+              <w:spacing w:line="360" w:lineRule="auto"/>
+              <w:rPr>
+                <w:bCs/>
+                <w:sz w:val="28"/>
+                <w:szCs w:val="22"/>
+              </w:rPr>
+            </w:pPr>
+            <w:r>
+              <w:rPr>
+                <w:bCs/>
+                <w:sz w:val="28"/>
+              </w:rPr>
+              <w:t>таблица 5.2</w:t>
+            </w:r>
+          </w:p>
+        </w:tc>
+      </w:tr>
+      <w:tr>
+        <w:trPr>
+          <w:trHeight w:val="2518"/>
+        </w:trPr>
+        <w:tc>
+          <w:tcPr>
+            <w:tcW w:w="534" w:type="dxa"/>
+          </w:tcPr>
+          <w:p>
+            <w:pPr>
+              <w:rPr>
+                <w:rFonts w:eastAsia="Times New Roman"/>
+                <w:szCs w:val="28"/>
+                <w:lang w:eastAsia="ru-RU"/>
+              </w:rPr>
+            </w:pPr>
+            <w:r>
+              <w:rPr>
+                <w:spacing w:val="-5"/>
+              </w:rPr>
+              <w:lastRenderedPageBreak/>
+              <w:t>4</w:t>
+            </w:r>
+          </w:p>
+        </w:tc>
+        <w:tc>
+          <w:tcPr>
+            <w:tcW w:w="2553" w:type="dxa"/>
+          </w:tcPr>
+          <w:p>
+            <w:pPr>
+              <w:spacing w:after="20"/>
+              <w:contextualSpacing/>
+              <w:rPr>
+                <w:szCs w:val="28"/>
+                <w:shd w:val="clear" w:color="auto" w:fill="FFFFFF"/>
+              </w:rPr>
+            </w:pPr>
+            <w:r>
+              <w:rPr>
+                <w:szCs w:val="28"/>
+                <w:shd w:val="clear" w:color="auto" w:fill="FFFFFF"/>
+              </w:rPr>
+              <w:t xml:space="preserve">Повышенная </w:t>
+            </w:r>
+          </w:p>
+          <w:p>
+            <w:pPr>
+              <w:spacing w:after="20"/>
+              <w:contextualSpacing/>
+              <w:rPr>
+                <w:szCs w:val="28"/>
+                <w:shd w:val="clear" w:color="auto" w:fill="FFFFFF"/>
+              </w:rPr>
+            </w:pPr>
+            <w:r>
+              <w:rPr>
+                <w:szCs w:val="28"/>
+                <w:shd w:val="clear" w:color="auto" w:fill="FFFFFF"/>
+              </w:rPr>
+              <w:t xml:space="preserve">интенсивность </w:t>
+            </w:r>
+          </w:p>
+          <w:p>
+            <w:pPr>
+              <w:rPr>
+                <w:rFonts w:eastAsia="Times New Roman"/>
+                <w:szCs w:val="28"/>
+                <w:lang w:eastAsia="ru-RU"/>
+              </w:rPr>
+            </w:pPr>
+            <w:r>
+              <w:rPr>
+                <w:szCs w:val="28"/>
+                <w:shd w:val="clear" w:color="auto" w:fill="FFFFFF"/>
+              </w:rPr>
+              <w:t>теплового облучения</w:t>
+            </w:r>
+          </w:p>
+        </w:tc>
+        <w:tc>
+          <w:tcPr>
+            <w:tcW w:w="7688" w:type="dxa"/>
+            <w:gridSpan w:val="2"/>
+          </w:tcPr>
+          <w:p>
+            <w:pPr>
+              <w:rPr>
+                <w:rFonts w:eastAsia="Times New Roman"/>
+                <w:szCs w:val="28"/>
+                <w:lang w:eastAsia="ru-RU"/>
+              </w:rPr>
+            </w:pPr>
+            <w:r>
+              <w:t>Допустимые величины интенсивности теплового облучения поверхности тела работающих от источников излучения, нагретых до температуры более 600°С, не должны превышать 140 Вт/м. При этом облучению не должно подвергаться более 25% поверхности тела с обязательным использованием средств индивидуальной защиты, в том числе средств защиты лица и глаз.</w:t>
+            </w:r>
+          </w:p>
+        </w:tc>
+        <w:tc>
+          <w:tcPr>
+            <w:tcW w:w="3973" w:type="dxa"/>
+            <w:gridSpan w:val="2"/>
+          </w:tcPr>
+          <w:p>
+            <w:pPr>
+              <w:spacing w:after="20"/>
+              <w:contextualSpacing/>
+              <w:rPr>
+                <w:szCs w:val="28"/>
+              </w:rPr>
+            </w:pPr>
+            <w:r>
+              <w:rPr>
+                <w:szCs w:val="24"/>
+              </w:rPr>
+              <w:t xml:space="preserve">СанПиН 1.2.3685-21 «Гигиенические нормативы и </w:t>
+            </w:r>
+            <w:r>
+              <w:rPr>
+                <w:szCs w:val="28"/>
+              </w:rPr>
+              <w:t>требования к обеспечению безопасности и (или) безвредности для человека факторов среды обитания»</w:t>
+            </w:r>
+          </w:p>
+          <w:p>
+            <w:pPr>
+              <w:pStyle w:val="Default"/>
+              <w:spacing w:line="360" w:lineRule="auto"/>
+              <w:rPr>
+                <w:szCs w:val="28"/>
+              </w:rPr>
+            </w:pPr>
+            <w:r>
+              <w:rPr>
+                <w:sz w:val="28"/>
+                <w:szCs w:val="28"/>
+              </w:rPr>
+              <w:t>Таблица 5.3</w:t>
+            </w:r>
+          </w:p>
+        </w:tc>
+      </w:tr>
+      <w:tr>
+        <w:trPr>
+          <w:trHeight w:val="5264"/>
+        </w:trPr>
+        <w:tc>
+          <w:tcPr>
+            <w:tcW w:w="534" w:type="dxa"/>
+          </w:tcPr>
+          <w:p>
+            <w:pPr>
+              <w:rPr>
+                <w:rFonts w:eastAsia="Times New Roman"/>
+                <w:szCs w:val="28"/>
+                <w:lang w:eastAsia="ru-RU"/>
+              </w:rPr>
+            </w:pPr>
+            <w:r>
+              <w:rPr>
+                <w:rFonts w:eastAsia="Times New Roman"/>
+                <w:szCs w:val="28"/>
+                <w:lang w:eastAsia="ru-RU"/>
+              </w:rPr>
+              <w:lastRenderedPageBreak/>
+              <w:t>5</w:t>
+            </w:r>
+          </w:p>
+        </w:tc>
+        <w:tc>
+          <w:tcPr>
+            <w:tcW w:w="2553" w:type="dxa"/>
+          </w:tcPr>
+          <w:p>
+            <w:pPr>
+              <w:rPr>
+                <w:szCs w:val="24"/>
+              </w:rPr>
+            </w:pPr>
+            <w:r>
+              <w:rPr>
+                <w:spacing w:val="-2"/>
+                <w:szCs w:val="24"/>
+              </w:rPr>
+              <w:t xml:space="preserve">Повышенная </w:t>
+            </w:r>
+            <w:r>
+              <w:rPr>
+                <w:szCs w:val="24"/>
+              </w:rPr>
+              <w:t xml:space="preserve">запылённость и </w:t>
+            </w:r>
+            <w:proofErr w:type="spellStart"/>
+            <w:r>
+              <w:rPr>
+                <w:szCs w:val="24"/>
+              </w:rPr>
+              <w:t>загозованность</w:t>
+            </w:r>
+            <w:proofErr w:type="spellEnd"/>
+            <w:r>
+              <w:rPr>
+                <w:spacing w:val="-15"/>
+                <w:szCs w:val="24"/>
+              </w:rPr>
+              <w:t xml:space="preserve"> </w:t>
+            </w:r>
+            <w:r>
+              <w:rPr>
+                <w:szCs w:val="24"/>
+              </w:rPr>
+              <w:t>воздуха рабочей зоны</w:t>
+            </w:r>
+          </w:p>
+        </w:tc>
+        <w:tc>
+          <w:tcPr>
+            <w:tcW w:w="7688" w:type="dxa"/>
+            <w:gridSpan w:val="2"/>
+          </w:tcPr>
+          <w:p>
+            <w:pPr>
+              <w:rPr>
+                <w:szCs w:val="28"/>
+              </w:rPr>
+            </w:pPr>
+            <w:r>
+              <w:rPr>
+                <w:szCs w:val="24"/>
+              </w:rPr>
+              <w:t xml:space="preserve">Среднесуточная предельно допустимая концентрация для </w:t>
+            </w:r>
+            <w:r>
+              <w:rPr>
+                <w:szCs w:val="28"/>
+              </w:rPr>
+              <w:t>рабочей зоны:</w:t>
+            </w:r>
+          </w:p>
+          <w:p>
+            <w:pPr>
+              <w:pStyle w:val="af4"/>
+              <w:widowControl w:val="0"/>
+              <w:numPr>
+                <w:ilvl w:val="0"/>
+                <w:numId w:val="21"/>
+              </w:numPr>
+              <w:autoSpaceDE w:val="0"/>
+              <w:autoSpaceDN w:val="0"/>
+              <w:rPr>
+                <w:szCs w:val="28"/>
+              </w:rPr>
+            </w:pPr>
+            <w:r>
+              <w:rPr>
+                <w:szCs w:val="28"/>
+              </w:rPr>
+              <w:t>СO</w:t>
+            </w:r>
+            <w:r>
+              <w:rPr>
+                <w:rFonts w:eastAsia="Times New Roman"/>
+                <w:szCs w:val="28"/>
+                <w:lang w:eastAsia="ru-RU"/>
+              </w:rPr>
+              <w:t>, поз. 2122</w:t>
+            </w:r>
+            <w:r>
+              <w:rPr>
+                <w:szCs w:val="28"/>
+              </w:rPr>
+              <w:t xml:space="preserve"> – 20 мг/м3;</w:t>
+            </w:r>
+          </w:p>
+          <w:p>
+            <w:pPr>
+              <w:pStyle w:val="af4"/>
+              <w:widowControl w:val="0"/>
+              <w:numPr>
+                <w:ilvl w:val="0"/>
+                <w:numId w:val="21"/>
+              </w:numPr>
+              <w:autoSpaceDE w:val="0"/>
+              <w:autoSpaceDN w:val="0"/>
+              <w:rPr>
+                <w:szCs w:val="28"/>
+              </w:rPr>
+            </w:pPr>
+            <w:proofErr w:type="spellStart"/>
+            <w:r>
+              <w:rPr>
+                <w:szCs w:val="28"/>
+              </w:rPr>
+              <w:t>NОх</w:t>
+            </w:r>
+            <w:proofErr w:type="spellEnd"/>
+            <w:r>
+              <w:rPr>
+                <w:rFonts w:eastAsia="Times New Roman"/>
+                <w:szCs w:val="28"/>
+                <w:lang w:eastAsia="ru-RU"/>
+              </w:rPr>
+              <w:t>, поз. 5,</w:t>
+            </w:r>
+            <w:r>
+              <w:rPr>
+                <w:szCs w:val="28"/>
+              </w:rPr>
+              <w:t xml:space="preserve"> – 5 мг/м3 (в пересчете на NО</w:t>
+            </w:r>
+            <w:r>
+              <w:rPr>
+                <w:szCs w:val="28"/>
+                <w:vertAlign w:val="subscript"/>
+              </w:rPr>
+              <w:t>2</w:t>
+            </w:r>
+            <w:r>
+              <w:rPr>
+                <w:szCs w:val="28"/>
+              </w:rPr>
+              <w:t>);</w:t>
+            </w:r>
+          </w:p>
+          <w:p>
+            <w:pPr>
+              <w:pStyle w:val="af4"/>
+              <w:widowControl w:val="0"/>
+              <w:numPr>
+                <w:ilvl w:val="0"/>
+                <w:numId w:val="21"/>
+              </w:numPr>
+              <w:autoSpaceDE w:val="0"/>
+              <w:autoSpaceDN w:val="0"/>
+              <w:rPr>
+                <w:szCs w:val="28"/>
+              </w:rPr>
+            </w:pPr>
+            <w:proofErr w:type="spellStart"/>
+            <w:r>
+              <w:rPr>
+                <w:szCs w:val="28"/>
+              </w:rPr>
+              <w:t>CnНm</w:t>
+            </w:r>
+            <w:proofErr w:type="spellEnd"/>
+            <w:r>
+              <w:rPr>
+                <w:rFonts w:eastAsia="Times New Roman"/>
+                <w:szCs w:val="28"/>
+                <w:lang w:eastAsia="ru-RU"/>
+              </w:rPr>
+              <w:t>, поз. 2120</w:t>
+            </w:r>
+            <w:r>
+              <w:rPr>
+                <w:szCs w:val="28"/>
+              </w:rPr>
+              <w:t xml:space="preserve"> – 5 мг/м3;</w:t>
+            </w:r>
+          </w:p>
+          <w:p>
+            <w:pPr>
+              <w:pStyle w:val="af4"/>
+              <w:widowControl w:val="0"/>
+              <w:numPr>
+                <w:ilvl w:val="0"/>
+                <w:numId w:val="21"/>
+              </w:numPr>
+              <w:autoSpaceDE w:val="0"/>
+              <w:autoSpaceDN w:val="0"/>
+              <w:rPr>
+                <w:szCs w:val="28"/>
+              </w:rPr>
+            </w:pPr>
+            <w:r>
+              <w:rPr>
+                <w:rFonts w:eastAsia="Times New Roman"/>
+                <w:szCs w:val="28"/>
+              </w:rPr>
+              <w:t>SO</w:t>
+            </w:r>
+            <w:r>
+              <w:rPr>
+                <w:rFonts w:eastAsia="Times New Roman"/>
+                <w:szCs w:val="28"/>
+                <w:vertAlign w:val="subscript"/>
+              </w:rPr>
+              <w:t>2</w:t>
+            </w:r>
+            <w:r>
+              <w:rPr>
+                <w:rFonts w:eastAsia="Times New Roman"/>
+                <w:szCs w:val="28"/>
+                <w:lang w:eastAsia="ru-RU"/>
+              </w:rPr>
+              <w:t xml:space="preserve">, поз. 1837 </w:t>
+            </w:r>
+            <w:r>
+              <w:rPr>
+                <w:szCs w:val="28"/>
+              </w:rPr>
+              <w:t>– 10 мг/м3;</w:t>
+            </w:r>
+          </w:p>
+          <w:p>
+            <w:pPr>
+              <w:pStyle w:val="af4"/>
+              <w:widowControl w:val="0"/>
+              <w:numPr>
+                <w:ilvl w:val="0"/>
+                <w:numId w:val="21"/>
+              </w:numPr>
+              <w:autoSpaceDE w:val="0"/>
+              <w:autoSpaceDN w:val="0"/>
+              <w:rPr>
+                <w:szCs w:val="28"/>
+              </w:rPr>
+            </w:pPr>
+            <w:r>
+              <w:rPr>
+                <w:rFonts w:eastAsia="Times New Roman"/>
+                <w:szCs w:val="28"/>
+              </w:rPr>
+              <w:t>С,</w:t>
+            </w:r>
+            <w:r>
+              <w:rPr>
+                <w:rFonts w:eastAsia="Times New Roman"/>
+                <w:szCs w:val="28"/>
+                <w:lang w:eastAsia="ru-RU"/>
+              </w:rPr>
+              <w:t xml:space="preserve"> поз. 550</w:t>
+            </w:r>
+            <w:r>
+              <w:rPr>
+                <w:szCs w:val="28"/>
+              </w:rPr>
+              <w:t xml:space="preserve"> – 0,025 мг/м3;</w:t>
+            </w:r>
+          </w:p>
+          <w:p>
+            <w:pPr>
+              <w:pStyle w:val="af4"/>
+              <w:widowControl w:val="0"/>
+              <w:numPr>
+                <w:ilvl w:val="0"/>
+                <w:numId w:val="21"/>
+              </w:numPr>
+              <w:autoSpaceDE w:val="0"/>
+              <w:autoSpaceDN w:val="0"/>
+              <w:rPr>
+                <w:szCs w:val="28"/>
+              </w:rPr>
+            </w:pPr>
+            <w:r>
+              <w:rPr>
+                <w:szCs w:val="28"/>
+              </w:rPr>
+              <w:t>кристаллический диоксид кремния в виде пыли</w:t>
+            </w:r>
+            <w:r>
+              <w:rPr>
+                <w:rFonts w:eastAsia="Times New Roman"/>
+                <w:szCs w:val="28"/>
+                <w:lang w:eastAsia="ru-RU"/>
+              </w:rPr>
+              <w:t>, поз. 1155</w:t>
+            </w:r>
+            <w:r>
+              <w:rPr>
+                <w:szCs w:val="28"/>
+              </w:rPr>
+              <w:t xml:space="preserve"> - 6 мг/м3;</w:t>
+            </w:r>
+          </w:p>
+          <w:p>
+            <w:pPr>
+              <w:pStyle w:val="af4"/>
+              <w:numPr>
+                <w:ilvl w:val="0"/>
+                <w:numId w:val="6"/>
+              </w:numPr>
+              <w:ind w:left="0" w:firstLine="33"/>
+              <w:jc w:val="left"/>
+              <w:rPr>
+                <w:color w:val="000000"/>
+                <w:sz w:val="24"/>
+                <w:szCs w:val="24"/>
+                <w:shd w:val="clear" w:color="auto" w:fill="FFFFFF"/>
+              </w:rPr>
+            </w:pPr>
+            <w:proofErr w:type="spellStart"/>
+            <w:r>
+              <w:rPr>
+                <w:szCs w:val="28"/>
+              </w:rPr>
+              <w:t>силикатсодержащие</w:t>
+            </w:r>
+            <w:proofErr w:type="spellEnd"/>
+            <w:r>
+              <w:rPr>
+                <w:szCs w:val="28"/>
+              </w:rPr>
+              <w:t xml:space="preserve"> пыли, силикаты, алюмосиликаты, поз. 1847 - 2 мг/м3.</w:t>
+            </w:r>
+          </w:p>
+        </w:tc>
+        <w:tc>
+          <w:tcPr>
+            <w:tcW w:w="3973" w:type="dxa"/>
+            <w:gridSpan w:val="2"/>
+          </w:tcPr>
+          <w:p>
+            <w:pPr>
+              <w:pStyle w:val="TableParagraph"/>
+              <w:spacing w:line="360" w:lineRule="auto"/>
+              <w:ind w:left="109"/>
+              <w:rPr>
+                <w:sz w:val="28"/>
+                <w:szCs w:val="28"/>
+              </w:rPr>
+            </w:pPr>
+            <w:r>
+              <w:rPr>
+                <w:sz w:val="28"/>
+                <w:szCs w:val="28"/>
+              </w:rPr>
+              <w:t>СанПиН 1.2.3685-21 «Гигиенические нормативы</w:t>
+            </w:r>
+            <w:r>
+              <w:rPr>
+                <w:spacing w:val="-9"/>
+                <w:sz w:val="28"/>
+                <w:szCs w:val="28"/>
+              </w:rPr>
+              <w:t xml:space="preserve"> </w:t>
+            </w:r>
+            <w:r>
+              <w:rPr>
+                <w:sz w:val="28"/>
+                <w:szCs w:val="28"/>
+              </w:rPr>
+              <w:t>и</w:t>
+            </w:r>
+            <w:r>
+              <w:rPr>
+                <w:spacing w:val="-11"/>
+                <w:sz w:val="28"/>
+                <w:szCs w:val="28"/>
+              </w:rPr>
+              <w:t xml:space="preserve"> </w:t>
+            </w:r>
+            <w:r>
+              <w:rPr>
+                <w:sz w:val="28"/>
+                <w:szCs w:val="28"/>
+              </w:rPr>
+              <w:t>требования</w:t>
+            </w:r>
+            <w:r>
+              <w:rPr>
+                <w:spacing w:val="-10"/>
+                <w:sz w:val="28"/>
+                <w:szCs w:val="28"/>
+              </w:rPr>
+              <w:t xml:space="preserve"> </w:t>
+            </w:r>
+            <w:r>
+              <w:rPr>
+                <w:sz w:val="28"/>
+                <w:szCs w:val="28"/>
+              </w:rPr>
+              <w:t>к</w:t>
+            </w:r>
+            <w:r>
+              <w:rPr>
+                <w:spacing w:val="-10"/>
+                <w:sz w:val="28"/>
+                <w:szCs w:val="28"/>
+              </w:rPr>
+              <w:t xml:space="preserve"> </w:t>
+            </w:r>
+            <w:r>
+              <w:rPr>
+                <w:sz w:val="28"/>
+                <w:szCs w:val="28"/>
+              </w:rPr>
+              <w:t>обеспечению безопасности и (или) безвредности для человека факторов среды обитания», раздел «Предельно допустимые концентрации (ПДК) загрязняющих веществ в воздухе рабочей зоны»</w:t>
+            </w:r>
+          </w:p>
+          <w:p>
+            <w:pPr>
+              <w:rPr>
+                <w:szCs w:val="24"/>
+              </w:rPr>
+            </w:pPr>
+            <w:r>
+              <w:rPr>
+                <w:szCs w:val="28"/>
+              </w:rPr>
+              <w:t>Таблица 2.1</w:t>
+            </w:r>
+          </w:p>
+        </w:tc>
+      </w:tr>
+      <w:tr>
+        <w:trPr>
+          <w:gridAfter w:val="1"/>
+          <w:wAfter w:w="11" w:type="dxa"/>
+        </w:trPr>
+        <w:tc>
+          <w:tcPr>
+            <w:tcW w:w="534" w:type="dxa"/>
+          </w:tcPr>
+          <w:p>
+            <w:pPr>
+              <w:rPr>
+                <w:rFonts w:eastAsia="Times New Roman"/>
+                <w:szCs w:val="28"/>
+                <w:lang w:eastAsia="ru-RU"/>
+              </w:rPr>
+            </w:pPr>
+            <w:r>
+              <w:rPr>
+                <w:rFonts w:eastAsia="Times New Roman"/>
+                <w:szCs w:val="28"/>
+                <w:lang w:eastAsia="ru-RU"/>
+              </w:rPr>
+              <w:t>6</w:t>
+            </w:r>
+          </w:p>
+        </w:tc>
+        <w:tc>
+          <w:tcPr>
+            <w:tcW w:w="2553" w:type="dxa"/>
+          </w:tcPr>
+          <w:p>
+            <w:pPr>
+              <w:rPr>
+                <w:rFonts w:eastAsia="Times New Roman"/>
+                <w:szCs w:val="28"/>
+                <w:lang w:eastAsia="ru-RU"/>
+              </w:rPr>
+            </w:pPr>
+            <w:r>
+              <w:rPr>
+                <w:rFonts w:eastAsia="Times New Roman"/>
+                <w:szCs w:val="28"/>
+                <w:lang w:eastAsia="ru-RU"/>
+              </w:rPr>
+              <w:t>Повышенный уровень вибрации на рабочем месте</w:t>
+            </w:r>
+          </w:p>
+        </w:tc>
+        <w:tc>
+          <w:tcPr>
+            <w:tcW w:w="7682" w:type="dxa"/>
+          </w:tcPr>
+          <w:p>
+            <w:pPr>
+              <w:rPr>
+                <w:rFonts w:eastAsia="Times New Roman"/>
+                <w:szCs w:val="28"/>
+                <w:lang w:eastAsia="ru-RU"/>
+              </w:rPr>
+            </w:pPr>
+            <w:r>
+              <w:rPr>
+                <w:rFonts w:eastAsia="Times New Roman"/>
+                <w:szCs w:val="28"/>
+                <w:lang w:eastAsia="ru-RU"/>
+              </w:rPr>
+              <w:t>Предельно доп</w:t>
+            </w:r>
+            <w:r>
+              <w:rPr>
+                <w:rFonts w:eastAsia="Times New Roman"/>
+                <w:szCs w:val="28"/>
+                <w:lang w:eastAsia="ru-RU"/>
+              </w:rPr>
+              <w:t xml:space="preserve">устимые значения и уровни производственной вибрации (выбрано для технологической вибрации на стационарных рабочих местах), указаны эквивалентные корректированные уровни </w:t>
+            </w:r>
+            <w:proofErr w:type="spellStart"/>
+            <w:r>
+              <w:rPr>
+                <w:rFonts w:eastAsia="Times New Roman"/>
+                <w:szCs w:val="28"/>
+                <w:lang w:eastAsia="ru-RU"/>
+              </w:rPr>
+              <w:t>виброускорения</w:t>
+            </w:r>
+            <w:proofErr w:type="spellEnd"/>
+            <w:r>
+              <w:rPr>
+                <w:rFonts w:eastAsia="Times New Roman"/>
+                <w:szCs w:val="28"/>
+                <w:lang w:eastAsia="ru-RU"/>
+              </w:rPr>
+              <w:t>:</w:t>
+            </w:r>
+          </w:p>
+          <w:p>
+            <w:pPr>
+              <w:pStyle w:val="af4"/>
+              <w:numPr>
+                <w:ilvl w:val="0"/>
+                <w:numId w:val="6"/>
+              </w:numPr>
+              <w:jc w:val="left"/>
+              <w:rPr>
+                <w:szCs w:val="28"/>
+              </w:rPr>
+            </w:pPr>
+            <w:r>
+              <w:rPr>
+                <w:color w:val="000000"/>
+                <w:szCs w:val="28"/>
+                <w:shd w:val="clear" w:color="auto" w:fill="FFFFFF"/>
+              </w:rPr>
+              <w:t xml:space="preserve">Для направления действия </w:t>
+            </w:r>
+            <w:r>
+              <w:rPr>
+                <w:color w:val="000000"/>
+                <w:szCs w:val="28"/>
+                <w:shd w:val="clear" w:color="auto" w:fill="FFFFFF"/>
+                <w:lang w:val="en-US"/>
+              </w:rPr>
+              <w:t>Zo</w:t>
+            </w:r>
+            <w:r>
+              <w:rPr>
+                <w:color w:val="000000"/>
+                <w:szCs w:val="28"/>
+                <w:shd w:val="clear" w:color="auto" w:fill="FFFFFF"/>
+              </w:rPr>
+              <w:t>: 0,1 м/с</w:t>
+            </w:r>
+            <w:r>
+              <w:rPr>
+                <w:color w:val="000000"/>
+                <w:szCs w:val="28"/>
+                <w:shd w:val="clear" w:color="auto" w:fill="FFFFFF"/>
+                <w:vertAlign w:val="superscript"/>
+              </w:rPr>
+              <w:t>2</w:t>
+            </w:r>
+            <w:r>
+              <w:rPr>
+                <w:color w:val="000000"/>
+                <w:szCs w:val="28"/>
+                <w:shd w:val="clear" w:color="auto" w:fill="FFFFFF"/>
+              </w:rPr>
+              <w:t>, 100 дБ;</w:t>
+            </w:r>
+          </w:p>
+          <w:p>
+            <w:pPr>
+              <w:pStyle w:val="af4"/>
+              <w:numPr>
+                <w:ilvl w:val="0"/>
+                <w:numId w:val="6"/>
+              </w:numPr>
+              <w:spacing w:after="160" w:line="256" w:lineRule="auto"/>
+              <w:jc w:val="left"/>
+              <w:rPr>
+                <w:sz w:val="24"/>
+                <w:szCs w:val="24"/>
+              </w:rPr>
+            </w:pPr>
+            <w:r>
+              <w:rPr>
+                <w:szCs w:val="28"/>
+              </w:rPr>
+              <w:t xml:space="preserve">Для направления действия </w:t>
+            </w:r>
+            <w:r>
+              <w:rPr>
+                <w:szCs w:val="28"/>
+                <w:lang w:val="en-US"/>
+              </w:rPr>
+              <w:t>X</w:t>
+            </w:r>
+            <w:r>
+              <w:rPr>
+                <w:szCs w:val="28"/>
+              </w:rPr>
+              <w:t xml:space="preserve">o, </w:t>
+            </w:r>
+            <w:proofErr w:type="spellStart"/>
+            <w:r>
+              <w:rPr>
+                <w:szCs w:val="28"/>
+                <w:lang w:val="en-US"/>
+              </w:rPr>
+              <w:t>Yo</w:t>
+            </w:r>
+            <w:proofErr w:type="spellEnd"/>
+            <w:r>
+              <w:rPr>
+                <w:szCs w:val="28"/>
+              </w:rPr>
+              <w:t>: 0,071 м/с2, 97 дБ;</w:t>
+            </w:r>
+          </w:p>
+        </w:tc>
+        <w:tc>
+          <w:tcPr>
+            <w:tcW w:w="3968" w:type="dxa"/>
+            <w:gridSpan w:val="2"/>
+          </w:tcPr>
+          <w:p>
+            <w:pPr>
+              <w:rPr>
+                <w:rFonts w:eastAsia="Times New Roman"/>
+                <w:szCs w:val="28"/>
+                <w:lang w:eastAsia="ru-RU"/>
+              </w:rPr>
+            </w:pPr>
+            <w:r>
+              <w:rPr>
+                <w:rFonts w:eastAsia="Times New Roman"/>
+                <w:szCs w:val="28"/>
+                <w:lang w:eastAsia="ru-RU"/>
+              </w:rPr>
+              <w:t>СанПиН 1.2.3685-21 «Гигиенические нормативы и требования к обеспечению безопасности и (или) безвредности для человека факторов среды обитания»</w:t>
+            </w:r>
+          </w:p>
+          <w:p>
+            <w:pPr>
+              <w:rPr>
+                <w:rFonts w:eastAsia="Times New Roman"/>
+                <w:color w:val="FF0000"/>
+                <w:szCs w:val="28"/>
+                <w:lang w:eastAsia="ru-RU"/>
+              </w:rPr>
+            </w:pPr>
+            <w:r>
+              <w:rPr>
+                <w:rFonts w:eastAsia="Times New Roman"/>
+                <w:szCs w:val="28"/>
+                <w:lang w:eastAsia="ru-RU"/>
+              </w:rPr>
+              <w:t>Таблица 5.4</w:t>
+            </w:r>
+          </w:p>
+        </w:tc>
+      </w:tr>
+      <w:tr>
+        <w:trPr>
+          <w:gridAfter w:val="1"/>
+          <w:wAfter w:w="11" w:type="dxa"/>
+          <w:trHeight w:val="5686"/>
+        </w:trPr>
+        <w:tc>
+          <w:tcPr>
+            <w:tcW w:w="534" w:type="dxa"/>
+          </w:tcPr>
+          <w:p>
+            <w:pPr>
+              <w:rPr>
+                <w:rFonts w:eastAsia="Times New Roman"/>
+                <w:szCs w:val="28"/>
+                <w:lang w:eastAsia="ru-RU"/>
+              </w:rPr>
+            </w:pPr>
+            <w:r>
+              <w:rPr>
+                <w:rFonts w:eastAsia="Times New Roman"/>
+                <w:szCs w:val="28"/>
+                <w:lang w:eastAsia="ru-RU"/>
+              </w:rPr>
+              <w:lastRenderedPageBreak/>
+              <w:t>7</w:t>
+            </w:r>
+          </w:p>
+        </w:tc>
+        <w:tc>
+          <w:tcPr>
+            <w:tcW w:w="2553" w:type="dxa"/>
+          </w:tcPr>
+          <w:p>
+            <w:pPr>
+              <w:rPr>
+                <w:rFonts w:eastAsia="Times New Roman"/>
+                <w:szCs w:val="28"/>
+                <w:lang w:eastAsia="ru-RU"/>
+              </w:rPr>
+            </w:pPr>
+            <w:r>
+              <w:rPr>
+                <w:rFonts w:eastAsia="Times New Roman"/>
+                <w:szCs w:val="28"/>
+                <w:lang w:eastAsia="ru-RU"/>
+              </w:rPr>
+              <w:t>Повышенный уровень шума на рабочем месте</w:t>
+            </w:r>
+          </w:p>
+        </w:tc>
+        <w:tc>
+          <w:tcPr>
+            <w:tcW w:w="7682" w:type="dxa"/>
+          </w:tcPr>
+          <w:p>
+            <w:pPr>
+              <w:rPr>
+                <w:szCs w:val="28"/>
+              </w:rPr>
+            </w:pPr>
+            <w:r>
+              <w:rPr>
+                <w:szCs w:val="28"/>
+              </w:rPr>
+              <w:t xml:space="preserve">Предельно допустимые октавные уровни звукового давления на рабочем месте в производственном здании для помещений с постоянными рабочими местами производственных предприятий в октавных полосах частот со среднегеометрическими частотами </w:t>
+            </w:r>
+          </w:p>
+          <w:p>
+            <w:pPr>
+              <w:pStyle w:val="af4"/>
+              <w:numPr>
+                <w:ilvl w:val="0"/>
+                <w:numId w:val="6"/>
+              </w:numPr>
+              <w:jc w:val="left"/>
+              <w:rPr>
+                <w:szCs w:val="28"/>
+              </w:rPr>
+            </w:pPr>
+            <w:r>
+              <w:rPr>
+                <w:color w:val="000000"/>
+                <w:szCs w:val="28"/>
+                <w:shd w:val="clear" w:color="auto" w:fill="FFFFFF"/>
+              </w:rPr>
+              <w:t>Частоты 31.5 Гц: 99 дБ</w:t>
+            </w:r>
+            <w:r>
+              <w:rPr>
+                <w:color w:val="000000"/>
+                <w:szCs w:val="28"/>
+                <w:shd w:val="clear" w:color="auto" w:fill="FFFFFF"/>
+                <w:lang w:val="en-US"/>
+              </w:rPr>
+              <w:t>;</w:t>
+            </w:r>
+          </w:p>
+          <w:p>
+            <w:pPr>
+              <w:pStyle w:val="af4"/>
+              <w:numPr>
+                <w:ilvl w:val="0"/>
+                <w:numId w:val="6"/>
+              </w:numPr>
+              <w:jc w:val="left"/>
+              <w:rPr>
+                <w:szCs w:val="28"/>
+              </w:rPr>
+            </w:pPr>
+            <w:r>
+              <w:rPr>
+                <w:szCs w:val="28"/>
+              </w:rPr>
+              <w:t>Частоты 63 Гц: 9</w:t>
+            </w:r>
+            <w:r>
+              <w:rPr>
+                <w:szCs w:val="28"/>
+                <w:lang w:val="en-US"/>
+              </w:rPr>
+              <w:t>5</w:t>
+            </w:r>
+            <w:r>
+              <w:rPr>
+                <w:szCs w:val="28"/>
+              </w:rPr>
+              <w:t xml:space="preserve"> дБ</w:t>
+            </w:r>
+            <w:r>
+              <w:rPr>
+                <w:szCs w:val="28"/>
+                <w:lang w:val="en-US"/>
+              </w:rPr>
+              <w:t>;</w:t>
+            </w:r>
+          </w:p>
+          <w:p>
+            <w:pPr>
+              <w:pStyle w:val="af4"/>
+              <w:numPr>
+                <w:ilvl w:val="0"/>
+                <w:numId w:val="6"/>
+              </w:numPr>
+              <w:jc w:val="left"/>
+              <w:rPr>
+                <w:szCs w:val="28"/>
+              </w:rPr>
+            </w:pPr>
+            <w:r>
+              <w:rPr>
+                <w:color w:val="000000"/>
+                <w:szCs w:val="28"/>
+                <w:shd w:val="clear" w:color="auto" w:fill="FFFFFF"/>
+              </w:rPr>
+              <w:t xml:space="preserve">Частоты 125 Гц: </w:t>
+            </w:r>
+            <w:r>
+              <w:rPr>
+                <w:color w:val="000000"/>
+                <w:szCs w:val="28"/>
+                <w:shd w:val="clear" w:color="auto" w:fill="FFFFFF"/>
+                <w:lang w:val="en-US"/>
+              </w:rPr>
+              <w:t>87</w:t>
+            </w:r>
+            <w:r>
+              <w:rPr>
+                <w:color w:val="000000"/>
+                <w:szCs w:val="28"/>
+                <w:shd w:val="clear" w:color="auto" w:fill="FFFFFF"/>
+              </w:rPr>
+              <w:t xml:space="preserve"> дБ</w:t>
+            </w:r>
+            <w:r>
+              <w:rPr>
+                <w:color w:val="000000"/>
+                <w:szCs w:val="28"/>
+                <w:shd w:val="clear" w:color="auto" w:fill="FFFFFF"/>
+                <w:lang w:val="en-US"/>
+              </w:rPr>
+              <w:t>;</w:t>
+            </w:r>
+          </w:p>
+          <w:p>
+            <w:pPr>
+              <w:pStyle w:val="af4"/>
+              <w:numPr>
+                <w:ilvl w:val="0"/>
+                <w:numId w:val="6"/>
+              </w:numPr>
+              <w:jc w:val="left"/>
+              <w:rPr>
+                <w:szCs w:val="28"/>
+              </w:rPr>
+            </w:pPr>
+            <w:r>
+              <w:rPr>
+                <w:szCs w:val="28"/>
+              </w:rPr>
+              <w:t xml:space="preserve">Частоты 250 Гц: </w:t>
+            </w:r>
+            <w:r>
+              <w:rPr>
+                <w:szCs w:val="28"/>
+                <w:lang w:val="en-US"/>
+              </w:rPr>
+              <w:t>82</w:t>
+            </w:r>
+            <w:r>
+              <w:rPr>
+                <w:szCs w:val="28"/>
+              </w:rPr>
+              <w:t xml:space="preserve"> дБ</w:t>
+            </w:r>
+            <w:r>
+              <w:rPr>
+                <w:szCs w:val="28"/>
+                <w:lang w:val="en-US"/>
+              </w:rPr>
+              <w:t>;</w:t>
+            </w:r>
+          </w:p>
+          <w:p>
+            <w:pPr>
+              <w:pStyle w:val="af4"/>
+              <w:numPr>
+                <w:ilvl w:val="0"/>
+                <w:numId w:val="6"/>
+              </w:numPr>
+              <w:jc w:val="left"/>
+              <w:rPr>
+                <w:szCs w:val="28"/>
+              </w:rPr>
+            </w:pPr>
+            <w:r>
+              <w:rPr>
+                <w:color w:val="000000"/>
+                <w:szCs w:val="28"/>
+                <w:shd w:val="clear" w:color="auto" w:fill="FFFFFF"/>
+              </w:rPr>
+              <w:t xml:space="preserve">Частоты 500 Гц: </w:t>
+            </w:r>
+            <w:r>
+              <w:rPr>
+                <w:color w:val="000000"/>
+                <w:szCs w:val="28"/>
+                <w:shd w:val="clear" w:color="auto" w:fill="FFFFFF"/>
+                <w:lang w:val="en-US"/>
+              </w:rPr>
+              <w:t>78</w:t>
+            </w:r>
+            <w:r>
+              <w:rPr>
+                <w:color w:val="000000"/>
+                <w:szCs w:val="28"/>
+                <w:shd w:val="clear" w:color="auto" w:fill="FFFFFF"/>
+              </w:rPr>
+              <w:t xml:space="preserve"> дБ</w:t>
+            </w:r>
+            <w:r>
+              <w:rPr>
+                <w:color w:val="000000"/>
+                <w:szCs w:val="28"/>
+                <w:shd w:val="clear" w:color="auto" w:fill="FFFFFF"/>
+                <w:lang w:val="en-US"/>
+              </w:rPr>
+              <w:t>;</w:t>
+            </w:r>
+          </w:p>
+          <w:p>
+            <w:pPr>
+              <w:pStyle w:val="af4"/>
+              <w:numPr>
+                <w:ilvl w:val="0"/>
+                <w:numId w:val="6"/>
+              </w:numPr>
+              <w:jc w:val="left"/>
+              <w:rPr>
+                <w:szCs w:val="28"/>
+              </w:rPr>
+            </w:pPr>
+            <w:r>
+              <w:rPr>
+                <w:szCs w:val="28"/>
+              </w:rPr>
+              <w:t xml:space="preserve">Частоты 1000 Гц: </w:t>
+            </w:r>
+            <w:r>
+              <w:rPr>
+                <w:szCs w:val="28"/>
+                <w:lang w:val="en-US"/>
+              </w:rPr>
+              <w:t>75</w:t>
+            </w:r>
+            <w:r>
+              <w:rPr>
+                <w:szCs w:val="28"/>
+              </w:rPr>
+              <w:t xml:space="preserve"> дБ</w:t>
+            </w:r>
+            <w:r>
+              <w:rPr>
+                <w:szCs w:val="28"/>
+                <w:lang w:val="en-US"/>
+              </w:rPr>
+              <w:t>;</w:t>
+            </w:r>
+          </w:p>
+          <w:p>
+            <w:pPr>
+              <w:pStyle w:val="af4"/>
+              <w:numPr>
+                <w:ilvl w:val="0"/>
+                <w:numId w:val="6"/>
+              </w:numPr>
+              <w:jc w:val="left"/>
+              <w:rPr>
+                <w:szCs w:val="28"/>
+              </w:rPr>
+            </w:pPr>
+            <w:r>
+              <w:rPr>
+                <w:szCs w:val="28"/>
+              </w:rPr>
+              <w:t xml:space="preserve">Частоты 2000 Гц: </w:t>
+            </w:r>
+            <w:r>
+              <w:rPr>
+                <w:szCs w:val="28"/>
+                <w:lang w:val="en-US"/>
+              </w:rPr>
+              <w:t>73</w:t>
+            </w:r>
+            <w:r>
+              <w:rPr>
+                <w:szCs w:val="28"/>
+              </w:rPr>
+              <w:t xml:space="preserve"> дБ</w:t>
+            </w:r>
+          </w:p>
+          <w:p>
+            <w:pPr>
+              <w:pStyle w:val="af4"/>
+              <w:numPr>
+                <w:ilvl w:val="0"/>
+                <w:numId w:val="6"/>
+              </w:numPr>
+              <w:jc w:val="left"/>
+              <w:rPr>
+                <w:szCs w:val="28"/>
+              </w:rPr>
+            </w:pPr>
+            <w:r>
+              <w:rPr>
+                <w:szCs w:val="28"/>
+              </w:rPr>
+              <w:t xml:space="preserve">Частоты 4000 Гц: </w:t>
+            </w:r>
+            <w:r>
+              <w:rPr>
+                <w:szCs w:val="28"/>
+                <w:lang w:val="en-US"/>
+              </w:rPr>
+              <w:t>71</w:t>
+            </w:r>
+            <w:r>
+              <w:rPr>
+                <w:szCs w:val="28"/>
+              </w:rPr>
+              <w:t xml:space="preserve"> дБ</w:t>
+            </w:r>
+          </w:p>
+          <w:p>
+            <w:pPr>
+              <w:pStyle w:val="af4"/>
+              <w:numPr>
+                <w:ilvl w:val="0"/>
+                <w:numId w:val="6"/>
+              </w:numPr>
+              <w:jc w:val="left"/>
+              <w:rPr>
+                <w:szCs w:val="28"/>
+              </w:rPr>
+            </w:pPr>
+            <w:r>
+              <w:rPr>
+                <w:szCs w:val="28"/>
+              </w:rPr>
+              <w:t>Частоты 8000 Гц: 6</w:t>
+            </w:r>
+            <w:r>
+              <w:rPr>
+                <w:szCs w:val="28"/>
+                <w:lang w:val="en-US"/>
+              </w:rPr>
+              <w:t>9</w:t>
+            </w:r>
+            <w:r>
+              <w:rPr>
+                <w:szCs w:val="28"/>
+              </w:rPr>
+              <w:t xml:space="preserve"> дБ,</w:t>
+            </w:r>
+          </w:p>
+          <w:p>
+            <w:pPr>
+              <w:pStyle w:val="af4"/>
+              <w:numPr>
+                <w:ilvl w:val="0"/>
+                <w:numId w:val="6"/>
+              </w:numPr>
+              <w:jc w:val="left"/>
+              <w:rPr>
+                <w:szCs w:val="28"/>
+              </w:rPr>
+            </w:pPr>
+            <w:r>
+              <w:rPr>
+                <w:rFonts w:eastAsia="Times New Roman"/>
+                <w:szCs w:val="28"/>
+                <w:lang w:eastAsia="ru-RU"/>
+              </w:rPr>
+              <w:t xml:space="preserve">Эквивалентный уровень звука – 80 </w:t>
+            </w:r>
+            <w:proofErr w:type="spellStart"/>
+            <w:r>
+              <w:rPr>
+                <w:rFonts w:eastAsia="Times New Roman"/>
+                <w:szCs w:val="28"/>
+                <w:lang w:eastAsia="ru-RU"/>
+              </w:rPr>
+              <w:t>дБА</w:t>
+            </w:r>
+            <w:proofErr w:type="spellEnd"/>
+          </w:p>
+          <w:p>
+            <w:pPr>
+              <w:jc w:val="left"/>
+              <w:rPr>
+                <w:szCs w:val="28"/>
+              </w:rPr>
+            </w:pPr>
+          </w:p>
+        </w:tc>
+        <w:tc>
+          <w:tcPr>
+            <w:tcW w:w="3968" w:type="dxa"/>
+            <w:gridSpan w:val="2"/>
+          </w:tcPr>
+          <w:p>
+            <w:pPr>
+              <w:rPr>
+                <w:szCs w:val="28"/>
+              </w:rPr>
+            </w:pPr>
+            <w:r>
+              <w:rPr>
+                <w:szCs w:val="28"/>
+              </w:rPr>
+              <w:t>СанПиН</w:t>
+            </w:r>
+            <w:r>
+              <w:rPr>
+                <w:szCs w:val="28"/>
+              </w:rPr>
+              <w:t xml:space="preserve"> 1.2.3685-21 «</w:t>
+            </w:r>
+            <w:r>
+              <w:rPr>
+                <w:szCs w:val="28"/>
+              </w:rPr>
+              <w:t>Гигиенические нормативы и требования к обеспечению безопасности и (или) безвредности для человека факторов среды обитания</w:t>
+            </w:r>
+            <w:r>
+              <w:rPr>
+                <w:szCs w:val="28"/>
+              </w:rPr>
+              <w:t>»</w:t>
+            </w:r>
+          </w:p>
+        </w:tc>
+      </w:tr>
+    </w:tbl>
+    <w:p>
+      <w:pPr>
+        <w:rPr>
+          <w:rFonts w:eastAsia="Times New Roman" w:cs="Arial"/>
+          <w:bCs/>
+          <w:kern w:val="32"/>
+          <w:szCs w:val="28"/>
+          <w:lang w:eastAsia="ru-RU"/>
+        </w:rPr>
+      </w:pPr>
+    </w:p>
+    <w:p>
+      <w:pPr>
+        <w:rPr>
+          <w:rFonts w:eastAsia="Times New Roman" w:cs="Arial"/>
+          <w:bCs/>
+          <w:kern w:val="32"/>
+          <w:szCs w:val="28"/>
+          <w:lang w:eastAsia="ru-RU"/>
+        </w:rPr>
+      </w:pPr>
+      <w:r>
+        <w:rPr>
+          <w:rFonts w:eastAsia="Times New Roman" w:cs="Arial"/>
+          <w:bCs/>
+          <w:kern w:val="32"/>
+          <w:szCs w:val="28"/>
+          <w:lang w:eastAsia="ru-RU"/>
+        </w:rPr>
+        <w:br w:type="page"/>
       </w:r>
     </w:p>
     <w:tbl>
@@ -441,3085 +3148,6 @@
                 <w:szCs w:val="28"/>
                 <w:lang w:eastAsia="ru-RU"/>
               </w:rPr>
-              <w:t>№</w:t>
-            </w:r>
-          </w:p>
-        </w:tc>
-        <w:tc>
-          <w:tcPr>
-            <w:tcW w:w="2551" w:type="dxa"/>
-          </w:tcPr>
-          <w:p>
-            <w:pPr>
-              <w:rPr>
-                <w:rFonts w:eastAsia="Times New Roman"/>
-                <w:szCs w:val="28"/>
-                <w:lang w:eastAsia="ru-RU"/>
-              </w:rPr>
-            </w:pPr>
-            <w:r>
-              <w:rPr>
-                <w:rFonts w:eastAsia="Times New Roman"/>
-                <w:szCs w:val="28"/>
-                <w:lang w:eastAsia="ru-RU"/>
-              </w:rPr>
-              <w:t>Фактор</w:t>
-            </w:r>
-          </w:p>
-        </w:tc>
-        <w:tc>
-          <w:tcPr>
-            <w:tcW w:w="7683" w:type="dxa"/>
-          </w:tcPr>
-          <w:p>
-            <w:pPr>
-              <w:rPr>
-                <w:rFonts w:eastAsia="Times New Roman"/>
-                <w:szCs w:val="28"/>
-                <w:lang w:eastAsia="ru-RU"/>
-              </w:rPr>
-            </w:pPr>
-            <w:r>
-              <w:rPr>
-                <w:rFonts w:eastAsia="Times New Roman"/>
-                <w:szCs w:val="28"/>
-                <w:lang w:eastAsia="ru-RU"/>
-              </w:rPr>
-              <w:t>Нормативное значение</w:t>
-            </w:r>
-          </w:p>
-        </w:tc>
-        <w:tc>
-          <w:tcPr>
-            <w:tcW w:w="3969" w:type="dxa"/>
-          </w:tcPr>
-          <w:p>
-            <w:pPr>
-              <w:rPr>
-                <w:rFonts w:eastAsia="Times New Roman"/>
-                <w:szCs w:val="28"/>
-                <w:lang w:eastAsia="ru-RU"/>
-              </w:rPr>
-            </w:pPr>
-            <w:r>
-              <w:rPr>
-                <w:rFonts w:eastAsia="Times New Roman"/>
-                <w:szCs w:val="28"/>
-                <w:lang w:eastAsia="ru-RU"/>
-              </w:rPr>
-              <w:t>Нормативный</w:t>
-            </w:r>
-            <w:r>
-              <w:rPr>
-                <w:rFonts w:eastAsia="Times New Roman"/>
-                <w:szCs w:val="28"/>
-                <w:lang w:eastAsia="ru-RU"/>
-              </w:rPr>
-              <w:t xml:space="preserve"> документ</w:t>
-            </w:r>
-          </w:p>
-        </w:tc>
-      </w:tr>
-      <w:tr>
-        <w:trPr>
-          <w:trHeight w:val="3415"/>
-        </w:trPr>
-        <w:tc>
-          <w:tcPr>
-            <w:tcW w:w="534" w:type="dxa"/>
-          </w:tcPr>
-          <w:p>
-            <w:pPr>
-              <w:rPr>
-                <w:rFonts w:eastAsia="Times New Roman"/>
-                <w:szCs w:val="28"/>
-                <w:lang w:eastAsia="ru-RU"/>
-              </w:rPr>
-            </w:pPr>
-            <w:r>
-              <w:rPr>
-                <w:rFonts w:eastAsia="Times New Roman"/>
-                <w:szCs w:val="28"/>
-                <w:lang w:eastAsia="ru-RU"/>
-              </w:rPr>
-              <w:t>1</w:t>
-            </w:r>
-          </w:p>
-        </w:tc>
-        <w:tc>
-          <w:tcPr>
-            <w:tcW w:w="2551" w:type="dxa"/>
-          </w:tcPr>
-          <w:p>
-            <w:pPr>
-              <w:rPr>
-                <w:rFonts w:eastAsia="Times New Roman"/>
-                <w:szCs w:val="28"/>
-                <w:lang w:eastAsia="ru-RU"/>
-              </w:rPr>
-            </w:pPr>
-            <w:r>
-              <w:rPr>
-                <w:rFonts w:eastAsia="Times New Roman"/>
-                <w:szCs w:val="28"/>
-                <w:lang w:eastAsia="ru-RU"/>
-              </w:rPr>
-              <w:t xml:space="preserve">Движущиеся </w:t>
-            </w:r>
-            <w:r>
-              <w:rPr>
-                <w:rFonts w:eastAsia="Times New Roman"/>
-                <w:szCs w:val="28"/>
-                <w:lang w:eastAsia="ru-RU"/>
-              </w:rPr>
-              <w:t xml:space="preserve">машины и </w:t>
-            </w:r>
-            <w:r>
-              <w:rPr>
-                <w:rFonts w:eastAsia="Times New Roman"/>
-                <w:szCs w:val="28"/>
-                <w:lang w:eastAsia="ru-RU"/>
-              </w:rPr>
-              <w:t>механизмы</w:t>
-            </w:r>
-          </w:p>
-        </w:tc>
-        <w:tc>
-          <w:tcPr>
-            <w:tcW w:w="7683" w:type="dxa"/>
-          </w:tcPr>
-          <w:p>
-            <w:pPr>
-              <w:rPr>
-                <w:color w:val="000000"/>
-                <w:szCs w:val="28"/>
-                <w:shd w:val="clear" w:color="auto" w:fill="FFFFFF"/>
-              </w:rPr>
-            </w:pPr>
-            <w:r>
-              <w:rPr>
-                <w:color w:val="000000"/>
-                <w:szCs w:val="28"/>
-                <w:shd w:val="clear" w:color="auto" w:fill="FFFFFF"/>
-              </w:rPr>
-              <w:t>Для предотвращения возникновения чрезвычайных ситуаций необходимо применение следующих мер</w:t>
-            </w:r>
-            <w:r>
-              <w:rPr>
-                <w:color w:val="000000"/>
-                <w:szCs w:val="28"/>
-                <w:shd w:val="clear" w:color="auto" w:fill="FFFFFF"/>
-              </w:rPr>
-              <w:t>:</w:t>
-            </w:r>
-          </w:p>
-          <w:p>
-            <w:pPr>
-              <w:pStyle w:val="af4"/>
-              <w:numPr>
-                <w:ilvl w:val="0"/>
-                <w:numId w:val="6"/>
-              </w:numPr>
-              <w:ind w:left="0" w:firstLine="33"/>
-              <w:jc w:val="left"/>
-              <w:rPr>
-                <w:color w:val="000000"/>
-                <w:sz w:val="24"/>
-                <w:szCs w:val="28"/>
-                <w:shd w:val="clear" w:color="auto" w:fill="FFFFFF"/>
-              </w:rPr>
-            </w:pPr>
-            <w:r>
-              <w:rPr>
-                <w:color w:val="000000"/>
-                <w:sz w:val="24"/>
-                <w:szCs w:val="28"/>
-                <w:shd w:val="clear" w:color="auto" w:fill="FFFFFF"/>
-              </w:rPr>
-              <w:t>Установка защитных кожухов в метах выхода валов</w:t>
-            </w:r>
-            <w:r>
-              <w:rPr>
-                <w:color w:val="000000"/>
-                <w:sz w:val="24"/>
-                <w:szCs w:val="28"/>
-                <w:shd w:val="clear" w:color="auto" w:fill="FFFFFF"/>
-              </w:rPr>
-              <w:t>;</w:t>
-            </w:r>
-          </w:p>
-          <w:p>
-            <w:pPr>
-              <w:pStyle w:val="af4"/>
-              <w:numPr>
-                <w:ilvl w:val="0"/>
-                <w:numId w:val="6"/>
-              </w:numPr>
-              <w:ind w:left="0" w:firstLine="33"/>
-              <w:jc w:val="left"/>
-              <w:rPr>
-                <w:color w:val="000000"/>
-                <w:sz w:val="24"/>
-                <w:szCs w:val="28"/>
-                <w:shd w:val="clear" w:color="auto" w:fill="FFFFFF"/>
-              </w:rPr>
-            </w:pPr>
-            <w:r>
-              <w:rPr>
-                <w:color w:val="000000"/>
-                <w:sz w:val="24"/>
-                <w:szCs w:val="28"/>
-                <w:shd w:val="clear" w:color="auto" w:fill="FFFFFF"/>
-              </w:rPr>
-              <w:t>Применение средств индивидуальной защиты (специальных рабочих костюмов</w:t>
-            </w:r>
-            <w:r>
-              <w:rPr>
-                <w:color w:val="000000"/>
-                <w:sz w:val="24"/>
-                <w:szCs w:val="28"/>
-                <w:shd w:val="clear" w:color="auto" w:fill="FFFFFF"/>
-              </w:rPr>
-              <w:t>,</w:t>
-            </w:r>
-            <w:r>
-              <w:rPr>
-                <w:color w:val="000000"/>
-                <w:sz w:val="24"/>
-                <w:szCs w:val="28"/>
-                <w:shd w:val="clear" w:color="auto" w:fill="FFFFFF"/>
-              </w:rPr>
-              <w:t xml:space="preserve"> халатов или роб</w:t>
-            </w:r>
-            <w:r>
-              <w:rPr>
-                <w:color w:val="000000"/>
-                <w:sz w:val="24"/>
-                <w:szCs w:val="28"/>
-                <w:shd w:val="clear" w:color="auto" w:fill="FFFFFF"/>
-              </w:rPr>
-              <w:t>,</w:t>
-            </w:r>
-            <w:r>
-              <w:rPr>
-                <w:color w:val="000000"/>
-                <w:sz w:val="24"/>
-                <w:szCs w:val="28"/>
-                <w:shd w:val="clear" w:color="auto" w:fill="FFFFFF"/>
-              </w:rPr>
-              <w:t xml:space="preserve"> исключающих попадание свисающих частей одежды на быстродействующие элементы производственного оборудования)</w:t>
-            </w:r>
-            <w:r>
-              <w:rPr>
-                <w:color w:val="000000"/>
-                <w:sz w:val="24"/>
-                <w:szCs w:val="28"/>
-                <w:shd w:val="clear" w:color="auto" w:fill="FFFFFF"/>
-              </w:rPr>
-              <w:t>;</w:t>
-            </w:r>
-          </w:p>
-          <w:p>
-            <w:pPr>
-              <w:pStyle w:val="af4"/>
-              <w:numPr>
-                <w:ilvl w:val="0"/>
-                <w:numId w:val="6"/>
-              </w:numPr>
-              <w:ind w:left="0" w:firstLine="33"/>
-              <w:jc w:val="left"/>
-              <w:rPr>
-                <w:color w:val="000000"/>
-                <w:sz w:val="24"/>
-                <w:szCs w:val="28"/>
-                <w:shd w:val="clear" w:color="auto" w:fill="FFFFFF"/>
-              </w:rPr>
-            </w:pPr>
-            <w:r>
-              <w:rPr>
-                <w:color w:val="000000"/>
-                <w:sz w:val="24"/>
-                <w:szCs w:val="28"/>
-                <w:shd w:val="clear" w:color="auto" w:fill="FFFFFF"/>
-              </w:rPr>
-              <w:t>Применение предупредительной сигнализации, контрольно-измерительных приборов и автоматики</w:t>
-            </w:r>
-            <w:r>
-              <w:rPr>
-                <w:color w:val="000000"/>
-                <w:sz w:val="24"/>
-                <w:szCs w:val="28"/>
-                <w:shd w:val="clear" w:color="auto" w:fill="FFFFFF"/>
-              </w:rPr>
-              <w:t>;</w:t>
-            </w:r>
-          </w:p>
-          <w:p>
-            <w:pPr>
-              <w:pStyle w:val="af4"/>
-              <w:numPr>
-                <w:ilvl w:val="0"/>
-                <w:numId w:val="6"/>
-              </w:numPr>
-              <w:ind w:left="0" w:firstLine="33"/>
-              <w:jc w:val="left"/>
-              <w:rPr>
-                <w:color w:val="000000"/>
-                <w:sz w:val="24"/>
-                <w:szCs w:val="28"/>
-                <w:shd w:val="clear" w:color="auto" w:fill="FFFFFF"/>
-              </w:rPr>
-            </w:pPr>
-            <w:r>
-              <w:rPr>
-                <w:color w:val="000000"/>
-                <w:sz w:val="24"/>
-                <w:szCs w:val="28"/>
-                <w:shd w:val="clear" w:color="auto" w:fill="FFFFFF"/>
-              </w:rPr>
-              <w:t>Допуск к работе работника, прошедшего обучение и обладающего знаниями в объеме</w:t>
-            </w:r>
-            <w:r>
-              <w:rPr>
-                <w:color w:val="000000"/>
-                <w:sz w:val="24"/>
-                <w:szCs w:val="28"/>
-                <w:shd w:val="clear" w:color="auto" w:fill="FFFFFF"/>
-              </w:rPr>
-              <w:t>,</w:t>
-            </w:r>
-            <w:r>
-              <w:rPr>
-                <w:color w:val="000000"/>
-                <w:sz w:val="24"/>
-                <w:szCs w:val="28"/>
-                <w:shd w:val="clear" w:color="auto" w:fill="FFFFFF"/>
-              </w:rPr>
-              <w:t xml:space="preserve"> предусмотренн</w:t>
-            </w:r>
-            <w:r>
-              <w:rPr>
-                <w:color w:val="000000"/>
-                <w:sz w:val="24"/>
-                <w:szCs w:val="28"/>
-                <w:shd w:val="clear" w:color="auto" w:fill="FFFFFF"/>
-              </w:rPr>
-              <w:t>о</w:t>
-            </w:r>
-            <w:r>
-              <w:rPr>
-                <w:color w:val="000000"/>
-                <w:sz w:val="24"/>
-                <w:szCs w:val="28"/>
-                <w:shd w:val="clear" w:color="auto" w:fill="FFFFFF"/>
-              </w:rPr>
-              <w:t>м техническим описанием данного оборудования и общими правилами безопасности</w:t>
-            </w:r>
-            <w:r>
-              <w:rPr>
-                <w:color w:val="000000"/>
-                <w:sz w:val="24"/>
-                <w:szCs w:val="28"/>
-                <w:shd w:val="clear" w:color="auto" w:fill="FFFFFF"/>
-              </w:rPr>
-              <w:t>;</w:t>
-            </w:r>
-          </w:p>
-        </w:tc>
-        <w:tc>
-          <w:tcPr>
-            <w:tcW w:w="3969" w:type="dxa"/>
-          </w:tcPr>
-          <w:p>
-            <w:pPr>
-              <w:pStyle w:val="Default"/>
-              <w:spacing w:line="360" w:lineRule="auto"/>
-              <w:rPr>
-                <w:szCs w:val="28"/>
-              </w:rPr>
-            </w:pPr>
-            <w:r>
-              <w:rPr>
-                <w:szCs w:val="28"/>
-              </w:rPr>
-              <w:t>Приказ Минтруда России от 29.10.2021 N 776н "Об утверждении Примерного положения о системе управления охраной труда"</w:t>
-            </w:r>
-          </w:p>
-          <w:p>
-            <w:pPr>
-              <w:pStyle w:val="Default"/>
-              <w:spacing w:line="360" w:lineRule="auto"/>
-              <w:rPr>
-                <w:bCs/>
-              </w:rPr>
-            </w:pPr>
-            <w:r>
-              <w:rPr>
-                <w:szCs w:val="28"/>
-              </w:rPr>
-              <w:t>Приложение 1</w:t>
-            </w:r>
-            <w:r>
-              <w:rPr>
-                <w:szCs w:val="28"/>
-                <w:lang w:val="en-US"/>
-              </w:rPr>
-              <w:t>,</w:t>
-            </w:r>
-            <w:r>
-              <w:rPr>
-                <w:szCs w:val="28"/>
-              </w:rPr>
-              <w:t xml:space="preserve"> п.8</w:t>
-            </w:r>
-          </w:p>
-        </w:tc>
-      </w:tr>
-      <w:tr>
-        <w:trPr>
-          <w:trHeight w:val="2691"/>
-        </w:trPr>
-        <w:tc>
-          <w:tcPr>
-            <w:tcW w:w="534" w:type="dxa"/>
-          </w:tcPr>
-          <w:p>
-            <w:pPr>
-              <w:rPr>
-                <w:rFonts w:eastAsia="Times New Roman"/>
-                <w:szCs w:val="28"/>
-                <w:lang w:eastAsia="ru-RU"/>
-              </w:rPr>
-            </w:pPr>
-            <w:r>
-              <w:rPr>
-                <w:rFonts w:eastAsia="Times New Roman"/>
-                <w:szCs w:val="28"/>
-                <w:lang w:eastAsia="ru-RU"/>
-              </w:rPr>
-              <w:t>2</w:t>
-            </w:r>
-          </w:p>
-        </w:tc>
-        <w:tc>
-          <w:tcPr>
-            <w:tcW w:w="2551" w:type="dxa"/>
-          </w:tcPr>
-          <w:p>
-            <w:pPr>
-              <w:rPr>
-                <w:rFonts w:eastAsia="Times New Roman"/>
-                <w:szCs w:val="28"/>
-                <w:lang w:eastAsia="ru-RU"/>
-              </w:rPr>
-            </w:pPr>
-            <w:r>
-              <w:rPr>
-                <w:szCs w:val="28"/>
-              </w:rPr>
-              <w:t>Повышенная температура поверхностей оборудования и материалов</w:t>
-            </w:r>
-          </w:p>
-        </w:tc>
-        <w:tc>
-          <w:tcPr>
-            <w:tcW w:w="7683" w:type="dxa"/>
-          </w:tcPr>
-          <w:p>
-            <w:pPr>
-              <w:rPr>
-                <w:rFonts w:eastAsiaTheme="minorEastAsia"/>
-                <w:szCs w:val="28"/>
-              </w:rPr>
-            </w:pPr>
-            <w:r>
-              <w:rPr>
-                <w:szCs w:val="28"/>
-              </w:rPr>
-              <w:t>Для металла при продолжительности контакта не более 1 минуты</w:t>
-            </w:r>
-            <w:r>
-              <w:rPr>
-                <w:szCs w:val="28"/>
-              </w:rPr>
-              <w:t xml:space="preserve"> </w:t>
-            </w:r>
-            <w:r>
-              <w:rPr>
-                <w:szCs w:val="28"/>
-              </w:rPr>
-              <w:t xml:space="preserve">ожоговый </w:t>
-            </w:r>
-            <w:r>
-              <w:rPr>
-                <w:szCs w:val="28"/>
-              </w:rPr>
-              <w:t xml:space="preserve">порог температуры поверхности </w:t>
-            </w:r>
-            <w:r>
-              <w:rPr>
-                <w:szCs w:val="28"/>
-              </w:rPr>
-              <w:t>составляет</w:t>
-            </w:r>
-            <w:r>
-              <w:rPr>
-                <w:szCs w:val="28"/>
-              </w:rPr>
-              <w:t xml:space="preserve"> 51 </w:t>
-            </w:r>
-            <m:oMath>
-              <m:r>
-                <w:rPr>
-                  <w:rFonts w:ascii="Cambria Math" w:hAnsi="Cambria Math"/>
-                  <w:szCs w:val="28"/>
-                </w:rPr>
-                <m:t>℃</m:t>
-              </m:r>
-            </m:oMath>
-            <w:r>
-              <w:rPr>
-                <w:rFonts w:eastAsiaTheme="minorEastAsia"/>
-                <w:szCs w:val="28"/>
-              </w:rPr>
-              <w:t>.</w:t>
-            </w:r>
-          </w:p>
-          <w:p>
-            <w:pPr>
-              <w:rPr>
-                <w:rFonts w:eastAsia="Times New Roman"/>
-                <w:szCs w:val="28"/>
-                <w:lang w:eastAsia="ru-RU"/>
-              </w:rPr>
-            </w:pPr>
-            <w:r>
-              <w:rPr>
-                <w:rFonts w:eastAsiaTheme="minorEastAsia"/>
-                <w:szCs w:val="28"/>
-              </w:rPr>
-              <w:t>Конструктивные меры защиты от ожогов</w:t>
-            </w:r>
-            <w:r>
-              <w:rPr>
-                <w:rFonts w:eastAsiaTheme="minorEastAsia"/>
-                <w:szCs w:val="28"/>
-              </w:rPr>
-              <w:t>:</w:t>
-            </w:r>
-            <w:r>
-              <w:rPr>
-                <w:rFonts w:eastAsiaTheme="minorEastAsia"/>
-                <w:szCs w:val="28"/>
-              </w:rPr>
-              <w:t xml:space="preserve"> снижение температуры поверхности</w:t>
-            </w:r>
-            <w:r>
-              <w:rPr>
-                <w:rFonts w:eastAsiaTheme="minorEastAsia"/>
-                <w:szCs w:val="28"/>
-              </w:rPr>
-              <w:t>,</w:t>
-            </w:r>
-            <w:r>
-              <w:rPr>
-                <w:rFonts w:eastAsiaTheme="minorEastAsia"/>
-                <w:szCs w:val="28"/>
-              </w:rPr>
-              <w:t xml:space="preserve"> изоляция (например</w:t>
-            </w:r>
-            <w:r>
-              <w:rPr>
-                <w:rFonts w:eastAsiaTheme="minorEastAsia"/>
-                <w:szCs w:val="28"/>
-              </w:rPr>
-              <w:t>,</w:t>
-            </w:r>
-            <w:r>
-              <w:rPr>
-                <w:rFonts w:eastAsiaTheme="minorEastAsia"/>
-                <w:szCs w:val="28"/>
-              </w:rPr>
-              <w:t xml:space="preserve"> из дерева</w:t>
-            </w:r>
-            <w:r>
-              <w:rPr>
-                <w:rFonts w:eastAsiaTheme="minorEastAsia"/>
-                <w:szCs w:val="28"/>
-              </w:rPr>
-              <w:t>,</w:t>
-            </w:r>
-            <w:r>
-              <w:rPr>
-                <w:rFonts w:eastAsiaTheme="minorEastAsia"/>
-                <w:szCs w:val="28"/>
-              </w:rPr>
-              <w:t xml:space="preserve"> пробки</w:t>
-            </w:r>
-            <w:r>
-              <w:rPr>
-                <w:rFonts w:eastAsiaTheme="minorEastAsia"/>
-                <w:szCs w:val="28"/>
-              </w:rPr>
-              <w:t>,</w:t>
-            </w:r>
-            <w:r>
-              <w:rPr>
-                <w:rFonts w:eastAsiaTheme="minorEastAsia"/>
-                <w:szCs w:val="28"/>
-              </w:rPr>
-              <w:t xml:space="preserve"> фибры)</w:t>
-            </w:r>
-            <w:r>
-              <w:rPr>
-                <w:rFonts w:eastAsiaTheme="minorEastAsia"/>
-                <w:szCs w:val="28"/>
-              </w:rPr>
-              <w:t>,</w:t>
-            </w:r>
-            <w:r>
-              <w:rPr>
-                <w:rFonts w:eastAsiaTheme="minorEastAsia"/>
-                <w:szCs w:val="28"/>
-              </w:rPr>
-              <w:t xml:space="preserve"> ограждение (экран или барьер)</w:t>
-            </w:r>
-            <w:r>
-              <w:rPr>
-                <w:rFonts w:eastAsiaTheme="minorEastAsia"/>
-                <w:szCs w:val="28"/>
-              </w:rPr>
-              <w:t>,</w:t>
-            </w:r>
-            <w:r>
-              <w:rPr>
-                <w:rFonts w:eastAsiaTheme="minorEastAsia"/>
-                <w:szCs w:val="28"/>
-              </w:rPr>
-              <w:t xml:space="preserve"> </w:t>
-            </w:r>
-            <w:r>
-              <w:rPr>
-                <w:rFonts w:eastAsiaTheme="minorEastAsia"/>
-                <w:szCs w:val="28"/>
-              </w:rPr>
-              <w:lastRenderedPageBreak/>
-              <w:t>конфигурирование поверхности (придание шероховатости</w:t>
-            </w:r>
-            <w:r>
-              <w:rPr>
-                <w:rFonts w:eastAsiaTheme="minorEastAsia"/>
-                <w:szCs w:val="28"/>
-              </w:rPr>
-              <w:t>,</w:t>
-            </w:r>
-            <w:r>
-              <w:rPr>
-                <w:rFonts w:eastAsiaTheme="minorEastAsia"/>
-                <w:szCs w:val="28"/>
-              </w:rPr>
-              <w:t xml:space="preserve"> использование ребер)</w:t>
-            </w:r>
-          </w:p>
-        </w:tc>
-        <w:tc>
-          <w:tcPr>
-            <w:tcW w:w="3969" w:type="dxa"/>
-          </w:tcPr>
-          <w:p>
-            <w:pPr>
-              <w:rPr>
-                <w:szCs w:val="28"/>
-              </w:rPr>
-            </w:pPr>
-            <w:r>
-              <w:rPr>
-                <w:szCs w:val="28"/>
-              </w:rPr>
-              <w:lastRenderedPageBreak/>
-              <w:t xml:space="preserve">ГОСТ ЕН 563-2002 «Безопасность машин. Температуры касаемых поверхностей. Эргономические данные для установления предельных </w:t>
-            </w:r>
-            <w:r>
-              <w:rPr>
-                <w:szCs w:val="28"/>
-              </w:rPr>
-              <w:lastRenderedPageBreak/>
-              <w:t>величин горячих поверхностей».</w:t>
-            </w:r>
-            <w:r>
-              <w:rPr>
-                <w:szCs w:val="28"/>
-              </w:rPr>
-              <w:t xml:space="preserve"> </w:t>
-            </w:r>
-          </w:p>
-          <w:p>
-            <w:pPr>
-              <w:rPr>
-                <w:rFonts w:eastAsia="Times New Roman"/>
-                <w:szCs w:val="28"/>
-                <w:lang w:eastAsia="ru-RU"/>
-              </w:rPr>
-            </w:pPr>
-            <w:r>
-              <w:rPr>
-                <w:szCs w:val="28"/>
-              </w:rPr>
-              <w:t>Таблица 1</w:t>
-            </w:r>
-            <w:r>
-              <w:rPr>
-                <w:szCs w:val="28"/>
-              </w:rPr>
-              <w:t>,</w:t>
-            </w:r>
-            <w:r>
-              <w:rPr>
-                <w:szCs w:val="28"/>
-              </w:rPr>
-              <w:t xml:space="preserve"> приложение С</w:t>
-            </w:r>
-          </w:p>
-        </w:tc>
-      </w:tr>
-    </w:tbl>
-    <w:p>
-      <w:pPr>
-        <w:rPr>
-          <w:rFonts w:eastAsia="Times New Roman" w:cs="Arial"/>
-          <w:bCs/>
-          <w:kern w:val="32"/>
-          <w:szCs w:val="28"/>
-          <w:lang w:eastAsia="ru-RU"/>
-        </w:rPr>
-      </w:pPr>
-    </w:p>
-    <w:tbl>
-      <w:tblPr>
-        <w:tblStyle w:val="a6"/>
-        <w:tblW w:w="14748" w:type="dxa"/>
-        <w:tblLayout w:type="fixed"/>
-        <w:tblLook w:val="04A0" w:firstRow="1" w:lastRow="0" w:firstColumn="1" w:lastColumn="0" w:noHBand="0" w:noVBand="1"/>
-      </w:tblPr>
-      <w:tblGrid>
-        <w:gridCol w:w="534"/>
-        <w:gridCol w:w="2553"/>
-        <w:gridCol w:w="7682"/>
-        <w:gridCol w:w="6"/>
-        <w:gridCol w:w="3962"/>
-        <w:gridCol w:w="11"/>
-      </w:tblGrid>
-      <w:tr>
-        <w:trPr>
-          <w:trHeight w:val="3770"/>
-        </w:trPr>
-        <w:tc>
-          <w:tcPr>
-            <w:tcW w:w="534" w:type="dxa"/>
-          </w:tcPr>
-          <w:p>
-            <w:pPr>
-              <w:rPr>
-                <w:rFonts w:eastAsia="Times New Roman"/>
-                <w:szCs w:val="28"/>
-                <w:lang w:eastAsia="ru-RU"/>
-              </w:rPr>
-            </w:pPr>
-            <w:r>
-              <w:rPr>
-                <w:rFonts w:eastAsia="Times New Roman"/>
-                <w:szCs w:val="28"/>
-                <w:lang w:eastAsia="ru-RU"/>
-              </w:rPr>
-              <w:t>3</w:t>
-            </w:r>
-          </w:p>
-        </w:tc>
-        <w:tc>
-          <w:tcPr>
-            <w:tcW w:w="2553" w:type="dxa"/>
-          </w:tcPr>
-          <w:p>
-            <w:pPr>
-              <w:rPr>
-                <w:rFonts w:eastAsia="Times New Roman"/>
-                <w:szCs w:val="28"/>
-                <w:lang w:eastAsia="ru-RU"/>
-              </w:rPr>
-            </w:pPr>
-            <w:r>
-              <w:rPr>
-                <w:rFonts w:eastAsia="Times New Roman"/>
-                <w:szCs w:val="28"/>
-                <w:lang w:eastAsia="ru-RU"/>
-              </w:rPr>
-              <w:t>Аномальные микроклиматические параметры воздушной среды</w:t>
-            </w:r>
-          </w:p>
-        </w:tc>
-        <w:tc>
-          <w:tcPr>
-            <w:tcW w:w="7688" w:type="dxa"/>
-            <w:gridSpan w:val="2"/>
-          </w:tcPr>
-          <w:p>
-            <w:pPr>
-              <w:rPr>
-                <w:rFonts w:eastAsia="Times New Roman"/>
-                <w:szCs w:val="28"/>
-                <w:lang w:eastAsia="ru-RU"/>
-              </w:rPr>
-            </w:pPr>
-            <w:r>
-              <w:rPr>
-                <w:rFonts w:eastAsia="Times New Roman"/>
-                <w:szCs w:val="28"/>
-                <w:lang w:eastAsia="ru-RU"/>
-              </w:rPr>
-              <w:t xml:space="preserve">Для категории работ </w:t>
-            </w:r>
-            <w:r>
-              <w:rPr>
-                <w:rFonts w:eastAsia="Times New Roman"/>
-                <w:szCs w:val="28"/>
-                <w:lang w:val="en-US" w:eastAsia="ru-RU"/>
-              </w:rPr>
-              <w:t>II</w:t>
-            </w:r>
-            <w:r>
-              <w:rPr>
-                <w:rFonts w:eastAsia="Times New Roman"/>
-                <w:szCs w:val="28"/>
-                <w:lang w:eastAsia="ru-RU"/>
-              </w:rPr>
-              <w:t>б (переноска тяжестей до 10 кг) допустимые величины параметров микроклимата на рабочих местах в помещениях</w:t>
-            </w:r>
-            <w:r>
-              <w:rPr>
-                <w:rFonts w:eastAsia="Times New Roman"/>
-                <w:szCs w:val="28"/>
-                <w:lang w:eastAsia="ru-RU"/>
-              </w:rPr>
-              <w:t>:</w:t>
-            </w:r>
-          </w:p>
-          <w:p>
-            <w:pPr>
-              <w:spacing w:after="20"/>
-              <w:contextualSpacing/>
-              <w:rPr>
-                <w:szCs w:val="28"/>
-              </w:rPr>
-            </w:pPr>
-            <w:r>
-              <w:rPr>
-                <w:color w:val="000000"/>
-                <w:szCs w:val="28"/>
-                <w:shd w:val="clear" w:color="auto" w:fill="FFFFFF"/>
-              </w:rPr>
-              <w:t>В холодное время года температура воздуха</w:t>
-            </w:r>
-            <w:r>
-              <w:rPr>
-                <w:color w:val="000000"/>
-                <w:szCs w:val="28"/>
-                <w:shd w:val="clear" w:color="auto" w:fill="FFFFFF"/>
-              </w:rPr>
-              <w:t>:</w:t>
-            </w:r>
-            <w:r>
-              <w:rPr>
-                <w:color w:val="000000"/>
-                <w:szCs w:val="28"/>
-                <w:shd w:val="clear" w:color="auto" w:fill="FFFFFF"/>
-              </w:rPr>
-              <w:t xml:space="preserve"> 15-22 </w:t>
-            </w:r>
-            <m:oMath>
-              <m:r>
-                <w:rPr>
-                  <w:rFonts w:ascii="Cambria Math" w:hAnsi="Cambria Math"/>
-                  <w:szCs w:val="28"/>
-                </w:rPr>
-                <m:t>℃</m:t>
-              </m:r>
-            </m:oMath>
-            <w:r>
-              <w:rPr>
-                <w:rFonts w:eastAsiaTheme="minorEastAsia"/>
-                <w:szCs w:val="28"/>
-              </w:rPr>
-              <w:t>;</w:t>
-            </w:r>
-            <w:r>
-              <w:rPr>
-                <w:rFonts w:eastAsiaTheme="minorEastAsia"/>
-                <w:szCs w:val="28"/>
-              </w:rPr>
-              <w:t xml:space="preserve"> температура поверхностей</w:t>
-            </w:r>
-            <w:r>
-              <w:rPr>
-                <w:rFonts w:eastAsiaTheme="minorEastAsia"/>
-                <w:szCs w:val="28"/>
-              </w:rPr>
-              <w:t>:</w:t>
-            </w:r>
-            <w:r>
-              <w:rPr>
-                <w:rFonts w:eastAsiaTheme="minorEastAsia"/>
-                <w:szCs w:val="28"/>
-              </w:rPr>
-              <w:t xml:space="preserve"> 14-23 </w:t>
-            </w:r>
-            <m:oMath>
-              <m:r>
-                <w:rPr>
-                  <w:rFonts w:ascii="Cambria Math" w:hAnsi="Cambria Math"/>
-                  <w:szCs w:val="28"/>
-                </w:rPr>
-                <m:t>℃</m:t>
-              </m:r>
-            </m:oMath>
-            <w:r>
-              <w:rPr>
-                <w:rFonts w:eastAsiaTheme="minorEastAsia"/>
-                <w:szCs w:val="28"/>
-              </w:rPr>
-              <w:t>,</w:t>
-            </w:r>
-            <w:r>
-              <w:rPr>
-                <w:rFonts w:eastAsiaTheme="minorEastAsia"/>
-                <w:szCs w:val="28"/>
-              </w:rPr>
-              <w:t xml:space="preserve"> относительная влажность воздуха</w:t>
-            </w:r>
-            <w:r>
-              <w:rPr>
-                <w:rFonts w:eastAsiaTheme="minorEastAsia"/>
-                <w:szCs w:val="28"/>
-              </w:rPr>
-              <w:t>:</w:t>
-            </w:r>
-            <w:r>
-              <w:rPr>
-                <w:rFonts w:eastAsiaTheme="minorEastAsia"/>
-                <w:szCs w:val="28"/>
-              </w:rPr>
-              <w:t xml:space="preserve"> 15-75</w:t>
-            </w:r>
-            <w:r>
-              <w:rPr>
-                <w:rFonts w:eastAsiaTheme="minorEastAsia"/>
-                <w:szCs w:val="28"/>
-              </w:rPr>
-              <w:t>%</w:t>
-            </w:r>
-            <w:r>
-              <w:rPr>
-                <w:rFonts w:eastAsiaTheme="minorEastAsia"/>
-                <w:szCs w:val="28"/>
-              </w:rPr>
-              <w:t>;</w:t>
-            </w:r>
-            <w:r>
-              <w:rPr>
-                <w:rFonts w:eastAsiaTheme="minorEastAsia"/>
-                <w:szCs w:val="28"/>
-              </w:rPr>
-              <w:t xml:space="preserve"> скорость движения воздуха</w:t>
-            </w:r>
-            <w:r>
-              <w:rPr>
-                <w:rFonts w:eastAsiaTheme="minorEastAsia"/>
-                <w:szCs w:val="28"/>
-              </w:rPr>
-              <w:t>:</w:t>
-            </w:r>
-            <w:r>
-              <w:rPr>
-                <w:rFonts w:eastAsiaTheme="minorEastAsia"/>
-                <w:szCs w:val="28"/>
-              </w:rPr>
-              <w:t xml:space="preserve"> 0</w:t>
-            </w:r>
-            <w:r>
-              <w:rPr>
-                <w:rFonts w:eastAsiaTheme="minorEastAsia"/>
-                <w:szCs w:val="28"/>
-              </w:rPr>
-              <w:t>,</w:t>
-            </w:r>
-            <w:r>
-              <w:rPr>
-                <w:rFonts w:eastAsiaTheme="minorEastAsia"/>
-                <w:szCs w:val="28"/>
-              </w:rPr>
-              <w:t>2-0</w:t>
-            </w:r>
-            <w:r>
-              <w:rPr>
-                <w:rFonts w:eastAsiaTheme="minorEastAsia"/>
-                <w:szCs w:val="28"/>
-              </w:rPr>
-              <w:t>,</w:t>
-            </w:r>
-            <w:r>
-              <w:rPr>
-                <w:rFonts w:eastAsiaTheme="minorEastAsia"/>
-                <w:szCs w:val="28"/>
-              </w:rPr>
-              <w:t>4</w:t>
-            </w:r>
-            <w:r>
-              <w:rPr>
-                <w:rFonts w:eastAsiaTheme="minorEastAsia"/>
-                <w:szCs w:val="28"/>
-              </w:rPr>
-              <w:t xml:space="preserve"> </w:t>
-            </w:r>
-            <w:r>
-              <w:rPr>
-                <w:rFonts w:eastAsiaTheme="minorEastAsia"/>
-                <w:szCs w:val="28"/>
-              </w:rPr>
-              <w:t>м/с,</w:t>
-            </w:r>
-            <w:r>
-              <w:rPr>
-                <w:szCs w:val="28"/>
-              </w:rPr>
-              <w:t xml:space="preserve"> </w:t>
-            </w:r>
-            <w:r>
-              <w:rPr>
-                <w:szCs w:val="28"/>
-              </w:rPr>
-              <w:t>д</w:t>
-            </w:r>
-            <w:r>
-              <w:rPr>
-                <w:szCs w:val="28"/>
-              </w:rPr>
-              <w:t>опустимая температура поверхностей: 16 – 24 °</w:t>
-            </w:r>
-            <w:r>
-              <w:rPr>
-                <w:szCs w:val="28"/>
-              </w:rPr>
-              <w:t>C</w:t>
-            </w:r>
-          </w:p>
-          <w:p>
-            <w:pPr>
-              <w:spacing w:after="20"/>
-              <w:contextualSpacing/>
-              <w:rPr>
-                <w:szCs w:val="28"/>
-              </w:rPr>
-            </w:pPr>
-            <w:r>
-              <w:rPr>
-                <w:color w:val="000000"/>
-                <w:szCs w:val="28"/>
-                <w:shd w:val="clear" w:color="auto" w:fill="FFFFFF"/>
-              </w:rPr>
-              <w:t>В теплое время года температура воздуха</w:t>
-            </w:r>
-            <w:r>
-              <w:rPr>
-                <w:color w:val="000000"/>
-                <w:szCs w:val="28"/>
-                <w:shd w:val="clear" w:color="auto" w:fill="FFFFFF"/>
-              </w:rPr>
-              <w:t>:</w:t>
-            </w:r>
-            <w:r>
-              <w:rPr>
-                <w:color w:val="000000"/>
-                <w:szCs w:val="28"/>
-                <w:shd w:val="clear" w:color="auto" w:fill="FFFFFF"/>
-              </w:rPr>
-              <w:t xml:space="preserve"> </w:t>
-            </w:r>
-            <w:r>
-              <w:rPr>
-                <w:color w:val="000000"/>
-                <w:szCs w:val="28"/>
-                <w:shd w:val="clear" w:color="auto" w:fill="FFFFFF"/>
-              </w:rPr>
-              <w:t>16</w:t>
-            </w:r>
-            <w:r>
-              <w:rPr>
-                <w:color w:val="000000"/>
-                <w:szCs w:val="28"/>
-                <w:shd w:val="clear" w:color="auto" w:fill="FFFFFF"/>
-              </w:rPr>
-              <w:t>-2</w:t>
-            </w:r>
-            <w:r>
-              <w:rPr>
-                <w:color w:val="000000"/>
-                <w:szCs w:val="28"/>
-                <w:shd w:val="clear" w:color="auto" w:fill="FFFFFF"/>
-              </w:rPr>
-              <w:t>7</w:t>
-            </w:r>
-            <w:r>
-              <w:rPr>
-                <w:color w:val="000000"/>
-                <w:szCs w:val="28"/>
-                <w:shd w:val="clear" w:color="auto" w:fill="FFFFFF"/>
-              </w:rPr>
-              <w:t xml:space="preserve"> </w:t>
-            </w:r>
-            <m:oMath>
-              <m:r>
-                <w:rPr>
-                  <w:rFonts w:ascii="Cambria Math" w:hAnsi="Cambria Math"/>
-                  <w:szCs w:val="28"/>
-                </w:rPr>
-                <m:t>℃</m:t>
-              </m:r>
-            </m:oMath>
-            <w:r>
-              <w:rPr>
-                <w:rFonts w:eastAsiaTheme="minorEastAsia"/>
-                <w:szCs w:val="28"/>
-              </w:rPr>
-              <w:t>;</w:t>
-            </w:r>
-            <w:r>
-              <w:rPr>
-                <w:rFonts w:eastAsiaTheme="minorEastAsia"/>
-                <w:szCs w:val="28"/>
-              </w:rPr>
-              <w:t xml:space="preserve"> температура поверхностей</w:t>
-            </w:r>
-            <w:r>
-              <w:rPr>
-                <w:rFonts w:eastAsiaTheme="minorEastAsia"/>
-                <w:szCs w:val="28"/>
-              </w:rPr>
-              <w:t>:</w:t>
-            </w:r>
-            <w:r>
-              <w:rPr>
-                <w:rFonts w:eastAsiaTheme="minorEastAsia"/>
-                <w:szCs w:val="28"/>
-              </w:rPr>
-              <w:t xml:space="preserve"> </w:t>
-            </w:r>
-            <w:r>
-              <w:rPr>
-                <w:rFonts w:eastAsiaTheme="minorEastAsia"/>
-                <w:szCs w:val="28"/>
-              </w:rPr>
-              <w:t>15</w:t>
-            </w:r>
-            <w:r>
-              <w:rPr>
-                <w:rFonts w:eastAsiaTheme="minorEastAsia"/>
-                <w:szCs w:val="28"/>
-              </w:rPr>
-              <w:t>-2</w:t>
-            </w:r>
-            <w:r>
-              <w:rPr>
-                <w:rFonts w:eastAsiaTheme="minorEastAsia"/>
-                <w:szCs w:val="28"/>
-              </w:rPr>
-              <w:t>8</w:t>
-            </w:r>
-            <w:r>
-              <w:rPr>
-                <w:rFonts w:eastAsiaTheme="minorEastAsia"/>
-                <w:szCs w:val="28"/>
-              </w:rPr>
-              <w:t xml:space="preserve"> </w:t>
-            </w:r>
-            <m:oMath>
-              <m:r>
-                <w:rPr>
-                  <w:rFonts w:ascii="Cambria Math" w:hAnsi="Cambria Math"/>
-                  <w:szCs w:val="28"/>
-                </w:rPr>
-                <m:t>℃</m:t>
-              </m:r>
-            </m:oMath>
-            <w:r>
-              <w:rPr>
-                <w:rFonts w:eastAsiaTheme="minorEastAsia"/>
-                <w:szCs w:val="28"/>
-              </w:rPr>
-              <w:t>,</w:t>
-            </w:r>
-            <w:r>
-              <w:rPr>
-                <w:rFonts w:eastAsiaTheme="minorEastAsia"/>
-                <w:szCs w:val="28"/>
-              </w:rPr>
-              <w:t xml:space="preserve"> относительная влажность воздуха</w:t>
-            </w:r>
-            <w:r>
-              <w:rPr>
-                <w:rFonts w:eastAsiaTheme="minorEastAsia"/>
-                <w:szCs w:val="28"/>
-              </w:rPr>
-              <w:t>:</w:t>
-            </w:r>
-            <w:r>
-              <w:rPr>
-                <w:rFonts w:eastAsiaTheme="minorEastAsia"/>
-                <w:szCs w:val="28"/>
-              </w:rPr>
-              <w:t xml:space="preserve"> 15-75</w:t>
-            </w:r>
-            <w:r>
-              <w:rPr>
-                <w:rFonts w:eastAsiaTheme="minorEastAsia"/>
-                <w:szCs w:val="28"/>
-              </w:rPr>
-              <w:t>%</w:t>
-            </w:r>
-            <w:r>
-              <w:rPr>
-                <w:rFonts w:eastAsiaTheme="minorEastAsia"/>
-                <w:szCs w:val="28"/>
-              </w:rPr>
-              <w:t>;</w:t>
-            </w:r>
-            <w:r>
-              <w:rPr>
-                <w:rFonts w:eastAsiaTheme="minorEastAsia"/>
-                <w:szCs w:val="28"/>
-              </w:rPr>
-              <w:t xml:space="preserve"> скорость</w:t>
-            </w:r>
-            <w:r>
-              <w:rPr>
-                <w:rFonts w:eastAsiaTheme="minorEastAsia"/>
-                <w:szCs w:val="28"/>
-              </w:rPr>
-              <w:t xml:space="preserve"> </w:t>
-            </w:r>
-            <w:r>
-              <w:rPr>
-                <w:rFonts w:eastAsiaTheme="minorEastAsia"/>
-                <w:szCs w:val="28"/>
-              </w:rPr>
-              <w:t>движения воздуха</w:t>
-            </w:r>
-            <w:r>
-              <w:rPr>
-                <w:rFonts w:eastAsiaTheme="minorEastAsia"/>
-                <w:szCs w:val="28"/>
-              </w:rPr>
-              <w:t>:</w:t>
-            </w:r>
-            <w:r>
-              <w:rPr>
-                <w:rFonts w:eastAsiaTheme="minorEastAsia"/>
-                <w:szCs w:val="28"/>
-              </w:rPr>
-              <w:t xml:space="preserve"> 0</w:t>
-            </w:r>
-            <w:r>
-              <w:rPr>
-                <w:rFonts w:eastAsiaTheme="minorEastAsia"/>
-                <w:szCs w:val="28"/>
-              </w:rPr>
-              <w:t>,</w:t>
-            </w:r>
-            <w:r>
-              <w:rPr>
-                <w:rFonts w:eastAsiaTheme="minorEastAsia"/>
-                <w:szCs w:val="28"/>
-              </w:rPr>
-              <w:t>2</w:t>
-            </w:r>
-            <w:r>
-              <w:rPr>
-                <w:rFonts w:eastAsiaTheme="minorEastAsia"/>
-                <w:szCs w:val="28"/>
-              </w:rPr>
-              <w:t>-</w:t>
-            </w:r>
-            <w:r>
-              <w:rPr>
-                <w:rFonts w:eastAsiaTheme="minorEastAsia"/>
-                <w:szCs w:val="28"/>
-              </w:rPr>
-              <w:t>0</w:t>
-            </w:r>
-            <w:r>
-              <w:rPr>
-                <w:rFonts w:eastAsiaTheme="minorEastAsia"/>
-                <w:szCs w:val="28"/>
-              </w:rPr>
-              <w:t>,</w:t>
-            </w:r>
-            <w:r>
-              <w:rPr>
-                <w:rFonts w:eastAsiaTheme="minorEastAsia"/>
-                <w:szCs w:val="28"/>
-              </w:rPr>
-              <w:t>5</w:t>
-            </w:r>
-            <w:r>
-              <w:rPr>
-                <w:rFonts w:eastAsiaTheme="minorEastAsia"/>
-                <w:szCs w:val="28"/>
-              </w:rPr>
-              <w:t xml:space="preserve"> </w:t>
-            </w:r>
-            <w:r>
-              <w:rPr>
-                <w:rFonts w:eastAsiaTheme="minorEastAsia"/>
-                <w:szCs w:val="28"/>
-              </w:rPr>
-              <w:t xml:space="preserve">м/с, </w:t>
-            </w:r>
-            <w:r>
-              <w:rPr>
-                <w:szCs w:val="28"/>
-              </w:rPr>
-              <w:t>д</w:t>
-            </w:r>
-            <w:r>
-              <w:rPr>
-                <w:szCs w:val="28"/>
-              </w:rPr>
-              <w:t>опустимая температура поверхностей: 17 – 28 °</w:t>
-            </w:r>
-            <w:r>
-              <w:rPr>
-                <w:szCs w:val="28"/>
-              </w:rPr>
-              <w:t>C</w:t>
-            </w:r>
-          </w:p>
-          <w:p>
-            <w:pPr>
-              <w:rPr>
-                <w:color w:val="000000"/>
-                <w:szCs w:val="28"/>
-                <w:shd w:val="clear" w:color="auto" w:fill="FFFFFF"/>
-              </w:rPr>
-            </w:pPr>
-          </w:p>
-        </w:tc>
-        <w:tc>
-          <w:tcPr>
-            <w:tcW w:w="3973" w:type="dxa"/>
-            <w:gridSpan w:val="2"/>
-          </w:tcPr>
-          <w:p>
-            <w:pPr>
-              <w:pStyle w:val="Default"/>
-              <w:spacing w:line="360" w:lineRule="auto"/>
-              <w:rPr>
-                <w:bCs/>
-              </w:rPr>
-            </w:pPr>
-            <w:r>
-              <w:rPr>
-                <w:szCs w:val="28"/>
-              </w:rPr>
-              <w:t>СанПиН</w:t>
-            </w:r>
-            <w:r>
-              <w:rPr>
-                <w:szCs w:val="28"/>
-              </w:rPr>
-              <w:t xml:space="preserve"> 1.2.3685-21 «</w:t>
-            </w:r>
-            <w:r>
-              <w:rPr>
-                <w:szCs w:val="28"/>
-              </w:rPr>
-              <w:t>Гигиенические нормативы и требования к обеспечению безопасности и (или) безвредности для человека факторов среды обитания</w:t>
-            </w:r>
-            <w:r>
-              <w:rPr>
-                <w:szCs w:val="28"/>
-              </w:rPr>
-              <w:t>»,</w:t>
-            </w:r>
-            <w:r>
-              <w:rPr>
-                <w:szCs w:val="28"/>
-              </w:rPr>
-              <w:t xml:space="preserve"> </w:t>
-            </w:r>
-            <w:r>
-              <w:rPr>
-                <w:szCs w:val="28"/>
-              </w:rPr>
-              <w:t>р</w:t>
-            </w:r>
-            <w:r>
-              <w:rPr>
-                <w:bCs/>
-              </w:rPr>
-              <w:t>аздел «</w:t>
-            </w:r>
-            <w:r>
-              <w:rPr>
-                <w:bCs/>
-              </w:rPr>
-              <w:t>Предельно допустимые уровни физических факторов</w:t>
-            </w:r>
-            <w:r>
-              <w:rPr>
-                <w:bCs/>
-              </w:rPr>
-              <w:t xml:space="preserve"> </w:t>
-            </w:r>
-            <w:r>
-              <w:rPr>
-                <w:bCs/>
-              </w:rPr>
-              <w:t>на рабочих местах</w:t>
-            </w:r>
-            <w:r>
-              <w:rPr>
-                <w:bCs/>
-              </w:rPr>
-              <w:t xml:space="preserve">» </w:t>
-            </w:r>
-          </w:p>
-          <w:p>
-            <w:pPr>
-              <w:pStyle w:val="Default"/>
-              <w:spacing w:line="360" w:lineRule="auto"/>
-              <w:rPr>
-                <w:bCs/>
-                <w:szCs w:val="22"/>
-              </w:rPr>
-            </w:pPr>
-            <w:r>
-              <w:rPr>
-                <w:bCs/>
-              </w:rPr>
-              <w:t>таблица 5.2</w:t>
-            </w:r>
-          </w:p>
-        </w:tc>
-      </w:tr>
-      <w:tr>
-        <w:trPr>
-          <w:trHeight w:val="2518"/>
-        </w:trPr>
-        <w:tc>
-          <w:tcPr>
-            <w:tcW w:w="534" w:type="dxa"/>
-          </w:tcPr>
-          <w:p>
-            <w:pPr>
-              <w:rPr>
-                <w:rFonts w:eastAsia="Times New Roman"/>
-                <w:szCs w:val="28"/>
-                <w:lang w:eastAsia="ru-RU"/>
-              </w:rPr>
-            </w:pPr>
-            <w:r>
-              <w:rPr>
-                <w:spacing w:val="-5"/>
-              </w:rPr>
-              <w:lastRenderedPageBreak/>
-              <w:t>4</w:t>
-            </w:r>
-          </w:p>
-        </w:tc>
-        <w:tc>
-          <w:tcPr>
-            <w:tcW w:w="2553" w:type="dxa"/>
-          </w:tcPr>
-          <w:p>
-            <w:pPr>
-              <w:spacing w:after="20"/>
-              <w:contextualSpacing/>
-              <w:rPr>
-                <w:szCs w:val="28"/>
-                <w:shd w:val="clear" w:color="auto" w:fill="FFFFFF"/>
-              </w:rPr>
-            </w:pPr>
-            <w:r>
-              <w:rPr>
-                <w:szCs w:val="28"/>
-                <w:shd w:val="clear" w:color="auto" w:fill="FFFFFF"/>
-              </w:rPr>
-              <w:t xml:space="preserve">Повышенная </w:t>
-            </w:r>
-          </w:p>
-          <w:p>
-            <w:pPr>
-              <w:spacing w:after="20"/>
-              <w:contextualSpacing/>
-              <w:rPr>
-                <w:szCs w:val="28"/>
-                <w:shd w:val="clear" w:color="auto" w:fill="FFFFFF"/>
-              </w:rPr>
-            </w:pPr>
-            <w:r>
-              <w:rPr>
-                <w:szCs w:val="28"/>
-                <w:shd w:val="clear" w:color="auto" w:fill="FFFFFF"/>
-              </w:rPr>
-              <w:t xml:space="preserve">интенсивность </w:t>
-            </w:r>
-          </w:p>
-          <w:p>
-            <w:pPr>
-              <w:rPr>
-                <w:rFonts w:eastAsia="Times New Roman"/>
-                <w:szCs w:val="28"/>
-                <w:lang w:eastAsia="ru-RU"/>
-              </w:rPr>
-            </w:pPr>
-            <w:r>
-              <w:rPr>
-                <w:szCs w:val="28"/>
-                <w:shd w:val="clear" w:color="auto" w:fill="FFFFFF"/>
-              </w:rPr>
-              <w:t>теплового облучения</w:t>
-            </w:r>
-          </w:p>
-        </w:tc>
-        <w:tc>
-          <w:tcPr>
-            <w:tcW w:w="7688" w:type="dxa"/>
-            <w:gridSpan w:val="2"/>
-          </w:tcPr>
-          <w:p>
-            <w:pPr>
-              <w:rPr>
-                <w:rFonts w:eastAsia="Times New Roman"/>
-                <w:szCs w:val="28"/>
-                <w:lang w:eastAsia="ru-RU"/>
-              </w:rPr>
-            </w:pPr>
-            <w:r>
-              <w:t>Допустимые величины интенсивности теплового облучения поверхности тела работающих от источников излучения, нагретых до температуры более 600°С, не должны превышать 140 Вт/м. При этом облучению не должно подвергаться более 25% поверхности тела с обязательным использованием средств индивидуальной защиты, в том числе средств защиты лица и глаз.</w:t>
-            </w:r>
-          </w:p>
-        </w:tc>
-        <w:tc>
-          <w:tcPr>
-            <w:tcW w:w="3973" w:type="dxa"/>
-            <w:gridSpan w:val="2"/>
-          </w:tcPr>
-          <w:p>
-            <w:pPr>
-              <w:spacing w:after="20"/>
-              <w:contextualSpacing/>
-              <w:rPr>
-                <w:szCs w:val="24"/>
-              </w:rPr>
-            </w:pPr>
-            <w:r>
-              <w:rPr>
-                <w:szCs w:val="24"/>
-              </w:rPr>
-              <w:t>СанПиН 1.2.3685-21 «Гигиенические нормативы и требования к обеспечению безопасности и (или) безвредности для человека факторов среды обитания»</w:t>
-            </w:r>
-          </w:p>
-          <w:p>
-            <w:pPr>
-              <w:pStyle w:val="Default"/>
-              <w:spacing w:line="360" w:lineRule="auto"/>
-              <w:rPr>
-                <w:szCs w:val="28"/>
-              </w:rPr>
-            </w:pPr>
-            <w:r>
-              <w:t>Таблица 5.3</w:t>
-            </w:r>
-          </w:p>
-        </w:tc>
-      </w:tr>
-      <w:tr>
-        <w:trPr>
-          <w:trHeight w:val="5264"/>
-        </w:trPr>
-        <w:tc>
-          <w:tcPr>
-            <w:tcW w:w="534" w:type="dxa"/>
-          </w:tcPr>
-          <w:p>
-            <w:pPr>
-              <w:rPr>
-                <w:rFonts w:eastAsia="Times New Roman"/>
-                <w:szCs w:val="28"/>
-                <w:lang w:eastAsia="ru-RU"/>
-              </w:rPr>
-            </w:pPr>
-            <w:r>
-              <w:rPr>
-                <w:rFonts w:eastAsia="Times New Roman"/>
-                <w:szCs w:val="28"/>
-                <w:lang w:eastAsia="ru-RU"/>
-              </w:rPr>
-              <w:t>5</w:t>
-            </w:r>
-          </w:p>
-        </w:tc>
-        <w:tc>
-          <w:tcPr>
-            <w:tcW w:w="2553" w:type="dxa"/>
-          </w:tcPr>
-          <w:p>
-            <w:pPr>
-              <w:rPr>
-                <w:szCs w:val="24"/>
-              </w:rPr>
-            </w:pPr>
-            <w:r>
-              <w:rPr>
-                <w:spacing w:val="-2"/>
-                <w:szCs w:val="24"/>
-              </w:rPr>
-              <w:t xml:space="preserve">Повышенная </w:t>
-            </w:r>
-            <w:r>
-              <w:rPr>
-                <w:szCs w:val="24"/>
-              </w:rPr>
-              <w:t xml:space="preserve">запылённость и </w:t>
-            </w:r>
-            <w:proofErr w:type="spellStart"/>
-            <w:r>
-              <w:rPr>
-                <w:szCs w:val="24"/>
-              </w:rPr>
-              <w:t>загозованность</w:t>
-            </w:r>
-            <w:proofErr w:type="spellEnd"/>
-            <w:r>
-              <w:rPr>
-                <w:spacing w:val="-15"/>
-                <w:szCs w:val="24"/>
-              </w:rPr>
-              <w:t xml:space="preserve"> </w:t>
-            </w:r>
-            <w:r>
-              <w:rPr>
-                <w:szCs w:val="24"/>
-              </w:rPr>
-              <w:t>воздуха рабочей зоны</w:t>
-            </w:r>
-          </w:p>
-        </w:tc>
-        <w:tc>
-          <w:tcPr>
-            <w:tcW w:w="7688" w:type="dxa"/>
-            <w:gridSpan w:val="2"/>
-          </w:tcPr>
-          <w:p>
-            <w:pPr>
-              <w:rPr>
-                <w:szCs w:val="24"/>
-              </w:rPr>
-            </w:pPr>
-            <w:r>
-              <w:rPr>
-                <w:szCs w:val="24"/>
-              </w:rPr>
-              <w:t>Среднесуточная предельно допустимая концентрация для рабочей зоны:</w:t>
-            </w:r>
-          </w:p>
-          <w:p>
-            <w:pPr>
-              <w:pStyle w:val="af4"/>
-              <w:widowControl w:val="0"/>
-              <w:numPr>
-                <w:ilvl w:val="0"/>
-                <w:numId w:val="21"/>
-              </w:numPr>
-              <w:autoSpaceDE w:val="0"/>
-              <w:autoSpaceDN w:val="0"/>
-              <w:rPr>
-                <w:sz w:val="24"/>
-                <w:szCs w:val="24"/>
-              </w:rPr>
-            </w:pPr>
-            <w:r>
-              <w:rPr>
-                <w:sz w:val="24"/>
-                <w:szCs w:val="24"/>
-              </w:rPr>
-              <w:t>СO</w:t>
-            </w:r>
-            <w:r>
-              <w:rPr>
-                <w:rFonts w:eastAsia="Times New Roman"/>
-                <w:sz w:val="24"/>
-                <w:szCs w:val="24"/>
-                <w:lang w:eastAsia="ru-RU"/>
-              </w:rPr>
-              <w:t>, поз. 2122</w:t>
-            </w:r>
-            <w:r>
-              <w:rPr>
-                <w:sz w:val="24"/>
-                <w:szCs w:val="24"/>
-              </w:rPr>
-              <w:t xml:space="preserve"> – 20 мг/м3;</w:t>
-            </w:r>
-          </w:p>
-          <w:p>
-            <w:pPr>
-              <w:pStyle w:val="af4"/>
-              <w:widowControl w:val="0"/>
-              <w:numPr>
-                <w:ilvl w:val="0"/>
-                <w:numId w:val="21"/>
-              </w:numPr>
-              <w:autoSpaceDE w:val="0"/>
-              <w:autoSpaceDN w:val="0"/>
-              <w:rPr>
-                <w:sz w:val="24"/>
-                <w:szCs w:val="24"/>
-              </w:rPr>
-            </w:pPr>
-            <w:proofErr w:type="spellStart"/>
-            <w:r>
-              <w:rPr>
-                <w:sz w:val="24"/>
-                <w:szCs w:val="24"/>
-              </w:rPr>
-              <w:t>NОх</w:t>
-            </w:r>
-            <w:proofErr w:type="spellEnd"/>
-            <w:r>
-              <w:rPr>
-                <w:rFonts w:eastAsia="Times New Roman"/>
-                <w:sz w:val="24"/>
-                <w:szCs w:val="24"/>
-                <w:lang w:eastAsia="ru-RU"/>
-              </w:rPr>
-              <w:t>, поз. 5,</w:t>
-            </w:r>
-            <w:r>
-              <w:rPr>
-                <w:sz w:val="24"/>
-                <w:szCs w:val="24"/>
-              </w:rPr>
-              <w:t xml:space="preserve"> – 5 мг/м3 (в пересчете на NО</w:t>
-            </w:r>
-            <w:r>
-              <w:rPr>
-                <w:sz w:val="24"/>
-                <w:szCs w:val="24"/>
-                <w:vertAlign w:val="subscript"/>
-              </w:rPr>
-              <w:t>2</w:t>
-            </w:r>
-            <w:r>
-              <w:rPr>
-                <w:sz w:val="24"/>
-                <w:szCs w:val="24"/>
-              </w:rPr>
-              <w:t>);</w:t>
-            </w:r>
-          </w:p>
-          <w:p>
-            <w:pPr>
-              <w:pStyle w:val="af4"/>
-              <w:widowControl w:val="0"/>
-              <w:numPr>
-                <w:ilvl w:val="0"/>
-                <w:numId w:val="21"/>
-              </w:numPr>
-              <w:autoSpaceDE w:val="0"/>
-              <w:autoSpaceDN w:val="0"/>
-              <w:rPr>
-                <w:sz w:val="24"/>
-                <w:szCs w:val="24"/>
-              </w:rPr>
-            </w:pPr>
-            <w:proofErr w:type="spellStart"/>
-            <w:r>
-              <w:rPr>
-                <w:sz w:val="24"/>
-                <w:szCs w:val="24"/>
-              </w:rPr>
-              <w:t>CnНm</w:t>
-            </w:r>
-            <w:proofErr w:type="spellEnd"/>
-            <w:r>
-              <w:rPr>
-                <w:rFonts w:eastAsia="Times New Roman"/>
-                <w:sz w:val="24"/>
-                <w:szCs w:val="24"/>
-                <w:lang w:eastAsia="ru-RU"/>
-              </w:rPr>
-              <w:t>, поз. 2120</w:t>
-            </w:r>
-            <w:r>
-              <w:rPr>
-                <w:sz w:val="24"/>
-                <w:szCs w:val="24"/>
-              </w:rPr>
-              <w:t xml:space="preserve"> – 5 мг/м3;</w:t>
-            </w:r>
-          </w:p>
-          <w:p>
-            <w:pPr>
-              <w:pStyle w:val="af4"/>
-              <w:widowControl w:val="0"/>
-              <w:numPr>
-                <w:ilvl w:val="0"/>
-                <w:numId w:val="21"/>
-              </w:numPr>
-              <w:autoSpaceDE w:val="0"/>
-              <w:autoSpaceDN w:val="0"/>
-              <w:rPr>
-                <w:sz w:val="24"/>
-                <w:szCs w:val="24"/>
-              </w:rPr>
-            </w:pPr>
-            <w:r>
-              <w:rPr>
-                <w:rFonts w:eastAsia="Times New Roman"/>
-                <w:sz w:val="24"/>
-                <w:szCs w:val="24"/>
-              </w:rPr>
-              <w:t>SO</w:t>
-            </w:r>
-            <w:r>
-              <w:rPr>
-                <w:rFonts w:eastAsia="Times New Roman"/>
-                <w:sz w:val="24"/>
-                <w:szCs w:val="24"/>
-                <w:vertAlign w:val="subscript"/>
-              </w:rPr>
-              <w:t>2</w:t>
-            </w:r>
-            <w:r>
-              <w:rPr>
-                <w:rFonts w:eastAsia="Times New Roman"/>
-                <w:sz w:val="24"/>
-                <w:szCs w:val="24"/>
-                <w:lang w:eastAsia="ru-RU"/>
-              </w:rPr>
-              <w:t xml:space="preserve">, поз. 1837 </w:t>
-            </w:r>
-            <w:r>
-              <w:rPr>
-                <w:sz w:val="24"/>
-                <w:szCs w:val="24"/>
-              </w:rPr>
-              <w:t>– 10 мг/м3;</w:t>
-            </w:r>
-          </w:p>
-          <w:p>
-            <w:pPr>
-              <w:pStyle w:val="af4"/>
-              <w:widowControl w:val="0"/>
-              <w:numPr>
-                <w:ilvl w:val="0"/>
-                <w:numId w:val="21"/>
-              </w:numPr>
-              <w:autoSpaceDE w:val="0"/>
-              <w:autoSpaceDN w:val="0"/>
-              <w:rPr>
-                <w:sz w:val="24"/>
-                <w:szCs w:val="24"/>
-              </w:rPr>
-            </w:pPr>
-            <w:r>
-              <w:rPr>
-                <w:rFonts w:eastAsia="Times New Roman"/>
-                <w:sz w:val="24"/>
-                <w:szCs w:val="24"/>
-              </w:rPr>
-              <w:t>С,</w:t>
-            </w:r>
-            <w:r>
-              <w:rPr>
-                <w:rFonts w:eastAsia="Times New Roman"/>
-                <w:sz w:val="24"/>
-                <w:szCs w:val="24"/>
-                <w:lang w:eastAsia="ru-RU"/>
-              </w:rPr>
-              <w:t xml:space="preserve"> поз. 550</w:t>
-            </w:r>
-            <w:r>
-              <w:rPr>
-                <w:sz w:val="24"/>
-                <w:szCs w:val="24"/>
-              </w:rPr>
-              <w:t xml:space="preserve"> – 0,025 мг/м3;</w:t>
-            </w:r>
-          </w:p>
-          <w:p>
-            <w:pPr>
-              <w:pStyle w:val="af4"/>
-              <w:widowControl w:val="0"/>
-              <w:numPr>
-                <w:ilvl w:val="0"/>
-                <w:numId w:val="21"/>
-              </w:numPr>
-              <w:autoSpaceDE w:val="0"/>
-              <w:autoSpaceDN w:val="0"/>
-              <w:rPr>
-                <w:sz w:val="24"/>
-                <w:szCs w:val="24"/>
-              </w:rPr>
-            </w:pPr>
-            <w:r>
-              <w:rPr>
-                <w:sz w:val="24"/>
-                <w:szCs w:val="24"/>
-              </w:rPr>
-              <w:t>кристаллический диоксид кремния в виде пыли</w:t>
-            </w:r>
-            <w:r>
-              <w:rPr>
-                <w:rFonts w:eastAsia="Times New Roman"/>
-                <w:sz w:val="24"/>
-                <w:szCs w:val="24"/>
-                <w:lang w:eastAsia="ru-RU"/>
-              </w:rPr>
-              <w:t>, поз. 1155</w:t>
-            </w:r>
-            <w:r>
-              <w:rPr>
-                <w:sz w:val="24"/>
-                <w:szCs w:val="24"/>
-              </w:rPr>
-              <w:t xml:space="preserve"> - 6 мг/м3;</w:t>
-            </w:r>
-          </w:p>
-          <w:p>
-            <w:pPr>
-              <w:pStyle w:val="af4"/>
-              <w:numPr>
-                <w:ilvl w:val="0"/>
-                <w:numId w:val="6"/>
-              </w:numPr>
-              <w:ind w:left="0" w:firstLine="33"/>
-              <w:jc w:val="left"/>
-              <w:rPr>
-                <w:color w:val="000000"/>
-                <w:sz w:val="24"/>
-                <w:szCs w:val="24"/>
-                <w:shd w:val="clear" w:color="auto" w:fill="FFFFFF"/>
-              </w:rPr>
-            </w:pPr>
-            <w:proofErr w:type="spellStart"/>
-            <w:r>
-              <w:rPr>
-                <w:sz w:val="24"/>
-                <w:szCs w:val="24"/>
-              </w:rPr>
-              <w:t>силикатсодержащие</w:t>
-            </w:r>
-            <w:proofErr w:type="spellEnd"/>
-            <w:r>
-              <w:rPr>
-                <w:sz w:val="24"/>
-                <w:szCs w:val="24"/>
-              </w:rPr>
-              <w:t xml:space="preserve"> пыли, силикаты, алюмосиликаты, поз. 1847 - 2 мг/м3.</w:t>
-            </w:r>
-          </w:p>
-        </w:tc>
-        <w:tc>
-          <w:tcPr>
-            <w:tcW w:w="3973" w:type="dxa"/>
-            <w:gridSpan w:val="2"/>
-          </w:tcPr>
-          <w:p>
-            <w:pPr>
-              <w:pStyle w:val="TableParagraph"/>
-              <w:spacing w:line="360" w:lineRule="auto"/>
-              <w:ind w:left="109"/>
-              <w:rPr>
-                <w:szCs w:val="24"/>
-              </w:rPr>
-            </w:pPr>
-            <w:r>
-              <w:rPr>
-                <w:szCs w:val="24"/>
-              </w:rPr>
-              <w:t>СанПиН 1.2.3685-21 «Гигиенические нормативы</w:t>
-            </w:r>
-            <w:r>
-              <w:rPr>
-                <w:spacing w:val="-9"/>
-                <w:szCs w:val="24"/>
-              </w:rPr>
-              <w:t xml:space="preserve"> </w:t>
-            </w:r>
-            <w:r>
-              <w:rPr>
-                <w:szCs w:val="24"/>
-              </w:rPr>
-              <w:t>и</w:t>
-            </w:r>
-            <w:r>
-              <w:rPr>
-                <w:spacing w:val="-11"/>
-                <w:szCs w:val="24"/>
-              </w:rPr>
-              <w:t xml:space="preserve"> </w:t>
-            </w:r>
-            <w:r>
-              <w:rPr>
-                <w:szCs w:val="24"/>
-              </w:rPr>
-              <w:t>требования</w:t>
-            </w:r>
-            <w:r>
-              <w:rPr>
-                <w:spacing w:val="-10"/>
-                <w:szCs w:val="24"/>
-              </w:rPr>
-              <w:t xml:space="preserve"> </w:t>
-            </w:r>
-            <w:r>
-              <w:rPr>
-                <w:szCs w:val="24"/>
-              </w:rPr>
-              <w:t>к</w:t>
-            </w:r>
-            <w:r>
-              <w:rPr>
-                <w:spacing w:val="-10"/>
-                <w:szCs w:val="24"/>
-              </w:rPr>
-              <w:t xml:space="preserve"> </w:t>
-            </w:r>
-            <w:r>
-              <w:rPr>
-                <w:szCs w:val="24"/>
-              </w:rPr>
-              <w:t>обеспечению безопасности и (или) безвредности для человека факторов среды обитания», раздел «Предельно допустимые концентрации (ПДК) загрязняющих веществ в воздухе рабочей зоны»</w:t>
-            </w:r>
-          </w:p>
-          <w:p>
-            <w:pPr>
-              <w:rPr>
-                <w:szCs w:val="24"/>
-              </w:rPr>
-            </w:pPr>
-            <w:r>
-              <w:rPr>
-                <w:szCs w:val="24"/>
-              </w:rPr>
-              <w:t>Таблица 2.1</w:t>
-            </w:r>
-          </w:p>
-        </w:tc>
-      </w:tr>
-      <w:tr>
-        <w:trPr>
-          <w:gridAfter w:val="1"/>
-          <w:wAfter w:w="11" w:type="dxa"/>
-        </w:trPr>
-        <w:tc>
-          <w:tcPr>
-            <w:tcW w:w="534" w:type="dxa"/>
-          </w:tcPr>
-          <w:p>
-            <w:pPr>
-              <w:rPr>
-                <w:rFonts w:eastAsia="Times New Roman"/>
-                <w:szCs w:val="28"/>
-                <w:lang w:eastAsia="ru-RU"/>
-              </w:rPr>
-            </w:pPr>
-            <w:r>
-              <w:rPr>
-                <w:rFonts w:eastAsia="Times New Roman"/>
-                <w:szCs w:val="28"/>
-                <w:lang w:eastAsia="ru-RU"/>
-              </w:rPr>
-              <w:lastRenderedPageBreak/>
-              <w:t>6</w:t>
-            </w:r>
-          </w:p>
-        </w:tc>
-        <w:tc>
-          <w:tcPr>
-            <w:tcW w:w="2553" w:type="dxa"/>
-          </w:tcPr>
-          <w:p>
-            <w:pPr>
-              <w:rPr>
-                <w:rFonts w:eastAsia="Times New Roman"/>
-                <w:szCs w:val="28"/>
-                <w:lang w:eastAsia="ru-RU"/>
-              </w:rPr>
-            </w:pPr>
-            <w:r>
-              <w:rPr>
-                <w:rFonts w:eastAsia="Times New Roman"/>
-                <w:szCs w:val="28"/>
-                <w:lang w:eastAsia="ru-RU"/>
-              </w:rPr>
-              <w:t>Повышенный уровень вибрации на рабочем месте</w:t>
-            </w:r>
-          </w:p>
-        </w:tc>
-        <w:tc>
-          <w:tcPr>
-            <w:tcW w:w="7682" w:type="dxa"/>
-          </w:tcPr>
-          <w:p>
-            <w:pPr>
-              <w:rPr>
-                <w:rFonts w:eastAsia="Times New Roman"/>
-                <w:szCs w:val="28"/>
-                <w:lang w:eastAsia="ru-RU"/>
-              </w:rPr>
-            </w:pPr>
-            <w:r>
-              <w:rPr>
-                <w:rFonts w:eastAsia="Times New Roman"/>
-                <w:szCs w:val="28"/>
-                <w:lang w:eastAsia="ru-RU"/>
-              </w:rPr>
-              <w:t>Предельно допустимые значения и уровни производственной вибрации (выбрано для технологической вибрации на стационарных рабочих местах)</w:t>
-            </w:r>
-            <w:r>
-              <w:rPr>
-                <w:rFonts w:eastAsia="Times New Roman"/>
-                <w:szCs w:val="28"/>
-                <w:lang w:eastAsia="ru-RU"/>
-              </w:rPr>
-              <w:t xml:space="preserve">, </w:t>
-            </w:r>
-            <w:r>
-              <w:rPr>
-                <w:rFonts w:eastAsia="Times New Roman"/>
-                <w:szCs w:val="28"/>
-                <w:lang w:eastAsia="ru-RU"/>
-              </w:rPr>
-              <w:t xml:space="preserve">указаны эквивалентные корректированные уровни </w:t>
-            </w:r>
-            <w:proofErr w:type="spellStart"/>
-            <w:r>
-              <w:rPr>
-                <w:rFonts w:eastAsia="Times New Roman"/>
-                <w:szCs w:val="28"/>
-                <w:lang w:eastAsia="ru-RU"/>
-              </w:rPr>
-              <w:t>виброускорения</w:t>
-            </w:r>
-            <w:proofErr w:type="spellEnd"/>
-            <w:r>
-              <w:rPr>
-                <w:rFonts w:eastAsia="Times New Roman"/>
-                <w:szCs w:val="28"/>
-                <w:lang w:eastAsia="ru-RU"/>
-              </w:rPr>
-              <w:t>:</w:t>
-            </w:r>
-          </w:p>
-          <w:p>
-            <w:pPr>
-              <w:pStyle w:val="af4"/>
-              <w:numPr>
-                <w:ilvl w:val="0"/>
-                <w:numId w:val="6"/>
-              </w:numPr>
-              <w:jc w:val="left"/>
-              <w:rPr>
-                <w:szCs w:val="28"/>
-              </w:rPr>
-            </w:pPr>
-            <w:r>
-              <w:rPr>
-                <w:color w:val="000000"/>
-                <w:sz w:val="24"/>
-                <w:szCs w:val="28"/>
-                <w:shd w:val="clear" w:color="auto" w:fill="FFFFFF"/>
-              </w:rPr>
-              <w:t xml:space="preserve">Для направления действия </w:t>
-            </w:r>
-            <w:r>
-              <w:rPr>
-                <w:color w:val="000000"/>
-                <w:sz w:val="24"/>
-                <w:szCs w:val="28"/>
-                <w:shd w:val="clear" w:color="auto" w:fill="FFFFFF"/>
-                <w:lang w:val="en-US"/>
-              </w:rPr>
-              <w:t>Zo</w:t>
-            </w:r>
-            <w:r>
-              <w:rPr>
-                <w:color w:val="000000"/>
-                <w:sz w:val="24"/>
-                <w:szCs w:val="28"/>
-                <w:shd w:val="clear" w:color="auto" w:fill="FFFFFF"/>
-              </w:rPr>
-              <w:t>:</w:t>
-            </w:r>
-            <w:r>
-              <w:rPr>
-                <w:color w:val="000000"/>
-                <w:sz w:val="24"/>
-                <w:szCs w:val="28"/>
-                <w:shd w:val="clear" w:color="auto" w:fill="FFFFFF"/>
-              </w:rPr>
-              <w:t xml:space="preserve"> 0</w:t>
-            </w:r>
-            <w:r>
-              <w:rPr>
-                <w:color w:val="000000"/>
-                <w:sz w:val="24"/>
-                <w:szCs w:val="28"/>
-                <w:shd w:val="clear" w:color="auto" w:fill="FFFFFF"/>
-              </w:rPr>
-              <w:t xml:space="preserve">,1 </w:t>
-            </w:r>
-            <w:r>
-              <w:rPr>
-                <w:color w:val="000000"/>
-                <w:sz w:val="24"/>
-                <w:szCs w:val="28"/>
-                <w:shd w:val="clear" w:color="auto" w:fill="FFFFFF"/>
-              </w:rPr>
-              <w:t>м/с</w:t>
-            </w:r>
-            <w:r>
-              <w:rPr>
-                <w:color w:val="000000"/>
-                <w:sz w:val="24"/>
-                <w:szCs w:val="28"/>
-                <w:shd w:val="clear" w:color="auto" w:fill="FFFFFF"/>
-                <w:vertAlign w:val="superscript"/>
-              </w:rPr>
-              <w:t>2</w:t>
-            </w:r>
-            <w:r>
-              <w:rPr>
-                <w:color w:val="000000"/>
-                <w:sz w:val="24"/>
-                <w:szCs w:val="28"/>
-                <w:shd w:val="clear" w:color="auto" w:fill="FFFFFF"/>
-              </w:rPr>
-              <w:t>,</w:t>
-            </w:r>
-            <w:r>
-              <w:rPr>
-                <w:color w:val="000000"/>
-                <w:sz w:val="24"/>
-                <w:szCs w:val="28"/>
-                <w:shd w:val="clear" w:color="auto" w:fill="FFFFFF"/>
-              </w:rPr>
-              <w:t xml:space="preserve"> 100 дБ</w:t>
-            </w:r>
-            <w:r>
-              <w:rPr>
-                <w:color w:val="000000"/>
-                <w:sz w:val="24"/>
-                <w:szCs w:val="28"/>
-                <w:shd w:val="clear" w:color="auto" w:fill="FFFFFF"/>
-              </w:rPr>
-              <w:t>;</w:t>
-            </w:r>
-          </w:p>
-          <w:p>
-            <w:pPr>
-              <w:pStyle w:val="af4"/>
-              <w:numPr>
-                <w:ilvl w:val="0"/>
-                <w:numId w:val="6"/>
-              </w:numPr>
-              <w:spacing w:after="160" w:line="256" w:lineRule="auto"/>
-              <w:jc w:val="left"/>
-              <w:rPr>
-                <w:sz w:val="24"/>
-                <w:szCs w:val="24"/>
-              </w:rPr>
-            </w:pPr>
-            <w:r>
-              <w:rPr>
-                <w:sz w:val="24"/>
-                <w:szCs w:val="24"/>
-              </w:rPr>
-              <w:t xml:space="preserve">Для направления действия </w:t>
-            </w:r>
-            <w:r>
-              <w:rPr>
-                <w:sz w:val="24"/>
-                <w:szCs w:val="24"/>
-                <w:lang w:val="en-US"/>
-              </w:rPr>
-              <w:t>X</w:t>
-            </w:r>
-            <w:r>
-              <w:rPr>
-                <w:sz w:val="24"/>
-                <w:szCs w:val="24"/>
-              </w:rPr>
-              <w:t xml:space="preserve">o, </w:t>
-            </w:r>
-            <w:proofErr w:type="spellStart"/>
-            <w:r>
-              <w:rPr>
-                <w:sz w:val="24"/>
-                <w:szCs w:val="24"/>
-                <w:lang w:val="en-US"/>
-              </w:rPr>
-              <w:t>Yo</w:t>
-            </w:r>
-            <w:proofErr w:type="spellEnd"/>
-            <w:r>
-              <w:rPr>
-                <w:sz w:val="24"/>
-                <w:szCs w:val="24"/>
-              </w:rPr>
-              <w:t>: 0,071 м/с2, 97 дБ;</w:t>
-            </w:r>
-          </w:p>
-        </w:tc>
-        <w:tc>
-          <w:tcPr>
-            <w:tcW w:w="3968" w:type="dxa"/>
-            <w:gridSpan w:val="2"/>
-          </w:tcPr>
-          <w:p>
-            <w:pPr>
-              <w:rPr>
-                <w:rFonts w:eastAsia="Times New Roman"/>
-                <w:szCs w:val="28"/>
-                <w:lang w:eastAsia="ru-RU"/>
-              </w:rPr>
-            </w:pPr>
-            <w:r>
-              <w:rPr>
-                <w:rFonts w:eastAsia="Times New Roman"/>
-                <w:szCs w:val="28"/>
-                <w:lang w:eastAsia="ru-RU"/>
-              </w:rPr>
-              <w:t>СанПиН 1.2.3685-21 «Гигиенические нормативы и требования к обеспечению безопасности и (или) безвредности для человека факторов среды обитания»</w:t>
-            </w:r>
-          </w:p>
-          <w:p>
-            <w:pPr>
-              <w:rPr>
-                <w:rFonts w:eastAsia="Times New Roman"/>
-                <w:color w:val="FF0000"/>
-                <w:szCs w:val="28"/>
-                <w:lang w:eastAsia="ru-RU"/>
-              </w:rPr>
-            </w:pPr>
-            <w:r>
-              <w:rPr>
-                <w:rFonts w:eastAsia="Times New Roman"/>
-                <w:szCs w:val="28"/>
-                <w:lang w:eastAsia="ru-RU"/>
-              </w:rPr>
-              <w:t>Таблица 5.4</w:t>
-            </w:r>
-          </w:p>
-        </w:tc>
-      </w:tr>
-      <w:tr>
-        <w:trPr>
-          <w:gridAfter w:val="1"/>
-          <w:wAfter w:w="11" w:type="dxa"/>
-          <w:trHeight w:val="5686"/>
-        </w:trPr>
-        <w:tc>
-          <w:tcPr>
-            <w:tcW w:w="534" w:type="dxa"/>
-          </w:tcPr>
-          <w:p>
-            <w:pPr>
-              <w:rPr>
-                <w:rFonts w:eastAsia="Times New Roman"/>
-                <w:szCs w:val="28"/>
-                <w:lang w:eastAsia="ru-RU"/>
-              </w:rPr>
-            </w:pPr>
-            <w:r>
-              <w:rPr>
-                <w:rFonts w:eastAsia="Times New Roman"/>
-                <w:szCs w:val="28"/>
-                <w:lang w:eastAsia="ru-RU"/>
-              </w:rPr>
-              <w:t>7</w:t>
-            </w:r>
-          </w:p>
-        </w:tc>
-        <w:tc>
-          <w:tcPr>
-            <w:tcW w:w="2553" w:type="dxa"/>
-          </w:tcPr>
-          <w:p>
-            <w:pPr>
-              <w:rPr>
-                <w:rFonts w:eastAsia="Times New Roman"/>
-                <w:szCs w:val="28"/>
-                <w:lang w:eastAsia="ru-RU"/>
-              </w:rPr>
-            </w:pPr>
-            <w:r>
-              <w:rPr>
-                <w:rFonts w:eastAsia="Times New Roman"/>
-                <w:szCs w:val="28"/>
-                <w:lang w:eastAsia="ru-RU"/>
-              </w:rPr>
-              <w:t>Повышенный уровень шума на рабочем месте</w:t>
-            </w:r>
-          </w:p>
-        </w:tc>
-        <w:tc>
-          <w:tcPr>
-            <w:tcW w:w="7682" w:type="dxa"/>
-          </w:tcPr>
-          <w:p>
-            <w:pPr>
-              <w:rPr>
-                <w:szCs w:val="28"/>
-              </w:rPr>
-            </w:pPr>
-            <w:r>
-              <w:rPr>
-                <w:szCs w:val="28"/>
-              </w:rPr>
-              <w:t>Предельно допустимые октавные уровни звукового давления на рабочем месте в производственном здании для помещений с постоянными рабочими местами производственных предприятий в октавных полосах частот со среднегеометрическими частотами</w:t>
-            </w:r>
-            <w:r>
-              <w:rPr>
-                <w:szCs w:val="28"/>
-              </w:rPr>
-              <w:t xml:space="preserve"> </w:t>
-            </w:r>
-          </w:p>
-          <w:p>
-            <w:pPr>
-              <w:pStyle w:val="af4"/>
-              <w:numPr>
-                <w:ilvl w:val="0"/>
-                <w:numId w:val="6"/>
-              </w:numPr>
-              <w:jc w:val="left"/>
-              <w:rPr>
-                <w:szCs w:val="28"/>
-              </w:rPr>
-            </w:pPr>
-            <w:r>
-              <w:rPr>
-                <w:color w:val="000000"/>
-                <w:sz w:val="24"/>
-                <w:szCs w:val="28"/>
-                <w:shd w:val="clear" w:color="auto" w:fill="FFFFFF"/>
-              </w:rPr>
-              <w:t xml:space="preserve">Частоты 31.5 Гц: </w:t>
-            </w:r>
-            <w:r>
-              <w:rPr>
-                <w:color w:val="000000"/>
-                <w:sz w:val="24"/>
-                <w:szCs w:val="28"/>
-                <w:shd w:val="clear" w:color="auto" w:fill="FFFFFF"/>
-              </w:rPr>
-              <w:t>99</w:t>
-            </w:r>
-            <w:r>
-              <w:rPr>
-                <w:color w:val="000000"/>
-                <w:sz w:val="24"/>
-                <w:szCs w:val="28"/>
-                <w:shd w:val="clear" w:color="auto" w:fill="FFFFFF"/>
-              </w:rPr>
-              <w:t xml:space="preserve"> дБ</w:t>
-            </w:r>
-            <w:r>
-              <w:rPr>
-                <w:color w:val="000000"/>
-                <w:sz w:val="24"/>
-                <w:szCs w:val="28"/>
-                <w:shd w:val="clear" w:color="auto" w:fill="FFFFFF"/>
-                <w:lang w:val="en-US"/>
-              </w:rPr>
-              <w:t>;</w:t>
-            </w:r>
-          </w:p>
-          <w:p>
-            <w:pPr>
-              <w:pStyle w:val="af4"/>
-              <w:numPr>
-                <w:ilvl w:val="0"/>
-                <w:numId w:val="6"/>
-              </w:numPr>
-              <w:jc w:val="left"/>
-              <w:rPr>
-                <w:sz w:val="24"/>
-                <w:szCs w:val="32"/>
-              </w:rPr>
-            </w:pPr>
-            <w:r>
-              <w:rPr>
-                <w:sz w:val="24"/>
-                <w:szCs w:val="32"/>
-              </w:rPr>
-              <w:t>Частоты 63 Гц: 9</w:t>
-            </w:r>
-            <w:r>
-              <w:rPr>
-                <w:sz w:val="24"/>
-                <w:szCs w:val="32"/>
-                <w:lang w:val="en-US"/>
-              </w:rPr>
-              <w:t>5</w:t>
-            </w:r>
-            <w:r>
-              <w:rPr>
-                <w:sz w:val="24"/>
-                <w:szCs w:val="32"/>
-              </w:rPr>
-              <w:t xml:space="preserve"> дБ</w:t>
-            </w:r>
-            <w:r>
-              <w:rPr>
-                <w:sz w:val="24"/>
-                <w:szCs w:val="32"/>
-                <w:lang w:val="en-US"/>
-              </w:rPr>
-              <w:t>;</w:t>
-            </w:r>
-          </w:p>
-          <w:p>
-            <w:pPr>
-              <w:pStyle w:val="af4"/>
-              <w:numPr>
-                <w:ilvl w:val="0"/>
-                <w:numId w:val="6"/>
-              </w:numPr>
-              <w:jc w:val="left"/>
-              <w:rPr>
-                <w:szCs w:val="28"/>
-              </w:rPr>
-            </w:pPr>
-            <w:r>
-              <w:rPr>
-                <w:color w:val="000000"/>
-                <w:sz w:val="24"/>
-                <w:szCs w:val="28"/>
-                <w:shd w:val="clear" w:color="auto" w:fill="FFFFFF"/>
-              </w:rPr>
-              <w:t xml:space="preserve">Частоты </w:t>
-            </w:r>
-            <w:r>
-              <w:rPr>
-                <w:color w:val="000000"/>
-                <w:sz w:val="24"/>
-                <w:szCs w:val="28"/>
-                <w:shd w:val="clear" w:color="auto" w:fill="FFFFFF"/>
-              </w:rPr>
-              <w:t>12</w:t>
-            </w:r>
-            <w:r>
-              <w:rPr>
-                <w:color w:val="000000"/>
-                <w:sz w:val="24"/>
-                <w:szCs w:val="28"/>
-                <w:shd w:val="clear" w:color="auto" w:fill="FFFFFF"/>
-              </w:rPr>
-              <w:t xml:space="preserve">5 Гц: </w:t>
-            </w:r>
-            <w:r>
-              <w:rPr>
-                <w:color w:val="000000"/>
-                <w:sz w:val="24"/>
-                <w:szCs w:val="28"/>
-                <w:shd w:val="clear" w:color="auto" w:fill="FFFFFF"/>
-                <w:lang w:val="en-US"/>
-              </w:rPr>
-              <w:t>87</w:t>
-            </w:r>
-            <w:r>
-              <w:rPr>
-                <w:color w:val="000000"/>
-                <w:sz w:val="24"/>
-                <w:szCs w:val="28"/>
-                <w:shd w:val="clear" w:color="auto" w:fill="FFFFFF"/>
-              </w:rPr>
-              <w:t xml:space="preserve"> дБ</w:t>
-            </w:r>
-            <w:r>
-              <w:rPr>
-                <w:color w:val="000000"/>
-                <w:sz w:val="24"/>
-                <w:szCs w:val="28"/>
-                <w:shd w:val="clear" w:color="auto" w:fill="FFFFFF"/>
-                <w:lang w:val="en-US"/>
-              </w:rPr>
-              <w:t>;</w:t>
-            </w:r>
-          </w:p>
-          <w:p>
-            <w:pPr>
-              <w:pStyle w:val="af4"/>
-              <w:numPr>
-                <w:ilvl w:val="0"/>
-                <w:numId w:val="6"/>
-              </w:numPr>
-              <w:jc w:val="left"/>
-              <w:rPr>
-                <w:sz w:val="24"/>
-                <w:szCs w:val="32"/>
-              </w:rPr>
-            </w:pPr>
-            <w:r>
-              <w:rPr>
-                <w:sz w:val="24"/>
-                <w:szCs w:val="32"/>
-              </w:rPr>
-              <w:t xml:space="preserve">Частоты </w:t>
-            </w:r>
-            <w:r>
-              <w:rPr>
-                <w:sz w:val="24"/>
-                <w:szCs w:val="32"/>
-              </w:rPr>
-              <w:t>250</w:t>
-            </w:r>
-            <w:r>
-              <w:rPr>
-                <w:sz w:val="24"/>
-                <w:szCs w:val="32"/>
-              </w:rPr>
-              <w:t xml:space="preserve"> Гц: </w:t>
-            </w:r>
-            <w:r>
-              <w:rPr>
-                <w:sz w:val="24"/>
-                <w:szCs w:val="32"/>
-                <w:lang w:val="en-US"/>
-              </w:rPr>
-              <w:t>82</w:t>
-            </w:r>
-            <w:r>
-              <w:rPr>
-                <w:sz w:val="24"/>
-                <w:szCs w:val="32"/>
-              </w:rPr>
-              <w:t xml:space="preserve"> дБ</w:t>
-            </w:r>
-            <w:r>
-              <w:rPr>
-                <w:sz w:val="24"/>
-                <w:szCs w:val="32"/>
-                <w:lang w:val="en-US"/>
-              </w:rPr>
-              <w:t>;</w:t>
-            </w:r>
-          </w:p>
-          <w:p>
-            <w:pPr>
-              <w:pStyle w:val="af4"/>
-              <w:numPr>
-                <w:ilvl w:val="0"/>
-                <w:numId w:val="6"/>
-              </w:numPr>
-              <w:jc w:val="left"/>
-              <w:rPr>
-                <w:szCs w:val="28"/>
-              </w:rPr>
-            </w:pPr>
-            <w:r>
-              <w:rPr>
-                <w:color w:val="000000"/>
-                <w:sz w:val="24"/>
-                <w:szCs w:val="28"/>
-                <w:shd w:val="clear" w:color="auto" w:fill="FFFFFF"/>
-              </w:rPr>
-              <w:t xml:space="preserve">Частоты </w:t>
-            </w:r>
-            <w:r>
-              <w:rPr>
-                <w:color w:val="000000"/>
-                <w:sz w:val="24"/>
-                <w:szCs w:val="28"/>
-                <w:shd w:val="clear" w:color="auto" w:fill="FFFFFF"/>
-              </w:rPr>
-              <w:t>500</w:t>
-            </w:r>
-            <w:r>
-              <w:rPr>
-                <w:color w:val="000000"/>
-                <w:sz w:val="24"/>
-                <w:szCs w:val="28"/>
-                <w:shd w:val="clear" w:color="auto" w:fill="FFFFFF"/>
-              </w:rPr>
-              <w:t xml:space="preserve"> Гц: </w:t>
-            </w:r>
-            <w:r>
-              <w:rPr>
-                <w:color w:val="000000"/>
-                <w:sz w:val="24"/>
-                <w:szCs w:val="28"/>
-                <w:shd w:val="clear" w:color="auto" w:fill="FFFFFF"/>
-                <w:lang w:val="en-US"/>
-              </w:rPr>
-              <w:t>78</w:t>
-            </w:r>
-            <w:r>
-              <w:rPr>
-                <w:color w:val="000000"/>
-                <w:sz w:val="24"/>
-                <w:szCs w:val="28"/>
-                <w:shd w:val="clear" w:color="auto" w:fill="FFFFFF"/>
-              </w:rPr>
-              <w:t xml:space="preserve"> дБ</w:t>
-            </w:r>
-            <w:r>
-              <w:rPr>
-                <w:color w:val="000000"/>
-                <w:sz w:val="24"/>
-                <w:szCs w:val="28"/>
-                <w:shd w:val="clear" w:color="auto" w:fill="FFFFFF"/>
-                <w:lang w:val="en-US"/>
-              </w:rPr>
-              <w:t>;</w:t>
-            </w:r>
-          </w:p>
-          <w:p>
-            <w:pPr>
-              <w:pStyle w:val="af4"/>
-              <w:numPr>
-                <w:ilvl w:val="0"/>
-                <w:numId w:val="6"/>
-              </w:numPr>
-              <w:jc w:val="left"/>
-              <w:rPr>
-                <w:sz w:val="24"/>
-                <w:szCs w:val="32"/>
-              </w:rPr>
-            </w:pPr>
-            <w:r>
-              <w:rPr>
-                <w:sz w:val="24"/>
-                <w:szCs w:val="32"/>
-              </w:rPr>
-              <w:t xml:space="preserve">Частоты </w:t>
-            </w:r>
-            <w:r>
-              <w:rPr>
-                <w:sz w:val="24"/>
-                <w:szCs w:val="32"/>
-              </w:rPr>
-              <w:t>1000</w:t>
-            </w:r>
-            <w:r>
-              <w:rPr>
-                <w:sz w:val="24"/>
-                <w:szCs w:val="32"/>
-              </w:rPr>
-              <w:t xml:space="preserve"> Гц: </w:t>
-            </w:r>
-            <w:r>
-              <w:rPr>
-                <w:sz w:val="24"/>
-                <w:szCs w:val="32"/>
-                <w:lang w:val="en-US"/>
-              </w:rPr>
-              <w:t>75</w:t>
-            </w:r>
-            <w:r>
-              <w:rPr>
-                <w:sz w:val="24"/>
-                <w:szCs w:val="32"/>
-              </w:rPr>
-              <w:t xml:space="preserve"> дБ</w:t>
-            </w:r>
-            <w:r>
-              <w:rPr>
-                <w:sz w:val="24"/>
-                <w:szCs w:val="32"/>
-                <w:lang w:val="en-US"/>
-              </w:rPr>
-              <w:t>;</w:t>
-            </w:r>
-          </w:p>
-          <w:p>
-            <w:pPr>
-              <w:pStyle w:val="af4"/>
-              <w:numPr>
-                <w:ilvl w:val="0"/>
-                <w:numId w:val="6"/>
-              </w:numPr>
-              <w:jc w:val="left"/>
-              <w:rPr>
-                <w:sz w:val="24"/>
-                <w:szCs w:val="32"/>
-              </w:rPr>
-            </w:pPr>
-            <w:r>
-              <w:rPr>
-                <w:sz w:val="24"/>
-                <w:szCs w:val="32"/>
-              </w:rPr>
-              <w:t xml:space="preserve">Частоты 2000 Гц: </w:t>
-            </w:r>
-            <w:r>
-              <w:rPr>
-                <w:sz w:val="24"/>
-                <w:szCs w:val="32"/>
-                <w:lang w:val="en-US"/>
-              </w:rPr>
-              <w:t>73</w:t>
-            </w:r>
-            <w:r>
-              <w:rPr>
-                <w:sz w:val="24"/>
-                <w:szCs w:val="32"/>
-              </w:rPr>
-              <w:t xml:space="preserve"> дБ</w:t>
-            </w:r>
-          </w:p>
-          <w:p>
-            <w:pPr>
-              <w:pStyle w:val="af4"/>
-              <w:numPr>
-                <w:ilvl w:val="0"/>
-                <w:numId w:val="6"/>
-              </w:numPr>
-              <w:jc w:val="left"/>
-              <w:rPr>
-                <w:sz w:val="24"/>
-                <w:szCs w:val="32"/>
-              </w:rPr>
-            </w:pPr>
-            <w:r>
-              <w:rPr>
-                <w:sz w:val="24"/>
-                <w:szCs w:val="32"/>
-              </w:rPr>
-              <w:lastRenderedPageBreak/>
-              <w:t xml:space="preserve">Частоты 4000 Гц: </w:t>
-            </w:r>
-            <w:r>
-              <w:rPr>
-                <w:sz w:val="24"/>
-                <w:szCs w:val="32"/>
-                <w:lang w:val="en-US"/>
-              </w:rPr>
-              <w:t>71</w:t>
-            </w:r>
-            <w:r>
-              <w:rPr>
-                <w:sz w:val="24"/>
-                <w:szCs w:val="32"/>
-              </w:rPr>
-              <w:t xml:space="preserve"> дБ</w:t>
-            </w:r>
-          </w:p>
-          <w:p>
-            <w:pPr>
-              <w:pStyle w:val="af4"/>
-              <w:numPr>
-                <w:ilvl w:val="0"/>
-                <w:numId w:val="6"/>
-              </w:numPr>
-              <w:jc w:val="left"/>
-              <w:rPr>
-                <w:sz w:val="24"/>
-                <w:szCs w:val="32"/>
-              </w:rPr>
-            </w:pPr>
-            <w:r>
-              <w:rPr>
-                <w:sz w:val="24"/>
-                <w:szCs w:val="32"/>
-              </w:rPr>
-              <w:t>Частоты 8000 Гц: 6</w:t>
-            </w:r>
-            <w:r>
-              <w:rPr>
-                <w:sz w:val="24"/>
-                <w:szCs w:val="32"/>
-                <w:lang w:val="en-US"/>
-              </w:rPr>
-              <w:t>9</w:t>
-            </w:r>
-            <w:r>
-              <w:rPr>
-                <w:sz w:val="24"/>
-                <w:szCs w:val="32"/>
-              </w:rPr>
-              <w:t xml:space="preserve"> дБ,</w:t>
-            </w:r>
-          </w:p>
-          <w:p>
-            <w:pPr>
-              <w:pStyle w:val="af4"/>
-              <w:numPr>
-                <w:ilvl w:val="0"/>
-                <w:numId w:val="6"/>
-              </w:numPr>
-              <w:jc w:val="left"/>
-              <w:rPr>
-                <w:sz w:val="24"/>
-                <w:szCs w:val="32"/>
-              </w:rPr>
-            </w:pPr>
-            <w:r>
-              <w:rPr>
-                <w:rFonts w:eastAsia="Times New Roman"/>
-                <w:sz w:val="24"/>
-                <w:szCs w:val="24"/>
-                <w:lang w:eastAsia="ru-RU"/>
-              </w:rPr>
-              <w:t>Э</w:t>
-            </w:r>
-            <w:r>
-              <w:rPr>
-                <w:rFonts w:eastAsia="Times New Roman"/>
-                <w:sz w:val="24"/>
-                <w:szCs w:val="24"/>
-                <w:lang w:eastAsia="ru-RU"/>
-              </w:rPr>
-              <w:t xml:space="preserve">квивалентный уровень звука – </w:t>
-            </w:r>
-            <w:r>
-              <w:rPr>
-                <w:rFonts w:eastAsia="Times New Roman"/>
-                <w:sz w:val="24"/>
-                <w:szCs w:val="24"/>
-                <w:lang w:eastAsia="ru-RU"/>
-              </w:rPr>
-              <w:t>80</w:t>
-            </w:r>
-            <w:r>
-              <w:rPr>
-                <w:rFonts w:eastAsia="Times New Roman"/>
-                <w:sz w:val="24"/>
-                <w:szCs w:val="24"/>
-                <w:lang w:eastAsia="ru-RU"/>
-              </w:rPr>
-              <w:t xml:space="preserve"> </w:t>
-            </w:r>
-            <w:proofErr w:type="spellStart"/>
-            <w:r>
-              <w:rPr>
-                <w:rFonts w:eastAsia="Times New Roman"/>
-                <w:sz w:val="24"/>
-                <w:szCs w:val="24"/>
-                <w:lang w:eastAsia="ru-RU"/>
-              </w:rPr>
-              <w:t>дБА</w:t>
-            </w:r>
-            <w:proofErr w:type="spellEnd"/>
-          </w:p>
-        </w:tc>
-        <w:tc>
-          <w:tcPr>
-            <w:tcW w:w="3968" w:type="dxa"/>
-            <w:gridSpan w:val="2"/>
-          </w:tcPr>
-          <w:p>
-            <w:pPr>
-              <w:rPr>
-                <w:szCs w:val="28"/>
-              </w:rPr>
-            </w:pPr>
-            <w:r>
-              <w:rPr>
-                <w:szCs w:val="28"/>
-              </w:rPr>
-              <w:lastRenderedPageBreak/>
-              <w:t>СанПиН</w:t>
-            </w:r>
-            <w:r>
-              <w:rPr>
-                <w:szCs w:val="28"/>
-              </w:rPr>
-              <w:t xml:space="preserve"> 1.2.3685-21 «</w:t>
-            </w:r>
-            <w:r>
-              <w:rPr>
-                <w:szCs w:val="28"/>
-              </w:rPr>
-              <w:t>Гигиенические нормативы и требования к обеспечению безопасности и (или) безвредности для человека факторов среды обитания</w:t>
-            </w:r>
-            <w:r>
-              <w:rPr>
-                <w:szCs w:val="28"/>
-              </w:rPr>
-              <w:t>»</w:t>
-            </w:r>
-          </w:p>
-        </w:tc>
-      </w:tr>
-    </w:tbl>
-    <w:p>
-      <w:pPr>
-        <w:rPr>
-          <w:rFonts w:eastAsia="Times New Roman" w:cs="Arial"/>
-          <w:bCs/>
-          <w:kern w:val="32"/>
-          <w:szCs w:val="28"/>
-          <w:lang w:eastAsia="ru-RU"/>
-        </w:rPr>
-      </w:pPr>
-    </w:p>
-    <w:p>
-      <w:pPr>
-        <w:rPr>
-          <w:rFonts w:eastAsia="Times New Roman" w:cs="Arial"/>
-          <w:bCs/>
-          <w:kern w:val="32"/>
-          <w:szCs w:val="28"/>
-          <w:lang w:eastAsia="ru-RU"/>
-        </w:rPr>
-      </w:pPr>
-      <w:r>
-        <w:rPr>
-          <w:rFonts w:eastAsia="Times New Roman" w:cs="Arial"/>
-          <w:bCs/>
-          <w:kern w:val="32"/>
-          <w:szCs w:val="28"/>
-          <w:lang w:eastAsia="ru-RU"/>
-        </w:rPr>
-        <w:br w:type="page"/>
-      </w:r>
-    </w:p>
-    <w:tbl>
-      <w:tblPr>
-        <w:tblStyle w:val="a6"/>
-        <w:tblW w:w="14737" w:type="dxa"/>
-        <w:tblLayout w:type="fixed"/>
-        <w:tblLook w:val="04A0" w:firstRow="1" w:lastRow="0" w:firstColumn="1" w:lastColumn="0" w:noHBand="0" w:noVBand="1"/>
-      </w:tblPr>
-      <w:tblGrid>
-        <w:gridCol w:w="534"/>
-        <w:gridCol w:w="2551"/>
-        <w:gridCol w:w="7683"/>
-        <w:gridCol w:w="3969"/>
-      </w:tblGrid>
-      <w:tr>
-        <w:tc>
-          <w:tcPr>
-            <w:tcW w:w="534" w:type="dxa"/>
-          </w:tcPr>
-          <w:p>
-            <w:pPr>
-              <w:rPr>
-                <w:rFonts w:eastAsia="Times New Roman"/>
-                <w:szCs w:val="28"/>
-                <w:lang w:eastAsia="ru-RU"/>
-              </w:rPr>
-            </w:pPr>
-            <w:r>
-              <w:rPr>
-                <w:rFonts w:eastAsia="Times New Roman"/>
-                <w:szCs w:val="28"/>
-                <w:lang w:eastAsia="ru-RU"/>
-              </w:rPr>
               <w:lastRenderedPageBreak/>
               <w:t>8</w:t>
             </w:r>
@@ -4537,20 +4165,16 @@
               <w:pStyle w:val="Default"/>
               <w:spacing w:line="360" w:lineRule="auto"/>
               <w:rPr>
+                <w:sz w:val="28"/>
                 <w:szCs w:val="28"/>
               </w:rPr>
             </w:pPr>
             <w:r>
               <w:rPr>
-                <w:szCs w:val="28"/>
-              </w:rPr>
-              <w:t>Требования к освещения рабочих мест на промышленных предприятиях</w:t>
-            </w:r>
-            <w:r>
-              <w:rPr>
-                <w:szCs w:val="28"/>
-              </w:rPr>
-              <w:t>:</w:t>
+                <w:sz w:val="28"/>
+                <w:szCs w:val="28"/>
+              </w:rPr>
+              <w:t>Требования к освещения рабочих мест на промышленных предприятиях:</w:t>
             </w:r>
           </w:p>
           <w:p>
@@ -4563,6 +4187,7 @@
             </w:pPr>
             <w:r>
               <w:rPr>
+                <w:sz w:val="28"/>
                 <w:szCs w:val="28"/>
               </w:rPr>
               <w:t xml:space="preserve">Для работ средней точности (наименьший или эквивалентный размер объекта различения – 0,5–1,0 мм) устанавливается 4 разряд зрительной работы, для </w:t>
@@ -4570,6 +4195,7 @@
             <w:proofErr w:type="spellStart"/>
             <w:r>
               <w:rPr>
+                <w:sz w:val="28"/>
                 <w:szCs w:val="28"/>
               </w:rPr>
               <w:t>подразряда</w:t>
@@ -4577,31 +4203,23 @@
             <w:proofErr w:type="spellEnd"/>
             <w:r>
               <w:rPr>
-                <w:szCs w:val="28"/>
-              </w:rPr>
-              <w:t xml:space="preserve"> зрительной работы </w:t>
-            </w:r>
-            <w:r>
-              <w:t>«</w:t>
-            </w:r>
-            <w:r>
-              <w:rPr>
-                <w:szCs w:val="28"/>
-              </w:rPr>
-              <w:t>г</w:t>
-            </w:r>
-            <w:r>
-              <w:t>»</w:t>
-            </w:r>
-            <w:r>
-              <w:rPr>
-                <w:szCs w:val="28"/>
-              </w:rPr>
-              <w:t xml:space="preserve">, большого контраста объекта со светлым фоном – освещенность системы общего освещения должна составлять 200 </w:t>
+                <w:sz w:val="28"/>
+                <w:szCs w:val="28"/>
+              </w:rPr>
+              <w:t xml:space="preserve"> зрительной работы «г», большого контраста объекта со светлым фоном – </w:t>
+            </w:r>
+            <w:r>
+              <w:rPr>
+                <w:sz w:val="28"/>
+                <w:szCs w:val="28"/>
+              </w:rPr>
+              <w:lastRenderedPageBreak/>
+              <w:t xml:space="preserve">освещенность системы общего освещения должна составлять 200 </w:t>
             </w:r>
             <w:proofErr w:type="spellStart"/>
             <w:r>
               <w:rPr>
+                <w:sz w:val="28"/>
                 <w:szCs w:val="28"/>
               </w:rPr>
               <w:t>лк</w:t>
@@ -4609,6 +4227,7 @@
             <w:proofErr w:type="spellEnd"/>
             <w:r>
               <w:rPr>
+                <w:sz w:val="28"/>
                 <w:szCs w:val="28"/>
               </w:rPr>
               <w:t>.</w:t>
@@ -4629,6 +4248,7 @@
               <w:rPr>
                 <w:szCs w:val="28"/>
               </w:rPr>
+              <w:lastRenderedPageBreak/>
               <w:t>СанПиН</w:t>
             </w:r>
             <w:r>
@@ -4910,11 +4530,13 @@
             <w:pPr>
               <w:pStyle w:val="Default"/>
               <w:rPr>
+                <w:sz w:val="28"/>
                 <w:szCs w:val="28"/>
               </w:rPr>
             </w:pPr>
             <w:r>
               <w:rPr>
+                <w:sz w:val="28"/>
                 <w:szCs w:val="28"/>
               </w:rPr>
               <w:t xml:space="preserve">Загрязнение атмосферного воздуха </w:t>
@@ -4937,14 +4559,20 @@
           <w:p>
             <w:pPr>
               <w:rPr>
+                <w:szCs w:val="28"/>
+              </w:rPr>
+            </w:pPr>
+            <w:r>
+              <w:rPr>
                 <w:szCs w:val="24"/>
               </w:rPr>
-            </w:pPr>
-            <w:r>
-              <w:rPr>
-                <w:szCs w:val="24"/>
-              </w:rPr>
-              <w:t>Среднегодовая предельно-допустимая концентрация загрязняющих веществ в атмосферном воздухе городских и сельских поселений, обеспечивающая допустимые уровни риска при хроническом воздействии:</w:t>
+              <w:t xml:space="preserve">Среднегодовая предельно-допустимая концентрация загрязняющих веществ в атмосферном воздухе городских и сельских поселений, обеспечивающая допустимые уровни риска при </w:t>
+            </w:r>
+            <w:r>
+              <w:rPr>
+                <w:szCs w:val="28"/>
+              </w:rPr>
+              <w:t>хроническом воздействии:</w:t>
             </w:r>
           </w:p>
           <w:p>
@@ -4955,15 +4583,13 @@
                 <w:numId w:val="6"/>
               </w:numPr>
               <w:rPr>
-                <w:sz w:val="24"/>
-                <w:szCs w:val="24"/>
+                <w:szCs w:val="28"/>
               </w:rPr>
             </w:pPr>
             <w:proofErr w:type="spellStart"/>
             <w:r>
               <w:rPr>
-                <w:sz w:val="24"/>
-                <w:szCs w:val="24"/>
+                <w:szCs w:val="28"/>
               </w:rPr>
               <w:t>NОх</w:t>
             </w:r>
@@ -4971,31 +4597,27 @@
             <w:r>
               <w:rPr>
                 <w:rFonts w:eastAsia="Times New Roman"/>
-                <w:sz w:val="24"/>
-                <w:szCs w:val="24"/>
+                <w:szCs w:val="28"/>
                 <w:lang w:eastAsia="ru-RU"/>
               </w:rPr>
               <w:t>, поз. 5,</w:t>
             </w:r>
             <w:r>
               <w:rPr>
-                <w:sz w:val="24"/>
-                <w:szCs w:val="24"/>
+                <w:szCs w:val="28"/>
               </w:rPr>
               <w:t xml:space="preserve"> – 0,1 мг/м3 (в пересчете на NО</w:t>
             </w:r>
             <w:r>
               <w:rPr>
-                <w:sz w:val="24"/>
-                <w:szCs w:val="24"/>
+                <w:szCs w:val="28"/>
                 <w:vertAlign w:val="subscript"/>
               </w:rPr>
               <w:t>2</w:t>
             </w:r>
             <w:r>
               <w:rPr>
-                <w:sz w:val="24"/>
-                <w:szCs w:val="24"/>
+                <w:szCs w:val="28"/>
               </w:rPr>
               <w:t>);</w:t>
             </w:r>
@@ -5008,30 +4630,26 @@
                 <w:numId w:val="6"/>
               </w:numPr>
               <w:rPr>
-                <w:sz w:val="24"/>
-                <w:szCs w:val="24"/>
+                <w:szCs w:val="28"/>
               </w:rPr>
             </w:pPr>
             <w:r>
               <w:rPr>
-                <w:sz w:val="24"/>
-                <w:szCs w:val="24"/>
+                <w:szCs w:val="28"/>
               </w:rPr>
               <w:t>СO</w:t>
             </w:r>
             <w:r>
               <w:rPr>
                 <w:rFonts w:eastAsia="Times New Roman"/>
-                <w:sz w:val="24"/>
-                <w:szCs w:val="24"/>
+                <w:szCs w:val="28"/>
                 <w:lang w:eastAsia="ru-RU"/>
               </w:rPr>
               <w:t>, поз. 2122</w:t>
             </w:r>
             <w:r>
               <w:rPr>
-                <w:sz w:val="24"/>
-                <w:szCs w:val="24"/>
+                <w:szCs w:val="28"/>
               </w:rPr>
               <w:t xml:space="preserve"> – 3 мг/м3;</w:t>
             </w:r>
@@ -5044,15 +4662,13 @@
                 <w:numId w:val="6"/>
               </w:numPr>
               <w:rPr>
-                <w:sz w:val="24"/>
-                <w:szCs w:val="24"/>
+                <w:szCs w:val="28"/>
               </w:rPr>
             </w:pPr>
             <w:proofErr w:type="spellStart"/>
             <w:r>
               <w:rPr>
-                <w:sz w:val="24"/>
-                <w:szCs w:val="24"/>
+                <w:szCs w:val="28"/>
               </w:rPr>
               <w:t>CnНm</w:t>
             </w:r>
@@ -5060,16 +4676,14 @@
             <w:r>
               <w:rPr>
                 <w:rFonts w:eastAsia="Times New Roman"/>
-                <w:sz w:val="24"/>
-                <w:szCs w:val="24"/>
+                <w:szCs w:val="28"/>
                 <w:lang w:eastAsia="ru-RU"/>
               </w:rPr>
               <w:t>, поз. 2120</w:t>
             </w:r>
             <w:r>
               <w:rPr>
-                <w:sz w:val="24"/>
-                <w:szCs w:val="24"/>
+                <w:szCs w:val="28"/>
               </w:rPr>
               <w:t xml:space="preserve"> – 5 мг/м3;</w:t>
             </w:r>
@@ -5082,31 +4696,27 @@
                 <w:numId w:val="6"/>
               </w:numPr>
               <w:rPr>
-                <w:sz w:val="24"/>
-                <w:szCs w:val="24"/>
+                <w:szCs w:val="28"/>
               </w:rPr>
             </w:pPr>
             <w:r>
               <w:rPr>
                 <w:rFonts w:eastAsia="Times New Roman"/>
-                <w:sz w:val="24"/>
-                <w:szCs w:val="24"/>
+                <w:szCs w:val="28"/>
               </w:rPr>
               <w:t>С,</w:t>
             </w:r>
             <w:r>
               <w:rPr>
                 <w:rFonts w:eastAsia="Times New Roman"/>
-                <w:sz w:val="24"/>
-                <w:szCs w:val="24"/>
+                <w:szCs w:val="28"/>
                 <w:lang w:eastAsia="ru-RU"/>
               </w:rPr>
               <w:t xml:space="preserve"> поз. 550</w:t>
             </w:r>
             <w:r>
               <w:rPr>
-                <w:sz w:val="24"/>
-                <w:szCs w:val="24"/>
+                <w:szCs w:val="28"/>
               </w:rPr>
               <w:t xml:space="preserve"> – 0,025 мг/м3;</w:t>
             </w:r>
@@ -5119,23 +4729,20 @@
                 <w:numId w:val="6"/>
               </w:numPr>
               <w:rPr>
-                <w:sz w:val="24"/>
-                <w:szCs w:val="24"/>
+                <w:szCs w:val="28"/>
               </w:rPr>
             </w:pPr>
             <w:r>
               <w:rPr>
                 <w:rFonts w:eastAsia="Times New Roman"/>
-                <w:sz w:val="24"/>
-                <w:szCs w:val="24"/>
+                <w:szCs w:val="28"/>
               </w:rPr>
               <w:t>SO</w:t>
             </w:r>
             <w:r>
               <w:rPr>
                 <w:rFonts w:eastAsia="Times New Roman"/>
-                <w:sz w:val="24"/>
-                <w:szCs w:val="24"/>
+                <w:szCs w:val="28"/>
                 <w:vertAlign w:val="subscript"/>
               </w:rPr>
               <w:t>2</w:t>
@@ -5143,16 +4750,14 @@
             <w:r>
               <w:rPr>
                 <w:rFonts w:eastAsia="Times New Roman"/>
-                <w:sz w:val="24"/>
-                <w:szCs w:val="24"/>
+                <w:szCs w:val="28"/>
                 <w:lang w:eastAsia="ru-RU"/>
               </w:rPr>
               <w:t xml:space="preserve">, поз. 1837 </w:t>
             </w:r>
             <w:r>
               <w:rPr>
-                <w:sz w:val="24"/>
-                <w:szCs w:val="24"/>
+                <w:szCs w:val="28"/>
               </w:rPr>
               <w:t>– 0,04 мг/м3;</w:t>
             </w:r>
@@ -5909,77 +5514,89 @@
               <w:spacing w:line="362" w:lineRule="auto"/>
               <w:ind w:left="108"/>
               <w:rPr>
-                <w:szCs w:val="24"/>
+                <w:sz w:val="28"/>
+                <w:szCs w:val="28"/>
               </w:rPr>
             </w:pPr>
             <w:r>
               <w:rPr>
-                <w:szCs w:val="24"/>
+                <w:sz w:val="28"/>
+                <w:szCs w:val="28"/>
               </w:rPr>
               <w:t>Допустимые</w:t>
             </w:r>
             <w:r>
               <w:rPr>
                 <w:spacing w:val="-8"/>
-                <w:szCs w:val="24"/>
+                <w:sz w:val="28"/>
+                <w:szCs w:val="28"/>
               </w:rPr>
               <w:t xml:space="preserve"> </w:t>
             </w:r>
             <w:r>
               <w:rPr>
-                <w:szCs w:val="24"/>
+                <w:sz w:val="28"/>
+                <w:szCs w:val="28"/>
               </w:rPr>
               <w:t>значения</w:t>
             </w:r>
             <w:r>
               <w:rPr>
                 <w:spacing w:val="-8"/>
-                <w:szCs w:val="24"/>
+                <w:sz w:val="28"/>
+                <w:szCs w:val="28"/>
               </w:rPr>
               <w:t xml:space="preserve"> </w:t>
             </w:r>
             <w:r>
               <w:rPr>
-                <w:szCs w:val="24"/>
+                <w:sz w:val="28"/>
+                <w:szCs w:val="28"/>
               </w:rPr>
               <w:t>и</w:t>
             </w:r>
             <w:r>
               <w:rPr>
                 <w:spacing w:val="-10"/>
-                <w:szCs w:val="24"/>
+                <w:sz w:val="28"/>
+                <w:szCs w:val="28"/>
               </w:rPr>
               <w:t xml:space="preserve"> </w:t>
             </w:r>
             <w:r>
               <w:rPr>
-                <w:szCs w:val="24"/>
+                <w:sz w:val="28"/>
+                <w:szCs w:val="28"/>
               </w:rPr>
               <w:t>уровни</w:t>
             </w:r>
             <w:r>
               <w:rPr>
                 <w:spacing w:val="-9"/>
-                <w:szCs w:val="24"/>
+                <w:sz w:val="28"/>
+                <w:szCs w:val="28"/>
               </w:rPr>
               <w:t xml:space="preserve"> </w:t>
             </w:r>
             <w:r>
               <w:rPr>
-                <w:szCs w:val="24"/>
+                <w:sz w:val="28"/>
+                <w:szCs w:val="28"/>
               </w:rPr>
               <w:t>вибрации</w:t>
             </w:r>
             <w:r>
               <w:rPr>
                 <w:spacing w:val="-9"/>
-                <w:szCs w:val="24"/>
+                <w:sz w:val="28"/>
+                <w:szCs w:val="28"/>
               </w:rPr>
               <w:t xml:space="preserve"> </w:t>
             </w:r>
             <w:r>
               <w:rPr>
-                <w:szCs w:val="24"/>
+                <w:sz w:val="28"/>
+                <w:szCs w:val="28"/>
               </w:rPr>
               <w:t>в помещениях жилых зданий.</w:t>
             </w:r>
@@ -5990,19 +5607,22 @@
               <w:spacing w:line="360" w:lineRule="auto"/>
               <w:ind w:left="108" w:right="156"/>
               <w:rPr>
-                <w:szCs w:val="24"/>
+                <w:sz w:val="28"/>
+                <w:szCs w:val="28"/>
               </w:rPr>
             </w:pPr>
             <w:r>
               <w:rPr>
-                <w:szCs w:val="24"/>
+                <w:sz w:val="28"/>
+                <w:szCs w:val="28"/>
               </w:rPr>
               <w:t xml:space="preserve">Предельно допустимые уровни </w:t>
             </w:r>
             <w:proofErr w:type="spellStart"/>
             <w:r>
               <w:rPr>
-                <w:szCs w:val="24"/>
+                <w:sz w:val="28"/>
+                <w:szCs w:val="28"/>
               </w:rPr>
               <w:t>виброускорения</w:t>
             </w:r>
@@ -6010,39 +5630,45 @@
             <w:r>
               <w:rPr>
                 <w:spacing w:val="-13"/>
-                <w:szCs w:val="24"/>
+                <w:sz w:val="28"/>
+                <w:szCs w:val="28"/>
               </w:rPr>
               <w:t xml:space="preserve"> </w:t>
             </w:r>
             <w:r>
               <w:rPr>
-                <w:szCs w:val="24"/>
+                <w:sz w:val="28"/>
+                <w:szCs w:val="28"/>
               </w:rPr>
               <w:t>для</w:t>
             </w:r>
             <w:r>
               <w:rPr>
                 <w:spacing w:val="-13"/>
-                <w:szCs w:val="24"/>
+                <w:sz w:val="28"/>
+                <w:szCs w:val="28"/>
               </w:rPr>
               <w:t xml:space="preserve"> </w:t>
             </w:r>
             <w:r>
               <w:rPr>
-                <w:szCs w:val="24"/>
+                <w:sz w:val="28"/>
+                <w:szCs w:val="28"/>
               </w:rPr>
               <w:t>направлений</w:t>
             </w:r>
             <w:r>
               <w:rPr>
                 <w:spacing w:val="-13"/>
-                <w:szCs w:val="24"/>
+                <w:sz w:val="28"/>
+                <w:szCs w:val="28"/>
               </w:rPr>
               <w:t xml:space="preserve"> </w:t>
             </w:r>
             <w:r>
               <w:rPr>
-                <w:szCs w:val="24"/>
+                <w:sz w:val="28"/>
+                <w:szCs w:val="28"/>
               </w:rPr>
               <w:t>действия Z, Y, X в октавных полосах частот:</w:t>
             </w:r>
@@ -6052,32 +5678,37 @@
               <w:pStyle w:val="TableParagraph"/>
               <w:ind w:left="108"/>
               <w:rPr>
-                <w:szCs w:val="24"/>
+                <w:sz w:val="28"/>
+                <w:szCs w:val="28"/>
               </w:rPr>
             </w:pPr>
             <w:r>
               <w:rPr>
-                <w:szCs w:val="24"/>
+                <w:sz w:val="28"/>
+                <w:szCs w:val="28"/>
               </w:rPr>
               <w:t>2 Гц</w:t>
             </w:r>
             <w:r>
               <w:rPr>
                 <w:spacing w:val="-1"/>
-                <w:szCs w:val="24"/>
+                <w:sz w:val="28"/>
+                <w:szCs w:val="28"/>
               </w:rPr>
               <w:t xml:space="preserve"> </w:t>
             </w:r>
             <w:r>
               <w:rPr>
-                <w:szCs w:val="24"/>
+                <w:sz w:val="28"/>
+                <w:szCs w:val="28"/>
               </w:rPr>
               <w:t xml:space="preserve">– 72 </w:t>
             </w:r>
             <w:r>
               <w:rPr>
                 <w:spacing w:val="-5"/>
-                <w:szCs w:val="24"/>
+                <w:sz w:val="28"/>
+                <w:szCs w:val="28"/>
               </w:rPr>
               <w:t>дБ</w:t>
             </w:r>
@@ -6088,32 +5719,37 @@
               <w:spacing w:before="121"/>
               <w:ind w:left="108"/>
               <w:rPr>
-                <w:szCs w:val="24"/>
+                <w:sz w:val="28"/>
+                <w:szCs w:val="28"/>
               </w:rPr>
             </w:pPr>
             <w:r>
               <w:rPr>
-                <w:szCs w:val="24"/>
+                <w:sz w:val="28"/>
+                <w:szCs w:val="28"/>
               </w:rPr>
               <w:t>4 Гц</w:t>
             </w:r>
             <w:r>
               <w:rPr>
                 <w:spacing w:val="-1"/>
-                <w:szCs w:val="24"/>
+                <w:sz w:val="28"/>
+                <w:szCs w:val="28"/>
               </w:rPr>
               <w:t xml:space="preserve"> </w:t>
             </w:r>
             <w:r>
               <w:rPr>
-                <w:szCs w:val="24"/>
+                <w:sz w:val="28"/>
+                <w:szCs w:val="28"/>
               </w:rPr>
               <w:t xml:space="preserve">– 73 </w:t>
             </w:r>
             <w:r>
               <w:rPr>
                 <w:spacing w:val="-5"/>
-                <w:szCs w:val="24"/>
+                <w:sz w:val="28"/>
+                <w:szCs w:val="28"/>
               </w:rPr>
               <w:t>дБ</w:t>
             </w:r>
@@ -6124,32 +5760,37 @@
               <w:spacing w:before="134"/>
               <w:ind w:left="108"/>
               <w:rPr>
-                <w:szCs w:val="24"/>
+                <w:sz w:val="28"/>
+                <w:szCs w:val="28"/>
               </w:rPr>
             </w:pPr>
             <w:r>
               <w:rPr>
-                <w:szCs w:val="24"/>
+                <w:sz w:val="28"/>
+                <w:szCs w:val="28"/>
               </w:rPr>
               <w:t>8 Гц</w:t>
             </w:r>
             <w:r>
               <w:rPr>
                 <w:spacing w:val="-1"/>
-                <w:szCs w:val="24"/>
+                <w:sz w:val="28"/>
+                <w:szCs w:val="28"/>
               </w:rPr>
               <w:t xml:space="preserve"> </w:t>
             </w:r>
             <w:r>
               <w:rPr>
-                <w:szCs w:val="24"/>
+                <w:sz w:val="28"/>
+                <w:szCs w:val="28"/>
               </w:rPr>
               <w:t xml:space="preserve">– 75 </w:t>
             </w:r>
             <w:r>
               <w:rPr>
                 <w:spacing w:val="-5"/>
-                <w:szCs w:val="24"/>
+                <w:sz w:val="28"/>
+                <w:szCs w:val="28"/>
               </w:rPr>
               <w:t>дБ</w:t>
             </w:r>
@@ -6160,32 +5801,37 @@
               <w:spacing w:before="132"/>
               <w:ind w:left="108"/>
               <w:rPr>
-                <w:szCs w:val="24"/>
+                <w:sz w:val="28"/>
+                <w:szCs w:val="28"/>
               </w:rPr>
             </w:pPr>
             <w:r>
               <w:rPr>
-                <w:szCs w:val="24"/>
+                <w:sz w:val="28"/>
+                <w:szCs w:val="28"/>
               </w:rPr>
               <w:t>16 Гц</w:t>
             </w:r>
             <w:r>
               <w:rPr>
                 <w:spacing w:val="-1"/>
-                <w:szCs w:val="24"/>
+                <w:sz w:val="28"/>
+                <w:szCs w:val="28"/>
               </w:rPr>
               <w:t xml:space="preserve"> </w:t>
             </w:r>
             <w:r>
               <w:rPr>
-                <w:szCs w:val="24"/>
+                <w:sz w:val="28"/>
+                <w:szCs w:val="28"/>
               </w:rPr>
               <w:t xml:space="preserve">– 81 </w:t>
             </w:r>
             <w:r>
               <w:rPr>
                 <w:spacing w:val="-5"/>
-                <w:szCs w:val="24"/>
+                <w:sz w:val="28"/>
+                <w:szCs w:val="28"/>
               </w:rPr>
               <w:t>дБ</w:t>
             </w:r>
@@ -6196,32 +5842,38 @@
               <w:spacing w:before="131"/>
               <w:ind w:left="108"/>
               <w:rPr>
-                <w:szCs w:val="24"/>
+                <w:sz w:val="28"/>
+                <w:szCs w:val="28"/>
               </w:rPr>
             </w:pPr>
             <w:r>
               <w:rPr>
-                <w:szCs w:val="24"/>
-              </w:rPr>
+                <w:sz w:val="28"/>
+                <w:szCs w:val="28"/>
+              </w:rPr>
+              <w:lastRenderedPageBreak/>
               <w:t>31,5 Гц</w:t>
             </w:r>
             <w:r>
               <w:rPr>
                 <w:spacing w:val="-1"/>
-                <w:szCs w:val="24"/>
+                <w:sz w:val="28"/>
+                <w:szCs w:val="28"/>
               </w:rPr>
               <w:t xml:space="preserve"> </w:t>
             </w:r>
             <w:r>
               <w:rPr>
-                <w:szCs w:val="24"/>
+                <w:sz w:val="28"/>
+                <w:szCs w:val="28"/>
               </w:rPr>
               <w:t xml:space="preserve">– 87 </w:t>
             </w:r>
             <w:r>
               <w:rPr>
                 <w:spacing w:val="-5"/>
-                <w:szCs w:val="24"/>
+                <w:sz w:val="28"/>
+                <w:szCs w:val="28"/>
               </w:rPr>
               <w:t>дБ</w:t>
             </w:r>
@@ -6237,38 +5889,33 @@
               <w:jc w:val="left"/>
               <w:rPr>
                 <w:color w:val="000000"/>
-                <w:sz w:val="24"/>
-                <w:szCs w:val="24"/>
+                <w:szCs w:val="28"/>
                 <w:shd w:val="clear" w:color="auto" w:fill="FFFFFF"/>
               </w:rPr>
             </w:pPr>
             <w:r>
               <w:rPr>
-                <w:sz w:val="24"/>
-                <w:szCs w:val="24"/>
+                <w:szCs w:val="28"/>
               </w:rPr>
               <w:t>63 Гц</w:t>
             </w:r>
             <w:r>
               <w:rPr>
                 <w:spacing w:val="-1"/>
-                <w:sz w:val="24"/>
-                <w:szCs w:val="24"/>
+                <w:szCs w:val="28"/>
               </w:rPr>
               <w:t xml:space="preserve"> </w:t>
             </w:r>
             <w:r>
               <w:rPr>
-                <w:sz w:val="24"/>
-                <w:szCs w:val="24"/>
+                <w:szCs w:val="28"/>
               </w:rPr>
               <w:t xml:space="preserve">– 93 </w:t>
             </w:r>
             <w:r>
               <w:rPr>
                 <w:spacing w:val="-5"/>
-                <w:sz w:val="24"/>
-                <w:szCs w:val="24"/>
+                <w:szCs w:val="28"/>
               </w:rPr>
               <w:t>дБ</w:t>
             </w:r>
@@ -6288,6 +5935,7 @@
               <w:rPr>
                 <w:szCs w:val="24"/>
               </w:rPr>
+              <w:lastRenderedPageBreak/>
               <w:t>СанПиН 1.2.3685-21 "Гигиенические нормативы</w:t>
             </w:r>
             <w:r>
@@ -6401,64 +6049,74 @@
               <w:spacing w:line="312" w:lineRule="auto"/>
               <w:ind w:left="108" w:right="115"/>
               <w:rPr>
-                <w:szCs w:val="24"/>
+                <w:sz w:val="28"/>
+                <w:szCs w:val="28"/>
               </w:rPr>
             </w:pPr>
             <w:r>
               <w:rPr>
-                <w:szCs w:val="24"/>
+                <w:sz w:val="28"/>
+                <w:szCs w:val="28"/>
               </w:rPr>
               <w:t>Территории,</w:t>
             </w:r>
             <w:r>
               <w:rPr>
                 <w:spacing w:val="-9"/>
-                <w:szCs w:val="24"/>
+                <w:sz w:val="28"/>
+                <w:szCs w:val="28"/>
               </w:rPr>
               <w:t xml:space="preserve"> </w:t>
             </w:r>
             <w:r>
               <w:rPr>
-                <w:szCs w:val="24"/>
+                <w:sz w:val="28"/>
+                <w:szCs w:val="28"/>
               </w:rPr>
               <w:t>прилегающие</w:t>
             </w:r>
             <w:r>
               <w:rPr>
                 <w:spacing w:val="-9"/>
-                <w:szCs w:val="24"/>
+                <w:sz w:val="28"/>
+                <w:szCs w:val="28"/>
               </w:rPr>
               <w:t xml:space="preserve"> </w:t>
             </w:r>
             <w:r>
               <w:rPr>
-                <w:szCs w:val="24"/>
+                <w:sz w:val="28"/>
+                <w:szCs w:val="28"/>
               </w:rPr>
               <w:t>к</w:t>
             </w:r>
             <w:r>
               <w:rPr>
                 <w:spacing w:val="-9"/>
-                <w:szCs w:val="24"/>
+                <w:sz w:val="28"/>
+                <w:szCs w:val="28"/>
               </w:rPr>
               <w:t xml:space="preserve"> </w:t>
             </w:r>
             <w:r>
               <w:rPr>
-                <w:szCs w:val="24"/>
+                <w:sz w:val="28"/>
+                <w:szCs w:val="28"/>
               </w:rPr>
               <w:t>жилым</w:t>
             </w:r>
             <w:r>
               <w:rPr>
                 <w:spacing w:val="-11"/>
-                <w:szCs w:val="24"/>
+                <w:sz w:val="28"/>
+                <w:szCs w:val="28"/>
               </w:rPr>
               <w:t xml:space="preserve"> </w:t>
             </w:r>
             <w:r>
               <w:rPr>
-                <w:szCs w:val="24"/>
+                <w:sz w:val="28"/>
+                <w:szCs w:val="28"/>
               </w:rPr>
               <w:t>домам. Допустимые уровни инфразвука в помещениях жилых и общественных зданий для октавных частот:</w:t>
             </w:r>
@@ -6468,32 +6126,37 @@
               <w:pStyle w:val="TableParagraph"/>
               <w:ind w:left="108"/>
               <w:rPr>
-                <w:szCs w:val="24"/>
+                <w:sz w:val="28"/>
+                <w:szCs w:val="28"/>
               </w:rPr>
             </w:pPr>
             <w:r>
               <w:rPr>
-                <w:szCs w:val="24"/>
+                <w:sz w:val="28"/>
+                <w:szCs w:val="28"/>
               </w:rPr>
               <w:t>2 Гц</w:t>
             </w:r>
             <w:r>
               <w:rPr>
                 <w:spacing w:val="-1"/>
-                <w:szCs w:val="24"/>
+                <w:sz w:val="28"/>
+                <w:szCs w:val="28"/>
               </w:rPr>
               <w:t xml:space="preserve"> </w:t>
             </w:r>
             <w:r>
               <w:rPr>
-                <w:szCs w:val="24"/>
+                <w:sz w:val="28"/>
+                <w:szCs w:val="28"/>
               </w:rPr>
               <w:t xml:space="preserve">– 90 </w:t>
             </w:r>
             <w:r>
               <w:rPr>
                 <w:spacing w:val="-5"/>
-                <w:szCs w:val="24"/>
+                <w:sz w:val="28"/>
+                <w:szCs w:val="28"/>
               </w:rPr>
               <w:t>дБ</w:t>
             </w:r>
@@ -6504,32 +6167,37 @@
               <w:spacing w:before="72"/>
               <w:ind w:left="108"/>
               <w:rPr>
-                <w:szCs w:val="24"/>
+                <w:sz w:val="28"/>
+                <w:szCs w:val="28"/>
               </w:rPr>
             </w:pPr>
             <w:r>
               <w:rPr>
-                <w:szCs w:val="24"/>
+                <w:sz w:val="28"/>
+                <w:szCs w:val="28"/>
               </w:rPr>
               <w:t>4 Гц</w:t>
             </w:r>
             <w:r>
               <w:rPr>
                 <w:spacing w:val="-1"/>
-                <w:szCs w:val="24"/>
+                <w:sz w:val="28"/>
+                <w:szCs w:val="28"/>
               </w:rPr>
               <w:t xml:space="preserve"> </w:t>
             </w:r>
             <w:r>
               <w:rPr>
-                <w:szCs w:val="24"/>
+                <w:sz w:val="28"/>
+                <w:szCs w:val="28"/>
               </w:rPr>
               <w:t xml:space="preserve">– 85 </w:t>
             </w:r>
             <w:r>
               <w:rPr>
                 <w:spacing w:val="-5"/>
-                <w:szCs w:val="24"/>
+                <w:sz w:val="28"/>
+                <w:szCs w:val="28"/>
               </w:rPr>
               <w:t>дБ</w:t>
             </w:r>
@@ -6540,32 +6208,37 @@
               <w:spacing w:before="80"/>
               <w:ind w:left="108"/>
               <w:rPr>
-                <w:szCs w:val="24"/>
+                <w:sz w:val="28"/>
+                <w:szCs w:val="28"/>
               </w:rPr>
             </w:pPr>
             <w:r>
               <w:rPr>
-                <w:szCs w:val="24"/>
+                <w:sz w:val="28"/>
+                <w:szCs w:val="28"/>
               </w:rPr>
               <w:t>8 Гц</w:t>
             </w:r>
             <w:r>
               <w:rPr>
                 <w:spacing w:val="-1"/>
-                <w:szCs w:val="24"/>
+                <w:sz w:val="28"/>
+                <w:szCs w:val="28"/>
               </w:rPr>
               <w:t xml:space="preserve"> </w:t>
             </w:r>
             <w:r>
               <w:rPr>
-                <w:szCs w:val="24"/>
+                <w:sz w:val="28"/>
+                <w:szCs w:val="28"/>
               </w:rPr>
               <w:t xml:space="preserve">– 80 </w:t>
             </w:r>
             <w:r>
               <w:rPr>
                 <w:spacing w:val="-5"/>
-                <w:szCs w:val="24"/>
+                <w:sz w:val="28"/>
+                <w:szCs w:val="28"/>
               </w:rPr>
               <w:t>дБ</w:t>
             </w:r>
@@ -6576,32 +6249,37 @@
               <w:spacing w:before="81"/>
               <w:ind w:left="108"/>
               <w:rPr>
-                <w:szCs w:val="24"/>
+                <w:sz w:val="28"/>
+                <w:szCs w:val="28"/>
               </w:rPr>
             </w:pPr>
             <w:r>
               <w:rPr>
-                <w:szCs w:val="24"/>
+                <w:sz w:val="28"/>
+                <w:szCs w:val="28"/>
               </w:rPr>
               <w:t>16 Гц</w:t>
             </w:r>
             <w:r>
               <w:rPr>
                 <w:spacing w:val="-1"/>
-                <w:szCs w:val="24"/>
+                <w:sz w:val="28"/>
+                <w:szCs w:val="28"/>
               </w:rPr>
               <w:t xml:space="preserve"> </w:t>
             </w:r>
             <w:r>
               <w:rPr>
-                <w:szCs w:val="24"/>
+                <w:sz w:val="28"/>
+                <w:szCs w:val="28"/>
               </w:rPr>
               <w:t xml:space="preserve">– 75 </w:t>
             </w:r>
             <w:r>
               <w:rPr>
                 <w:spacing w:val="-5"/>
-                <w:szCs w:val="24"/>
+                <w:sz w:val="28"/>
+                <w:szCs w:val="28"/>
               </w:rPr>
               <w:t>дБ</w:t>
             </w:r>
@@ -6609,39 +6287,39 @@
           <w:p>
             <w:pPr>
               <w:rPr>
-                <w:szCs w:val="24"/>
+                <w:szCs w:val="28"/>
                 <w:shd w:val="clear" w:color="auto" w:fill="FFFFFF"/>
               </w:rPr>
             </w:pPr>
             <w:r>
               <w:rPr>
-                <w:szCs w:val="24"/>
+                <w:szCs w:val="28"/>
               </w:rPr>
               <w:t>Эквивалентный</w:t>
             </w:r>
             <w:r>
               <w:rPr>
                 <w:spacing w:val="-15"/>
-                <w:szCs w:val="24"/>
+                <w:szCs w:val="28"/>
               </w:rPr>
               <w:t xml:space="preserve"> </w:t>
             </w:r>
             <w:r>
               <w:rPr>
-                <w:szCs w:val="24"/>
+                <w:szCs w:val="28"/>
               </w:rPr>
               <w:t>уровень</w:t>
             </w:r>
             <w:r>
               <w:rPr>
                 <w:spacing w:val="-14"/>
-                <w:szCs w:val="24"/>
+                <w:szCs w:val="28"/>
               </w:rPr>
               <w:t xml:space="preserve"> </w:t>
             </w:r>
             <w:r>
               <w:rPr>
-                <w:szCs w:val="24"/>
+                <w:szCs w:val="28"/>
               </w:rPr>
               <w:t>звукового давления, дБ: 90 дБ</w:t>
             </w:r>
@@ -6739,6 +6417,7 @@
                 <w:szCs w:val="28"/>
                 <w:shd w:val="clear" w:color="auto" w:fill="FFFFFF"/>
               </w:rPr>
+              <w:lastRenderedPageBreak/>
               <w:t>5</w:t>
             </w:r>
           </w:p>
@@ -6775,13 +6454,7 @@
               <w:rPr>
                 <w:szCs w:val="28"/>
               </w:rPr>
-              <w:t>В соответствии с федеральным классификационным каталогом отходов рассмотрим следующие отходы при приемо-сдаточных испытаниях ГТД</w:t>
-            </w:r>
-            <w:r>
-              <w:rPr>
-                <w:szCs w:val="28"/>
-              </w:rPr>
-              <w:t>:</w:t>
+              <w:t>В соответствии с федеральным классификационным каталогом отходов рассмотрим следующие отходы при приемо-сдаточных испытаниях ГТД:</w:t>
             </w:r>
           </w:p>
           <w:p>
@@ -6795,8 +6468,7 @@
               <w:jc w:val="left"/>
               <w:rPr>
                 <w:color w:val="000000"/>
-                <w:sz w:val="24"/>
-                <w:szCs w:val="24"/>
+                <w:szCs w:val="28"/>
                 <w:shd w:val="clear" w:color="auto" w:fill="FFFFFF"/>
               </w:rPr>
             </w:pPr>
@@ -6809,35 +6481,15 @@
             <w:r>
               <w:rPr>
                 <w:color w:val="000000"/>
-                <w:sz w:val="24"/>
-                <w:szCs w:val="24"/>
+                <w:szCs w:val="28"/>
                 <w:shd w:val="clear" w:color="auto" w:fill="FFFFFF"/>
               </w:rPr>
-              <w:t>Остатки керосина авиационного</w:t>
+              <w:t>Остатки керосина авиационного, утратившего потребительские свойства (код ФККО 40691002313) (</w:t>
             </w:r>
             <w:r>
               <w:rPr>
                 <w:color w:val="000000"/>
-                <w:sz w:val="24"/>
-                <w:szCs w:val="24"/>
-                <w:shd w:val="clear" w:color="auto" w:fill="FFFFFF"/>
-              </w:rPr>
-              <w:t>,</w:t>
-            </w:r>
-            <w:r>
-              <w:rPr>
-                <w:color w:val="000000"/>
-                <w:sz w:val="24"/>
-                <w:szCs w:val="24"/>
-                <w:shd w:val="clear" w:color="auto" w:fill="FFFFFF"/>
-              </w:rPr>
-              <w:t xml:space="preserve"> утратившего потребительские свойства (код ФККО 40691002313) (</w:t>
-            </w:r>
-            <w:r>
-              <w:rPr>
-                <w:color w:val="000000"/>
-                <w:sz w:val="24"/>
-                <w:szCs w:val="24"/>
+                <w:szCs w:val="28"/>
                 <w:shd w:val="clear" w:color="auto" w:fill="FFFFFF"/>
                 <w:lang w:val="en-US"/>
               </w:rPr>
@@ -6846,29 +6498,10 @@
             <w:r>
               <w:rPr>
                 <w:color w:val="000000"/>
-                <w:sz w:val="24"/>
-                <w:szCs w:val="24"/>
+                <w:szCs w:val="28"/>
                 <w:shd w:val="clear" w:color="auto" w:fill="FFFFFF"/>
               </w:rPr>
-              <w:t xml:space="preserve"> </w:t>
-            </w:r>
-            <w:r>
-              <w:rPr>
-                <w:color w:val="000000"/>
-                <w:sz w:val="24"/>
-                <w:szCs w:val="24"/>
-                <w:shd w:val="clear" w:color="auto" w:fill="FFFFFF"/>
-              </w:rPr>
-              <w:t>класс опасности)</w:t>
-            </w:r>
-            <w:r>
-              <w:rPr>
-                <w:color w:val="000000"/>
-                <w:sz w:val="24"/>
-                <w:szCs w:val="24"/>
-                <w:shd w:val="clear" w:color="auto" w:fill="FFFFFF"/>
-              </w:rPr>
-              <w:t>;</w:t>
+              <w:t xml:space="preserve"> класс опасности);</w:t>
             </w:r>
           </w:p>
           <w:p>
@@ -6882,34 +6515,22 @@
               <w:jc w:val="left"/>
               <w:rPr>
                 <w:color w:val="000000"/>
-                <w:sz w:val="24"/>
-                <w:szCs w:val="24"/>
+                <w:szCs w:val="28"/>
                 <w:shd w:val="clear" w:color="auto" w:fill="FFFFFF"/>
               </w:rPr>
             </w:pPr>
             <w:r>
               <w:rPr>
                 <w:color w:val="000000"/>
-                <w:sz w:val="24"/>
-                <w:szCs w:val="24"/>
+                <w:szCs w:val="28"/>
                 <w:shd w:val="clear" w:color="auto" w:fill="FFFFFF"/>
               </w:rPr>
-              <w:t xml:space="preserve">Стружка </w:t>
+              <w:t>Стружка цветных металлов, загрязненная смазочно-охлаждающей жидкостью (код ФККО 36121591223) (</w:t>
             </w:r>
             <w:r>
               <w:rPr>
                 <w:color w:val="000000"/>
-                <w:sz w:val="24"/>
-                <w:szCs w:val="24"/>
-                <w:shd w:val="clear" w:color="auto" w:fill="FFFFFF"/>
-              </w:rPr>
-              <w:t>цветных металлов, загрязненная смазочно-охлаждающей жидкостью (код ФККО 36121591223) (</w:t>
-            </w:r>
-            <w:r>
-              <w:rPr>
-                <w:color w:val="000000"/>
-                <w:sz w:val="24"/>
-                <w:szCs w:val="24"/>
+                <w:szCs w:val="28"/>
                 <w:shd w:val="clear" w:color="auto" w:fill="FFFFFF"/>
                 <w:lang w:val="en-US"/>
               </w:rPr>
@@ -6918,8 +6539,7 @@
             <w:r>
               <w:rPr>
                 <w:color w:val="000000"/>
-                <w:sz w:val="24"/>
-                <w:szCs w:val="24"/>
+                <w:szCs w:val="28"/>
                 <w:shd w:val="clear" w:color="auto" w:fill="FFFFFF"/>
               </w:rPr>
               <w:t xml:space="preserve"> класс опасности);</w:t>
@@ -6936,52 +6556,22 @@
               <w:jc w:val="left"/>
               <w:rPr>
                 <w:color w:val="000000"/>
-                <w:sz w:val="24"/>
-                <w:szCs w:val="24"/>
+                <w:szCs w:val="28"/>
                 <w:shd w:val="clear" w:color="auto" w:fill="FFFFFF"/>
               </w:rPr>
             </w:pPr>
             <w:r>
               <w:rPr>
                 <w:color w:val="000000"/>
-                <w:sz w:val="24"/>
-                <w:szCs w:val="24"/>
+                <w:szCs w:val="28"/>
                 <w:shd w:val="clear" w:color="auto" w:fill="FFFFFF"/>
               </w:rPr>
-              <w:t>Масло индустриальное, отработанное</w:t>
+              <w:t>Масло индустриальное, отработанное в вакуум-насосах (код ФККО 31341295313) (</w:t>
             </w:r>
             <w:r>
               <w:rPr>
                 <w:color w:val="000000"/>
-                <w:sz w:val="24"/>
-                <w:szCs w:val="24"/>
-                <w:shd w:val="clear" w:color="auto" w:fill="FFFFFF"/>
-              </w:rPr>
-              <w:t xml:space="preserve"> в вакуум-насосах (к</w:t>
-            </w:r>
-            <w:r>
-              <w:rPr>
-                <w:color w:val="000000"/>
-                <w:sz w:val="24"/>
-                <w:szCs w:val="24"/>
-                <w:shd w:val="clear" w:color="auto" w:fill="FFFFFF"/>
-              </w:rPr>
-              <w:t>од ФККО 31341295313</w:t>
-            </w:r>
-            <w:r>
-              <w:rPr>
-                <w:color w:val="000000"/>
-                <w:sz w:val="24"/>
-                <w:szCs w:val="24"/>
-                <w:shd w:val="clear" w:color="auto" w:fill="FFFFFF"/>
-              </w:rPr>
-              <w:t>) (</w:t>
-            </w:r>
-            <w:r>
-              <w:rPr>
-                <w:color w:val="000000"/>
-                <w:sz w:val="24"/>
-                <w:szCs w:val="24"/>
+                <w:szCs w:val="28"/>
                 <w:shd w:val="clear" w:color="auto" w:fill="FFFFFF"/>
                 <w:lang w:val="en-US"/>
               </w:rPr>
@@ -6990,43 +6580,24 @@
             <w:r>
               <w:rPr>
                 <w:color w:val="000000"/>
-                <w:sz w:val="24"/>
-                <w:szCs w:val="24"/>
+                <w:szCs w:val="28"/>
                 <w:shd w:val="clear" w:color="auto" w:fill="FFFFFF"/>
               </w:rPr>
-              <w:t xml:space="preserve"> </w:t>
-            </w:r>
-            <w:r>
-              <w:rPr>
-                <w:color w:val="000000"/>
-                <w:sz w:val="24"/>
-                <w:szCs w:val="24"/>
-                <w:shd w:val="clear" w:color="auto" w:fill="FFFFFF"/>
-              </w:rPr>
-              <w:t>класс опасности)</w:t>
-            </w:r>
-            <w:r>
-              <w:rPr>
-                <w:color w:val="000000"/>
-                <w:sz w:val="24"/>
-                <w:szCs w:val="24"/>
-                <w:shd w:val="clear" w:color="auto" w:fill="FFFFFF"/>
-              </w:rPr>
-              <w:t>;</w:t>
+              <w:t xml:space="preserve"> класс опасности);</w:t>
             </w:r>
           </w:p>
           <w:p>
             <w:pPr>
               <w:rPr>
                 <w:color w:val="000000"/>
-                <w:szCs w:val="24"/>
+                <w:szCs w:val="28"/>
                 <w:shd w:val="clear" w:color="auto" w:fill="FFFFFF"/>
               </w:rPr>
             </w:pPr>
             <w:r>
               <w:rPr>
                 <w:color w:val="000000"/>
-                <w:szCs w:val="24"/>
+                <w:szCs w:val="28"/>
                 <w:shd w:val="clear" w:color="auto" w:fill="FFFFFF"/>
                 <w:lang w:val="en-US"/>
               </w:rPr>
@@ -7035,73 +6606,50 @@
             <w:r>
               <w:rPr>
                 <w:color w:val="000000"/>
-                <w:szCs w:val="24"/>
+                <w:szCs w:val="28"/>
                 <w:shd w:val="clear" w:color="auto" w:fill="FFFFFF"/>
               </w:rPr>
-              <w:t xml:space="preserve"> </w:t>
-            </w:r>
-            <w:r>
-              <w:rPr>
-                <w:color w:val="000000"/>
-                <w:szCs w:val="24"/>
-                <w:shd w:val="clear" w:color="auto" w:fill="FFFFFF"/>
-              </w:rPr>
-              <w:t>класс опасности соответствует умеренно опасным отходам.</w:t>
+              <w:t xml:space="preserve"> класс опасности соответствует умеренно опасным отходам.</w:t>
             </w:r>
           </w:p>
           <w:p>
             <w:pPr>
               <w:rPr>
                 <w:bCs/>
+                <w:szCs w:val="28"/>
               </w:rPr>
             </w:pPr>
             <w:r>
               <w:rPr>
                 <w:szCs w:val="28"/>
               </w:rPr>
-              <w:t xml:space="preserve">В соответствии с </w:t>
-            </w:r>
-            <w:r>
-              <w:rPr>
-                <w:szCs w:val="24"/>
-              </w:rPr>
-              <w:t xml:space="preserve">СанПиН 2.1.3684-21 - </w:t>
-            </w:r>
-            <w:r>
-              <w:rPr>
-                <w:szCs w:val="24"/>
-              </w:rPr>
-              <w:t>X</w:t>
-            </w:r>
-            <w:r>
-              <w:rPr>
-                <w:szCs w:val="24"/>
-              </w:rPr>
-              <w:t xml:space="preserve">. </w:t>
+              <w:t>В соответствие</w:t>
+            </w:r>
+            <w:r>
+              <w:rPr>
+                <w:szCs w:val="28"/>
+              </w:rPr>
+              <w:t xml:space="preserve"> с СанПиН 2.1.3684-21 - X. </w:t>
             </w:r>
             <w:r>
               <w:rPr>
                 <w:bCs/>
+                <w:szCs w:val="28"/>
               </w:rPr>
               <w:t>«</w:t>
             </w:r>
             <w:r>
               <w:rPr>
-                <w:szCs w:val="24"/>
+                <w:szCs w:val="28"/>
               </w:rPr>
               <w:t>Требования к обращению с отходами</w:t>
             </w:r>
             <w:r>
               <w:rPr>
                 <w:bCs/>
-              </w:rPr>
-              <w:t>»</w:t>
-            </w:r>
-            <w:r>
-              <w:rPr>
-                <w:bCs/>
-              </w:rPr>
-              <w:t>:</w:t>
+                <w:szCs w:val="28"/>
+              </w:rPr>
+              <w:t>»:</w:t>
             </w:r>
           </w:p>
           <w:p>
@@ -7115,26 +6663,22 @@
               <w:jc w:val="left"/>
               <w:rPr>
                 <w:color w:val="000000"/>
-                <w:sz w:val="24"/>
-                <w:szCs w:val="24"/>
+                <w:szCs w:val="28"/>
                 <w:shd w:val="clear" w:color="auto" w:fill="FFFFFF"/>
               </w:rPr>
             </w:pPr>
             <w:r>
               <w:rPr>
                 <w:color w:val="000000"/>
-                <w:sz w:val="24"/>
-                <w:szCs w:val="24"/>
+                <w:szCs w:val="28"/>
                 <w:shd w:val="clear" w:color="auto" w:fill="FFFFFF"/>
               </w:rPr>
-              <w:lastRenderedPageBreak/>
               <w:t xml:space="preserve">Накопление промышленных отходов </w:t>
             </w:r>
             <w:r>
               <w:rPr>
                 <w:color w:val="000000"/>
-                <w:sz w:val="24"/>
-                <w:szCs w:val="24"/>
+                <w:szCs w:val="28"/>
                 <w:shd w:val="clear" w:color="auto" w:fill="FFFFFF"/>
                 <w:lang w:val="en-US"/>
               </w:rPr>
@@ -7143,74 +6687,10 @@
             <w:r>
               <w:rPr>
                 <w:color w:val="000000"/>
-                <w:sz w:val="24"/>
-                <w:szCs w:val="24"/>
+                <w:szCs w:val="28"/>
                 <w:shd w:val="clear" w:color="auto" w:fill="FFFFFF"/>
               </w:rPr>
-              <w:t xml:space="preserve"> класса опасности допускается в бумажных мешках и ларях</w:t>
-            </w:r>
-            <w:r>
-              <w:rPr>
-                <w:color w:val="000000"/>
-                <w:sz w:val="24"/>
-                <w:szCs w:val="24"/>
-                <w:shd w:val="clear" w:color="auto" w:fill="FFFFFF"/>
-              </w:rPr>
-              <w:t>,</w:t>
-            </w:r>
-            <w:r>
-              <w:rPr>
-                <w:color w:val="000000"/>
-                <w:sz w:val="24"/>
-                <w:szCs w:val="24"/>
-                <w:shd w:val="clear" w:color="auto" w:fill="FFFFFF"/>
-              </w:rPr>
-              <w:t xml:space="preserve"> хлопчатобумажных мешках</w:t>
-            </w:r>
-            <w:r>
-              <w:rPr>
-                <w:color w:val="000000"/>
-                <w:sz w:val="24"/>
-                <w:szCs w:val="24"/>
-                <w:shd w:val="clear" w:color="auto" w:fill="FFFFFF"/>
-              </w:rPr>
-              <w:t>,</w:t>
-            </w:r>
-            <w:r>
-              <w:rPr>
-                <w:color w:val="000000"/>
-                <w:sz w:val="24"/>
-                <w:szCs w:val="24"/>
-                <w:shd w:val="clear" w:color="auto" w:fill="FFFFFF"/>
-              </w:rPr>
-              <w:t xml:space="preserve"> текстильных мешках</w:t>
-            </w:r>
-            <w:r>
-              <w:rPr>
-                <w:color w:val="000000"/>
-                <w:sz w:val="24"/>
-                <w:szCs w:val="24"/>
-                <w:shd w:val="clear" w:color="auto" w:fill="FFFFFF"/>
-              </w:rPr>
-              <w:t>,</w:t>
-            </w:r>
-            <w:r>
-              <w:rPr>
-                <w:color w:val="000000"/>
-                <w:sz w:val="24"/>
-                <w:szCs w:val="24"/>
-                <w:shd w:val="clear" w:color="auto" w:fill="FFFFFF"/>
-              </w:rPr>
-              <w:t xml:space="preserve"> навалом</w:t>
-            </w:r>
-            <w:r>
-              <w:rPr>
-                <w:color w:val="000000"/>
-                <w:sz w:val="24"/>
-                <w:szCs w:val="24"/>
-                <w:shd w:val="clear" w:color="auto" w:fill="FFFFFF"/>
-              </w:rPr>
-              <w:t>;</w:t>
+              <w:t xml:space="preserve"> класса опасности допускается в бумажных мешках и ларях, хлопчатобумажных мешках, текстильных мешках, навалом;</w:t>
             </w:r>
           </w:p>
           <w:p>
@@ -7224,34 +6704,23 @@
               <w:jc w:val="left"/>
               <w:rPr>
                 <w:color w:val="000000"/>
-                <w:sz w:val="24"/>
-                <w:szCs w:val="24"/>
+                <w:szCs w:val="28"/>
                 <w:shd w:val="clear" w:color="auto" w:fill="FFFFFF"/>
               </w:rPr>
             </w:pPr>
             <w:r>
               <w:rPr>
                 <w:color w:val="000000"/>
-                <w:sz w:val="24"/>
-                <w:szCs w:val="24"/>
+                <w:szCs w:val="28"/>
                 <w:shd w:val="clear" w:color="auto" w:fill="FFFFFF"/>
               </w:rPr>
-              <w:t>З</w:t>
+              <w:lastRenderedPageBreak/>
+              <w:t>Захоронение твердых и пылевидных отходов, содержащих отходы II-III класса опасности, нерастворимые в воде, должно проводиться в котлованах с уплотнением грунтом с коэффициентом фильтрации не более 1х10</w:t>
             </w:r>
             <w:r>
               <w:rPr>
                 <w:color w:val="000000"/>
-                <w:sz w:val="24"/>
-                <w:szCs w:val="24"/>
-                <w:shd w:val="clear" w:color="auto" w:fill="FFFFFF"/>
-              </w:rPr>
-              <w:t>ахоронение твердых и пылевидных отходов, содержащих отходы II-III класса опасности, нерастворимые в воде, должно проводиться в котлованах с уплотнением грунтом с коэффициентом фильтрации не более 1х10</w:t>
-            </w:r>
-            <w:r>
-              <w:rPr>
-                <w:color w:val="000000"/>
-                <w:sz w:val="24"/>
-                <w:szCs w:val="24"/>
+                <w:szCs w:val="28"/>
                 <w:shd w:val="clear" w:color="auto" w:fill="FFFFFF"/>
                 <w:vertAlign w:val="superscript"/>
               </w:rPr>
@@ -7260,20 +6729,10 @@
             <w:r>
               <w:rPr>
                 <w:color w:val="000000"/>
-                <w:sz w:val="24"/>
-                <w:szCs w:val="24"/>
+                <w:szCs w:val="28"/>
                 <w:shd w:val="clear" w:color="auto" w:fill="FFFFFF"/>
               </w:rPr>
-              <w:t xml:space="preserve"> сантиметров в секунду</w:t>
-            </w:r>
-            <w:r>
-              <w:rPr>
-                <w:color w:val="000000"/>
-                <w:sz w:val="24"/>
-                <w:szCs w:val="24"/>
-                <w:shd w:val="clear" w:color="auto" w:fill="FFFFFF"/>
-              </w:rPr>
-              <w:t>;</w:t>
+              <w:t xml:space="preserve"> сантиметров в секунду;</w:t>
             </w:r>
           </w:p>
           <w:p>
@@ -7285,7 +6744,8 @@
             <w:r>
               <w:rPr>
                 <w:color w:val="000000"/>
-                <w:szCs w:val="24"/>
+                <w:sz w:val="28"/>
+                <w:szCs w:val="28"/>
                 <w:shd w:val="clear" w:color="auto" w:fill="FFFFFF"/>
               </w:rPr>
               <w:t xml:space="preserve">На полигоны твердых коммунальных отходов допускается принимать промышленные отходы </w:t>
@@ -7293,7 +6753,8 @@
             <w:r>
               <w:rPr>
                 <w:color w:val="000000"/>
-                <w:szCs w:val="24"/>
+                <w:sz w:val="28"/>
+                <w:szCs w:val="28"/>
                 <w:shd w:val="clear" w:color="auto" w:fill="FFFFFF"/>
                 <w:lang w:val="en-US"/>
               </w:rPr>
@@ -7302,7 +6763,8 @@
             <w:r>
               <w:rPr>
                 <w:color w:val="000000"/>
-                <w:szCs w:val="24"/>
+                <w:sz w:val="28"/>
+                <w:szCs w:val="28"/>
                 <w:shd w:val="clear" w:color="auto" w:fill="FFFFFF"/>
               </w:rPr>
               <w:t xml:space="preserve"> класса опасности.</w:t>
@@ -7406,7 +6868,7 @@
           <w:lang w:val="ru-RU" w:eastAsia="ru-RU"/>
         </w:rPr>
       </w:pPr>
-      <w:bookmarkStart w:id="4" w:name="_Toc169029724"/>
+      <w:bookmarkStart w:id="3" w:name="_Toc169029724"/>
       <w:r>
         <w:rPr>
           <w:rFonts w:eastAsia="Times New Roman"/>
@@ -7437,7 +6899,7 @@
         </w:rPr>
         <w:t xml:space="preserve"> и снаружи испытательного блока</w:t>
       </w:r>
-      <w:bookmarkEnd w:id="4"/>
+      <w:bookmarkEnd w:id="3"/>
     </w:p>
     <w:p>
       <w:pPr>
@@ -7910,13 +7372,7 @@
                 <w:rPr>
                   <w:rFonts w:ascii="Cambria Math" w:hAnsi="Cambria Math"/>
                 </w:rPr>
-                <m:t>4</m:t>
-              </m:r>
-              <m:r>
-                <w:rPr>
-                  <w:rFonts w:ascii="Cambria Math" w:hAnsi="Cambria Math"/>
-                </w:rPr>
-                <m:t>31,1</m:t>
+                <m:t>431,1</m:t>
               </m:r>
             </m:e>
           </m:func>
@@ -7951,13 +7407,7 @@
                 <w:rPr>
                   <w:rFonts w:ascii="Cambria Math" w:hAnsi="Cambria Math"/>
                 </w:rPr>
-                <m:t>0,</m:t>
-              </m:r>
-              <m:r>
-                <w:rPr>
-                  <w:rFonts w:ascii="Cambria Math" w:hAnsi="Cambria Math"/>
-                </w:rPr>
-                <m:t>158</m:t>
+                <m:t>0,158</m:t>
               </m:r>
             </m:e>
           </m:func>
@@ -7992,13 +7442,7 @@
                 <w:rPr>
                   <w:rFonts w:ascii="Cambria Math" w:hAnsi="Cambria Math"/>
                 </w:rPr>
-                <m:t>0,</m:t>
-              </m:r>
-              <m:r>
-                <w:rPr>
-                  <w:rFonts w:ascii="Cambria Math" w:hAnsi="Cambria Math"/>
-                </w:rPr>
-                <m:t>489</m:t>
+                <m:t>0,489</m:t>
               </m:r>
             </m:e>
           </m:func>
@@ -8006,31 +7450,7 @@
             <w:rPr>
               <w:rFonts w:ascii="Cambria Math" w:hAnsi="Cambria Math"/>
             </w:rPr>
-            <m:t>-44=14</m:t>
-          </m:r>
-          <m:r>
-            <w:rPr>
-              <w:rFonts w:ascii="Cambria Math" w:hAnsi="Cambria Math"/>
-            </w:rPr>
-            <m:t>7</m:t>
-          </m:r>
-          <m:r>
-            <w:rPr>
-              <w:rFonts w:ascii="Cambria Math" w:hAnsi="Cambria Math"/>
-            </w:rPr>
-            <m:t>,</m:t>
-          </m:r>
-          <m:r>
-            <w:rPr>
-              <w:rFonts w:ascii="Cambria Math" w:hAnsi="Cambria Math"/>
-            </w:rPr>
-            <m:t>6</m:t>
-          </m:r>
-          <m:r>
-            <w:rPr>
-              <w:rFonts w:ascii="Cambria Math" w:hAnsi="Cambria Math"/>
-            </w:rPr>
-            <m:t xml:space="preserve"> дБ.</m:t>
+            <m:t>-44=147,6 дБ.</m:t>
           </m:r>
         </m:oMath>
       </m:oMathPara>
@@ -8109,13 +7529,7 @@
                 <w:rPr>
                   <w:rFonts w:ascii="Cambria Math" w:hAnsi="Cambria Math"/>
                 </w:rPr>
-                <m:t>3</m:t>
-              </m:r>
-              <m:r>
-                <w:rPr>
-                  <w:rFonts w:ascii="Cambria Math" w:hAnsi="Cambria Math"/>
-                </w:rPr>
-                <m:t>35,2</m:t>
+                <m:t>335,2</m:t>
               </m:r>
             </m:e>
           </m:func>
@@ -8150,13 +7564,7 @@
                 <w:rPr>
                   <w:rFonts w:ascii="Cambria Math" w:hAnsi="Cambria Math"/>
                 </w:rPr>
-                <m:t>0,</m:t>
-              </m:r>
-              <m:r>
-                <w:rPr>
-                  <w:rFonts w:ascii="Cambria Math" w:hAnsi="Cambria Math"/>
-                </w:rPr>
-                <m:t>373</m:t>
+                <m:t>0,373</m:t>
               </m:r>
             </m:e>
           </m:func>
@@ -8191,19 +7599,7 @@
                 <w:rPr>
                   <w:rFonts w:ascii="Cambria Math" w:hAnsi="Cambria Math"/>
                 </w:rPr>
-                <m:t>1</m:t>
-              </m:r>
-              <m:r>
-                <w:rPr>
-                  <w:rFonts w:ascii="Cambria Math" w:hAnsi="Cambria Math"/>
-                </w:rPr>
-                <m:t>,</m:t>
-              </m:r>
-              <m:r>
-                <w:rPr>
-                  <w:rFonts w:ascii="Cambria Math" w:hAnsi="Cambria Math"/>
-                </w:rPr>
-                <m:t>567</m:t>
+                <m:t>1,567</m:t>
               </m:r>
             </m:e>
           </m:func>
@@ -8211,19 +7607,7 @@
             <w:rPr>
               <w:rFonts w:ascii="Cambria Math" w:hAnsi="Cambria Math"/>
             </w:rPr>
-            <m:t>-44=</m:t>
-          </m:r>
-          <m:r>
-            <w:rPr>
-              <w:rFonts w:ascii="Cambria Math" w:hAnsi="Cambria Math"/>
-            </w:rPr>
-            <m:t>151,4</m:t>
-          </m:r>
-          <m:r>
-            <w:rPr>
-              <w:rFonts w:ascii="Cambria Math" w:hAnsi="Cambria Math"/>
-            </w:rPr>
-            <m:t xml:space="preserve"> дБ.</m:t>
+            <m:t>-44=151,4 дБ.</m:t>
           </m:r>
         </m:oMath>
       </m:oMathPara>
@@ -8281,70 +7665,49 @@
         <w:rPr>
           <w:lang w:val="ru-RU" w:eastAsia="ru-RU"/>
         </w:rPr>
-        <w:t xml:space="preserve">Согласно данным [Теория двухконтурных двигателей/ Под ред. Д.т.н., проф. С.М. </w:t>
+        <w:t xml:space="preserve">Согласно данным [Теория двухконтурных двигателей/ Под ред. Д.т.н., проф. С.М. Шляхтенко, д.т.н., проф. В.А. </w:t>
       </w:r>
       <w:proofErr w:type="spellStart"/>
       <w:r>
         <w:rPr>
           <w:lang w:val="ru-RU" w:eastAsia="ru-RU"/>
         </w:rPr>
-        <w:t>Шляхтенко</w:t>
+        <w:t>Сосунова</w:t>
       </w:r>
       <w:proofErr w:type="spellEnd"/>
       <w:r>
         <w:rPr>
           <w:lang w:val="ru-RU" w:eastAsia="ru-RU"/>
         </w:rPr>
-        <w:t xml:space="preserve">, д.т.н., проф. В.А. </w:t>
+        <w:t xml:space="preserve">. – М: «Машиностроение», 1979.] при применении </w:t>
       </w:r>
       <w:proofErr w:type="spellStart"/>
       <w:r>
         <w:rPr>
           <w:lang w:val="ru-RU" w:eastAsia="ru-RU"/>
         </w:rPr>
-        <w:t>Сосунова</w:t>
+        <w:t>многотрубчатых</w:t>
       </w:r>
       <w:proofErr w:type="spellEnd"/>
       <w:r>
         <w:rPr>
           <w:lang w:val="ru-RU" w:eastAsia="ru-RU"/>
         </w:rPr>
-        <w:t xml:space="preserve">. – М: «Машиностроение», 1979.] при применении </w:t>
+        <w:t xml:space="preserve"> </w:t>
       </w:r>
       <w:proofErr w:type="spellStart"/>
       <w:r>
         <w:rPr>
           <w:lang w:val="ru-RU" w:eastAsia="ru-RU"/>
         </w:rPr>
-        <w:t>многотрубчатых</w:t>
+        <w:t>шумопоглащающих</w:t>
       </w:r>
       <w:proofErr w:type="spellEnd"/>
       <w:r>
         <w:rPr>
           <w:lang w:val="ru-RU" w:eastAsia="ru-RU"/>
         </w:rPr>
-        <w:t xml:space="preserve"> </w:t>
-      </w:r>
-      <w:proofErr w:type="spellStart"/>
-      <w:r>
-        <w:rPr>
-          <w:lang w:val="ru-RU" w:eastAsia="ru-RU"/>
-        </w:rPr>
-        <w:t>шумопоглащающих</w:t>
-      </w:r>
-      <w:proofErr w:type="spellEnd"/>
-      <w:r>
-        <w:rPr>
-          <w:lang w:val="ru-RU" w:eastAsia="ru-RU"/>
-        </w:rPr>
-        <w:t xml:space="preserve"> сопел возможно снижение шума более, чем на 30 дБ при изменении частоты шума, что потенциально позволяет получить уровень звуковой мощности выхлопной струи </w:t>
-      </w:r>
-      <w:r>
-        <w:rPr>
-          <w:lang w:val="ru-RU" w:eastAsia="ru-RU"/>
-        </w:rPr>
-        <w:lastRenderedPageBreak/>
-        <w:t>около 120 дБ. Использование гофрированных и шевронных сопел может еще сильнее снизить уровень этого шума. Для дальнейшего расчета взят спектр шума, подобный приведённому в источнике.</w:t>
+        <w:t xml:space="preserve"> сопел возможно снижение шума более, чем на 30 дБ при изменении частоты шума, что потенциально позволяет получить уровень звуковой мощности выхлопной струи около 120 дБ. Использование гофрированных и шевронных сопел может еще сильнее снизить уровень этого шума. Для дальнейшего расчета взят спектр шума, подобный приведённому в источнике.</w:t>
       </w:r>
     </w:p>
     <w:p>
@@ -8358,6 +7721,7 @@
         <w:rPr>
           <w:lang w:val="ru-RU" w:eastAsia="ru-RU"/>
         </w:rPr>
+        <w:lastRenderedPageBreak/>
         <w:t xml:space="preserve">В свою очередь уровень звуковой мощности шума всасывания дозвукового вентилятора можно определить с помощью звуковой мощности шума всасывания </w:t>
       </w:r>
       <m:oMath>
@@ -8849,7 +8213,7 @@
         <w:t xml:space="preserve"> - плотность воздуха на входе в вентилятор в кг/м3; с - скорость звука в зависимости от температуры воздуха на входе в вентилятор в м/с. Тогда:</w:t>
       </w:r>
     </w:p>
-    <w:bookmarkStart w:id="5" w:name="_Hlk166571215"/>
+    <w:bookmarkStart w:id="4" w:name="_Hlk166571215"/>
     <w:p>
       <w:pPr>
         <w:pStyle w:val="ad"/>
@@ -8983,25 +8347,7 @@
                     <w:rPr>
                       <w:rFonts w:ascii="Cambria Math" w:hAnsi="Cambria Math"/>
                     </w:rPr>
-                    <m:t>22</m:t>
-                  </m:r>
-                  <m:r>
-                    <w:rPr>
-                      <w:rFonts w:ascii="Cambria Math" w:hAnsi="Cambria Math"/>
-                    </w:rPr>
-                    <m:t>8</m:t>
-                  </m:r>
-                  <m:r>
-                    <w:rPr>
-                      <w:rFonts w:ascii="Cambria Math" w:hAnsi="Cambria Math"/>
-                    </w:rPr>
-                    <m:t>,</m:t>
-                  </m:r>
-                  <m:r>
-                    <w:rPr>
-                      <w:rFonts w:ascii="Cambria Math" w:hAnsi="Cambria Math"/>
-                    </w:rPr>
-                    <m:t>9</m:t>
+                    <m:t>228,9</m:t>
                   </m:r>
                 </m:e>
                 <m:sup>
@@ -9019,13 +8365,7 @@
                 <w:rPr>
                   <w:rFonts w:ascii="Cambria Math" w:hAnsi="Cambria Math"/>
                 </w:rPr>
-                <m:t>0,</m:t>
-              </m:r>
-              <m:r>
-                <w:rPr>
-                  <w:rFonts w:ascii="Cambria Math" w:hAnsi="Cambria Math"/>
-                </w:rPr>
-                <m:t>746</m:t>
+                <m:t>0,746</m:t>
               </m:r>
               <m:sSup>
                 <m:sSupPr>
@@ -9041,13 +8381,7 @@
                     <w:rPr>
                       <w:rFonts w:ascii="Cambria Math" w:hAnsi="Cambria Math"/>
                     </w:rPr>
-                    <m:t>∙</m:t>
-                  </m:r>
-                  <m:r>
-                    <w:rPr>
-                      <w:rFonts w:ascii="Cambria Math" w:hAnsi="Cambria Math"/>
-                    </w:rPr>
-                    <m:t>308,3</m:t>
+                    <m:t>∙308,3</m:t>
                   </m:r>
                 </m:e>
                 <m:sup>
@@ -9131,19 +8465,7 @@
                     <w:rPr>
                       <w:rFonts w:ascii="Cambria Math" w:hAnsi="Cambria Math"/>
                     </w:rPr>
-                    <m:t>1</m:t>
-                  </m:r>
-                  <m:r>
-                    <w:rPr>
-                      <w:rFonts w:ascii="Cambria Math" w:hAnsi="Cambria Math"/>
-                    </w:rPr>
-                    <m:t>,</m:t>
-                  </m:r>
-                  <m:r>
-                    <w:rPr>
-                      <w:rFonts w:ascii="Cambria Math" w:hAnsi="Cambria Math"/>
-                    </w:rPr>
-                    <m:t>2</m:t>
+                    <m:t>1,2</m:t>
                   </m:r>
                 </m:e>
                 <m:sup>
@@ -9161,31 +8483,7 @@
             <w:rPr>
               <w:rFonts w:ascii="Cambria Math" w:hAnsi="Cambria Math"/>
             </w:rPr>
-            <m:t>=</m:t>
-          </m:r>
-          <m:r>
-            <w:rPr>
-              <w:rFonts w:ascii="Cambria Math" w:hAnsi="Cambria Math"/>
-            </w:rPr>
-            <m:t>312</m:t>
-          </m:r>
-          <m:r>
-            <w:rPr>
-              <w:rFonts w:ascii="Cambria Math" w:hAnsi="Cambria Math"/>
-            </w:rPr>
-            <m:t>,</m:t>
-          </m:r>
-          <m:r>
-            <w:rPr>
-              <w:rFonts w:ascii="Cambria Math" w:hAnsi="Cambria Math"/>
-            </w:rPr>
-            <m:t>6</m:t>
-          </m:r>
-          <m:r>
-            <w:rPr>
-              <w:rFonts w:ascii="Cambria Math" w:hAnsi="Cambria Math"/>
-            </w:rPr>
-            <m:t>∙</m:t>
+            <m:t>=312,6∙</m:t>
           </m:r>
           <m:sSup>
             <m:sSupPr>
@@ -9222,7 +8520,7 @@
         </m:oMath>
       </m:oMathPara>
     </w:p>
-    <w:bookmarkEnd w:id="5"/>
+    <w:bookmarkEnd w:id="4"/>
     <w:p>
       <w:pPr>
         <w:pStyle w:val="ad"/>
@@ -9637,13 +8935,7 @@
                     <w:rPr>
                       <w:rFonts w:ascii="Cambria Math" w:hAnsi="Cambria Math"/>
                     </w:rPr>
-                    <m:t>312,6</m:t>
-                  </m:r>
-                  <m:r>
-                    <w:rPr>
-                      <w:rFonts w:ascii="Cambria Math" w:hAnsi="Cambria Math"/>
-                    </w:rPr>
-                    <m:t>∙</m:t>
+                    <m:t>312,6∙</m:t>
                   </m:r>
                   <m:sSup>
                     <m:sSupPr>
@@ -9713,31 +9005,7 @@
             <w:rPr>
               <w:rFonts w:ascii="Cambria Math" w:hAnsi="Cambria Math"/>
             </w:rPr>
-            <m:t>=1</m:t>
-          </m:r>
-          <m:r>
-            <w:rPr>
-              <w:rFonts w:ascii="Cambria Math" w:hAnsi="Cambria Math"/>
-            </w:rPr>
-            <m:t>11</m:t>
-          </m:r>
-          <m:r>
-            <w:rPr>
-              <w:rFonts w:ascii="Cambria Math" w:hAnsi="Cambria Math"/>
-            </w:rPr>
-            <m:t>,</m:t>
-          </m:r>
-          <m:r>
-            <w:rPr>
-              <w:rFonts w:ascii="Cambria Math" w:hAnsi="Cambria Math"/>
-            </w:rPr>
-            <m:t>9</m:t>
-          </m:r>
-          <m:r>
-            <w:rPr>
-              <w:rFonts w:ascii="Cambria Math" w:hAnsi="Cambria Math"/>
-            </w:rPr>
-            <m:t xml:space="preserve"> дБ. </m:t>
+            <m:t xml:space="preserve">=111,9 дБ. </m:t>
           </m:r>
         </m:oMath>
       </m:oMathPara>
@@ -9781,7 +9049,6 @@
         <w:rPr>
           <w:lang w:val="ru-RU" w:eastAsia="ru-RU"/>
         </w:rPr>
-        <w:lastRenderedPageBreak/>
         <w:t xml:space="preserve">Оценка шумового загрязнения на прилегающих к испытательному боксу территориях происходила в программном пакете «Автоматизированное рабочее место акустика» («АРМ Акустика»). </w:t>
       </w:r>
     </w:p>
@@ -9796,6 +9063,7 @@
         <w:rPr>
           <w:lang w:val="ru-RU" w:eastAsia="ru-RU"/>
         </w:rPr>
+        <w:lastRenderedPageBreak/>
         <w:t>Примем, что приемо-сдаточные испытания двигателя проводятся в национальном центре испытаний (НИЦ) Центрального Института Авиационного Моторостроения (ЦИАМ) в Лыткарино. Территория центра занимает площадь 2 км</w:t>
       </w:r>
       <w:r>
@@ -9973,9 +9241,9 @@
           <w:lang w:eastAsia="ru-RU"/>
         </w:rPr>
         <w:drawing>
-          <wp:inline distT="0" distB="0" distL="0" distR="0" wp14:anchorId="5F6F035F" wp14:editId="3E6E9205">
-            <wp:extent cx="4055405" cy="4038153"/>
-            <wp:effectExtent l="0" t="0" r="2540" b="635"/>
+          <wp:inline distT="0" distB="0" distL="0" distR="0" wp14:anchorId="5F6F035F" wp14:editId="423A5B2F">
+            <wp:extent cx="4055110" cy="3962400"/>
+            <wp:effectExtent l="0" t="0" r="2540" b="0"/>
             <wp:docPr id="127819606" name="Рисунок 1" descr="Изображение выглядит как текст, снимок экрана, число, Шрифт&#10;&#10;Автоматически созданное описание"/>
             <wp:cNvGraphicFramePr>
               <a:graphicFrameLocks xmlns:a="http://schemas.openxmlformats.org/drawingml/2006/main" noChangeAspect="1"/>
@@ -9987,20 +9255,27 @@
                     <pic:cNvPr id="127819606" name="Рисунок 1" descr="Изображение выглядит как текст, снимок экрана, число, Шрифт&#10;&#10;Автоматически созданное описание"/>
                     <pic:cNvPicPr/>
                   </pic:nvPicPr>
-                  <pic:blipFill>
+                  <pic:blipFill rotWithShape="1">
                     <a:blip r:embed="rId10"/>
-                    <a:stretch>
-                      <a:fillRect/>
-                    </a:stretch>
+                    <a:srcRect b="1868"/>
+                    <a:stretch/>
                   </pic:blipFill>
-                  <pic:spPr>
+                  <pic:spPr bwMode="auto">
                     <a:xfrm>
                       <a:off x="0" y="0"/>
-                      <a:ext cx="4078828" cy="4061476"/>
+                      <a:ext cx="4078828" cy="3985576"/>
                     </a:xfrm>
                     <a:prstGeom prst="rect">
                       <a:avLst/>
                     </a:prstGeom>
+                    <a:ln>
+                      <a:noFill/>
+                    </a:ln>
+                    <a:extLst>
+                      <a:ext uri="{53640926-AAD7-44D8-BBD7-CCE9431645EC}">
+                        <a14:shadowObscured xmlns:a14="http://schemas.microsoft.com/office/drawing/2010/main"/>
+                      </a:ext>
+                    </a:extLst>
                   </pic:spPr>
                 </pic:pic>
               </a:graphicData>
@@ -10058,8 +9333,10 @@
           <w:szCs w:val="24"/>
           <w:lang w:eastAsia="ru-RU"/>
         </w:rPr>
-        <w:t>Материалы стен и потолка.</w:t>
-      </w:r>
+        <w:t>Материалы стен и потолка</w:t>
+      </w:r>
+      <w:bookmarkStart w:id="5" w:name="_GoBack"/>
+      <w:bookmarkEnd w:id="5"/>
     </w:p>
     <w:p>
       <w:pPr>
@@ -10086,9 +9363,9 @@
         </w:rPr>
         <w:lastRenderedPageBreak/>
         <w:drawing>
-          <wp:inline distT="0" distB="0" distL="0" distR="0" wp14:anchorId="1BD76D60" wp14:editId="2152B5B1">
-            <wp:extent cx="4705289" cy="4372824"/>
-            <wp:effectExtent l="0" t="0" r="635" b="8890"/>
+          <wp:inline distT="0" distB="0" distL="0" distR="0" wp14:anchorId="1BD76D60" wp14:editId="09E5C3C7">
+            <wp:extent cx="4704226" cy="4232564"/>
+            <wp:effectExtent l="0" t="0" r="1270" b="0"/>
             <wp:docPr id="1909024689" name="Рисунок 1" descr="Изображение выглядит как текст, снимок экрана, число, Шрифт&#10;&#10;Автоматически созданное описание"/>
             <wp:cNvGraphicFramePr>
               <a:graphicFrameLocks xmlns:a="http://schemas.openxmlformats.org/drawingml/2006/main" noChangeAspect="1"/>
@@ -10100,20 +9377,27 @@
                     <pic:cNvPr id="1909024689" name="Рисунок 1" descr="Изображение выглядит как текст, снимок экрана, число, Шрифт&#10;&#10;Автоматически созданное описание"/>
                     <pic:cNvPicPr/>
                   </pic:nvPicPr>
-                  <pic:blipFill>
+                  <pic:blipFill rotWithShape="1">
                     <a:blip r:embed="rId11"/>
-                    <a:stretch>
-                      <a:fillRect/>
-                    </a:stretch>
+                    <a:srcRect t="1" b="3186"/>
+                    <a:stretch/>
                   </pic:blipFill>
-                  <pic:spPr>
+                  <pic:spPr bwMode="auto">
                     <a:xfrm>
                       <a:off x="0" y="0"/>
-                      <a:ext cx="4747016" cy="4411603"/>
+                      <a:ext cx="4747016" cy="4271064"/>
                     </a:xfrm>
                     <a:prstGeom prst="rect">
                       <a:avLst/>
                     </a:prstGeom>
+                    <a:ln>
+                      <a:noFill/>
+                    </a:ln>
+                    <a:extLst>
+                      <a:ext uri="{53640926-AAD7-44D8-BBD7-CCE9431645EC}">
+                        <a14:shadowObscured xmlns:a14="http://schemas.microsoft.com/office/drawing/2010/main"/>
+                      </a:ext>
+                    </a:extLst>
                   </pic:spPr>
                 </pic:pic>
               </a:graphicData>
@@ -10171,7 +9455,7 @@
           <w:szCs w:val="24"/>
           <w:lang w:eastAsia="ru-RU"/>
         </w:rPr>
-        <w:t>Звукопоглощающие свойства пола.</w:t>
+        <w:t>Звукопоглощающие свойства пола</w:t>
       </w:r>
     </w:p>
     <w:p>
@@ -10303,15 +9587,6 @@
         </w:rPr>
         <w:t>расчетная точка в испытательном боксе</w:t>
       </w:r>
-      <w:r>
-        <w:rPr>
-          <w:rFonts w:eastAsia="Times New Roman"/>
-          <w:color w:val="000000" w:themeColor="text1"/>
-          <w:szCs w:val="24"/>
-          <w:lang w:eastAsia="ru-RU"/>
-        </w:rPr>
-        <w:t>.</w:t>
-      </w:r>
     </w:p>
     <w:p>
       <w:pPr>
@@ -10320,7 +9595,6 @@
         <w:autoSpaceDN w:val="0"/>
         <w:adjustRightInd w:val="0"/>
         <w:ind w:firstLine="709"/>
-        <w:jc w:val="center"/>
         <w:rPr>
           <w:rFonts w:eastAsia="Times New Roman"/>
           <w:color w:val="000000" w:themeColor="text1"/>
@@ -10328,28 +9602,14 @@
           <w:lang w:eastAsia="ru-RU"/>
         </w:rPr>
       </w:pPr>
-    </w:p>
-    <w:p>
-      <w:pPr>
-        <w:widowControl w:val="0"/>
-        <w:autoSpaceDE w:val="0"/>
-        <w:autoSpaceDN w:val="0"/>
-        <w:adjustRightInd w:val="0"/>
-        <w:ind w:firstLine="709"/>
+      <w:r>
         <w:rPr>
           <w:rFonts w:eastAsia="Times New Roman"/>
           <w:color w:val="000000" w:themeColor="text1"/>
           <w:szCs w:val="24"/>
           <w:lang w:eastAsia="ru-RU"/>
         </w:rPr>
-      </w:pPr>
-      <w:r>
-        <w:rPr>
-          <w:rFonts w:eastAsia="Times New Roman"/>
-          <w:color w:val="000000" w:themeColor="text1"/>
-          <w:szCs w:val="24"/>
-          <w:lang w:eastAsia="ru-RU"/>
-        </w:rPr>
+        <w:lastRenderedPageBreak/>
         <w:t>Описанные выше источники шума были интегрированы в испытательный бокс согласно их описанию</w:t>
       </w:r>
       <w:r>
@@ -10421,9 +9681,9 @@
           <w:lang w:eastAsia="ru-RU"/>
         </w:rPr>
         <w:drawing>
-          <wp:inline distT="0" distB="0" distL="0" distR="0" wp14:anchorId="50979185" wp14:editId="61B67514">
-            <wp:extent cx="3515712" cy="3313261"/>
-            <wp:effectExtent l="0" t="0" r="8890" b="1905"/>
+          <wp:inline distT="0" distB="0" distL="0" distR="0" wp14:anchorId="50979185" wp14:editId="60D11F24">
+            <wp:extent cx="3602182" cy="3394752"/>
+            <wp:effectExtent l="0" t="0" r="0" b="0"/>
             <wp:docPr id="1070504606" name="Рисунок 1" descr="Изображение выглядит как текст, снимок экрана, число, Параллельный&#10;&#10;Автоматически созданное описание"/>
             <wp:cNvGraphicFramePr>
               <a:graphicFrameLocks xmlns:a="http://schemas.openxmlformats.org/drawingml/2006/main" noChangeAspect="1"/>
@@ -10444,7 +9704,7 @@
                   <pic:spPr>
                     <a:xfrm>
                       <a:off x="0" y="0"/>
-                      <a:ext cx="3527142" cy="3324033"/>
+                      <a:ext cx="3618139" cy="3409790"/>
                     </a:xfrm>
                     <a:prstGeom prst="rect">
                       <a:avLst/>
@@ -10507,21 +9767,11 @@
         </w:rPr>
         <w:t>Выбранная шкала коррекции шума</w:t>
       </w:r>
-      <w:r>
-        <w:rPr>
-          <w:rFonts w:eastAsia="Times New Roman"/>
-          <w:color w:val="000000" w:themeColor="text1"/>
-          <w:szCs w:val="24"/>
-          <w:lang w:eastAsia="ru-RU"/>
-        </w:rPr>
-        <w:t>.</w:t>
-      </w:r>
     </w:p>
     <w:p>
       <w:pPr>
         <w:pStyle w:val="affe"/>
         <w:spacing w:after="0" w:line="360" w:lineRule="auto"/>
-        <w:ind w:firstLine="709"/>
         <w:jc w:val="center"/>
         <w:rPr>
           <w:noProof/>
@@ -10532,9 +9782,9 @@
           <w:noProof/>
         </w:rPr>
         <w:drawing>
-          <wp:inline distT="0" distB="0" distL="0" distR="0" wp14:anchorId="2FB67155" wp14:editId="453F4F22">
-            <wp:extent cx="2990259" cy="3020306"/>
-            <wp:effectExtent l="0" t="0" r="635" b="8890"/>
+          <wp:inline distT="0" distB="0" distL="0" distR="0" wp14:anchorId="2FB67155" wp14:editId="5E512B4A">
+            <wp:extent cx="3278294" cy="3311237"/>
+            <wp:effectExtent l="0" t="0" r="0" b="3810"/>
             <wp:docPr id="168080793" name="Рисунок 1" descr="Изображение выглядит как текст, снимок экрана, число, программное обеспечение&#10;&#10;Автоматически созданное описание"/>
             <wp:cNvGraphicFramePr>
               <a:graphicFrameLocks xmlns:a="http://schemas.openxmlformats.org/drawingml/2006/main" noChangeAspect="1"/>
@@ -10554,7 +9804,7 @@
                   <pic:spPr bwMode="auto">
                     <a:xfrm>
                       <a:off x="0" y="0"/>
-                      <a:ext cx="3009701" cy="3039944"/>
+                      <a:ext cx="3310520" cy="3343787"/>
                     </a:xfrm>
                     <a:prstGeom prst="rect">
                       <a:avLst/>
@@ -10626,15 +9876,6 @@
         </w:rPr>
         <w:t xml:space="preserve"> для источника шума</w:t>
       </w:r>
-      <w:r>
-        <w:rPr>
-          <w:rFonts w:eastAsia="Times New Roman"/>
-          <w:color w:val="000000" w:themeColor="text1"/>
-          <w:szCs w:val="24"/>
-          <w:lang w:eastAsia="ru-RU"/>
-        </w:rPr>
-        <w:t>.</w:t>
-      </w:r>
     </w:p>
     <w:p>
       <w:pPr>
@@ -10649,8 +9890,8 @@
         </w:rPr>
         <w:lastRenderedPageBreak/>
         <w:drawing>
-          <wp:inline distT="0" distB="0" distL="0" distR="0" wp14:anchorId="36F0752E" wp14:editId="41CC34FC">
-            <wp:extent cx="2485280" cy="4442465"/>
+          <wp:inline distT="0" distB="0" distL="0" distR="0" wp14:anchorId="36F0752E" wp14:editId="2DBB2FF0">
+            <wp:extent cx="2484755" cy="4405746"/>
             <wp:effectExtent l="0" t="0" r="0" b="0"/>
             <wp:docPr id="893339748" name="Рисунок 1" descr="Изображение выглядит как текст, снимок экрана, число, Шрифт&#10;&#10;Автоматически созданное описание"/>
             <wp:cNvGraphicFramePr>
@@ -10663,20 +9904,27 @@
                     <pic:cNvPr id="893339748" name="Рисунок 1" descr="Изображение выглядит как текст, снимок экрана, число, Шрифт&#10;&#10;Автоматически созданное описание"/>
                     <pic:cNvPicPr/>
                   </pic:nvPicPr>
-                  <pic:blipFill>
+                  <pic:blipFill rotWithShape="1">
                     <a:blip r:embed="rId15"/>
-                    <a:stretch>
-                      <a:fillRect/>
-                    </a:stretch>
+                    <a:srcRect b="805"/>
+                    <a:stretch/>
                   </pic:blipFill>
-                  <pic:spPr>
+                  <pic:spPr bwMode="auto">
                     <a:xfrm>
                       <a:off x="0" y="0"/>
-                      <a:ext cx="2498631" cy="4466330"/>
+                      <a:ext cx="2498631" cy="4430350"/>
                     </a:xfrm>
                     <a:prstGeom prst="rect">
                       <a:avLst/>
                     </a:prstGeom>
+                    <a:ln>
+                      <a:noFill/>
+                    </a:ln>
+                    <a:extLst>
+                      <a:ext uri="{53640926-AAD7-44D8-BBD7-CCE9431645EC}">
+                        <a14:shadowObscured xmlns:a14="http://schemas.microsoft.com/office/drawing/2010/main"/>
+                      </a:ext>
+                    </a:extLst>
                   </pic:spPr>
                 </pic:pic>
               </a:graphicData>
@@ -10847,15 +10095,6 @@
           <w:lang w:eastAsia="ru-RU"/>
         </w:rPr>
         <w:t>и</w:t>
-      </w:r>
-      <w:r>
-        <w:rPr>
-          <w:rFonts w:eastAsia="Times New Roman"/>
-          <w:color w:val="000000" w:themeColor="text1"/>
-          <w:szCs w:val="24"/>
-          <w:lang w:eastAsia="ru-RU"/>
-        </w:rPr>
-        <w:t>.</w:t>
       </w:r>
     </w:p>
     <w:p>
@@ -11119,15 +10358,6 @@
         </w:rPr>
         <w:t xml:space="preserve"> – Карта шума на прилегающих территориях</w:t>
       </w:r>
-      <w:r>
-        <w:rPr>
-          <w:rFonts w:eastAsia="Times New Roman"/>
-          <w:color w:val="000000" w:themeColor="text1"/>
-          <w:szCs w:val="24"/>
-          <w:lang w:eastAsia="ru-RU"/>
-        </w:rPr>
-        <w:t>.</w:t>
-      </w:r>
     </w:p>
     <w:p>
       <w:pPr>
@@ -11237,7 +10467,7 @@
           <w:szCs w:val="24"/>
           <w:lang w:eastAsia="ru-RU"/>
         </w:rPr>
-        <w:t xml:space="preserve"> днем.</w:t>
+        <w:t xml:space="preserve"> днем</w:t>
       </w:r>
     </w:p>
     <w:p>
@@ -12006,7 +11236,7 @@
 </file>
 
 <file path=word/endnotes.xml><?xml version="1.0" encoding="utf-8"?>
-<w:endnotes xmlns:wpc="http://schemas.microsoft.com/office/word/2010/wordprocessingCanvas" xmlns:cx="http://schemas.microsoft.com/office/drawing/2014/chartex" xmlns:cx1="http://schemas.microsoft.com/office/drawing/2015/9/8/chartex" xmlns:cx2="http://schemas.microsoft.com/office/drawing/2015/10/21/chartex" xmlns:cx3="http://schemas.microsoft.com/office/drawing/2016/5/9/chartex" xmlns:cx4="http://schemas.microsoft.com/office/drawing/2016/5/10/chartex" xmlns:cx5="http://schemas.microsoft.com/office/drawing/2016/5/11/chartex" xmlns:cx6="http://schemas.microsoft.com/office/drawing/2016/5/12/chartex" xmlns:cx7="http://schemas.microsoft.com/office/drawing/2016/5/13/chartex" xmlns:cx8="http://schemas.microsoft.com/office/drawing/2016/5/14/chartex" xmlns:mc="http://schemas.openxmlformats.org/markup-compatibility/2006" xmlns:aink="http://schemas.microsoft.com/office/drawing/2016/ink" xmlns:am3d="http://schemas.microsoft.com/office/drawing/2017/model3d" xmlns:o="urn:schemas-microsoft-com:office:office" xmlns:r="http://schemas.openxmlformats.org/officeDocument/2006/relationships" xmlns:m="http://schemas.openxmlformats.org/officeDocument/2006/math" xmlns:v="urn:schemas-microsoft-com:vml" xmlns:wp14="http://schemas.microsoft.com/office/word/2010/wordprocessingDrawing" xmlns:wp="http://schemas.openxmlformats.org/drawingml/2006/wordprocessingDrawing" xmlns:w10="urn:schemas-microsoft-com:office:word" xmlns:w="http://schemas.openxmlformats.org/wordprocessingml/2006/main" xmlns:w14="http://schemas.microsoft.com/office/word/2010/wordml" xmlns:w15="http://schemas.microsoft.com/office/word/2012/wordml" xmlns:w16cex="http://schemas.microsoft.com/office/word/2018/wordml/cex" xmlns:w16cid="http://schemas.microsoft.com/office/word/2016/wordml/cid" xmlns:w16="http://schemas.microsoft.com/office/word/2018/wordml" xmlns:w16se="http://schemas.microsoft.com/office/word/2015/wordml/symex" xmlns:wpg="http://schemas.microsoft.com/office/word/2010/wordprocessingGroup" xmlns:wpi="http://schemas.microsoft.com/office/word/2010/wordprocessingInk" xmlns:wne="http://schemas.microsoft.com/office/word/2006/wordml" xmlns:wps="http://schemas.microsoft.com/office/word/2010/wordprocessingShape" mc:Ignorable="w14 w15 w16se w16cid w16 w16cex wp14">
+<w:endnotes xmlns:wpc="http://schemas.microsoft.com/office/word/2010/wordprocessingCanvas" xmlns:cx="http://schemas.microsoft.com/office/drawing/2014/chartex" xmlns:mc="http://schemas.openxmlformats.org/markup-compatibility/2006" xmlns:o="urn:schemas-microsoft-com:office:office" xmlns:r="http://schemas.openxmlformats.org/officeDocument/2006/relationships" xmlns:m="http://schemas.openxmlformats.org/officeDocument/2006/math" xmlns:v="urn:schemas-microsoft-com:vml" xmlns:wp14="http://schemas.microsoft.com/office/word/2010/wordprocessingDrawing" xmlns:wp="http://schemas.openxmlformats.org/drawingml/2006/wordprocessingDrawing" xmlns:w10="urn:schemas-microsoft-com:office:word" xmlns:w="http://schemas.openxmlformats.org/wordprocessingml/2006/main" xmlns:w14="http://schemas.microsoft.com/office/word/2010/wordml" xmlns:w15="http://schemas.microsoft.com/office/word/2012/wordml" xmlns:w16se="http://schemas.microsoft.com/office/word/2015/wordml/symex" xmlns:wpg="http://schemas.microsoft.com/office/word/2010/wordprocessingGroup" xmlns:wpi="http://schemas.microsoft.com/office/word/2010/wordprocessingInk" xmlns:wne="http://schemas.microsoft.com/office/word/2006/wordml" xmlns:wps="http://schemas.microsoft.com/office/word/2010/wordprocessingShape" mc:Ignorable="w14 w15 w16se wp14">
   <w:endnote w:type="separator" w:id="-1">
     <w:p>
       <w:pPr>
@@ -12031,7 +11261,7 @@
 </file>
 
 <file path=word/footer1.xml><?xml version="1.0" encoding="utf-8"?>
-<w:ftr xmlns:wpc="http://schemas.microsoft.com/office/word/2010/wordprocessingCanvas" xmlns:cx="http://schemas.microsoft.com/office/drawing/2014/chartex" xmlns:cx1="http://schemas.microsoft.com/office/drawing/2015/9/8/chartex" xmlns:cx2="http://schemas.microsoft.com/office/drawing/2015/10/21/chartex" xmlns:cx3="http://schemas.microsoft.com/office/drawing/2016/5/9/chartex" xmlns:cx4="http://schemas.microsoft.com/office/drawing/2016/5/10/chartex" xmlns:cx5="http://schemas.microsoft.com/office/drawing/2016/5/11/chartex" xmlns:cx6="http://schemas.microsoft.com/office/drawing/2016/5/12/chartex" xmlns:cx7="http://schemas.microsoft.com/office/drawing/2016/5/13/chartex" xmlns:cx8="http://schemas.microsoft.com/office/drawing/2016/5/14/chartex" xmlns:mc="http://schemas.openxmlformats.org/markup-compatibility/2006" xmlns:aink="http://schemas.microsoft.com/office/drawing/2016/ink" xmlns:am3d="http://schemas.microsoft.com/office/drawing/2017/model3d" xmlns:o="urn:schemas-microsoft-com:office:office" xmlns:r="http://schemas.openxmlformats.org/officeDocument/2006/relationships" xmlns:m="http://schemas.openxmlformats.org/officeDocument/2006/math" xmlns:v="urn:schemas-microsoft-com:vml" xmlns:wp14="http://schemas.microsoft.com/office/word/2010/wordprocessingDrawing" xmlns:wp="http://schemas.openxmlformats.org/drawingml/2006/wordprocessingDrawing" xmlns:w10="urn:schemas-microsoft-com:office:word" xmlns:w="http://schemas.openxmlformats.org/wordprocessingml/2006/main" xmlns:w14="http://schemas.microsoft.com/office/word/2010/wordml" xmlns:w15="http://schemas.microsoft.com/office/word/2012/wordml" xmlns:w16cex="http://schemas.microsoft.com/office/word/2018/wordml/cex" xmlns:w16cid="http://schemas.microsoft.com/office/word/2016/wordml/cid" xmlns:w16="http://schemas.microsoft.com/office/word/2018/wordml" xmlns:w16se="http://schemas.microsoft.com/office/word/2015/wordml/symex" xmlns:wpg="http://schemas.microsoft.com/office/word/2010/wordprocessingGroup" xmlns:wpi="http://schemas.microsoft.com/office/word/2010/wordprocessingInk" xmlns:wne="http://schemas.microsoft.com/office/word/2006/wordml" xmlns:wps="http://schemas.microsoft.com/office/word/2010/wordprocessingShape" mc:Ignorable="w14 w15 w16se w16cid w16 w16cex wp14">
+<w:ftr xmlns:wpc="http://schemas.microsoft.com/office/word/2010/wordprocessingCanvas" xmlns:cx="http://schemas.microsoft.com/office/drawing/2014/chartex" xmlns:mc="http://schemas.openxmlformats.org/markup-compatibility/2006" xmlns:o="urn:schemas-microsoft-com:office:office" xmlns:r="http://schemas.openxmlformats.org/officeDocument/2006/relationships" xmlns:m="http://schemas.openxmlformats.org/officeDocument/2006/math" xmlns:v="urn:schemas-microsoft-com:vml" xmlns:wp14="http://schemas.microsoft.com/office/word/2010/wordprocessingDrawing" xmlns:wp="http://schemas.openxmlformats.org/drawingml/2006/wordprocessingDrawing" xmlns:w10="urn:schemas-microsoft-com:office:word" xmlns:w="http://schemas.openxmlformats.org/wordprocessingml/2006/main" xmlns:w14="http://schemas.microsoft.com/office/word/2010/wordml" xmlns:w15="http://schemas.microsoft.com/office/word/2012/wordml" xmlns:w16se="http://schemas.microsoft.com/office/word/2015/wordml/symex" xmlns:wpg="http://schemas.microsoft.com/office/word/2010/wordprocessingGroup" xmlns:wpi="http://schemas.microsoft.com/office/word/2010/wordprocessingInk" xmlns:wne="http://schemas.microsoft.com/office/word/2006/wordml" xmlns:wps="http://schemas.microsoft.com/office/word/2010/wordprocessingShape" mc:Ignorable="w14 w15 w16se wp14">
   <w:sdt>
     <w:sdtPr>
       <w:id w:val="1301652013"/>
@@ -12040,6 +11270,7 @@
         <w:docPartUnique/>
       </w:docPartObj>
     </w:sdtPr>
+    <w:sdtEndPr/>
     <w:sdtContent>
       <w:p>
         <w:pPr>
@@ -12059,7 +11290,7 @@
           <w:rPr>
             <w:noProof/>
           </w:rPr>
-          <w:t>6</w:t>
+          <w:t>20</w:t>
         </w:r>
         <w:r>
           <w:fldChar w:fldCharType="end"/>
@@ -12071,7 +11302,7 @@
 </file>
 
 <file path=word/footnotes.xml><?xml version="1.0" encoding="utf-8"?>
-<w:footnotes xmlns:wpc="http://schemas.microsoft.com/office/word/2010/wordprocessingCanvas" xmlns:cx="http://schemas.microsoft.com/office/drawing/2014/chartex" xmlns:cx1="http://schemas.microsoft.com/office/drawing/2015/9/8/chartex" xmlns:cx2="http://schemas.microsoft.com/office/drawing/2015/10/21/chartex" xmlns:cx3="http://schemas.microsoft.com/office/drawing/2016/5/9/chartex" xmlns:cx4="http://schemas.microsoft.com/office/drawing/2016/5/10/chartex" xmlns:cx5="http://schemas.microsoft.com/office/drawing/2016/5/11/chartex" xmlns:cx6="http://schemas.microsoft.com/office/drawing/2016/5/12/chartex" xmlns:cx7="http://schemas.microsoft.com/office/drawing/2016/5/13/chartex" xmlns:cx8="http://schemas.microsoft.com/office/drawing/2016/5/14/chartex" xmlns:mc="http://schemas.openxmlformats.org/markup-compatibility/2006" xmlns:aink="http://schemas.microsoft.com/office/drawing/2016/ink" xmlns:am3d="http://schemas.microsoft.com/office/drawing/2017/model3d" xmlns:o="urn:schemas-microsoft-com:office:office" xmlns:r="http://schemas.openxmlformats.org/officeDocument/2006/relationships" xmlns:m="http://schemas.openxmlformats.org/officeDocument/2006/math" xmlns:v="urn:schemas-microsoft-com:vml" xmlns:wp14="http://schemas.microsoft.com/office/word/2010/wordprocessingDrawing" xmlns:wp="http://schemas.openxmlformats.org/drawingml/2006/wordprocessingDrawing" xmlns:w10="urn:schemas-microsoft-com:office:word" xmlns:w="http://schemas.openxmlformats.org/wordprocessingml/2006/main" xmlns:w14="http://schemas.microsoft.com/office/word/2010/wordml" xmlns:w15="http://schemas.microsoft.com/office/word/2012/wordml" xmlns:w16cex="http://schemas.microsoft.com/office/word/2018/wordml/cex" xmlns:w16cid="http://schemas.microsoft.com/office/word/2016/wordml/cid" xmlns:w16="http://schemas.microsoft.com/office/word/2018/wordml" xmlns:w16se="http://schemas.microsoft.com/office/word/2015/wordml/symex" xmlns:wpg="http://schemas.microsoft.com/office/word/2010/wordprocessingGroup" xmlns:wpi="http://schemas.microsoft.com/office/word/2010/wordprocessingInk" xmlns:wne="http://schemas.microsoft.com/office/word/2006/wordml" xmlns:wps="http://schemas.microsoft.com/office/word/2010/wordprocessingShape" mc:Ignorable="w14 w15 w16se w16cid w16 w16cex wp14">
+<w:footnotes xmlns:wpc="http://schemas.microsoft.com/office/word/2010/wordprocessingCanvas" xmlns:cx="http://schemas.microsoft.com/office/drawing/2014/chartex" xmlns:mc="http://schemas.openxmlformats.org/markup-compatibility/2006" xmlns:o="urn:schemas-microsoft-com:office:office" xmlns:r="http://schemas.openxmlformats.org/officeDocument/2006/relationships" xmlns:m="http://schemas.openxmlformats.org/officeDocument/2006/math" xmlns:v="urn:schemas-microsoft-com:vml" xmlns:wp14="http://schemas.microsoft.com/office/word/2010/wordprocessingDrawing" xmlns:wp="http://schemas.openxmlformats.org/drawingml/2006/wordprocessingDrawing" xmlns:w10="urn:schemas-microsoft-com:office:word" xmlns:w="http://schemas.openxmlformats.org/wordprocessingml/2006/main" xmlns:w14="http://schemas.microsoft.com/office/word/2010/wordml" xmlns:w15="http://schemas.microsoft.com/office/word/2012/wordml" xmlns:w16se="http://schemas.microsoft.com/office/word/2015/wordml/symex" xmlns:wpg="http://schemas.microsoft.com/office/word/2010/wordprocessingGroup" xmlns:wpi="http://schemas.microsoft.com/office/word/2010/wordprocessingInk" xmlns:wne="http://schemas.microsoft.com/office/word/2006/wordml" xmlns:wps="http://schemas.microsoft.com/office/word/2010/wordprocessingShape" mc:Ignorable="w14 w15 w16se wp14">
   <w:footnote w:type="separator" w:id="-1">
     <w:p>
       <w:pPr>
@@ -12096,7 +11327,7 @@
 </file>
 
 <file path=word/numbering.xml><?xml version="1.0" encoding="utf-8"?>
-<w:numbering xmlns:wpc="http://schemas.microsoft.com/office/word/2010/wordprocessingCanvas" xmlns:cx="http://schemas.microsoft.com/office/drawing/2014/chartex" xmlns:cx1="http://schemas.microsoft.com/office/drawing/2015/9/8/chartex" xmlns:cx2="http://schemas.microsoft.com/office/drawing/2015/10/21/chartex" xmlns:cx3="http://schemas.microsoft.com/office/drawing/2016/5/9/chartex" xmlns:cx4="http://schemas.microsoft.com/office/drawing/2016/5/10/chartex" xmlns:cx5="http://schemas.microsoft.com/office/drawing/2016/5/11/chartex" xmlns:cx6="http://schemas.microsoft.com/office/drawing/2016/5/12/chartex" xmlns:cx7="http://schemas.microsoft.com/office/drawing/2016/5/13/chartex" xmlns:cx8="http://schemas.microsoft.com/office/drawing/2016/5/14/chartex" xmlns:mc="http://schemas.openxmlformats.org/markup-compatibility/2006" xmlns:aink="http://schemas.microsoft.com/office/drawing/2016/ink" xmlns:am3d="http://schemas.microsoft.com/office/drawing/2017/model3d" xmlns:o="urn:schemas-microsoft-com:office:office" xmlns:r="http://schemas.openxmlformats.org/officeDocument/2006/relationships" xmlns:m="http://schemas.openxmlformats.org/officeDocument/2006/math" xmlns:v="urn:schemas-microsoft-com:vml" xmlns:wp14="http://schemas.microsoft.com/office/word/2010/wordprocessingDrawing" xmlns:wp="http://schemas.openxmlformats.org/drawingml/2006/wordprocessingDrawing" xmlns:w10="urn:schemas-microsoft-com:office:word" xmlns:w="http://schemas.openxmlformats.org/wordprocessingml/2006/main" xmlns:w14="http://schemas.microsoft.com/office/word/2010/wordml" xmlns:w15="http://schemas.microsoft.com/office/word/2012/wordml" xmlns:w16cex="http://schemas.microsoft.com/office/word/2018/wordml/cex" xmlns:w16cid="http://schemas.microsoft.com/office/word/2016/wordml/cid" xmlns:w16="http://schemas.microsoft.com/office/word/2018/wordml" xmlns:w16se="http://schemas.microsoft.com/office/word/2015/wordml/symex" xmlns:wpg="http://schemas.microsoft.com/office/word/2010/wordprocessingGroup" xmlns:wpi="http://schemas.microsoft.com/office/word/2010/wordprocessingInk" xmlns:wne="http://schemas.microsoft.com/office/word/2006/wordml" xmlns:wps="http://schemas.microsoft.com/office/word/2010/wordprocessingShape" mc:Ignorable="w14 w15 w16se w16cid w16 w16cex wp14">
+<w:numbering xmlns:wpc="http://schemas.microsoft.com/office/word/2010/wordprocessingCanvas" xmlns:cx="http://schemas.microsoft.com/office/drawing/2014/chartex" xmlns:mc="http://schemas.openxmlformats.org/markup-compatibility/2006" xmlns:o="urn:schemas-microsoft-com:office:office" xmlns:r="http://schemas.openxmlformats.org/officeDocument/2006/relationships" xmlns:m="http://schemas.openxmlformats.org/officeDocument/2006/math" xmlns:v="urn:schemas-microsoft-com:vml" xmlns:wp14="http://schemas.microsoft.com/office/word/2010/wordprocessingDrawing" xmlns:wp="http://schemas.openxmlformats.org/drawingml/2006/wordprocessingDrawing" xmlns:w10="urn:schemas-microsoft-com:office:word" xmlns:w="http://schemas.openxmlformats.org/wordprocessingml/2006/main" xmlns:w14="http://schemas.microsoft.com/office/word/2010/wordml" xmlns:w15="http://schemas.microsoft.com/office/word/2012/wordml" xmlns:w16se="http://schemas.microsoft.com/office/word/2015/wordml/symex" xmlns:wpg="http://schemas.microsoft.com/office/word/2010/wordprocessingGroup" xmlns:wpi="http://schemas.microsoft.com/office/word/2010/wordprocessingInk" xmlns:wne="http://schemas.microsoft.com/office/word/2006/wordml" xmlns:wps="http://schemas.microsoft.com/office/word/2010/wordprocessingShape" mc:Ignorable="w14 w15 w16se wp14">
   <w:abstractNum w:abstractNumId="0" w15:restartNumberingAfterBreak="0">
     <w:nsid w:val="01276DC2"/>
     <w:multiLevelType w:val="hybridMultilevel"/>
@@ -14672,7 +13903,7 @@
 </file>
 
 <file path=word/styles.xml><?xml version="1.0" encoding="utf-8"?>
-<w:styles xmlns:mc="http://schemas.openxmlformats.org/markup-compatibility/2006" xmlns:r="http://schemas.openxmlformats.org/officeDocument/2006/relationships" xmlns:w="http://schemas.openxmlformats.org/wordprocessingml/2006/main" xmlns:w14="http://schemas.microsoft.com/office/word/2010/wordml" xmlns:w15="http://schemas.microsoft.com/office/word/2012/wordml" xmlns:w16cex="http://schemas.microsoft.com/office/word/2018/wordml/cex" xmlns:w16cid="http://schemas.microsoft.com/office/word/2016/wordml/cid" xmlns:w16="http://schemas.microsoft.com/office/word/2018/wordml" xmlns:w16se="http://schemas.microsoft.com/office/word/2015/wordml/symex" mc:Ignorable="w14 w15 w16se w16cid w16 w16cex">
+<w:styles xmlns:mc="http://schemas.openxmlformats.org/markup-compatibility/2006" xmlns:r="http://schemas.openxmlformats.org/officeDocument/2006/relationships" xmlns:w="http://schemas.openxmlformats.org/wordprocessingml/2006/main" xmlns:w14="http://schemas.microsoft.com/office/word/2010/wordml" xmlns:w15="http://schemas.microsoft.com/office/word/2012/wordml" xmlns:w16se="http://schemas.microsoft.com/office/word/2015/wordml/symex" mc:Ignorable="w14 w15 w16se">
   <w:docDefaults>
     <w:rPrDefault>
       <w:rPr>
@@ -14688,7 +13919,7 @@
       </w:pPr>
     </w:pPrDefault>
   </w:docDefaults>
-  <w:latentStyles w:defLockedState="0" w:defUIPriority="99" w:defSemiHidden="0" w:defUnhideWhenUsed="0" w:defQFormat="0" w:count="376">
+  <w:latentStyles w:defLockedState="0" w:defUIPriority="99" w:defSemiHidden="0" w:defUnhideWhenUsed="0" w:defQFormat="0" w:count="371">
     <w:lsdException w:name="Normal" w:uiPriority="0" w:qFormat="1"/>
     <w:lsdException w:name="heading 1" w:uiPriority="9" w:qFormat="1"/>
     <w:lsdException w:name="heading 2" w:semiHidden="1" w:uiPriority="9" w:unhideWhenUsed="1" w:qFormat="1"/>
@@ -15060,11 +14291,6 @@
     <w:lsdException w:name="List Table 5 Dark Accent 6" w:uiPriority="50"/>
     <w:lsdException w:name="List Table 6 Colorful Accent 6" w:uiPriority="51"/>
     <w:lsdException w:name="List Table 7 Colorful Accent 6" w:uiPriority="52"/>
-    <w:lsdException w:name="Mention" w:semiHidden="1" w:unhideWhenUsed="1"/>
-    <w:lsdException w:name="Smart Hyperlink" w:semiHidden="1" w:unhideWhenUsed="1"/>
-    <w:lsdException w:name="Hashtag" w:semiHidden="1" w:unhideWhenUsed="1"/>
-    <w:lsdException w:name="Unresolved Mention" w:semiHidden="1" w:unhideWhenUsed="1"/>
-    <w:lsdException w:name="Smart Link" w:semiHidden="1" w:unhideWhenUsed="1"/>
   </w:latentStyles>
   <w:style w:type="paragraph" w:default="1" w:styleId="a0">
     <w:name w:val="Normal"/>
@@ -15496,9 +14722,9 @@
     <w:next w:val="a0"/>
     <w:link w:val="af0"/>
     <w:qFormat/>
-    <w:rsid w:val="00667A27"/>
+    <w:rsid w:val="00B07259"/>
     <w:pPr>
-      <w:spacing w:before="480" w:after="720"/>
+      <w:spacing w:after="0"/>
       <w:ind w:left="709" w:firstLine="709"/>
       <w:jc w:val="left"/>
     </w:pPr>
@@ -15510,7 +14736,7 @@
     <w:name w:val="Второй Заголовок Знак"/>
     <w:basedOn w:val="10"/>
     <w:link w:val="af"/>
-    <w:rsid w:val="00667A27"/>
+    <w:rsid w:val="00B07259"/>
     <w:rPr>
       <w:rFonts w:ascii="Times New Roman" w:eastAsiaTheme="majorEastAsia" w:hAnsi="Times New Roman" w:cstheme="majorBidi"/>
       <w:b/>
@@ -16062,7 +15288,7 @@
     <w:basedOn w:val="a1"/>
     <w:link w:val="18"/>
     <w:locked/>
-    <w:rsid w:val="00C56534"/>
+    <w:rsid w:val="00E45C73"/>
     <w:rPr>
       <w:rFonts w:ascii="Times New Roman" w:eastAsiaTheme="majorEastAsia" w:hAnsi="Times New Roman" w:cstheme="majorBidi"/>
       <w:b/>
@@ -16077,9 +15303,9 @@
     <w:next w:val="a0"/>
     <w:link w:val="17"/>
     <w:qFormat/>
-    <w:rsid w:val="00C56534"/>
+    <w:rsid w:val="00E45C73"/>
     <w:pPr>
-      <w:spacing w:after="560"/>
+      <w:spacing w:after="0"/>
       <w:ind w:left="709"/>
       <w:jc w:val="left"/>
     </w:pPr>
@@ -17177,7 +16403,7 @@
       <w:lang w:val="en-US"/>
     </w:rPr>
   </w:style>
-  <w:style w:type="character" w:styleId="affff">
+  <w:style w:type="character" w:customStyle="1" w:styleId="UnresolvedMention">
     <w:name w:val="Unresolved Mention"/>
     <w:basedOn w:val="a1"/>
     <w:uiPriority w:val="99"/>
@@ -17189,7 +16415,7 @@
       <w:shd w:val="clear" w:color="auto" w:fill="E1DFDD"/>
     </w:rPr>
   </w:style>
-  <w:style w:type="character" w:styleId="affff0">
+  <w:style w:type="character" w:styleId="affff">
     <w:name w:val="Emphasis"/>
     <w:basedOn w:val="a1"/>
     <w:uiPriority w:val="20"/>
@@ -17427,20 +16653,20 @@
       </w:tcPr>
     </w:tblStylePr>
   </w:style>
-  <w:style w:type="paragraph" w:customStyle="1" w:styleId="affff1">
+  <w:style w:type="paragraph" w:customStyle="1" w:styleId="affff0">
     <w:name w:val="Таблица"/>
-    <w:basedOn w:val="affff2"/>
-    <w:link w:val="affff3"/>
+    <w:basedOn w:val="affff1"/>
+    <w:link w:val="affff2"/>
     <w:qFormat/>
     <w:rsid w:val="003B1C5F"/>
     <w:rPr>
       <w:rFonts w:cs="Times New Roman"/>
     </w:rPr>
   </w:style>
-  <w:style w:type="character" w:customStyle="1" w:styleId="affff3">
+  <w:style w:type="character" w:customStyle="1" w:styleId="affff2">
     <w:name w:val="Таблица Знак"/>
     <w:basedOn w:val="af2"/>
-    <w:link w:val="affff1"/>
+    <w:link w:val="affff0"/>
     <w:rsid w:val="003B1C5F"/>
     <w:rPr>
       <w:rFonts w:ascii="Times New Roman" w:eastAsiaTheme="minorEastAsia" w:hAnsi="Times New Roman" w:cs="Times New Roman"/>
@@ -17449,20 +16675,20 @@
       <w:szCs w:val="32"/>
     </w:rPr>
   </w:style>
-  <w:style w:type="paragraph" w:customStyle="1" w:styleId="affff4">
+  <w:style w:type="paragraph" w:customStyle="1" w:styleId="affff3">
     <w:name w:val="Текстик"/>
     <w:basedOn w:val="a0"/>
-    <w:link w:val="affff5"/>
+    <w:link w:val="affff4"/>
     <w:qFormat/>
     <w:rsid w:val="00DA7FCD"/>
     <w:pPr>
       <w:ind w:firstLine="709"/>
     </w:pPr>
   </w:style>
-  <w:style w:type="character" w:customStyle="1" w:styleId="affff5">
+  <w:style w:type="character" w:customStyle="1" w:styleId="affff4">
     <w:name w:val="Текстик Знак"/>
     <w:basedOn w:val="a1"/>
-    <w:link w:val="affff4"/>
+    <w:link w:val="affff3"/>
     <w:rsid w:val="00DA7FCD"/>
     <w:rPr>
       <w:rFonts w:ascii="Times New Roman" w:hAnsi="Times New Roman"/>
@@ -17489,10 +16715,10 @@
       <w:lang w:eastAsia="ja-JP" w:bidi="ru-RU"/>
     </w:rPr>
   </w:style>
-  <w:style w:type="paragraph" w:customStyle="1" w:styleId="affff2">
+  <w:style w:type="paragraph" w:customStyle="1" w:styleId="affff1">
     <w:name w:val="Таблицы"/>
     <w:basedOn w:val="a0"/>
-    <w:link w:val="affff6"/>
+    <w:link w:val="affff5"/>
     <w:qFormat/>
     <w:rsid w:val="00DA7FCD"/>
     <w:rPr>
@@ -17500,17 +16726,17 @@
       <w:sz w:val="24"/>
     </w:rPr>
   </w:style>
-  <w:style w:type="character" w:customStyle="1" w:styleId="affff6">
+  <w:style w:type="character" w:customStyle="1" w:styleId="affff5">
     <w:name w:val="Таблицы Знак"/>
     <w:basedOn w:val="a1"/>
-    <w:link w:val="affff2"/>
+    <w:link w:val="affff1"/>
     <w:rsid w:val="00DA7FCD"/>
     <w:rPr>
       <w:rFonts w:ascii="Times New Roman" w:eastAsiaTheme="minorEastAsia" w:hAnsi="Times New Roman"/>
       <w:sz w:val="24"/>
     </w:rPr>
   </w:style>
-  <w:style w:type="character" w:styleId="affff7">
+  <w:style w:type="character" w:styleId="affff6">
     <w:name w:val="Subtle Emphasis"/>
     <w:basedOn w:val="a1"/>
     <w:uiPriority w:val="19"/>
@@ -17522,20 +16748,20 @@
       <w:szCs w:val="28"/>
     </w:rPr>
   </w:style>
-  <w:style w:type="paragraph" w:customStyle="1" w:styleId="affff8">
+  <w:style w:type="paragraph" w:customStyle="1" w:styleId="affff7">
     <w:name w:val="Сноски"/>
     <w:basedOn w:val="afff4"/>
-    <w:link w:val="affff9"/>
+    <w:link w:val="affff8"/>
     <w:qFormat/>
     <w:rsid w:val="00DA7FCD"/>
     <w:rPr>
       <w:rFonts w:ascii="Times New Roman" w:hAnsi="Times New Roman" w:cs="Times New Roman"/>
     </w:rPr>
   </w:style>
-  <w:style w:type="character" w:customStyle="1" w:styleId="affff9">
+  <w:style w:type="character" w:customStyle="1" w:styleId="affff8">
     <w:name w:val="Сноски Знак"/>
     <w:basedOn w:val="afff5"/>
-    <w:link w:val="affff8"/>
+    <w:link w:val="affff7"/>
     <w:rsid w:val="00DA7FCD"/>
     <w:rPr>
       <w:rFonts w:ascii="Times New Roman" w:eastAsia="Arial" w:hAnsi="Times New Roman" w:cs="Times New Roman"/>
@@ -17947,7 +17173,7 @@
 </file>
 
 <file path=customXml/itemProps1.xml><?xml version="1.0" encoding="utf-8"?>
-<ds:datastoreItem xmlns:ds="http://schemas.openxmlformats.org/officeDocument/2006/customXml" ds:itemID="{40C78D8D-C1B0-468F-8C88-816B76A60743}">
+<ds:datastoreItem xmlns:ds="http://schemas.openxmlformats.org/officeDocument/2006/customXml" ds:itemID="{6D401431-EF52-4319-99A2-C1282B65BBE2}">
   <ds:schemaRefs>
     <ds:schemaRef ds:uri="http://schemas.openxmlformats.org/officeDocument/2006/bibliography"/>
   </ds:schemaRefs>

--- a/documents/ecology.docx
+++ b/documents/ecology.docx
@@ -22,11 +22,12 @@
         </w:rPr>
         <w:t xml:space="preserve"> Экология и </w:t>
       </w:r>
-      <w:proofErr w:type="spellStart"/>
-      <w:r>
+      <w:r>
+        <w:rPr>
+          <w:lang w:val="ru-RU"/>
+        </w:rPr>
         <w:t>охрана</w:t>
       </w:r>
-      <w:proofErr w:type="spellEnd"/>
       <w:r>
         <w:rPr>
           <w:lang w:val="ru-RU"/>
@@ -78,14 +79,12 @@
       <w:r>
         <w:t xml:space="preserve">В рамках дипломного проектирования разрабатывается ТРДД для установки на </w:t>
       </w:r>
-      <w:proofErr w:type="spellStart"/>
       <w:r>
         <w:t>ближнемагистральны</w:t>
       </w:r>
       <w:r>
         <w:t>й</w:t>
       </w:r>
-      <w:proofErr w:type="spellEnd"/>
       <w:r>
         <w:t xml:space="preserve"> гражданский пассажирский самолет с максимальной вместимостью </w:t>
       </w:r>
@@ -440,10 +439,9 @@
       </w:tblPr>
       <w:tblGrid>
         <w:gridCol w:w="534"/>
-        <w:gridCol w:w="2553"/>
-        <w:gridCol w:w="7682"/>
-        <w:gridCol w:w="5"/>
-        <w:gridCol w:w="3963"/>
+        <w:gridCol w:w="2552"/>
+        <w:gridCol w:w="7685"/>
+        <w:gridCol w:w="3966"/>
         <w:gridCol w:w="11"/>
       </w:tblGrid>
       <w:tr>
@@ -475,7 +473,7 @@
         </w:tc>
         <w:tc>
           <w:tcPr>
-            <w:tcW w:w="2551" w:type="dxa"/>
+            <w:tcW w:w="2552" w:type="dxa"/>
           </w:tcPr>
           <w:p>
             <w:pPr>
@@ -519,8 +517,7 @@
         </w:tc>
         <w:tc>
           <w:tcPr>
-            <w:tcW w:w="3969" w:type="dxa"/>
-            <w:gridSpan w:val="2"/>
+            <w:tcW w:w="3968" w:type="dxa"/>
           </w:tcPr>
           <w:p>
             <w:pPr>
@@ -579,7 +576,7 @@
         </w:tc>
         <w:tc>
           <w:tcPr>
-            <w:tcW w:w="2551" w:type="dxa"/>
+            <w:tcW w:w="2552" w:type="dxa"/>
           </w:tcPr>
           <w:p>
             <w:pPr>
@@ -633,15 +630,7 @@
                 <w:szCs w:val="28"/>
                 <w:shd w:val="clear" w:color="auto" w:fill="FFFFFF"/>
               </w:rPr>
-              <w:t xml:space="preserve">Для предотвращения возникновения чрезвычайных ситуаций </w:t>
-            </w:r>
-            <w:r>
-              <w:rPr>
-                <w:color w:val="000000"/>
-                <w:szCs w:val="28"/>
-                <w:shd w:val="clear" w:color="auto" w:fill="FFFFFF"/>
-              </w:rPr>
-              <w:t>необходимо применение следующих мер:</w:t>
+              <w:t>Для предотвращения возникновения чрезвычайных ситуаций необходимо применение следующих мер:</w:t>
             </w:r>
           </w:p>
           <w:p>
@@ -727,7 +716,6 @@
               <w:jc w:val="left"/>
               <w:rPr>
                 <w:color w:val="000000"/>
-                <w:sz w:val="24"/>
                 <w:szCs w:val="28"/>
                 <w:shd w:val="clear" w:color="auto" w:fill="FFFFFF"/>
               </w:rPr>
@@ -744,8 +732,7 @@
         </w:tc>
         <w:tc>
           <w:tcPr>
-            <w:tcW w:w="3969" w:type="dxa"/>
-            <w:gridSpan w:val="2"/>
+            <w:tcW w:w="3968" w:type="dxa"/>
           </w:tcPr>
           <w:p>
             <w:pPr>
@@ -770,6 +757,8 @@
               <w:spacing w:line="360" w:lineRule="auto"/>
               <w:rPr>
                 <w:bCs/>
+                <w:sz w:val="28"/>
+                <w:szCs w:val="28"/>
               </w:rPr>
             </w:pPr>
             <w:r>
@@ -828,7 +817,7 @@
         </w:tc>
         <w:tc>
           <w:tcPr>
-            <w:tcW w:w="2551" w:type="dxa"/>
+            <w:tcW w:w="2552" w:type="dxa"/>
           </w:tcPr>
           <w:p>
             <w:pPr>
@@ -861,37 +850,7 @@
               <w:rPr>
                 <w:szCs w:val="28"/>
               </w:rPr>
-              <w:t>Для металла при продолжительности контакта не более 1 минуты</w:t>
-            </w:r>
-            <w:r>
-              <w:rPr>
-                <w:szCs w:val="28"/>
-              </w:rPr>
-              <w:t xml:space="preserve"> </w:t>
-            </w:r>
-            <w:r>
-              <w:rPr>
-                <w:szCs w:val="28"/>
-              </w:rPr>
-              <w:t xml:space="preserve">ожоговый </w:t>
-            </w:r>
-            <w:r>
-              <w:rPr>
-                <w:szCs w:val="28"/>
-              </w:rPr>
-              <w:t xml:space="preserve">порог температуры поверхности </w:t>
-            </w:r>
-            <w:r>
-              <w:rPr>
-                <w:szCs w:val="28"/>
-              </w:rPr>
-              <w:t>составляет</w:t>
-            </w:r>
-            <w:r>
-              <w:rPr>
-                <w:szCs w:val="28"/>
-              </w:rPr>
-              <w:t xml:space="preserve"> 51 </w:t>
+              <w:t xml:space="preserve">Для металла при продолжительности контакта не более 1 минуты ожоговый порог температуры поверхности составляет 51 </w:t>
             </w:r>
             <m:oMath>
               <m:r>
@@ -910,139 +869,10 @@
               <w:t>.</w:t>
             </w:r>
           </w:p>
-          <w:p>
-            <w:pPr>
-              <w:rPr>
-                <w:rFonts w:eastAsia="Times New Roman"/>
-                <w:szCs w:val="28"/>
-                <w:lang w:eastAsia="ru-RU"/>
-              </w:rPr>
-            </w:pPr>
-            <w:r>
-              <w:rPr>
-                <w:rFonts w:eastAsiaTheme="minorEastAsia"/>
-                <w:szCs w:val="28"/>
-              </w:rPr>
-              <w:t>Конструктивные меры защиты от ожогов</w:t>
-            </w:r>
-            <w:r>
-              <w:rPr>
-                <w:rFonts w:eastAsiaTheme="minorEastAsia"/>
-                <w:szCs w:val="28"/>
-              </w:rPr>
-              <w:t>:</w:t>
-            </w:r>
-            <w:r>
-              <w:rPr>
-                <w:rFonts w:eastAsiaTheme="minorEastAsia"/>
-                <w:szCs w:val="28"/>
-              </w:rPr>
-              <w:t xml:space="preserve"> снижение температуры поверхности</w:t>
-            </w:r>
-            <w:r>
-              <w:rPr>
-                <w:rFonts w:eastAsiaTheme="minorEastAsia"/>
-                <w:szCs w:val="28"/>
-              </w:rPr>
-              <w:t>,</w:t>
-            </w:r>
-            <w:r>
-              <w:rPr>
-                <w:rFonts w:eastAsiaTheme="minorEastAsia"/>
-                <w:szCs w:val="28"/>
-              </w:rPr>
-              <w:t xml:space="preserve"> изоляция (например</w:t>
-            </w:r>
-            <w:r>
-              <w:rPr>
-                <w:rFonts w:eastAsiaTheme="minorEastAsia"/>
-                <w:szCs w:val="28"/>
-              </w:rPr>
-              <w:t>,</w:t>
-            </w:r>
-            <w:r>
-              <w:rPr>
-                <w:rFonts w:eastAsiaTheme="minorEastAsia"/>
-                <w:szCs w:val="28"/>
-              </w:rPr>
-              <w:t xml:space="preserve"> из дерева</w:t>
-            </w:r>
-            <w:r>
-              <w:rPr>
-                <w:rFonts w:eastAsiaTheme="minorEastAsia"/>
-                <w:szCs w:val="28"/>
-              </w:rPr>
-              <w:t>,</w:t>
-            </w:r>
-            <w:r>
-              <w:rPr>
-                <w:rFonts w:eastAsiaTheme="minorEastAsia"/>
-                <w:szCs w:val="28"/>
-              </w:rPr>
-              <w:t xml:space="preserve"> пробки</w:t>
-            </w:r>
-            <w:r>
-              <w:rPr>
-                <w:rFonts w:eastAsiaTheme="minorEastAsia"/>
-                <w:szCs w:val="28"/>
-              </w:rPr>
-              <w:t>,</w:t>
-            </w:r>
-            <w:r>
-              <w:rPr>
-                <w:rFonts w:eastAsiaTheme="minorEastAsia"/>
-                <w:szCs w:val="28"/>
-              </w:rPr>
-              <w:t xml:space="preserve"> фибры)</w:t>
-            </w:r>
-            <w:r>
-              <w:rPr>
-                <w:rFonts w:eastAsiaTheme="minorEastAsia"/>
-                <w:szCs w:val="28"/>
-              </w:rPr>
-              <w:t>,</w:t>
-            </w:r>
-            <w:r>
-              <w:rPr>
-                <w:rFonts w:eastAsiaTheme="minorEastAsia"/>
-                <w:szCs w:val="28"/>
-              </w:rPr>
-              <w:t xml:space="preserve"> ограждение (экран или барьер)</w:t>
-            </w:r>
-            <w:r>
-              <w:rPr>
-                <w:rFonts w:eastAsiaTheme="minorEastAsia"/>
-                <w:szCs w:val="28"/>
-              </w:rPr>
-              <w:t>,</w:t>
-            </w:r>
-            <w:r>
-              <w:rPr>
-                <w:rFonts w:eastAsiaTheme="minorEastAsia"/>
-                <w:szCs w:val="28"/>
-              </w:rPr>
-              <w:t xml:space="preserve"> конфигурирование поверхности (придание шероховатости</w:t>
-            </w:r>
-            <w:r>
-              <w:rPr>
-                <w:rFonts w:eastAsiaTheme="minorEastAsia"/>
-                <w:szCs w:val="28"/>
-              </w:rPr>
-              <w:t>,</w:t>
-            </w:r>
-            <w:r>
-              <w:rPr>
-                <w:rFonts w:eastAsiaTheme="minorEastAsia"/>
-                <w:szCs w:val="28"/>
-              </w:rPr>
-              <w:t xml:space="preserve"> использование ребер)</w:t>
-            </w:r>
-          </w:p>
         </w:tc>
         <w:tc>
           <w:tcPr>
-            <w:tcW w:w="3969" w:type="dxa"/>
-            <w:gridSpan w:val="2"/>
+            <w:tcW w:w="3968" w:type="dxa"/>
           </w:tcPr>
           <w:p>
             <w:pPr>
@@ -1054,13 +884,7 @@
               <w:rPr>
                 <w:szCs w:val="28"/>
               </w:rPr>
-              <w:t>ГОСТ ЕН 563-2002 «Безопасность машин. Температуры касаемых поверхностей. Эргономические данные для установления предельных величин горячих поверхностей».</w:t>
-            </w:r>
-            <w:r>
-              <w:rPr>
-                <w:szCs w:val="28"/>
-              </w:rPr>
-              <w:t xml:space="preserve"> </w:t>
+              <w:t xml:space="preserve">ГОСТ ЕН 563-2002 «Безопасность машин. Температуры касаемых поверхностей. Эргономические данные для установления предельных величин горячих поверхностей». </w:t>
             </w:r>
           </w:p>
           <w:p>
@@ -1075,19 +899,7 @@
               <w:rPr>
                 <w:szCs w:val="28"/>
               </w:rPr>
-              <w:t>Таблица 1</w:t>
-            </w:r>
-            <w:r>
-              <w:rPr>
-                <w:szCs w:val="28"/>
-              </w:rPr>
-              <w:t>,</w:t>
-            </w:r>
-            <w:r>
-              <w:rPr>
-                <w:szCs w:val="28"/>
-              </w:rPr>
-              <w:t xml:space="preserve"> приложение С</w:t>
+              <w:t>Таблица 1, приложение С</w:t>
             </w:r>
           </w:p>
         </w:tc>
@@ -1136,14 +948,13 @@
                 <w:szCs w:val="28"/>
                 <w:lang w:eastAsia="ru-RU"/>
               </w:rPr>
-              <w:t>Аномальные микроклиматические параметры воздушной среды</w:t>
+              <w:t>Микроклиматические параметры воздушной среды</w:t>
             </w:r>
           </w:p>
         </w:tc>
         <w:tc>
           <w:tcPr>
             <w:tcW w:w="7688" w:type="dxa"/>
-            <w:gridSpan w:val="2"/>
           </w:tcPr>
           <w:p>
             <w:pPr>
@@ -1175,15 +986,7 @@
                 <w:szCs w:val="28"/>
                 <w:lang w:eastAsia="ru-RU"/>
               </w:rPr>
-              <w:t>б (переноска тяжестей до 10 кг) допустимые величины параметров микроклимата на рабочих местах в помещениях</w:t>
-            </w:r>
-            <w:r>
-              <w:rPr>
-                <w:rFonts w:eastAsia="Times New Roman"/>
-                <w:szCs w:val="28"/>
-                <w:lang w:eastAsia="ru-RU"/>
-              </w:rPr>
-              <w:t>:</w:t>
+              <w:t>б допустимые величины параметров микроклимата на рабочих местах в помещениях:</w:t>
             </w:r>
           </w:p>
           <w:p>
@@ -1200,23 +1003,7 @@
                 <w:szCs w:val="28"/>
                 <w:shd w:val="clear" w:color="auto" w:fill="FFFFFF"/>
               </w:rPr>
-              <w:t>В холодное время года температура воздуха</w:t>
-            </w:r>
-            <w:r>
-              <w:rPr>
-                <w:color w:val="000000"/>
-                <w:szCs w:val="28"/>
-                <w:shd w:val="clear" w:color="auto" w:fill="FFFFFF"/>
-              </w:rPr>
-              <w:t>:</w:t>
-            </w:r>
-            <w:r>
-              <w:rPr>
-                <w:color w:val="000000"/>
-                <w:szCs w:val="28"/>
-                <w:shd w:val="clear" w:color="auto" w:fill="FFFFFF"/>
-              </w:rPr>
-              <w:t xml:space="preserve"> 15-22 </w:t>
+              <w:t xml:space="preserve">В холодное время года температура воздуха: 15-22 </w:t>
             </w:r>
             <m:oMath>
               <m:r>
@@ -1232,28 +1019,7 @@
                 <w:rFonts w:eastAsiaTheme="minorEastAsia"/>
                 <w:szCs w:val="28"/>
               </w:rPr>
-              <w:t>;</w:t>
-            </w:r>
-            <w:r>
-              <w:rPr>
-                <w:rFonts w:eastAsiaTheme="minorEastAsia"/>
-                <w:szCs w:val="28"/>
-              </w:rPr>
-              <w:t xml:space="preserve"> температура поверхностей</w:t>
-            </w:r>
-            <w:r>
-              <w:rPr>
-                <w:rFonts w:eastAsiaTheme="minorEastAsia"/>
-                <w:szCs w:val="28"/>
-              </w:rPr>
-              <w:t>:</w:t>
-            </w:r>
-            <w:r>
-              <w:rPr>
-                <w:rFonts w:eastAsiaTheme="minorEastAsia"/>
-                <w:szCs w:val="28"/>
-              </w:rPr>
-              <w:t xml:space="preserve"> 14-23 </w:t>
+              <w:t xml:space="preserve">; температура поверхностей: 14-23 </w:t>
             </w:r>
             <m:oMath>
               <m:r>
@@ -1269,129 +1035,7 @@
                 <w:rFonts w:eastAsiaTheme="minorEastAsia"/>
                 <w:szCs w:val="28"/>
               </w:rPr>
-              <w:t>,</w:t>
-            </w:r>
-            <w:r>
-              <w:rPr>
-                <w:rFonts w:eastAsiaTheme="minorEastAsia"/>
-                <w:szCs w:val="28"/>
-              </w:rPr>
-              <w:t xml:space="preserve"> относительная влажность воздуха</w:t>
-            </w:r>
-            <w:r>
-              <w:rPr>
-                <w:rFonts w:eastAsiaTheme="minorEastAsia"/>
-                <w:szCs w:val="28"/>
-              </w:rPr>
-              <w:t>:</w:t>
-            </w:r>
-            <w:r>
-              <w:rPr>
-                <w:rFonts w:eastAsiaTheme="minorEastAsia"/>
-                <w:szCs w:val="28"/>
-              </w:rPr>
-              <w:t xml:space="preserve"> 15-75</w:t>
-            </w:r>
-            <w:r>
-              <w:rPr>
-                <w:rFonts w:eastAsiaTheme="minorEastAsia"/>
-                <w:szCs w:val="28"/>
-              </w:rPr>
-              <w:t>%</w:t>
-            </w:r>
-            <w:r>
-              <w:rPr>
-                <w:rFonts w:eastAsiaTheme="minorEastAsia"/>
-                <w:szCs w:val="28"/>
-              </w:rPr>
-              <w:t>;</w:t>
-            </w:r>
-            <w:r>
-              <w:rPr>
-                <w:rFonts w:eastAsiaTheme="minorEastAsia"/>
-                <w:szCs w:val="28"/>
-              </w:rPr>
-              <w:t xml:space="preserve"> скорость движения воздуха</w:t>
-            </w:r>
-            <w:r>
-              <w:rPr>
-                <w:rFonts w:eastAsiaTheme="minorEastAsia"/>
-                <w:szCs w:val="28"/>
-              </w:rPr>
-              <w:t>:</w:t>
-            </w:r>
-            <w:r>
-              <w:rPr>
-                <w:rFonts w:eastAsiaTheme="minorEastAsia"/>
-                <w:szCs w:val="28"/>
-              </w:rPr>
-              <w:t xml:space="preserve"> 0</w:t>
-            </w:r>
-            <w:r>
-              <w:rPr>
-                <w:rFonts w:eastAsiaTheme="minorEastAsia"/>
-                <w:szCs w:val="28"/>
-              </w:rPr>
-              <w:t>,</w:t>
-            </w:r>
-            <w:r>
-              <w:rPr>
-                <w:rFonts w:eastAsiaTheme="minorEastAsia"/>
-                <w:szCs w:val="28"/>
-              </w:rPr>
-              <w:t>2-0</w:t>
-            </w:r>
-            <w:r>
-              <w:rPr>
-                <w:rFonts w:eastAsiaTheme="minorEastAsia"/>
-                <w:szCs w:val="28"/>
-              </w:rPr>
-              <w:t>,</w:t>
-            </w:r>
-            <w:r>
-              <w:rPr>
-                <w:rFonts w:eastAsiaTheme="minorEastAsia"/>
-                <w:szCs w:val="28"/>
-              </w:rPr>
-              <w:t>4</w:t>
-            </w:r>
-            <w:r>
-              <w:rPr>
-                <w:rFonts w:eastAsiaTheme="minorEastAsia"/>
-                <w:szCs w:val="28"/>
-              </w:rPr>
-              <w:t xml:space="preserve"> </w:t>
-            </w:r>
-            <w:r>
-              <w:rPr>
-                <w:rFonts w:eastAsiaTheme="minorEastAsia"/>
-                <w:szCs w:val="28"/>
-              </w:rPr>
-              <w:t>м/с,</w:t>
-            </w:r>
-            <w:r>
-              <w:rPr>
-                <w:szCs w:val="28"/>
-              </w:rPr>
-              <w:t xml:space="preserve"> </w:t>
-            </w:r>
-            <w:r>
-              <w:rPr>
-                <w:szCs w:val="28"/>
-              </w:rPr>
-              <w:t>д</w:t>
-            </w:r>
-            <w:r>
-              <w:rPr>
-                <w:szCs w:val="28"/>
-              </w:rPr>
-              <w:t>опустимая температура поверхностей: 16 – 24 °</w:t>
-            </w:r>
-            <w:r>
-              <w:rPr>
-                <w:szCs w:val="28"/>
-              </w:rPr>
-              <w:t>C</w:t>
+              <w:t>, относительная влажность воздуха: 15-75%; скорость движения воздуха: 0,2-0,4 м/с.</w:t>
             </w:r>
           </w:p>
           <w:p>
@@ -1399,7 +1043,9 @@
               <w:spacing w:after="20"/>
               <w:contextualSpacing/>
               <w:rPr>
-                <w:szCs w:val="28"/>
+                <w:color w:val="000000"/>
+                <w:szCs w:val="28"/>
+                <w:shd w:val="clear" w:color="auto" w:fill="FFFFFF"/>
               </w:rPr>
             </w:pPr>
             <w:r>
@@ -1408,55 +1054,7 @@
                 <w:szCs w:val="28"/>
                 <w:shd w:val="clear" w:color="auto" w:fill="FFFFFF"/>
               </w:rPr>
-              <w:t>В теплое время года температура воздуха</w:t>
-            </w:r>
-            <w:r>
-              <w:rPr>
-                <w:color w:val="000000"/>
-                <w:szCs w:val="28"/>
-                <w:shd w:val="clear" w:color="auto" w:fill="FFFFFF"/>
-              </w:rPr>
-              <w:t>:</w:t>
-            </w:r>
-            <w:r>
-              <w:rPr>
-                <w:color w:val="000000"/>
-                <w:szCs w:val="28"/>
-                <w:shd w:val="clear" w:color="auto" w:fill="FFFFFF"/>
-              </w:rPr>
-              <w:t xml:space="preserve"> </w:t>
-            </w:r>
-            <w:r>
-              <w:rPr>
-                <w:color w:val="000000"/>
-                <w:szCs w:val="28"/>
-                <w:shd w:val="clear" w:color="auto" w:fill="FFFFFF"/>
-              </w:rPr>
-              <w:t>16</w:t>
-            </w:r>
-            <w:r>
-              <w:rPr>
-                <w:color w:val="000000"/>
-                <w:szCs w:val="28"/>
-                <w:shd w:val="clear" w:color="auto" w:fill="FFFFFF"/>
-              </w:rPr>
-              <w:t>-2</w:t>
-            </w:r>
-            <w:r>
-              <w:rPr>
-                <w:color w:val="000000"/>
-                <w:szCs w:val="28"/>
-                <w:shd w:val="clear" w:color="auto" w:fill="FFFFFF"/>
-              </w:rPr>
-              <w:t>7</w:t>
-            </w:r>
-            <w:r>
-              <w:rPr>
-                <w:color w:val="000000"/>
-                <w:szCs w:val="28"/>
-                <w:shd w:val="clear" w:color="auto" w:fill="FFFFFF"/>
-              </w:rPr>
-              <w:t xml:space="preserve"> </w:t>
+              <w:t xml:space="preserve">В теплое время года температура воздуха: 16-27 </w:t>
             </w:r>
             <m:oMath>
               <m:r>
@@ -1472,56 +1070,7 @@
                 <w:rFonts w:eastAsiaTheme="minorEastAsia"/>
                 <w:szCs w:val="28"/>
               </w:rPr>
-              <w:t>;</w:t>
-            </w:r>
-            <w:r>
-              <w:rPr>
-                <w:rFonts w:eastAsiaTheme="minorEastAsia"/>
-                <w:szCs w:val="28"/>
-              </w:rPr>
-              <w:t xml:space="preserve"> температура поверхностей</w:t>
-            </w:r>
-            <w:r>
-              <w:rPr>
-                <w:rFonts w:eastAsiaTheme="minorEastAsia"/>
-                <w:szCs w:val="28"/>
-              </w:rPr>
-              <w:t>:</w:t>
-            </w:r>
-            <w:r>
-              <w:rPr>
-                <w:rFonts w:eastAsiaTheme="minorEastAsia"/>
-                <w:szCs w:val="28"/>
-              </w:rPr>
-              <w:t xml:space="preserve"> </w:t>
-            </w:r>
-            <w:r>
-              <w:rPr>
-                <w:rFonts w:eastAsiaTheme="minorEastAsia"/>
-                <w:szCs w:val="28"/>
-              </w:rPr>
-              <w:t>15</w:t>
-            </w:r>
-            <w:r>
-              <w:rPr>
-                <w:rFonts w:eastAsiaTheme="minorEastAsia"/>
-                <w:szCs w:val="28"/>
-              </w:rPr>
-              <w:t>-2</w:t>
-            </w:r>
-            <w:r>
-              <w:rPr>
-                <w:rFonts w:eastAsiaTheme="minorEastAsia"/>
-                <w:szCs w:val="28"/>
-              </w:rPr>
-              <w:t>8</w:t>
-            </w:r>
-            <w:r>
-              <w:rPr>
-                <w:rFonts w:eastAsiaTheme="minorEastAsia"/>
-                <w:szCs w:val="28"/>
-              </w:rPr>
-              <w:t xml:space="preserve"> </w:t>
+              <w:t xml:space="preserve">; температура поверхностей: 15-28 </w:t>
             </w:r>
             <m:oMath>
               <m:r>
@@ -1537,159 +1086,7 @@
                 <w:rFonts w:eastAsiaTheme="minorEastAsia"/>
                 <w:szCs w:val="28"/>
               </w:rPr>
-              <w:t>,</w:t>
-            </w:r>
-            <w:r>
-              <w:rPr>
-                <w:rFonts w:eastAsiaTheme="minorEastAsia"/>
-                <w:szCs w:val="28"/>
-              </w:rPr>
-              <w:t xml:space="preserve"> относительная влажность </w:t>
-            </w:r>
-            <w:r>
-              <w:rPr>
-                <w:rFonts w:eastAsiaTheme="minorEastAsia"/>
-                <w:szCs w:val="28"/>
-              </w:rPr>
-              <w:lastRenderedPageBreak/>
-              <w:t>воздуха</w:t>
-            </w:r>
-            <w:r>
-              <w:rPr>
-                <w:rFonts w:eastAsiaTheme="minorEastAsia"/>
-                <w:szCs w:val="28"/>
-              </w:rPr>
-              <w:t>:</w:t>
-            </w:r>
-            <w:r>
-              <w:rPr>
-                <w:rFonts w:eastAsiaTheme="minorEastAsia"/>
-                <w:szCs w:val="28"/>
-              </w:rPr>
-              <w:t xml:space="preserve"> 15-75</w:t>
-            </w:r>
-            <w:r>
-              <w:rPr>
-                <w:rFonts w:eastAsiaTheme="minorEastAsia"/>
-                <w:szCs w:val="28"/>
-              </w:rPr>
-              <w:t>%</w:t>
-            </w:r>
-            <w:r>
-              <w:rPr>
-                <w:rFonts w:eastAsiaTheme="minorEastAsia"/>
-                <w:szCs w:val="28"/>
-              </w:rPr>
-              <w:t>;</w:t>
-            </w:r>
-            <w:r>
-              <w:rPr>
-                <w:rFonts w:eastAsiaTheme="minorEastAsia"/>
-                <w:szCs w:val="28"/>
-              </w:rPr>
-              <w:t xml:space="preserve"> скорость</w:t>
-            </w:r>
-            <w:r>
-              <w:rPr>
-                <w:rFonts w:eastAsiaTheme="minorEastAsia"/>
-                <w:szCs w:val="28"/>
-              </w:rPr>
-              <w:t xml:space="preserve"> </w:t>
-            </w:r>
-            <w:r>
-              <w:rPr>
-                <w:rFonts w:eastAsiaTheme="minorEastAsia"/>
-                <w:szCs w:val="28"/>
-              </w:rPr>
-              <w:t>движения воздуха</w:t>
-            </w:r>
-            <w:r>
-              <w:rPr>
-                <w:rFonts w:eastAsiaTheme="minorEastAsia"/>
-                <w:szCs w:val="28"/>
-              </w:rPr>
-              <w:t>:</w:t>
-            </w:r>
-            <w:r>
-              <w:rPr>
-                <w:rFonts w:eastAsiaTheme="minorEastAsia"/>
-                <w:szCs w:val="28"/>
-              </w:rPr>
-              <w:t xml:space="preserve"> 0</w:t>
-            </w:r>
-            <w:r>
-              <w:rPr>
-                <w:rFonts w:eastAsiaTheme="minorEastAsia"/>
-                <w:szCs w:val="28"/>
-              </w:rPr>
-              <w:t>,</w:t>
-            </w:r>
-            <w:r>
-              <w:rPr>
-                <w:rFonts w:eastAsiaTheme="minorEastAsia"/>
-                <w:szCs w:val="28"/>
-              </w:rPr>
-              <w:t>2</w:t>
-            </w:r>
-            <w:r>
-              <w:rPr>
-                <w:rFonts w:eastAsiaTheme="minorEastAsia"/>
-                <w:szCs w:val="28"/>
-              </w:rPr>
-              <w:t>-</w:t>
-            </w:r>
-            <w:r>
-              <w:rPr>
-                <w:rFonts w:eastAsiaTheme="minorEastAsia"/>
-                <w:szCs w:val="28"/>
-              </w:rPr>
-              <w:t>0</w:t>
-            </w:r>
-            <w:r>
-              <w:rPr>
-                <w:rFonts w:eastAsiaTheme="minorEastAsia"/>
-                <w:szCs w:val="28"/>
-              </w:rPr>
-              <w:t>,</w:t>
-            </w:r>
-            <w:r>
-              <w:rPr>
-                <w:rFonts w:eastAsiaTheme="minorEastAsia"/>
-                <w:szCs w:val="28"/>
-              </w:rPr>
-              <w:t>5</w:t>
-            </w:r>
-            <w:r>
-              <w:rPr>
-                <w:rFonts w:eastAsiaTheme="minorEastAsia"/>
-                <w:szCs w:val="28"/>
-              </w:rPr>
-              <w:t xml:space="preserve"> </w:t>
-            </w:r>
-            <w:r>
-              <w:rPr>
-                <w:rFonts w:eastAsiaTheme="minorEastAsia"/>
-                <w:szCs w:val="28"/>
-              </w:rPr>
-              <w:t xml:space="preserve">м/с, </w:t>
-            </w:r>
-            <w:r>
-              <w:rPr>
-                <w:szCs w:val="28"/>
-              </w:rPr>
-              <w:t>д</w:t>
-            </w:r>
-            <w:r>
-              <w:rPr>
-                <w:szCs w:val="28"/>
-              </w:rPr>
-              <w:t>опустимая температура поверхностей: 17 – 28 °</w:t>
-            </w:r>
-            <w:r>
-              <w:rPr>
-                <w:szCs w:val="28"/>
-              </w:rPr>
-              <w:t>C</w:t>
+              <w:t>, относительная влажность воздуха: 15-75%; скорость движения воздуха: 0,2-0,5 м/с.</w:t>
             </w:r>
           </w:p>
         </w:tc>
@@ -1705,6 +1102,7 @@
               <w:rPr>
                 <w:bCs/>
                 <w:sz w:val="28"/>
+                <w:szCs w:val="28"/>
               </w:rPr>
             </w:pPr>
             <w:r>
@@ -1712,23 +1110,15 @@
                 <w:sz w:val="28"/>
                 <w:szCs w:val="28"/>
               </w:rPr>
-              <w:lastRenderedPageBreak/>
               <w:t>СанПиН 1.2.3685-21 «Гигиенические нормативы и требования к обеспечению безопасности и (или) безвредности для человека факторов среды обитания», р</w:t>
             </w:r>
             <w:r>
               <w:rPr>
                 <w:bCs/>
                 <w:sz w:val="28"/>
-              </w:rPr>
-              <w:t xml:space="preserve">аздел «Предельно допустимые уровни </w:t>
-            </w:r>
-            <w:r>
-              <w:rPr>
-                <w:bCs/>
-                <w:sz w:val="28"/>
-              </w:rPr>
-              <w:lastRenderedPageBreak/>
-              <w:t xml:space="preserve">физических факторов на рабочих местах» </w:t>
+                <w:szCs w:val="28"/>
+              </w:rPr>
+              <w:t xml:space="preserve">аздел «Предельно допустимые уровни физических факторов на рабочих местах» </w:t>
             </w:r>
           </w:p>
           <w:p>
@@ -1738,14 +1128,16 @@
               <w:rPr>
                 <w:bCs/>
                 <w:sz w:val="28"/>
-                <w:szCs w:val="22"/>
+                <w:szCs w:val="28"/>
               </w:rPr>
             </w:pPr>
             <w:r>
               <w:rPr>
                 <w:bCs/>
                 <w:sz w:val="28"/>
-              </w:rPr>
+                <w:szCs w:val="28"/>
+              </w:rPr>
+              <w:lastRenderedPageBreak/>
               <w:t>таблица 5.2</w:t>
             </w:r>
           </w:p>
@@ -1834,7 +1226,6 @@
         <w:tc>
           <w:tcPr>
             <w:tcW w:w="7688" w:type="dxa"/>
-            <w:gridSpan w:val="2"/>
           </w:tcPr>
           <w:p>
             <w:pPr>
@@ -1845,6 +1236,9 @@
               </w:rPr>
             </w:pPr>
             <w:r>
+              <w:rPr>
+                <w:szCs w:val="28"/>
+              </w:rPr>
               <w:t>Допустимые величины интенсивности теплового облучения поверхности тела работающих от источников излучения, нагретых до температуры более 600°С, не должны превышать 140 Вт/м. При этом облучению не должно подвергаться более 25% поверхности тела с обязательным использованием средств индивидуальной защиты, в том числе средств защиты лица и глаз.</w:t>
             </w:r>
           </w:p>
@@ -1864,15 +1258,9 @@
             </w:pPr>
             <w:r>
               <w:rPr>
-                <w:szCs w:val="24"/>
-              </w:rPr>
-              <w:t xml:space="preserve">СанПиН 1.2.3685-21 «Гигиенические нормативы и </w:t>
-            </w:r>
-            <w:r>
-              <w:rPr>
-                <w:szCs w:val="28"/>
-              </w:rPr>
-              <w:t>требования к обеспечению безопасности и (или) безвредности для человека факторов среды обитания»</w:t>
+                <w:szCs w:val="28"/>
+              </w:rPr>
+              <w:t>СанПиН 1.2.3685-21 «Гигиенические нормативы и требования к обеспечению безопасности и (или) безвредности для человека факторов среды обитания»</w:t>
             </w:r>
           </w:p>
           <w:p>
@@ -1880,6 +1268,7 @@
               <w:pStyle w:val="Default"/>
               <w:spacing w:line="360" w:lineRule="auto"/>
               <w:rPr>
+                <w:sz w:val="28"/>
                 <w:szCs w:val="28"/>
               </w:rPr>
             </w:pPr>
@@ -1927,49 +1316,20 @@
           <w:p>
             <w:pPr>
               <w:rPr>
-                <w:szCs w:val="24"/>
+                <w:szCs w:val="28"/>
               </w:rPr>
             </w:pPr>
             <w:r>
               <w:rPr>
-                <w:spacing w:val="-2"/>
-                <w:szCs w:val="24"/>
-              </w:rPr>
-              <w:t xml:space="preserve">Повышенная </w:t>
-            </w:r>
-            <w:r>
-              <w:rPr>
-                <w:szCs w:val="24"/>
-              </w:rPr>
-              <w:t xml:space="preserve">запылённость и </w:t>
-            </w:r>
-            <w:proofErr w:type="spellStart"/>
-            <w:r>
-              <w:rPr>
-                <w:szCs w:val="24"/>
-              </w:rPr>
-              <w:t>загозованность</w:t>
-            </w:r>
-            <w:proofErr w:type="spellEnd"/>
-            <w:r>
-              <w:rPr>
-                <w:spacing w:val="-15"/>
-                <w:szCs w:val="24"/>
-              </w:rPr>
-              <w:t xml:space="preserve"> </w:t>
-            </w:r>
-            <w:r>
-              <w:rPr>
-                <w:szCs w:val="24"/>
-              </w:rPr>
-              <w:t>воздуха рабочей зоны</w:t>
+                <w:szCs w:val="28"/>
+              </w:rPr>
+              <w:t>Чрезмерное загрязнение воздушной среды в зоне дыхания</w:t>
             </w:r>
           </w:p>
         </w:tc>
         <w:tc>
           <w:tcPr>
             <w:tcW w:w="7688" w:type="dxa"/>
-            <w:gridSpan w:val="2"/>
           </w:tcPr>
           <w:p>
             <w:pPr>
@@ -1979,252 +1339,9 @@
             </w:pPr>
             <w:r>
               <w:rPr>
-                <w:szCs w:val="24"/>
-              </w:rPr>
-              <w:t xml:space="preserve">Среднесуточная предельно допустимая концентрация для </w:t>
-            </w:r>
-            <w:r>
-              <w:rPr>
-                <w:szCs w:val="28"/>
-              </w:rPr>
-              <w:t>рабочей зоны:</w:t>
-            </w:r>
-          </w:p>
-          <w:p>
-            <w:pPr>
-              <w:pStyle w:val="af4"/>
-              <w:widowControl w:val="0"/>
-              <w:numPr>
-                <w:ilvl w:val="0"/>
-                <w:numId w:val="21"/>
-              </w:numPr>
-              <w:autoSpaceDE w:val="0"/>
-              <w:autoSpaceDN w:val="0"/>
-              <w:rPr>
-                <w:szCs w:val="28"/>
-              </w:rPr>
-            </w:pPr>
-            <w:r>
-              <w:rPr>
-                <w:szCs w:val="28"/>
-              </w:rPr>
-              <w:t>СO</w:t>
-            </w:r>
-            <w:r>
-              <w:rPr>
-                <w:rFonts w:eastAsia="Times New Roman"/>
-                <w:szCs w:val="28"/>
-                <w:lang w:eastAsia="ru-RU"/>
-              </w:rPr>
-              <w:t>, поз. 2122</w:t>
-            </w:r>
-            <w:r>
-              <w:rPr>
-                <w:szCs w:val="28"/>
-              </w:rPr>
-              <w:t xml:space="preserve"> – 20 мг/м3;</w:t>
-            </w:r>
-          </w:p>
-          <w:p>
-            <w:pPr>
-              <w:pStyle w:val="af4"/>
-              <w:widowControl w:val="0"/>
-              <w:numPr>
-                <w:ilvl w:val="0"/>
-                <w:numId w:val="21"/>
-              </w:numPr>
-              <w:autoSpaceDE w:val="0"/>
-              <w:autoSpaceDN w:val="0"/>
-              <w:rPr>
-                <w:szCs w:val="28"/>
-              </w:rPr>
-            </w:pPr>
-            <w:proofErr w:type="spellStart"/>
-            <w:r>
-              <w:rPr>
-                <w:szCs w:val="28"/>
-              </w:rPr>
-              <w:t>NОх</w:t>
-            </w:r>
-            <w:proofErr w:type="spellEnd"/>
-            <w:r>
-              <w:rPr>
-                <w:rFonts w:eastAsia="Times New Roman"/>
-                <w:szCs w:val="28"/>
-                <w:lang w:eastAsia="ru-RU"/>
-              </w:rPr>
-              <w:t>, поз. 5,</w:t>
-            </w:r>
-            <w:r>
-              <w:rPr>
-                <w:szCs w:val="28"/>
-              </w:rPr>
-              <w:t xml:space="preserve"> – 5 мг/м3 (в пересчете на NО</w:t>
-            </w:r>
-            <w:r>
-              <w:rPr>
-                <w:szCs w:val="28"/>
-                <w:vertAlign w:val="subscript"/>
-              </w:rPr>
-              <w:t>2</w:t>
-            </w:r>
-            <w:r>
-              <w:rPr>
-                <w:szCs w:val="28"/>
-              </w:rPr>
-              <w:t>);</w:t>
-            </w:r>
-          </w:p>
-          <w:p>
-            <w:pPr>
-              <w:pStyle w:val="af4"/>
-              <w:widowControl w:val="0"/>
-              <w:numPr>
-                <w:ilvl w:val="0"/>
-                <w:numId w:val="21"/>
-              </w:numPr>
-              <w:autoSpaceDE w:val="0"/>
-              <w:autoSpaceDN w:val="0"/>
-              <w:rPr>
-                <w:szCs w:val="28"/>
-              </w:rPr>
-            </w:pPr>
-            <w:proofErr w:type="spellStart"/>
-            <w:r>
-              <w:rPr>
-                <w:szCs w:val="28"/>
-              </w:rPr>
-              <w:t>CnНm</w:t>
-            </w:r>
-            <w:proofErr w:type="spellEnd"/>
-            <w:r>
-              <w:rPr>
-                <w:rFonts w:eastAsia="Times New Roman"/>
-                <w:szCs w:val="28"/>
-                <w:lang w:eastAsia="ru-RU"/>
-              </w:rPr>
-              <w:t>, поз. 2120</w:t>
-            </w:r>
-            <w:r>
-              <w:rPr>
-                <w:szCs w:val="28"/>
-              </w:rPr>
-              <w:t xml:space="preserve"> – 5 мг/м3;</w:t>
-            </w:r>
-          </w:p>
-          <w:p>
-            <w:pPr>
-              <w:pStyle w:val="af4"/>
-              <w:widowControl w:val="0"/>
-              <w:numPr>
-                <w:ilvl w:val="0"/>
-                <w:numId w:val="21"/>
-              </w:numPr>
-              <w:autoSpaceDE w:val="0"/>
-              <w:autoSpaceDN w:val="0"/>
-              <w:rPr>
-                <w:szCs w:val="28"/>
-              </w:rPr>
-            </w:pPr>
-            <w:r>
-              <w:rPr>
-                <w:rFonts w:eastAsia="Times New Roman"/>
-                <w:szCs w:val="28"/>
-              </w:rPr>
-              <w:t>SO</w:t>
-            </w:r>
-            <w:r>
-              <w:rPr>
-                <w:rFonts w:eastAsia="Times New Roman"/>
-                <w:szCs w:val="28"/>
-                <w:vertAlign w:val="subscript"/>
-              </w:rPr>
-              <w:t>2</w:t>
-            </w:r>
-            <w:r>
-              <w:rPr>
-                <w:rFonts w:eastAsia="Times New Roman"/>
-                <w:szCs w:val="28"/>
-                <w:lang w:eastAsia="ru-RU"/>
-              </w:rPr>
-              <w:t xml:space="preserve">, поз. 1837 </w:t>
-            </w:r>
-            <w:r>
-              <w:rPr>
-                <w:szCs w:val="28"/>
-              </w:rPr>
-              <w:t>– 10 мг/м3;</w:t>
-            </w:r>
-          </w:p>
-          <w:p>
-            <w:pPr>
-              <w:pStyle w:val="af4"/>
-              <w:widowControl w:val="0"/>
-              <w:numPr>
-                <w:ilvl w:val="0"/>
-                <w:numId w:val="21"/>
-              </w:numPr>
-              <w:autoSpaceDE w:val="0"/>
-              <w:autoSpaceDN w:val="0"/>
-              <w:rPr>
-                <w:szCs w:val="28"/>
-              </w:rPr>
-            </w:pPr>
-            <w:r>
-              <w:rPr>
-                <w:rFonts w:eastAsia="Times New Roman"/>
-                <w:szCs w:val="28"/>
-              </w:rPr>
-              <w:t>С,</w:t>
-            </w:r>
-            <w:r>
-              <w:rPr>
-                <w:rFonts w:eastAsia="Times New Roman"/>
-                <w:szCs w:val="28"/>
-                <w:lang w:eastAsia="ru-RU"/>
-              </w:rPr>
-              <w:t xml:space="preserve"> поз. 550</w:t>
-            </w:r>
-            <w:r>
-              <w:rPr>
-                <w:szCs w:val="28"/>
-              </w:rPr>
-              <w:t xml:space="preserve"> – 0,025 мг/м3;</w:t>
-            </w:r>
-          </w:p>
-          <w:p>
-            <w:pPr>
-              <w:pStyle w:val="af4"/>
-              <w:widowControl w:val="0"/>
-              <w:numPr>
-                <w:ilvl w:val="0"/>
-                <w:numId w:val="21"/>
-              </w:numPr>
-              <w:autoSpaceDE w:val="0"/>
-              <w:autoSpaceDN w:val="0"/>
-              <w:rPr>
-                <w:szCs w:val="28"/>
-              </w:rPr>
-            </w:pPr>
-            <w:r>
-              <w:rPr>
-                <w:szCs w:val="28"/>
-              </w:rPr>
-              <w:t>кристаллический диоксид кремния в виде пыли</w:t>
-            </w:r>
-            <w:r>
-              <w:rPr>
-                <w:rFonts w:eastAsia="Times New Roman"/>
-                <w:szCs w:val="28"/>
-                <w:lang w:eastAsia="ru-RU"/>
-              </w:rPr>
-              <w:t>, поз. 1155</w:t>
-            </w:r>
-            <w:r>
-              <w:rPr>
-                <w:szCs w:val="28"/>
-              </w:rPr>
-              <w:t xml:space="preserve"> - 6 мг/м3;</w:t>
+                <w:szCs w:val="28"/>
+              </w:rPr>
+              <w:t>Предельно-допустимые концентрации загрязняющих веществ в воздухе рабочей зоны:</w:t>
             </w:r>
           </w:p>
           <w:p>
@@ -2238,24 +1355,298 @@
               <w:jc w:val="left"/>
               <w:rPr>
                 <w:color w:val="000000"/>
-                <w:sz w:val="24"/>
-                <w:szCs w:val="24"/>
+                <w:szCs w:val="28"/>
                 <w:shd w:val="clear" w:color="auto" w:fill="FFFFFF"/>
               </w:rPr>
             </w:pPr>
-            <w:proofErr w:type="spellStart"/>
-            <w:r>
-              <w:rPr>
-                <w:szCs w:val="28"/>
-              </w:rPr>
-              <w:t>силикатсодержащие</w:t>
-            </w:r>
-            <w:proofErr w:type="spellEnd"/>
-            <w:r>
-              <w:rPr>
-                <w:szCs w:val="28"/>
-              </w:rPr>
-              <w:t xml:space="preserve"> пыли, силикаты, алюмосиликаты, поз. 1847 - 2 мг/м3.</w:t>
+            <w:r>
+              <w:rPr>
+                <w:rFonts w:eastAsia="Times New Roman"/>
+                <w:szCs w:val="28"/>
+                <w:lang w:eastAsia="ru-RU"/>
+              </w:rPr>
+              <w:t xml:space="preserve">Оксиды азота в пересчёте на </w:t>
+            </w:r>
+            <w:r>
+              <w:rPr>
+                <w:rFonts w:eastAsia="Times New Roman"/>
+                <w:szCs w:val="28"/>
+                <w:lang w:val="en-US" w:eastAsia="ru-RU"/>
+              </w:rPr>
+              <w:t>NO</w:t>
+            </w:r>
+            <w:r>
+              <w:rPr>
+                <w:rFonts w:eastAsia="Times New Roman"/>
+                <w:szCs w:val="28"/>
+                <w:vertAlign w:val="subscript"/>
+                <w:lang w:eastAsia="ru-RU"/>
+              </w:rPr>
+              <w:t>2</w:t>
+            </w:r>
+            <w:r>
+              <w:rPr>
+                <w:rFonts w:eastAsia="Times New Roman"/>
+                <w:szCs w:val="28"/>
+                <w:lang w:eastAsia="ru-RU"/>
+              </w:rPr>
+              <w:t>, поз. 5, ПДК = 5 мг/м</w:t>
+            </w:r>
+            <w:r>
+              <w:rPr>
+                <w:rFonts w:eastAsia="Times New Roman"/>
+                <w:szCs w:val="28"/>
+                <w:vertAlign w:val="superscript"/>
+                <w:lang w:eastAsia="ru-RU"/>
+              </w:rPr>
+              <w:t>3</w:t>
+            </w:r>
+            <w:r>
+              <w:rPr>
+                <w:rFonts w:eastAsia="Times New Roman"/>
+                <w:szCs w:val="28"/>
+                <w:lang w:eastAsia="ru-RU"/>
+              </w:rPr>
+              <w:t>;</w:t>
+            </w:r>
+          </w:p>
+          <w:p>
+            <w:pPr>
+              <w:pStyle w:val="af4"/>
+              <w:numPr>
+                <w:ilvl w:val="0"/>
+                <w:numId w:val="6"/>
+              </w:numPr>
+              <w:ind w:left="0" w:firstLine="33"/>
+              <w:jc w:val="left"/>
+              <w:rPr>
+                <w:color w:val="000000"/>
+                <w:szCs w:val="28"/>
+                <w:shd w:val="clear" w:color="auto" w:fill="FFFFFF"/>
+              </w:rPr>
+            </w:pPr>
+            <w:r>
+              <w:rPr>
+                <w:rFonts w:eastAsia="Times New Roman"/>
+                <w:szCs w:val="28"/>
+                <w:lang w:eastAsia="ru-RU"/>
+              </w:rPr>
+              <w:t>Диоксид азота, поз. 4, ПДК = 2 мг/м</w:t>
+            </w:r>
+            <w:r>
+              <w:rPr>
+                <w:rFonts w:eastAsia="Times New Roman"/>
+                <w:szCs w:val="28"/>
+                <w:vertAlign w:val="superscript"/>
+                <w:lang w:eastAsia="ru-RU"/>
+              </w:rPr>
+              <w:t>3</w:t>
+            </w:r>
+            <w:r>
+              <w:rPr>
+                <w:rFonts w:eastAsia="Times New Roman"/>
+                <w:szCs w:val="28"/>
+                <w:lang w:eastAsia="ru-RU"/>
+              </w:rPr>
+              <w:t>;</w:t>
+            </w:r>
+          </w:p>
+          <w:p>
+            <w:pPr>
+              <w:pStyle w:val="af4"/>
+              <w:numPr>
+                <w:ilvl w:val="0"/>
+                <w:numId w:val="6"/>
+              </w:numPr>
+              <w:ind w:left="0" w:firstLine="33"/>
+              <w:jc w:val="left"/>
+              <w:rPr>
+                <w:color w:val="000000"/>
+                <w:szCs w:val="28"/>
+                <w:shd w:val="clear" w:color="auto" w:fill="FFFFFF"/>
+              </w:rPr>
+            </w:pPr>
+            <w:r>
+              <w:rPr>
+                <w:color w:val="000000"/>
+                <w:szCs w:val="28"/>
+                <w:shd w:val="clear" w:color="auto" w:fill="FFFFFF"/>
+              </w:rPr>
+              <w:t xml:space="preserve">Оксид углерода СО, поз.2122, </w:t>
+            </w:r>
+            <w:r>
+              <w:rPr>
+                <w:rFonts w:eastAsia="Times New Roman"/>
+                <w:szCs w:val="28"/>
+                <w:lang w:eastAsia="ru-RU"/>
+              </w:rPr>
+              <w:t>ПДК = 20 мг/м</w:t>
+            </w:r>
+            <w:r>
+              <w:rPr>
+                <w:rFonts w:eastAsia="Times New Roman"/>
+                <w:szCs w:val="28"/>
+                <w:vertAlign w:val="superscript"/>
+                <w:lang w:eastAsia="ru-RU"/>
+              </w:rPr>
+              <w:t>3</w:t>
+            </w:r>
+            <w:r>
+              <w:rPr>
+                <w:rFonts w:eastAsia="Times New Roman"/>
+                <w:szCs w:val="28"/>
+                <w:lang w:eastAsia="ru-RU"/>
+              </w:rPr>
+              <w:t>;</w:t>
+            </w:r>
+            <w:r>
+              <w:rPr>
+                <w:color w:val="000000"/>
+                <w:szCs w:val="28"/>
+                <w:shd w:val="clear" w:color="auto" w:fill="FFFFFF"/>
+              </w:rPr>
+              <w:t xml:space="preserve">  </w:t>
+            </w:r>
+          </w:p>
+          <w:p>
+            <w:pPr>
+              <w:pStyle w:val="af4"/>
+              <w:numPr>
+                <w:ilvl w:val="0"/>
+                <w:numId w:val="6"/>
+              </w:numPr>
+              <w:ind w:left="0" w:firstLine="33"/>
+              <w:jc w:val="left"/>
+              <w:rPr>
+                <w:color w:val="000000"/>
+                <w:szCs w:val="28"/>
+                <w:shd w:val="clear" w:color="auto" w:fill="FFFFFF"/>
+              </w:rPr>
+            </w:pPr>
+            <w:r>
+              <w:rPr>
+                <w:color w:val="000000"/>
+                <w:szCs w:val="28"/>
+                <w:shd w:val="clear" w:color="auto" w:fill="FFFFFF"/>
+              </w:rPr>
+              <w:t>Углеводороды С</w:t>
+            </w:r>
+            <w:r>
+              <w:rPr>
+                <w:color w:val="000000"/>
+                <w:szCs w:val="28"/>
+                <w:shd w:val="clear" w:color="auto" w:fill="FFFFFF"/>
+                <w:vertAlign w:val="subscript"/>
+              </w:rPr>
+              <w:t>2-10</w:t>
+            </w:r>
+            <w:r>
+              <w:rPr>
+                <w:color w:val="000000"/>
+                <w:szCs w:val="28"/>
+                <w:shd w:val="clear" w:color="auto" w:fill="FFFFFF"/>
+                <w:lang w:val="en-US"/>
+              </w:rPr>
+              <w:t>H</w:t>
+            </w:r>
+            <w:r>
+              <w:rPr>
+                <w:color w:val="000000"/>
+                <w:szCs w:val="28"/>
+                <w:shd w:val="clear" w:color="auto" w:fill="FFFFFF"/>
+                <w:vertAlign w:val="subscript"/>
+              </w:rPr>
+              <w:t>6-22</w:t>
+            </w:r>
+            <w:r>
+              <w:rPr>
+                <w:color w:val="000000"/>
+                <w:szCs w:val="28"/>
+                <w:shd w:val="clear" w:color="auto" w:fill="FFFFFF"/>
+              </w:rPr>
+              <w:t>, поз. 2120, ПДК = 300 мг/м3</w:t>
+            </w:r>
+          </w:p>
+          <w:p>
+            <w:pPr>
+              <w:pStyle w:val="af4"/>
+              <w:numPr>
+                <w:ilvl w:val="0"/>
+                <w:numId w:val="6"/>
+              </w:numPr>
+              <w:ind w:left="0" w:firstLine="33"/>
+              <w:jc w:val="left"/>
+              <w:rPr>
+                <w:color w:val="000000"/>
+                <w:szCs w:val="28"/>
+                <w:shd w:val="clear" w:color="auto" w:fill="FFFFFF"/>
+              </w:rPr>
+            </w:pPr>
+            <w:r>
+              <w:rPr>
+                <w:color w:val="000000"/>
+                <w:szCs w:val="28"/>
+                <w:shd w:val="clear" w:color="auto" w:fill="FFFFFF"/>
+              </w:rPr>
+              <w:t>Углерод, поз. 550, ПДК = 0,025 мг/м3;</w:t>
+            </w:r>
+          </w:p>
+          <w:p>
+            <w:pPr>
+              <w:pStyle w:val="af4"/>
+              <w:numPr>
+                <w:ilvl w:val="0"/>
+                <w:numId w:val="6"/>
+              </w:numPr>
+              <w:ind w:left="0" w:firstLine="33"/>
+              <w:jc w:val="left"/>
+              <w:rPr>
+                <w:color w:val="000000"/>
+                <w:szCs w:val="28"/>
+                <w:shd w:val="clear" w:color="auto" w:fill="FFFFFF"/>
+              </w:rPr>
+            </w:pPr>
+            <w:r>
+              <w:rPr>
+                <w:color w:val="000000"/>
+                <w:szCs w:val="28"/>
+                <w:shd w:val="clear" w:color="auto" w:fill="FFFFFF"/>
+              </w:rPr>
+              <w:t>Диоксид серы SO</w:t>
+            </w:r>
+            <w:r>
+              <w:rPr>
+                <w:color w:val="000000"/>
+                <w:szCs w:val="28"/>
+                <w:shd w:val="clear" w:color="auto" w:fill="FFFFFF"/>
+                <w:vertAlign w:val="subscript"/>
+              </w:rPr>
+              <w:t>2</w:t>
+            </w:r>
+            <w:r>
+              <w:rPr>
+                <w:color w:val="000000"/>
+                <w:szCs w:val="28"/>
+                <w:shd w:val="clear" w:color="auto" w:fill="FFFFFF"/>
+              </w:rPr>
+              <w:t>, поз. 1837, ПДК = 10 мг/м</w:t>
+            </w:r>
+            <w:r>
+              <w:rPr>
+                <w:color w:val="000000"/>
+                <w:szCs w:val="28"/>
+                <w:shd w:val="clear" w:color="auto" w:fill="FFFFFF"/>
+                <w:vertAlign w:val="superscript"/>
+              </w:rPr>
+              <w:t>3</w:t>
+            </w:r>
+            <w:r>
+              <w:rPr>
+                <w:color w:val="000000"/>
+                <w:szCs w:val="28"/>
+                <w:shd w:val="clear" w:color="auto" w:fill="FFFFFF"/>
+              </w:rPr>
+              <w:t>;</w:t>
             </w:r>
           </w:p>
         </w:tc>
@@ -2266,86 +1657,21 @@
           </w:tcPr>
           <w:p>
             <w:pPr>
-              <w:pStyle w:val="TableParagraph"/>
-              <w:spacing w:line="360" w:lineRule="auto"/>
-              <w:ind w:left="109"/>
-              <w:rPr>
-                <w:sz w:val="28"/>
+              <w:rPr>
                 <w:szCs w:val="28"/>
               </w:rPr>
             </w:pPr>
             <w:r>
               <w:rPr>
-                <w:sz w:val="28"/>
-                <w:szCs w:val="28"/>
-              </w:rPr>
-              <w:t>СанПиН 1.2.3685-21 «Гигиенические нормативы</w:t>
-            </w:r>
-            <w:r>
-              <w:rPr>
-                <w:spacing w:val="-9"/>
-                <w:sz w:val="28"/>
-                <w:szCs w:val="28"/>
-              </w:rPr>
-              <w:t xml:space="preserve"> </w:t>
-            </w:r>
-            <w:r>
-              <w:rPr>
-                <w:sz w:val="28"/>
-                <w:szCs w:val="28"/>
-              </w:rPr>
-              <w:t>и</w:t>
-            </w:r>
-            <w:r>
-              <w:rPr>
-                <w:spacing w:val="-11"/>
-                <w:sz w:val="28"/>
-                <w:szCs w:val="28"/>
-              </w:rPr>
-              <w:t xml:space="preserve"> </w:t>
-            </w:r>
-            <w:r>
-              <w:rPr>
-                <w:sz w:val="28"/>
-                <w:szCs w:val="28"/>
-              </w:rPr>
-              <w:t>требования</w:t>
-            </w:r>
-            <w:r>
-              <w:rPr>
-                <w:spacing w:val="-10"/>
-                <w:sz w:val="28"/>
-                <w:szCs w:val="28"/>
-              </w:rPr>
-              <w:t xml:space="preserve"> </w:t>
-            </w:r>
-            <w:r>
-              <w:rPr>
-                <w:sz w:val="28"/>
-                <w:szCs w:val="28"/>
-              </w:rPr>
-              <w:t>к</w:t>
-            </w:r>
-            <w:r>
-              <w:rPr>
-                <w:spacing w:val="-10"/>
-                <w:sz w:val="28"/>
-                <w:szCs w:val="28"/>
-              </w:rPr>
-              <w:t xml:space="preserve"> </w:t>
-            </w:r>
-            <w:r>
-              <w:rPr>
-                <w:sz w:val="28"/>
-                <w:szCs w:val="28"/>
-              </w:rPr>
-              <w:t>обеспечению безопасности и (или) безвредности для человека факторов среды обитания», раздел «Предельно допустимые концентрации (ПДК) загрязняющих веществ в воздухе рабочей зоны»</w:t>
+                <w:szCs w:val="28"/>
+              </w:rPr>
+              <w:t xml:space="preserve">СанПиН 1.2.3685-21 «Гигиенические нормативы и требования к обеспечению безопасности и (или) безвредности для человека факторов среды обитания» </w:t>
             </w:r>
           </w:p>
           <w:p>
             <w:pPr>
               <w:rPr>
-                <w:szCs w:val="24"/>
+                <w:szCs w:val="28"/>
               </w:rPr>
             </w:pPr>
             <w:r>
@@ -2354,6 +1680,13 @@
               </w:rPr>
               <w:t>Таблица 2.1</w:t>
             </w:r>
+          </w:p>
+          <w:p>
+            <w:pPr>
+              <w:rPr>
+                <w:szCs w:val="28"/>
+              </w:rPr>
+            </w:pPr>
           </w:p>
         </w:tc>
       </w:tr>
@@ -2424,15 +1757,7 @@
                 <w:szCs w:val="28"/>
                 <w:lang w:eastAsia="ru-RU"/>
               </w:rPr>
-              <w:t>Предельно доп</w:t>
-            </w:r>
-            <w:r>
-              <w:rPr>
-                <w:rFonts w:eastAsia="Times New Roman"/>
-                <w:szCs w:val="28"/>
-                <w:lang w:eastAsia="ru-RU"/>
-              </w:rPr>
-              <w:t xml:space="preserve">устимые значения и уровни производственной вибрации (выбрано для технологической вибрации на стационарных рабочих местах), указаны эквивалентные корректированные уровни </w:t>
+              <w:t xml:space="preserve">Предельно допустимые значения и уровни производственной вибрации (выбрано для технологической вибрации на стационарных рабочих местах), указаны эквивалентные корректированные уровни </w:t>
             </w:r>
             <w:proofErr w:type="spellStart"/>
             <w:r>
@@ -2518,8 +1843,7 @@
               <w:spacing w:after="160" w:line="256" w:lineRule="auto"/>
               <w:jc w:val="left"/>
               <w:rPr>
-                <w:sz w:val="24"/>
-                <w:szCs w:val="24"/>
+                <w:szCs w:val="28"/>
               </w:rPr>
             </w:pPr>
             <w:r>
@@ -2561,7 +1885,6 @@
         <w:tc>
           <w:tcPr>
             <w:tcW w:w="3968" w:type="dxa"/>
-            <w:gridSpan w:val="2"/>
           </w:tcPr>
           <w:p>
             <w:pPr>
@@ -3036,19 +2359,10 @@
             </w:r>
             <w:proofErr w:type="spellEnd"/>
           </w:p>
-          <w:p>
-            <w:pPr>
-              <w:jc w:val="left"/>
-              <w:rPr>
-                <w:szCs w:val="28"/>
-              </w:rPr>
-            </w:pPr>
-          </w:p>
         </w:tc>
         <w:tc>
           <w:tcPr>
             <w:tcW w:w="3968" w:type="dxa"/>
-            <w:gridSpan w:val="2"/>
           </w:tcPr>
           <w:p>
             <w:pPr>
@@ -3060,25 +2374,7 @@
               <w:rPr>
                 <w:szCs w:val="28"/>
               </w:rPr>
-              <w:t>СанПиН</w:t>
-            </w:r>
-            <w:r>
-              <w:rPr>
-                <w:szCs w:val="28"/>
-              </w:rPr>
-              <w:t xml:space="preserve"> 1.2.3685-21 «</w:t>
-            </w:r>
-            <w:r>
-              <w:rPr>
-                <w:szCs w:val="28"/>
-              </w:rPr>
-              <w:t>Гигиенические нормативы и требования к обеспечению безопасности и (или) безвредности для человека факторов среды обитания</w:t>
-            </w:r>
-            <w:r>
-              <w:rPr>
-                <w:szCs w:val="28"/>
-              </w:rPr>
-              <w:t>»</w:t>
+              <w:t>СанПиН 1.2.3685-21 «Гигиенические нормативы и требования к обеспечению безопасности и (или) безвредности для человека факторов среды обитания»</w:t>
             </w:r>
           </w:p>
         </w:tc>
@@ -3087,7 +2383,7 @@
     <w:p>
       <w:pPr>
         <w:rPr>
-          <w:rFonts w:eastAsia="Times New Roman" w:cs="Arial"/>
+          <w:rFonts w:eastAsia="Times New Roman" w:cs="Times New Roman"/>
           <w:bCs/>
           <w:kern w:val="32"/>
           <w:szCs w:val="28"/>
@@ -3098,7 +2394,7 @@
     <w:p>
       <w:pPr>
         <w:rPr>
-          <w:rFonts w:eastAsia="Times New Roman" w:cs="Arial"/>
+          <w:rFonts w:eastAsia="Times New Roman" w:cs="Times New Roman"/>
           <w:bCs/>
           <w:kern w:val="32"/>
           <w:szCs w:val="28"/>
@@ -3107,7 +2403,7 @@
       </w:pPr>
       <w:r>
         <w:rPr>
-          <w:rFonts w:eastAsia="Times New Roman" w:cs="Arial"/>
+          <w:rFonts w:eastAsia="Times New Roman" w:cs="Times New Roman"/>
           <w:bCs/>
           <w:kern w:val="32"/>
           <w:szCs w:val="28"/>
@@ -3185,37 +2481,14 @@
               <w:autoSpaceDN w:val="0"/>
               <w:adjustRightInd w:val="0"/>
               <w:rPr>
-                <w:rFonts w:ascii="Calibri" w:hAnsi="Calibri" w:cs="Calibri"/>
-                <w:sz w:val="22"/>
+                <w:szCs w:val="28"/>
               </w:rPr>
             </w:pPr>
             <w:r>
-              <w:t>Эквивалентн</w:t>
-            </w:r>
-            <w:r>
-              <w:t>ые уровни звукового давления</w:t>
-            </w:r>
-            <w:r>
-              <w:t xml:space="preserve"> в</w:t>
-            </w:r>
-            <w:r>
-              <w:t xml:space="preserve"> </w:t>
-            </w:r>
-            <w:r>
-              <w:t>октавных п</w:t>
-            </w:r>
-            <w:r>
-              <w:t xml:space="preserve">олосах со среднегеометрическими </w:t>
-            </w:r>
-            <w:r>
-              <w:t>частотами</w:t>
-            </w:r>
-            <w:r>
-              <w:rPr>
-                <w:rFonts w:ascii="Calibri" w:hAnsi="Calibri" w:cs="Calibri"/>
-                <w:sz w:val="22"/>
-              </w:rPr>
-              <w:t>:</w:t>
+              <w:rPr>
+                <w:szCs w:val="28"/>
+              </w:rPr>
+              <w:t>Эквивалентные уровни звукового давления в октавных полосах со среднегеометрическими частотами:</w:t>
             </w:r>
           </w:p>
           <w:p>
@@ -3232,31 +2505,7 @@
                 <w:szCs w:val="28"/>
                 <w:lang w:eastAsia="ru-RU"/>
               </w:rPr>
-              <w:t>2</w:t>
-            </w:r>
-            <w:r>
-              <w:rPr>
-                <w:rFonts w:eastAsia="Times New Roman"/>
-                <w:szCs w:val="28"/>
-                <w:lang w:eastAsia="ru-RU"/>
-              </w:rPr>
-              <w:t xml:space="preserve"> Гц – </w:t>
-            </w:r>
-            <w:r>
-              <w:rPr>
-                <w:rFonts w:eastAsia="Times New Roman"/>
-                <w:szCs w:val="28"/>
-                <w:lang w:eastAsia="ru-RU"/>
-              </w:rPr>
-              <w:t>100</w:t>
-            </w:r>
-            <w:r>
-              <w:rPr>
-                <w:rFonts w:eastAsia="Times New Roman"/>
-                <w:szCs w:val="28"/>
-                <w:lang w:eastAsia="ru-RU"/>
-              </w:rPr>
-              <w:t xml:space="preserve"> дБ,</w:t>
+              <w:t>2 Гц – 100 дБ,</w:t>
             </w:r>
           </w:p>
           <w:p>
@@ -3273,31 +2522,7 @@
                 <w:szCs w:val="28"/>
                 <w:lang w:eastAsia="ru-RU"/>
               </w:rPr>
-              <w:t>4</w:t>
-            </w:r>
-            <w:r>
-              <w:rPr>
-                <w:rFonts w:eastAsia="Times New Roman"/>
-                <w:szCs w:val="28"/>
-                <w:lang w:eastAsia="ru-RU"/>
-              </w:rPr>
-              <w:t xml:space="preserve"> Гц – </w:t>
-            </w:r>
-            <w:r>
-              <w:rPr>
-                <w:rFonts w:eastAsia="Times New Roman"/>
-                <w:szCs w:val="28"/>
-                <w:lang w:eastAsia="ru-RU"/>
-              </w:rPr>
-              <w:t>95</w:t>
-            </w:r>
-            <w:r>
-              <w:rPr>
-                <w:rFonts w:eastAsia="Times New Roman"/>
-                <w:szCs w:val="28"/>
-                <w:lang w:eastAsia="ru-RU"/>
-              </w:rPr>
-              <w:t xml:space="preserve"> дБ,</w:t>
+              <w:t>4 Гц – 95 дБ,</w:t>
             </w:r>
           </w:p>
           <w:p>
@@ -3314,31 +2539,7 @@
                 <w:szCs w:val="28"/>
                 <w:lang w:eastAsia="ru-RU"/>
               </w:rPr>
-              <w:t>8</w:t>
-            </w:r>
-            <w:r>
-              <w:rPr>
-                <w:rFonts w:eastAsia="Times New Roman"/>
-                <w:szCs w:val="28"/>
-                <w:lang w:eastAsia="ru-RU"/>
-              </w:rPr>
-              <w:t xml:space="preserve"> Гц – </w:t>
-            </w:r>
-            <w:r>
-              <w:rPr>
-                <w:rFonts w:eastAsia="Times New Roman"/>
-                <w:szCs w:val="28"/>
-                <w:lang w:eastAsia="ru-RU"/>
-              </w:rPr>
-              <w:t>90</w:t>
-            </w:r>
-            <w:r>
-              <w:rPr>
-                <w:rFonts w:eastAsia="Times New Roman"/>
-                <w:szCs w:val="28"/>
-                <w:lang w:eastAsia="ru-RU"/>
-              </w:rPr>
-              <w:t xml:space="preserve"> дБ, </w:t>
+              <w:t xml:space="preserve">8 Гц – 90 дБ, </w:t>
             </w:r>
           </w:p>
           <w:p>
@@ -3358,39 +2559,7 @@
                 <w:szCs w:val="28"/>
                 <w:lang w:eastAsia="ru-RU"/>
               </w:rPr>
-              <w:t>16</w:t>
-            </w:r>
-            <w:r>
-              <w:rPr>
-                <w:rFonts w:eastAsia="Times New Roman"/>
-                <w:szCs w:val="28"/>
-                <w:lang w:eastAsia="ru-RU"/>
-              </w:rPr>
-              <w:t xml:space="preserve"> Гц – </w:t>
-            </w:r>
-            <w:r>
-              <w:rPr>
-                <w:rFonts w:eastAsia="Times New Roman"/>
-                <w:szCs w:val="28"/>
-                <w:lang w:eastAsia="ru-RU"/>
-              </w:rPr>
-              <w:t>85</w:t>
-            </w:r>
-            <w:r>
-              <w:rPr>
-                <w:rFonts w:eastAsia="Times New Roman"/>
-                <w:szCs w:val="28"/>
-                <w:lang w:eastAsia="ru-RU"/>
-              </w:rPr>
-              <w:t xml:space="preserve"> дБ</w:t>
-            </w:r>
-            <w:r>
-              <w:rPr>
-                <w:rFonts w:eastAsia="Times New Roman"/>
-                <w:szCs w:val="28"/>
-                <w:lang w:eastAsia="ru-RU"/>
-              </w:rPr>
-              <w:t>,</w:t>
+              <w:t>16 Гц – 85 дБ,</w:t>
             </w:r>
           </w:p>
           <w:p>
@@ -3410,55 +2579,7 @@
                 <w:szCs w:val="28"/>
                 <w:lang w:eastAsia="ru-RU"/>
               </w:rPr>
-              <w:t>эквивалентный уровень</w:t>
-            </w:r>
-            <w:r>
-              <w:rPr>
-                <w:rFonts w:eastAsia="Times New Roman"/>
-                <w:szCs w:val="28"/>
-                <w:lang w:eastAsia="ru-RU"/>
-              </w:rPr>
-              <w:t xml:space="preserve"> звукового давления</w:t>
-            </w:r>
-            <w:r>
-              <w:rPr>
-                <w:rFonts w:eastAsia="Times New Roman"/>
-                <w:szCs w:val="28"/>
-                <w:lang w:eastAsia="ru-RU"/>
-              </w:rPr>
-              <w:t>:</w:t>
-            </w:r>
-            <w:r>
-              <w:rPr>
-                <w:rFonts w:eastAsia="Times New Roman"/>
-                <w:szCs w:val="28"/>
-                <w:lang w:eastAsia="ru-RU"/>
-              </w:rPr>
-              <w:t xml:space="preserve"> </w:t>
-            </w:r>
-            <w:r>
-              <w:rPr>
-                <w:rFonts w:eastAsia="Times New Roman"/>
-                <w:szCs w:val="28"/>
-                <w:lang w:eastAsia="ru-RU"/>
-              </w:rPr>
-              <w:t>100</w:t>
-            </w:r>
-            <w:r>
-              <w:rPr>
-                <w:rFonts w:eastAsia="Times New Roman"/>
-                <w:szCs w:val="28"/>
-                <w:lang w:eastAsia="ru-RU"/>
-              </w:rPr>
-              <w:t xml:space="preserve"> </w:t>
-            </w:r>
-            <w:r>
-              <w:rPr>
-                <w:rFonts w:eastAsia="Times New Roman"/>
-                <w:szCs w:val="28"/>
-                <w:lang w:eastAsia="ru-RU"/>
-              </w:rPr>
-              <w:t>дБ,</w:t>
+              <w:t>эквивалентный уровень звукового давления: 100 дБ,</w:t>
             </w:r>
           </w:p>
           <w:p>
@@ -3466,15 +2587,15 @@
               <w:autoSpaceDE w:val="0"/>
               <w:autoSpaceDN w:val="0"/>
               <w:adjustRightInd w:val="0"/>
+              <w:rPr>
+                <w:szCs w:val="28"/>
+              </w:rPr>
             </w:pPr>
             <w:r>
-              <w:t>максимальный текущий уровень инфразвука</w:t>
-            </w:r>
-            <w:r>
-              <w:t>:</w:t>
-            </w:r>
-            <w:r>
-              <w:t xml:space="preserve"> 120 дБ</w:t>
+              <w:rPr>
+                <w:szCs w:val="28"/>
+              </w:rPr>
+              <w:t>максимальный текущий уровень инфразвука: 120 дБ</w:t>
             </w:r>
           </w:p>
         </w:tc>
@@ -3486,84 +2607,34 @@
             <w:pPr>
               <w:rPr>
                 <w:bCs/>
+                <w:szCs w:val="28"/>
               </w:rPr>
             </w:pPr>
             <w:r>
               <w:rPr>
                 <w:szCs w:val="28"/>
               </w:rPr>
-              <w:t>СанПиН</w:t>
-            </w:r>
-            <w:r>
-              <w:rPr>
-                <w:szCs w:val="28"/>
-              </w:rPr>
-              <w:t xml:space="preserve"> 1.2.3685-21 «</w:t>
-            </w:r>
-            <w:r>
-              <w:rPr>
-                <w:szCs w:val="28"/>
-              </w:rPr>
-              <w:t>Гигиенические нормативы и требования к обеспечению безопасности и (или) безвредности для человека факторов среды обитания</w:t>
-            </w:r>
-            <w:r>
-              <w:rPr>
-                <w:szCs w:val="28"/>
-              </w:rPr>
-              <w:t>»,</w:t>
-            </w:r>
-            <w:r>
-              <w:rPr>
-                <w:szCs w:val="28"/>
-              </w:rPr>
-              <w:t xml:space="preserve"> </w:t>
-            </w:r>
-            <w:r>
-              <w:rPr>
-                <w:szCs w:val="28"/>
-              </w:rPr>
-              <w:t>р</w:t>
+              <w:t>СанПиН 1.2.3685-21 «Гигиенические нормативы и требования к обеспечению безопасности и (или) безвредности для человека факторов среды обитания», р</w:t>
             </w:r>
             <w:r>
               <w:rPr>
                 <w:bCs/>
-              </w:rPr>
-              <w:t>аздел «</w:t>
-            </w:r>
-            <w:r>
-              <w:rPr>
-                <w:bCs/>
-              </w:rPr>
-              <w:t>Предельно допустимые уровни физических факторов</w:t>
-            </w:r>
-            <w:r>
-              <w:rPr>
-                <w:bCs/>
-              </w:rPr>
-              <w:t xml:space="preserve"> </w:t>
-            </w:r>
-            <w:r>
-              <w:rPr>
-                <w:bCs/>
-              </w:rPr>
-              <w:t>на рабочих местах</w:t>
-            </w:r>
-            <w:r>
-              <w:rPr>
-                <w:bCs/>
-              </w:rPr>
-              <w:t>»</w:t>
+                <w:szCs w:val="28"/>
+              </w:rPr>
+              <w:t>аздел «Предельно допустимые уровни физических факторов на рабочих местах»</w:t>
             </w:r>
           </w:p>
           <w:p>
             <w:pPr>
               <w:rPr>
                 <w:bCs/>
+                <w:szCs w:val="28"/>
               </w:rPr>
             </w:pPr>
             <w:r>
               <w:rPr>
                 <w:bCs/>
+                <w:szCs w:val="28"/>
               </w:rPr>
               <w:t>Таблица 5.5</w:t>
             </w:r>
@@ -3626,31 +2697,15 @@
               <w:adjustRightInd w:val="0"/>
               <w:rPr>
                 <w:bCs/>
+                <w:szCs w:val="28"/>
               </w:rPr>
             </w:pPr>
             <w:r>
               <w:rPr>
                 <w:bCs/>
-              </w:rPr>
-              <w:t>Предельно допустимые уровни звукового давления воздушного</w:t>
-            </w:r>
-            <w:r>
-              <w:rPr>
-                <w:bCs/>
-              </w:rPr>
-              <w:t xml:space="preserve"> </w:t>
-            </w:r>
-            <w:r>
-              <w:rPr>
-                <w:bCs/>
-              </w:rPr>
-              <w:t>ультразвука на рабочих местах</w:t>
-            </w:r>
-            <w:r>
-              <w:rPr>
-                <w:bCs/>
-              </w:rPr>
-              <w:t>:</w:t>
+                <w:szCs w:val="28"/>
+              </w:rPr>
+              <w:t>Предельно допустимые уровни звукового давления воздушного ультразвука на рабочих местах:</w:t>
             </w:r>
           </w:p>
           <w:p>
@@ -3667,31 +2722,7 @@
                 <w:szCs w:val="28"/>
                 <w:lang w:eastAsia="ru-RU"/>
               </w:rPr>
-              <w:t>12,</w:t>
-            </w:r>
-            <w:r>
-              <w:rPr>
-                <w:rFonts w:eastAsia="Times New Roman"/>
-                <w:szCs w:val="28"/>
-                <w:lang w:eastAsia="ru-RU"/>
-              </w:rPr>
-              <w:t xml:space="preserve">5 Гц – </w:t>
-            </w:r>
-            <w:r>
-              <w:rPr>
-                <w:rFonts w:eastAsia="Times New Roman"/>
-                <w:szCs w:val="28"/>
-                <w:lang w:eastAsia="ru-RU"/>
-              </w:rPr>
-              <w:t>80</w:t>
-            </w:r>
-            <w:r>
-              <w:rPr>
-                <w:rFonts w:eastAsia="Times New Roman"/>
-                <w:szCs w:val="28"/>
-                <w:lang w:eastAsia="ru-RU"/>
-              </w:rPr>
-              <w:t xml:space="preserve"> дБ,</w:t>
+              <w:t>12,5 Гц – 80 дБ,</w:t>
             </w:r>
           </w:p>
           <w:p>
@@ -3708,31 +2739,7 @@
                 <w:szCs w:val="28"/>
                 <w:lang w:eastAsia="ru-RU"/>
               </w:rPr>
-              <w:t>16</w:t>
-            </w:r>
-            <w:r>
-              <w:rPr>
-                <w:rFonts w:eastAsia="Times New Roman"/>
-                <w:szCs w:val="28"/>
-                <w:lang w:eastAsia="ru-RU"/>
-              </w:rPr>
-              <w:t xml:space="preserve"> Гц – </w:t>
-            </w:r>
-            <w:r>
-              <w:rPr>
-                <w:rFonts w:eastAsia="Times New Roman"/>
-                <w:szCs w:val="28"/>
-                <w:lang w:eastAsia="ru-RU"/>
-              </w:rPr>
-              <w:t>90</w:t>
-            </w:r>
-            <w:r>
-              <w:rPr>
-                <w:rFonts w:eastAsia="Times New Roman"/>
-                <w:szCs w:val="28"/>
-                <w:lang w:eastAsia="ru-RU"/>
-              </w:rPr>
-              <w:t xml:space="preserve"> дБ,</w:t>
+              <w:t>16 Гц – 90 дБ,</w:t>
             </w:r>
           </w:p>
           <w:p>
@@ -3749,31 +2756,7 @@
                 <w:szCs w:val="28"/>
                 <w:lang w:eastAsia="ru-RU"/>
               </w:rPr>
-              <w:t>20</w:t>
-            </w:r>
-            <w:r>
-              <w:rPr>
-                <w:rFonts w:eastAsia="Times New Roman"/>
-                <w:szCs w:val="28"/>
-                <w:lang w:eastAsia="ru-RU"/>
-              </w:rPr>
-              <w:t xml:space="preserve"> Гц – </w:t>
-            </w:r>
-            <w:r>
-              <w:rPr>
-                <w:rFonts w:eastAsia="Times New Roman"/>
-                <w:szCs w:val="28"/>
-                <w:lang w:eastAsia="ru-RU"/>
-              </w:rPr>
-              <w:t>100</w:t>
-            </w:r>
-            <w:r>
-              <w:rPr>
-                <w:rFonts w:eastAsia="Times New Roman"/>
-                <w:szCs w:val="28"/>
-                <w:lang w:eastAsia="ru-RU"/>
-              </w:rPr>
-              <w:t xml:space="preserve"> дБ, </w:t>
+              <w:t xml:space="preserve">20 Гц – 100 дБ, </w:t>
             </w:r>
           </w:p>
           <w:p>
@@ -3790,31 +2773,7 @@
                 <w:szCs w:val="28"/>
                 <w:lang w:eastAsia="ru-RU"/>
               </w:rPr>
-              <w:t>25</w:t>
-            </w:r>
-            <w:r>
-              <w:rPr>
-                <w:rFonts w:eastAsia="Times New Roman"/>
-                <w:szCs w:val="28"/>
-                <w:lang w:eastAsia="ru-RU"/>
-              </w:rPr>
-              <w:t xml:space="preserve"> Гц – </w:t>
-            </w:r>
-            <w:r>
-              <w:rPr>
-                <w:rFonts w:eastAsia="Times New Roman"/>
-                <w:szCs w:val="28"/>
-                <w:lang w:eastAsia="ru-RU"/>
-              </w:rPr>
-              <w:t>105</w:t>
-            </w:r>
-            <w:r>
-              <w:rPr>
-                <w:rFonts w:eastAsia="Times New Roman"/>
-                <w:szCs w:val="28"/>
-                <w:lang w:eastAsia="ru-RU"/>
-              </w:rPr>
-              <w:t xml:space="preserve"> дБ,</w:t>
+              <w:t>25 Гц – 105 дБ,</w:t>
             </w:r>
           </w:p>
           <w:p>
@@ -3831,31 +2790,7 @@
                 <w:szCs w:val="28"/>
                 <w:lang w:eastAsia="ru-RU"/>
               </w:rPr>
-              <w:t>31,0-100</w:t>
-            </w:r>
-            <w:r>
-              <w:rPr>
-                <w:rFonts w:eastAsia="Times New Roman"/>
-                <w:szCs w:val="28"/>
-                <w:lang w:eastAsia="ru-RU"/>
-              </w:rPr>
-              <w:t xml:space="preserve"> Гц – </w:t>
-            </w:r>
-            <w:r>
-              <w:rPr>
-                <w:rFonts w:eastAsia="Times New Roman"/>
-                <w:szCs w:val="28"/>
-                <w:lang w:eastAsia="ru-RU"/>
-              </w:rPr>
-              <w:t>110</w:t>
-            </w:r>
-            <w:r>
-              <w:rPr>
-                <w:rFonts w:eastAsia="Times New Roman"/>
-                <w:szCs w:val="28"/>
-                <w:lang w:eastAsia="ru-RU"/>
-              </w:rPr>
-              <w:t xml:space="preserve"> дБ</w:t>
+              <w:t>31,0-100 Гц – 110 дБ</w:t>
             </w:r>
           </w:p>
         </w:tc>
@@ -3867,91 +2802,42 @@
             <w:pPr>
               <w:rPr>
                 <w:bCs/>
+                <w:szCs w:val="28"/>
               </w:rPr>
             </w:pPr>
             <w:r>
               <w:rPr>
                 <w:szCs w:val="28"/>
               </w:rPr>
-              <w:t>СанПиН</w:t>
-            </w:r>
-            <w:r>
-              <w:rPr>
-                <w:szCs w:val="28"/>
-              </w:rPr>
-              <w:t xml:space="preserve"> 1.2.3685-21 «</w:t>
-            </w:r>
-            <w:r>
-              <w:rPr>
-                <w:szCs w:val="28"/>
-              </w:rPr>
-              <w:t>Гигиенические нормативы и требования к обеспечению безопасности и (или) безвредности для человека факторов среды обитания</w:t>
-            </w:r>
-            <w:r>
-              <w:rPr>
-                <w:szCs w:val="28"/>
-              </w:rPr>
-              <w:t>»,</w:t>
-            </w:r>
-            <w:r>
-              <w:rPr>
-                <w:szCs w:val="28"/>
-              </w:rPr>
-              <w:t xml:space="preserve"> </w:t>
-            </w:r>
-            <w:r>
-              <w:rPr>
-                <w:szCs w:val="28"/>
-              </w:rPr>
-              <w:t>р</w:t>
+              <w:t>СанПиН 1.2.3685-21 «Гигиенические нормативы и требования к обеспечению безопасности и (или) безвредности для человека факторов среды обитания», р</w:t>
             </w:r>
             <w:r>
               <w:rPr>
                 <w:bCs/>
-              </w:rPr>
-              <w:t>аздел «</w:t>
+                <w:szCs w:val="28"/>
+              </w:rPr>
+              <w:t xml:space="preserve">аздел «Предельно допустимые уровни </w:t>
             </w:r>
             <w:r>
               <w:rPr>
                 <w:bCs/>
-              </w:rPr>
-              <w:t xml:space="preserve">Предельно </w:t>
-            </w:r>
-            <w:r>
-              <w:rPr>
-                <w:bCs/>
+                <w:szCs w:val="28"/>
               </w:rPr>
               <w:lastRenderedPageBreak/>
-              <w:t>допустимые уровни физических факторов</w:t>
-            </w:r>
-            <w:r>
-              <w:rPr>
-                <w:bCs/>
-              </w:rPr>
-              <w:t xml:space="preserve"> </w:t>
-            </w:r>
-            <w:r>
-              <w:rPr>
-                <w:bCs/>
-              </w:rPr>
-              <w:t>на рабочих местах</w:t>
-            </w:r>
-            <w:r>
-              <w:rPr>
-                <w:bCs/>
-              </w:rPr>
-              <w:t>»</w:t>
+              <w:t>физических факторов на рабочих местах»</w:t>
             </w:r>
           </w:p>
           <w:p>
             <w:pPr>
               <w:rPr>
                 <w:bCs/>
+                <w:szCs w:val="28"/>
               </w:rPr>
             </w:pPr>
             <w:r>
               <w:rPr>
                 <w:bCs/>
+                <w:szCs w:val="28"/>
               </w:rPr>
               <w:t>Таблица 5.6</w:t>
             </w:r>
@@ -4011,51 +2897,74 @@
               </w:rPr>
             </w:pPr>
             <w:r>
+              <w:rPr>
+                <w:szCs w:val="28"/>
+              </w:rPr>
               <w:t>Для переменного тока частотой 50 Гц, предельное напряжение и сила тока, протекающие через тело человека не более</w:t>
             </w:r>
             <w:r>
               <w:rPr>
                 <w:spacing w:val="-9"/>
+                <w:szCs w:val="28"/>
               </w:rPr>
               <w:t xml:space="preserve"> </w:t>
             </w:r>
             <w:r>
+              <w:rPr>
+                <w:szCs w:val="28"/>
+              </w:rPr>
               <w:t>10</w:t>
             </w:r>
             <w:r>
               <w:rPr>
                 <w:spacing w:val="-7"/>
+                <w:szCs w:val="28"/>
               </w:rPr>
               <w:t xml:space="preserve"> </w:t>
             </w:r>
             <w:r>
+              <w:rPr>
+                <w:szCs w:val="28"/>
+              </w:rPr>
               <w:t>мин.</w:t>
             </w:r>
             <w:r>
               <w:rPr>
                 <w:spacing w:val="-7"/>
+                <w:szCs w:val="28"/>
               </w:rPr>
               <w:t xml:space="preserve"> </w:t>
             </w:r>
             <w:r>
+              <w:rPr>
+                <w:szCs w:val="28"/>
+              </w:rPr>
               <w:t>в</w:t>
             </w:r>
             <w:r>
               <w:rPr>
                 <w:spacing w:val="-8"/>
+                <w:szCs w:val="28"/>
               </w:rPr>
               <w:t xml:space="preserve"> </w:t>
             </w:r>
             <w:r>
+              <w:rPr>
+                <w:szCs w:val="28"/>
+              </w:rPr>
               <w:t>сутки,</w:t>
             </w:r>
             <w:r>
               <w:rPr>
                 <w:spacing w:val="-7"/>
+                <w:szCs w:val="28"/>
               </w:rPr>
               <w:t xml:space="preserve"> </w:t>
             </w:r>
             <w:r>
+              <w:rPr>
+                <w:szCs w:val="28"/>
+              </w:rPr>
               <w:t>соответственно: 2 В и 0,3 мА</w:t>
             </w:r>
           </w:p>
@@ -4068,13 +2977,13 @@
             <w:pPr>
               <w:rPr>
                 <w:rFonts w:eastAsia="Times New Roman"/>
-                <w:szCs w:val="24"/>
+                <w:szCs w:val="28"/>
               </w:rPr>
             </w:pPr>
             <w:r>
               <w:rPr>
                 <w:rFonts w:eastAsia="Times New Roman"/>
-                <w:szCs w:val="24"/>
+                <w:szCs w:val="28"/>
               </w:rPr>
               <w:t>ГОСТ 12.1.038-82</w:t>
             </w:r>
@@ -4085,13 +2994,13 @@
               <w:contextualSpacing/>
               <w:rPr>
                 <w:rFonts w:eastAsia="Times New Roman"/>
-                <w:szCs w:val="24"/>
+                <w:szCs w:val="28"/>
               </w:rPr>
             </w:pPr>
             <w:r>
               <w:rPr>
                 <w:rFonts w:eastAsia="Times New Roman"/>
-                <w:szCs w:val="24"/>
+                <w:szCs w:val="28"/>
               </w:rPr>
               <w:t>"Система стандартов безопасности труда. Электробезопасность. Предельно допустимые значения напряжений прикосновения и токов"</w:t>
             </w:r>
@@ -4104,7 +3013,7 @@
             </w:pPr>
             <w:r>
               <w:rPr>
-                <w:szCs w:val="24"/>
+                <w:szCs w:val="28"/>
               </w:rPr>
               <w:t>Таблица 1</w:t>
             </w:r>
@@ -4182,6 +3091,7 @@
               <w:pStyle w:val="Default"/>
               <w:spacing w:line="360" w:lineRule="auto"/>
               <w:rPr>
+                <w:sz w:val="28"/>
                 <w:szCs w:val="28"/>
               </w:rPr>
             </w:pPr>
@@ -4206,15 +3116,7 @@
                 <w:sz w:val="28"/>
                 <w:szCs w:val="28"/>
               </w:rPr>
-              <w:t xml:space="preserve"> зрительной работы «г», большого контраста объекта со светлым фоном – </w:t>
-            </w:r>
-            <w:r>
-              <w:rPr>
-                <w:sz w:val="28"/>
-                <w:szCs w:val="28"/>
-              </w:rPr>
-              <w:lastRenderedPageBreak/>
-              <w:t xml:space="preserve">освещенность системы общего освещения должна составлять 200 </w:t>
+              <w:t xml:space="preserve"> зрительной работы «г», большого контраста объекта со светлым фоном – освещенность системы общего освещения должна составлять 200 </w:t>
             </w:r>
             <w:proofErr w:type="spellStart"/>
             <w:r>
@@ -4242,86 +3144,42 @@
             <w:pPr>
               <w:rPr>
                 <w:bCs/>
+                <w:szCs w:val="28"/>
               </w:rPr>
             </w:pPr>
             <w:r>
               <w:rPr>
                 <w:szCs w:val="28"/>
               </w:rPr>
+              <w:t>СанПиН 1.2.3685-21 «Гигиенические нормативы и требования к обеспечению безопасности и (или) безвредности для человека факторов среды обитания», р</w:t>
+            </w:r>
+            <w:r>
+              <w:rPr>
+                <w:bCs/>
+                <w:szCs w:val="28"/>
+              </w:rPr>
+              <w:t xml:space="preserve">аздел «Предельно допустимые уровни </w:t>
+            </w:r>
+            <w:r>
+              <w:rPr>
+                <w:bCs/>
+                <w:szCs w:val="28"/>
+              </w:rPr>
               <w:lastRenderedPageBreak/>
-              <w:t>СанПиН</w:t>
-            </w:r>
-            <w:r>
-              <w:rPr>
-                <w:szCs w:val="28"/>
-              </w:rPr>
-              <w:t xml:space="preserve"> 1.2.3685-21 «</w:t>
-            </w:r>
-            <w:r>
-              <w:rPr>
-                <w:szCs w:val="28"/>
-              </w:rPr>
-              <w:t>Гигиенические нормативы и требования к обеспечению безопасности и (или) безвредности для человека факторов среды обитания</w:t>
-            </w:r>
-            <w:r>
-              <w:rPr>
-                <w:szCs w:val="28"/>
-              </w:rPr>
-              <w:t>»,</w:t>
-            </w:r>
-            <w:r>
-              <w:rPr>
-                <w:szCs w:val="28"/>
-              </w:rPr>
-              <w:t xml:space="preserve"> </w:t>
-            </w:r>
-            <w:r>
-              <w:rPr>
-                <w:szCs w:val="28"/>
-              </w:rPr>
-              <w:lastRenderedPageBreak/>
-              <w:t>р</w:t>
-            </w:r>
-            <w:r>
-              <w:rPr>
-                <w:bCs/>
-              </w:rPr>
-              <w:t>аздел «</w:t>
-            </w:r>
-            <w:r>
-              <w:rPr>
-                <w:bCs/>
-              </w:rPr>
-              <w:t>Предельно допустимые уровни физических факторов</w:t>
-            </w:r>
-            <w:r>
-              <w:rPr>
-                <w:bCs/>
-              </w:rPr>
-              <w:t xml:space="preserve"> </w:t>
-            </w:r>
-            <w:r>
-              <w:rPr>
-                <w:bCs/>
-              </w:rPr>
-              <w:t>на рабочих местах</w:t>
-            </w:r>
-            <w:r>
-              <w:rPr>
-                <w:bCs/>
-              </w:rPr>
-              <w:t>»</w:t>
+              <w:t>физических факторов на рабочих местах»</w:t>
             </w:r>
           </w:p>
           <w:p>
             <w:pPr>
               <w:rPr>
                 <w:bCs/>
+                <w:szCs w:val="28"/>
               </w:rPr>
             </w:pPr>
             <w:r>
               <w:rPr>
                 <w:bCs/>
+                <w:szCs w:val="28"/>
               </w:rPr>
               <w:t>Таблица 5.25</w:t>
             </w:r>
@@ -4332,7 +3190,7 @@
     <w:p>
       <w:pPr>
         <w:rPr>
-          <w:rFonts w:eastAsia="Times New Roman" w:cs="Arial"/>
+          <w:rFonts w:eastAsia="Times New Roman" w:cs="Times New Roman"/>
           <w:bCs/>
           <w:kern w:val="32"/>
           <w:szCs w:val="28"/>
@@ -4343,42 +3201,28 @@
     <w:p>
       <w:pPr>
         <w:rPr>
+          <w:rFonts w:cs="Times New Roman"/>
           <w:szCs w:val="28"/>
         </w:rPr>
       </w:pPr>
       <w:r>
         <w:rPr>
-          <w:rFonts w:eastAsia="Times New Roman"/>
+          <w:rFonts w:eastAsia="Times New Roman" w:cs="Times New Roman"/>
           <w:szCs w:val="28"/>
           <w:lang w:eastAsia="ru-RU"/>
         </w:rPr>
-        <w:t>Таблица</w:t>
-      </w:r>
-      <w:r>
-        <w:rPr>
-          <w:rFonts w:eastAsia="Times New Roman"/>
+        <w:t xml:space="preserve">Таблица 2 - </w:t>
+      </w:r>
+      <w:r>
+        <w:rPr>
+          <w:rFonts w:cs="Times New Roman"/>
           <w:szCs w:val="28"/>
-          <w:lang w:eastAsia="ru-RU"/>
-        </w:rPr>
-        <w:t xml:space="preserve"> 2</w:t>
-      </w:r>
-      <w:r>
-        <w:rPr>
-          <w:rFonts w:eastAsia="Times New Roman"/>
-          <w:szCs w:val="28"/>
-          <w:lang w:eastAsia="ru-RU"/>
-        </w:rPr>
-        <w:t xml:space="preserve"> - </w:t>
-      </w:r>
-      <w:r>
-        <w:rPr>
-          <w:szCs w:val="28"/>
         </w:rPr>
         <w:t xml:space="preserve">Воздействие на окружающую среду </w:t>
       </w:r>
       <w:r>
         <w:rPr>
-          <w:rFonts w:eastAsia="Times New Roman"/>
+          <w:rFonts w:eastAsia="Times New Roman" w:cs="Times New Roman"/>
           <w:szCs w:val="28"/>
           <w:lang w:eastAsia="ru-RU"/>
         </w:rPr>
@@ -4483,15 +3327,7 @@
                 <w:szCs w:val="28"/>
                 <w:lang w:eastAsia="ru-RU"/>
               </w:rPr>
-              <w:t xml:space="preserve">Нормативный </w:t>
-            </w:r>
-            <w:r>
-              <w:rPr>
-                <w:rFonts w:eastAsia="Times New Roman"/>
-                <w:szCs w:val="28"/>
-                <w:lang w:eastAsia="ru-RU"/>
-              </w:rPr>
-              <w:t>документ</w:t>
+              <w:t>Нормативный документ</w:t>
             </w:r>
           </w:p>
         </w:tc>
@@ -4564,15 +3400,9 @@
             </w:pPr>
             <w:r>
               <w:rPr>
-                <w:szCs w:val="24"/>
-              </w:rPr>
-              <w:t xml:space="preserve">Среднегодовая предельно-допустимая концентрация загрязняющих веществ в атмосферном воздухе городских и сельских поселений, обеспечивающая допустимые уровни риска при </w:t>
-            </w:r>
-            <w:r>
-              <w:rPr>
-                <w:szCs w:val="28"/>
-              </w:rPr>
-              <w:t>хроническом воздействии:</w:t>
+                <w:szCs w:val="28"/>
+              </w:rPr>
+              <w:t>Предельно-допустимые концентрации загрязняющих веществ в воздухе рабочей зоны:</w:t>
             </w:r>
           </w:p>
           <w:p>
@@ -4582,44 +3412,63 @@
                 <w:ilvl w:val="0"/>
                 <w:numId w:val="6"/>
               </w:numPr>
-              <w:rPr>
-                <w:szCs w:val="28"/>
+              <w:ind w:left="0" w:firstLine="33"/>
+              <w:jc w:val="left"/>
+              <w:rPr>
+                <w:color w:val="000000"/>
+                <w:szCs w:val="28"/>
+                <w:shd w:val="clear" w:color="auto" w:fill="FFFFFF"/>
               </w:rPr>
             </w:pPr>
-            <w:proofErr w:type="spellStart"/>
-            <w:r>
-              <w:rPr>
-                <w:szCs w:val="28"/>
-              </w:rPr>
-              <w:t>NОх</w:t>
-            </w:r>
-            <w:proofErr w:type="spellEnd"/>
             <w:r>
               <w:rPr>
                 <w:rFonts w:eastAsia="Times New Roman"/>
                 <w:szCs w:val="28"/>
                 <w:lang w:eastAsia="ru-RU"/>
               </w:rPr>
-              <w:t>, поз. 5,</w:t>
-            </w:r>
-            <w:r>
-              <w:rPr>
-                <w:szCs w:val="28"/>
-              </w:rPr>
-              <w:t xml:space="preserve"> – 0,1 мг/м3 (в пересчете на NО</w:t>
-            </w:r>
-            <w:r>
-              <w:rPr>
+              <w:t xml:space="preserve">Оксиды азота в пересчёте на </w:t>
+            </w:r>
+            <w:r>
+              <w:rPr>
+                <w:rFonts w:eastAsia="Times New Roman"/>
+                <w:szCs w:val="28"/>
+                <w:lang w:val="en-US" w:eastAsia="ru-RU"/>
+              </w:rPr>
+              <w:t>NO</w:t>
+            </w:r>
+            <w:r>
+              <w:rPr>
+                <w:rFonts w:eastAsia="Times New Roman"/>
                 <w:szCs w:val="28"/>
                 <w:vertAlign w:val="subscript"/>
+                <w:lang w:eastAsia="ru-RU"/>
               </w:rPr>
               <w:t>2</w:t>
             </w:r>
             <w:r>
               <w:rPr>
-                <w:szCs w:val="28"/>
-              </w:rPr>
-              <w:t>);</w:t>
+                <w:rFonts w:eastAsia="Times New Roman"/>
+                <w:szCs w:val="28"/>
+                <w:lang w:eastAsia="ru-RU"/>
+              </w:rPr>
+              <w:t>, поз. 5, ПДК = 0,4 мг/м</w:t>
+            </w:r>
+            <w:r>
+              <w:rPr>
+                <w:rFonts w:eastAsia="Times New Roman"/>
+                <w:szCs w:val="28"/>
+                <w:vertAlign w:val="superscript"/>
+                <w:lang w:eastAsia="ru-RU"/>
+              </w:rPr>
+              <w:t>3</w:t>
+            </w:r>
+            <w:r>
+              <w:rPr>
+                <w:rFonts w:eastAsia="Times New Roman"/>
+                <w:szCs w:val="28"/>
+                <w:lang w:eastAsia="ru-RU"/>
+              </w:rPr>
+              <w:t>;</w:t>
             </w:r>
           </w:p>
           <w:p>
@@ -4629,29 +3478,30 @@
                 <w:ilvl w:val="0"/>
                 <w:numId w:val="6"/>
               </w:numPr>
-              <w:rPr>
-                <w:szCs w:val="28"/>
+              <w:ind w:left="0" w:firstLine="33"/>
+              <w:jc w:val="left"/>
+              <w:rPr>
+                <w:color w:val="000000"/>
+                <w:szCs w:val="28"/>
+                <w:shd w:val="clear" w:color="auto" w:fill="FFFFFF"/>
               </w:rPr>
             </w:pPr>
             <w:r>
               <w:rPr>
-                <w:szCs w:val="28"/>
-              </w:rPr>
-              <w:t>СO</w:t>
-            </w:r>
-            <w:r>
-              <w:rPr>
                 <w:rFonts w:eastAsia="Times New Roman"/>
                 <w:szCs w:val="28"/>
                 <w:lang w:eastAsia="ru-RU"/>
               </w:rPr>
-              <w:t>, поз. 2122</w:t>
-            </w:r>
-            <w:r>
-              <w:rPr>
-                <w:szCs w:val="28"/>
-              </w:rPr>
-              <w:t xml:space="preserve"> – 3 мг/м3;</w:t>
+              <w:t>Азота диоксид, поз. 3, ПДК=0,1 мг/м</w:t>
+            </w:r>
+            <w:r>
+              <w:rPr>
+                <w:rFonts w:eastAsia="Times New Roman"/>
+                <w:szCs w:val="28"/>
+                <w:vertAlign w:val="superscript"/>
+                <w:lang w:eastAsia="ru-RU"/>
+              </w:rPr>
+              <w:t>3</w:t>
             </w:r>
           </w:p>
           <w:p>
@@ -4661,31 +3511,54 @@
                 <w:ilvl w:val="0"/>
                 <w:numId w:val="6"/>
               </w:numPr>
-              <w:rPr>
-                <w:szCs w:val="28"/>
+              <w:ind w:left="0" w:firstLine="33"/>
+              <w:jc w:val="left"/>
+              <w:rPr>
+                <w:color w:val="000000"/>
+                <w:szCs w:val="28"/>
+                <w:shd w:val="clear" w:color="auto" w:fill="FFFFFF"/>
               </w:rPr>
             </w:pPr>
-            <w:proofErr w:type="spellStart"/>
-            <w:r>
-              <w:rPr>
-                <w:szCs w:val="28"/>
-              </w:rPr>
-              <w:t>CnНm</w:t>
-            </w:r>
-            <w:proofErr w:type="spellEnd"/>
+            <w:r>
+              <w:rPr>
+                <w:color w:val="000000"/>
+                <w:szCs w:val="28"/>
+                <w:shd w:val="clear" w:color="auto" w:fill="FFFFFF"/>
+              </w:rPr>
+              <w:t xml:space="preserve">Оксид углерода СО, поз.2122, </w:t>
+            </w:r>
             <w:r>
               <w:rPr>
                 <w:rFonts w:eastAsia="Times New Roman"/>
                 <w:szCs w:val="28"/>
                 <w:lang w:eastAsia="ru-RU"/>
               </w:rPr>
-              <w:t>, поз. 2120</w:t>
-            </w:r>
-            <w:r>
-              <w:rPr>
-                <w:szCs w:val="28"/>
-              </w:rPr>
-              <w:t xml:space="preserve"> – 5 мг/м3;</w:t>
+              <w:t>ПДК = 3 мг/м</w:t>
+            </w:r>
+            <w:r>
+              <w:rPr>
+                <w:rFonts w:eastAsia="Times New Roman"/>
+                <w:szCs w:val="28"/>
+                <w:vertAlign w:val="superscript"/>
+                <w:lang w:eastAsia="ru-RU"/>
+              </w:rPr>
+              <w:t>3</w:t>
+            </w:r>
+            <w:r>
+              <w:rPr>
+                <w:rFonts w:eastAsia="Times New Roman"/>
+                <w:szCs w:val="28"/>
+                <w:lang w:eastAsia="ru-RU"/>
+              </w:rPr>
+              <w:t>;</w:t>
+            </w:r>
+            <w:r>
+              <w:rPr>
+                <w:color w:val="000000"/>
+                <w:szCs w:val="28"/>
+                <w:shd w:val="clear" w:color="auto" w:fill="FFFFFF"/>
+              </w:rPr>
+              <w:t xml:space="preserve">  </w:t>
             </w:r>
           </w:p>
           <w:p>
@@ -4695,30 +3568,55 @@
                 <w:ilvl w:val="0"/>
                 <w:numId w:val="6"/>
               </w:numPr>
-              <w:rPr>
-                <w:szCs w:val="28"/>
+              <w:ind w:left="0" w:firstLine="33"/>
+              <w:jc w:val="left"/>
+              <w:rPr>
+                <w:color w:val="000000"/>
+                <w:szCs w:val="28"/>
+                <w:shd w:val="clear" w:color="auto" w:fill="FFFFFF"/>
               </w:rPr>
             </w:pPr>
             <w:r>
               <w:rPr>
-                <w:rFonts w:eastAsia="Times New Roman"/>
-                <w:szCs w:val="28"/>
-              </w:rPr>
-              <w:t>С,</w:t>
-            </w:r>
-            <w:r>
-              <w:rPr>
-                <w:rFonts w:eastAsia="Times New Roman"/>
-                <w:szCs w:val="28"/>
-                <w:lang w:eastAsia="ru-RU"/>
-              </w:rPr>
-              <w:t xml:space="preserve"> поз. 550</w:t>
-            </w:r>
-            <w:r>
-              <w:rPr>
-                <w:szCs w:val="28"/>
-              </w:rPr>
-              <w:t xml:space="preserve"> – 0,025 мг/м3;</w:t>
+                <w:color w:val="000000"/>
+                <w:szCs w:val="28"/>
+                <w:shd w:val="clear" w:color="auto" w:fill="FFFFFF"/>
+              </w:rPr>
+              <w:t>Углеводороды С</w:t>
+            </w:r>
+            <w:r>
+              <w:rPr>
+                <w:color w:val="000000"/>
+                <w:szCs w:val="28"/>
+                <w:shd w:val="clear" w:color="auto" w:fill="FFFFFF"/>
+                <w:vertAlign w:val="subscript"/>
+              </w:rPr>
+              <w:t xml:space="preserve">2-10 </w:t>
+            </w:r>
+            <w:r>
+              <w:rPr>
+                <w:color w:val="000000"/>
+                <w:szCs w:val="28"/>
+                <w:shd w:val="clear" w:color="auto" w:fill="FFFFFF"/>
+              </w:rPr>
+              <w:t>Н</w:t>
+            </w:r>
+            <w:r>
+              <w:rPr>
+                <w:color w:val="000000"/>
+                <w:szCs w:val="28"/>
+                <w:shd w:val="clear" w:color="auto" w:fill="FFFFFF"/>
+                <w:vertAlign w:val="subscript"/>
+              </w:rPr>
+              <w:t>6-22</w:t>
+            </w:r>
+            <w:r>
+              <w:rPr>
+                <w:color w:val="000000"/>
+                <w:szCs w:val="28"/>
+                <w:shd w:val="clear" w:color="auto" w:fill="FFFFFF"/>
+              </w:rPr>
+              <w:t>, поз. 499, ПДК = 5 мг/м3;</w:t>
             </w:r>
           </w:p>
           <w:p>
@@ -4728,45 +3626,86 @@
                 <w:ilvl w:val="0"/>
                 <w:numId w:val="6"/>
               </w:numPr>
-              <w:rPr>
-                <w:szCs w:val="28"/>
+              <w:ind w:left="0" w:firstLine="33"/>
+              <w:jc w:val="left"/>
+              <w:rPr>
+                <w:color w:val="000000"/>
+                <w:szCs w:val="28"/>
+                <w:shd w:val="clear" w:color="auto" w:fill="FFFFFF"/>
               </w:rPr>
             </w:pPr>
             <w:r>
               <w:rPr>
-                <w:rFonts w:eastAsia="Times New Roman"/>
-                <w:szCs w:val="28"/>
-              </w:rPr>
-              <w:t>SO</w:t>
-            </w:r>
-            <w:r>
-              <w:rPr>
-                <w:rFonts w:eastAsia="Times New Roman"/>
-                <w:szCs w:val="28"/>
-                <w:vertAlign w:val="subscript"/>
-              </w:rPr>
-              <w:t>2</w:t>
-            </w:r>
-            <w:r>
-              <w:rPr>
-                <w:rFonts w:eastAsia="Times New Roman"/>
-                <w:szCs w:val="28"/>
-                <w:lang w:eastAsia="ru-RU"/>
-              </w:rPr>
-              <w:t xml:space="preserve">, поз. 1837 </w:t>
-            </w:r>
-            <w:r>
-              <w:rPr>
-                <w:szCs w:val="28"/>
-              </w:rPr>
-              <w:t>– 0,04 мг/м3;</w:t>
+                <w:color w:val="000000"/>
+                <w:szCs w:val="28"/>
+                <w:shd w:val="clear" w:color="auto" w:fill="FFFFFF"/>
+              </w:rPr>
+              <w:t>Углерод, поз. 550, ПДК = 0,05 мг/м3;</w:t>
             </w:r>
           </w:p>
           <w:p>
             <w:pPr>
+              <w:pStyle w:val="af4"/>
+              <w:numPr>
+                <w:ilvl w:val="0"/>
+                <w:numId w:val="6"/>
+              </w:numPr>
+              <w:ind w:left="0" w:firstLine="33"/>
+              <w:jc w:val="left"/>
               <w:rPr>
                 <w:color w:val="000000"/>
-                <w:szCs w:val="24"/>
+                <w:szCs w:val="28"/>
+                <w:shd w:val="clear" w:color="auto" w:fill="FFFFFF"/>
+              </w:rPr>
+            </w:pPr>
+            <w:r>
+              <w:rPr>
+                <w:color w:val="000000"/>
+                <w:szCs w:val="28"/>
+                <w:shd w:val="clear" w:color="auto" w:fill="FFFFFF"/>
+              </w:rPr>
+              <w:t>Диоксид серы SO</w:t>
+            </w:r>
+            <w:r>
+              <w:rPr>
+                <w:color w:val="000000"/>
+                <w:szCs w:val="28"/>
+                <w:shd w:val="clear" w:color="auto" w:fill="FFFFFF"/>
+                <w:vertAlign w:val="subscript"/>
+              </w:rPr>
+              <w:t>2</w:t>
+            </w:r>
+            <w:r>
+              <w:rPr>
+                <w:color w:val="000000"/>
+                <w:szCs w:val="28"/>
+                <w:shd w:val="clear" w:color="auto" w:fill="FFFFFF"/>
+              </w:rPr>
+              <w:t>, поз. 1837, ПДК = 0,04 мг/м</w:t>
+            </w:r>
+            <w:r>
+              <w:rPr>
+                <w:color w:val="000000"/>
+                <w:szCs w:val="28"/>
+                <w:shd w:val="clear" w:color="auto" w:fill="FFFFFF"/>
+                <w:vertAlign w:val="superscript"/>
+              </w:rPr>
+              <w:t>3</w:t>
+            </w:r>
+            <w:r>
+              <w:rPr>
+                <w:color w:val="000000"/>
+                <w:szCs w:val="28"/>
+                <w:shd w:val="clear" w:color="auto" w:fill="FFFFFF"/>
+              </w:rPr>
+              <w:t>;</w:t>
+            </w:r>
+          </w:p>
+          <w:p>
+            <w:pPr>
+              <w:rPr>
+                <w:color w:val="000000"/>
+                <w:szCs w:val="28"/>
                 <w:shd w:val="clear" w:color="auto" w:fill="FFFFFF"/>
               </w:rPr>
             </w:pPr>
@@ -4789,25 +3728,7 @@
               <w:rPr>
                 <w:szCs w:val="28"/>
               </w:rPr>
-              <w:t>СанПиН</w:t>
-            </w:r>
-            <w:r>
-              <w:rPr>
-                <w:szCs w:val="28"/>
-              </w:rPr>
-              <w:t xml:space="preserve"> 1.2.3685-21 «</w:t>
-            </w:r>
-            <w:r>
-              <w:rPr>
-                <w:szCs w:val="28"/>
-              </w:rPr>
-              <w:t>Гигиенические нормативы и требования к обеспечению безопасности и (или) безвредности для человека факторов среды обитания</w:t>
-            </w:r>
-            <w:r>
-              <w:rPr>
-                <w:szCs w:val="28"/>
-              </w:rPr>
-              <w:t>»</w:t>
+              <w:t>СанПиН 1.2.3685-21 «Гигиенические нормативы и требования к обеспечению безопасности и (или) безвредности для человека факторов среды обитания»</w:t>
             </w:r>
           </w:p>
           <w:p>
@@ -4919,14 +3840,7 @@
                 <w:szCs w:val="28"/>
                 <w:shd w:val="clear" w:color="auto" w:fill="FFFFFF"/>
               </w:rPr>
-              <w:t>Для источников постоянного</w:t>
-            </w:r>
-            <w:r>
-              <w:rPr>
-                <w:szCs w:val="28"/>
-                <w:shd w:val="clear" w:color="auto" w:fill="FFFFFF"/>
-              </w:rPr>
-              <w:t xml:space="preserve"> </w:t>
+              <w:t xml:space="preserve">Для источников постоянного </w:t>
             </w:r>
             <w:r>
               <w:rPr>
@@ -4942,154 +3856,7 @@
                 <w:szCs w:val="28"/>
                 <w:shd w:val="clear" w:color="auto" w:fill="FFFFFF"/>
               </w:rPr>
-              <w:t xml:space="preserve"> уровни звукового давления (в дБ) в октавных полосах со среднегеометрическими частотами</w:t>
-            </w:r>
-            <w:r>
-              <w:rPr>
-                <w:szCs w:val="28"/>
-                <w:shd w:val="clear" w:color="auto" w:fill="FFFFFF"/>
-              </w:rPr>
-              <w:t>,</w:t>
-            </w:r>
-            <w:r>
-              <w:rPr>
-                <w:szCs w:val="28"/>
-                <w:shd w:val="clear" w:color="auto" w:fill="FFFFFF"/>
-              </w:rPr>
-              <w:t xml:space="preserve"> соответственно</w:t>
-            </w:r>
-            <w:r>
-              <w:rPr>
-                <w:szCs w:val="28"/>
-                <w:shd w:val="clear" w:color="auto" w:fill="FFFFFF"/>
-              </w:rPr>
-              <w:t>,</w:t>
-            </w:r>
-            <w:r>
-              <w:rPr>
-                <w:szCs w:val="28"/>
-                <w:shd w:val="clear" w:color="auto" w:fill="FFFFFF"/>
-              </w:rPr>
-              <w:t xml:space="preserve"> для 31</w:t>
-            </w:r>
-            <w:r>
-              <w:rPr>
-                <w:szCs w:val="28"/>
-                <w:shd w:val="clear" w:color="auto" w:fill="FFFFFF"/>
-              </w:rPr>
-              <w:t xml:space="preserve">,5 </w:t>
-            </w:r>
-            <w:r>
-              <w:rPr>
-                <w:szCs w:val="28"/>
-                <w:shd w:val="clear" w:color="auto" w:fill="FFFFFF"/>
-              </w:rPr>
-              <w:t>Гц</w:t>
-            </w:r>
-            <w:r>
-              <w:rPr>
-                <w:szCs w:val="28"/>
-                <w:shd w:val="clear" w:color="auto" w:fill="FFFFFF"/>
-              </w:rPr>
-              <w:t>,</w:t>
-            </w:r>
-            <w:r>
-              <w:rPr>
-                <w:szCs w:val="28"/>
-                <w:shd w:val="clear" w:color="auto" w:fill="FFFFFF"/>
-              </w:rPr>
-              <w:t xml:space="preserve"> 63 Гц</w:t>
-            </w:r>
-            <w:r>
-              <w:rPr>
-                <w:szCs w:val="28"/>
-                <w:shd w:val="clear" w:color="auto" w:fill="FFFFFF"/>
-              </w:rPr>
-              <w:t>,</w:t>
-            </w:r>
-            <w:r>
-              <w:rPr>
-                <w:szCs w:val="28"/>
-                <w:shd w:val="clear" w:color="auto" w:fill="FFFFFF"/>
-              </w:rPr>
-              <w:t xml:space="preserve"> 125 Гц</w:t>
-            </w:r>
-            <w:r>
-              <w:rPr>
-                <w:szCs w:val="28"/>
-                <w:shd w:val="clear" w:color="auto" w:fill="FFFFFF"/>
-              </w:rPr>
-              <w:t>,</w:t>
-            </w:r>
-            <w:r>
-              <w:rPr>
-                <w:szCs w:val="28"/>
-                <w:shd w:val="clear" w:color="auto" w:fill="FFFFFF"/>
-              </w:rPr>
-              <w:t xml:space="preserve"> 250 Гц</w:t>
-            </w:r>
-            <w:r>
-              <w:rPr>
-                <w:szCs w:val="28"/>
-                <w:shd w:val="clear" w:color="auto" w:fill="FFFFFF"/>
-              </w:rPr>
-              <w:t>,</w:t>
-            </w:r>
-            <w:r>
-              <w:rPr>
-                <w:szCs w:val="28"/>
-                <w:shd w:val="clear" w:color="auto" w:fill="FFFFFF"/>
-              </w:rPr>
-              <w:t xml:space="preserve"> 1000 Гц</w:t>
-            </w:r>
-            <w:r>
-              <w:rPr>
-                <w:szCs w:val="28"/>
-                <w:shd w:val="clear" w:color="auto" w:fill="FFFFFF"/>
-              </w:rPr>
-              <w:t>,</w:t>
-            </w:r>
-            <w:r>
-              <w:rPr>
-                <w:szCs w:val="28"/>
-                <w:shd w:val="clear" w:color="auto" w:fill="FFFFFF"/>
-              </w:rPr>
-              <w:t xml:space="preserve"> 2000 Гц</w:t>
-            </w:r>
-            <w:r>
-              <w:rPr>
-                <w:szCs w:val="28"/>
-                <w:shd w:val="clear" w:color="auto" w:fill="FFFFFF"/>
-              </w:rPr>
-              <w:t>,</w:t>
-            </w:r>
-            <w:r>
-              <w:rPr>
-                <w:szCs w:val="28"/>
-                <w:shd w:val="clear" w:color="auto" w:fill="FFFFFF"/>
-              </w:rPr>
-              <w:t xml:space="preserve"> 4000 Гц</w:t>
-            </w:r>
-            <w:r>
-              <w:rPr>
-                <w:szCs w:val="28"/>
-                <w:shd w:val="clear" w:color="auto" w:fill="FFFFFF"/>
-              </w:rPr>
-              <w:t>,</w:t>
-            </w:r>
-            <w:r>
-              <w:rPr>
-                <w:szCs w:val="28"/>
-                <w:shd w:val="clear" w:color="auto" w:fill="FFFFFF"/>
-              </w:rPr>
-              <w:t xml:space="preserve"> 8000 Гц)</w:t>
-            </w:r>
-            <w:r>
-              <w:rPr>
-                <w:szCs w:val="28"/>
-                <w:shd w:val="clear" w:color="auto" w:fill="FFFFFF"/>
-              </w:rPr>
-              <w:t>:</w:t>
+              <w:t xml:space="preserve"> уровни звукового давления (в дБ) в октавных полосах со среднегеометрическими частотами, соответственно, для 31,5 Гц, 63 Гц, 125 Гц, 250 Гц, 1000 Гц, 2000 Гц, 4000 Гц, 8000 Гц):</w:t>
             </w:r>
           </w:p>
           <w:p>
@@ -5104,126 +3871,7 @@
                 <w:szCs w:val="28"/>
                 <w:shd w:val="clear" w:color="auto" w:fill="FFFFFF"/>
               </w:rPr>
-              <w:t xml:space="preserve">с 7 до 23 ч. – </w:t>
-            </w:r>
-            <w:r>
-              <w:rPr>
-                <w:szCs w:val="28"/>
-                <w:shd w:val="clear" w:color="auto" w:fill="FFFFFF"/>
-              </w:rPr>
-              <w:t>79 дБ</w:t>
-            </w:r>
-            <w:r>
-              <w:rPr>
-                <w:szCs w:val="28"/>
-                <w:shd w:val="clear" w:color="auto" w:fill="FFFFFF"/>
-              </w:rPr>
-              <w:t>,</w:t>
-            </w:r>
-            <w:r>
-              <w:rPr>
-                <w:szCs w:val="28"/>
-                <w:shd w:val="clear" w:color="auto" w:fill="FFFFFF"/>
-              </w:rPr>
-              <w:t xml:space="preserve"> 63 дБ</w:t>
-            </w:r>
-            <w:r>
-              <w:rPr>
-                <w:szCs w:val="28"/>
-                <w:shd w:val="clear" w:color="auto" w:fill="FFFFFF"/>
-              </w:rPr>
-              <w:t>,</w:t>
-            </w:r>
-            <w:r>
-              <w:rPr>
-                <w:szCs w:val="28"/>
-                <w:shd w:val="clear" w:color="auto" w:fill="FFFFFF"/>
-              </w:rPr>
-              <w:t xml:space="preserve"> 52 дБ</w:t>
-            </w:r>
-            <w:r>
-              <w:rPr>
-                <w:szCs w:val="28"/>
-                <w:shd w:val="clear" w:color="auto" w:fill="FFFFFF"/>
-              </w:rPr>
-              <w:t>,</w:t>
-            </w:r>
-            <w:r>
-              <w:rPr>
-                <w:szCs w:val="28"/>
-                <w:shd w:val="clear" w:color="auto" w:fill="FFFFFF"/>
-              </w:rPr>
-              <w:t xml:space="preserve"> 45 дБ</w:t>
-            </w:r>
-            <w:r>
-              <w:rPr>
-                <w:szCs w:val="28"/>
-                <w:shd w:val="clear" w:color="auto" w:fill="FFFFFF"/>
-              </w:rPr>
-              <w:t>,</w:t>
-            </w:r>
-            <w:r>
-              <w:rPr>
-                <w:szCs w:val="28"/>
-                <w:shd w:val="clear" w:color="auto" w:fill="FFFFFF"/>
-              </w:rPr>
-              <w:t xml:space="preserve"> 39 дБ</w:t>
-            </w:r>
-            <w:r>
-              <w:rPr>
-                <w:szCs w:val="28"/>
-                <w:shd w:val="clear" w:color="auto" w:fill="FFFFFF"/>
-              </w:rPr>
-              <w:t>,</w:t>
-            </w:r>
-            <w:r>
-              <w:rPr>
-                <w:szCs w:val="28"/>
-                <w:shd w:val="clear" w:color="auto" w:fill="FFFFFF"/>
-              </w:rPr>
-              <w:t xml:space="preserve"> 35 дБ</w:t>
-            </w:r>
-            <w:r>
-              <w:rPr>
-                <w:szCs w:val="28"/>
-                <w:shd w:val="clear" w:color="auto" w:fill="FFFFFF"/>
-              </w:rPr>
-              <w:t>,</w:t>
-            </w:r>
-            <w:r>
-              <w:rPr>
-                <w:szCs w:val="28"/>
-                <w:shd w:val="clear" w:color="auto" w:fill="FFFFFF"/>
-              </w:rPr>
-              <w:t xml:space="preserve"> 32 дБ</w:t>
-            </w:r>
-            <w:r>
-              <w:rPr>
-                <w:szCs w:val="28"/>
-                <w:shd w:val="clear" w:color="auto" w:fill="FFFFFF"/>
-              </w:rPr>
-              <w:t>,</w:t>
-            </w:r>
-            <w:r>
-              <w:rPr>
-                <w:szCs w:val="28"/>
-                <w:shd w:val="clear" w:color="auto" w:fill="FFFFFF"/>
-              </w:rPr>
-              <w:t xml:space="preserve"> 30 дБ</w:t>
-            </w:r>
-            <w:r>
-              <w:rPr>
-                <w:szCs w:val="28"/>
-                <w:shd w:val="clear" w:color="auto" w:fill="FFFFFF"/>
-              </w:rPr>
-              <w:t>,</w:t>
-            </w:r>
-            <w:r>
-              <w:rPr>
-                <w:szCs w:val="28"/>
-                <w:shd w:val="clear" w:color="auto" w:fill="FFFFFF"/>
-              </w:rPr>
-              <w:t xml:space="preserve"> 28 дБ</w:t>
+              <w:t>с 7 до 23 ч. – 79 дБ, 63 дБ, 52 дБ, 45 дБ, 39 дБ, 35 дБ, 32 дБ, 30 дБ, 28 дБ</w:t>
             </w:r>
           </w:p>
           <w:p>
@@ -5237,126 +3885,7 @@
                 <w:szCs w:val="28"/>
                 <w:shd w:val="clear" w:color="auto" w:fill="FFFFFF"/>
               </w:rPr>
-              <w:t xml:space="preserve">с 23 до 7 ч. – </w:t>
-            </w:r>
-            <w:r>
-              <w:rPr>
-                <w:szCs w:val="28"/>
-                <w:shd w:val="clear" w:color="auto" w:fill="FFFFFF"/>
-              </w:rPr>
-              <w:t>72 дБ</w:t>
-            </w:r>
-            <w:r>
-              <w:rPr>
-                <w:szCs w:val="28"/>
-                <w:shd w:val="clear" w:color="auto" w:fill="FFFFFF"/>
-              </w:rPr>
-              <w:t>,</w:t>
-            </w:r>
-            <w:r>
-              <w:rPr>
-                <w:szCs w:val="28"/>
-                <w:shd w:val="clear" w:color="auto" w:fill="FFFFFF"/>
-              </w:rPr>
-              <w:t xml:space="preserve"> 55 дБ</w:t>
-            </w:r>
-            <w:r>
-              <w:rPr>
-                <w:szCs w:val="28"/>
-                <w:shd w:val="clear" w:color="auto" w:fill="FFFFFF"/>
-              </w:rPr>
-              <w:t>,</w:t>
-            </w:r>
-            <w:r>
-              <w:rPr>
-                <w:szCs w:val="28"/>
-                <w:shd w:val="clear" w:color="auto" w:fill="FFFFFF"/>
-              </w:rPr>
-              <w:t xml:space="preserve"> 44 дБ</w:t>
-            </w:r>
-            <w:r>
-              <w:rPr>
-                <w:szCs w:val="28"/>
-                <w:shd w:val="clear" w:color="auto" w:fill="FFFFFF"/>
-              </w:rPr>
-              <w:t>,</w:t>
-            </w:r>
-            <w:r>
-              <w:rPr>
-                <w:szCs w:val="28"/>
-                <w:shd w:val="clear" w:color="auto" w:fill="FFFFFF"/>
-              </w:rPr>
-              <w:t xml:space="preserve"> 35 дБ</w:t>
-            </w:r>
-            <w:r>
-              <w:rPr>
-                <w:szCs w:val="28"/>
-                <w:shd w:val="clear" w:color="auto" w:fill="FFFFFF"/>
-              </w:rPr>
-              <w:t>,</w:t>
-            </w:r>
-            <w:r>
-              <w:rPr>
-                <w:szCs w:val="28"/>
-                <w:shd w:val="clear" w:color="auto" w:fill="FFFFFF"/>
-              </w:rPr>
-              <w:t xml:space="preserve"> 29 дБ</w:t>
-            </w:r>
-            <w:r>
-              <w:rPr>
-                <w:szCs w:val="28"/>
-                <w:shd w:val="clear" w:color="auto" w:fill="FFFFFF"/>
-              </w:rPr>
-              <w:t>,</w:t>
-            </w:r>
-            <w:r>
-              <w:rPr>
-                <w:szCs w:val="28"/>
-                <w:shd w:val="clear" w:color="auto" w:fill="FFFFFF"/>
-              </w:rPr>
-              <w:t xml:space="preserve"> 25 дБ</w:t>
-            </w:r>
-            <w:r>
-              <w:rPr>
-                <w:szCs w:val="28"/>
-                <w:shd w:val="clear" w:color="auto" w:fill="FFFFFF"/>
-              </w:rPr>
-              <w:t>,</w:t>
-            </w:r>
-            <w:r>
-              <w:rPr>
-                <w:szCs w:val="28"/>
-                <w:shd w:val="clear" w:color="auto" w:fill="FFFFFF"/>
-              </w:rPr>
-              <w:t xml:space="preserve"> 22 дБ</w:t>
-            </w:r>
-            <w:r>
-              <w:rPr>
-                <w:szCs w:val="28"/>
-                <w:shd w:val="clear" w:color="auto" w:fill="FFFFFF"/>
-              </w:rPr>
-              <w:t>,</w:t>
-            </w:r>
-            <w:r>
-              <w:rPr>
-                <w:szCs w:val="28"/>
-                <w:shd w:val="clear" w:color="auto" w:fill="FFFFFF"/>
-              </w:rPr>
-              <w:t xml:space="preserve"> 20 дБ</w:t>
-            </w:r>
-            <w:r>
-              <w:rPr>
-                <w:szCs w:val="28"/>
-                <w:shd w:val="clear" w:color="auto" w:fill="FFFFFF"/>
-              </w:rPr>
-              <w:t>,</w:t>
-            </w:r>
-            <w:r>
-              <w:rPr>
-                <w:szCs w:val="28"/>
-                <w:shd w:val="clear" w:color="auto" w:fill="FFFFFF"/>
-              </w:rPr>
-              <w:t xml:space="preserve"> 18 дБ</w:t>
+              <w:t>с 23 до 7 ч. – 72 дБ, 55 дБ, 44 дБ, 35 дБ, 29 дБ, 25 дБ, 22 дБ, 20 дБ, 18 дБ</w:t>
             </w:r>
           </w:p>
         </w:tc>
@@ -5374,37 +3903,14 @@
               <w:rPr>
                 <w:szCs w:val="28"/>
               </w:rPr>
-              <w:t>СанПиН</w:t>
-            </w:r>
-            <w:r>
-              <w:rPr>
-                <w:szCs w:val="28"/>
-              </w:rPr>
-              <w:t xml:space="preserve"> 1.2.3685-21 «</w:t>
-            </w:r>
-            <w:r>
-              <w:rPr>
-                <w:szCs w:val="28"/>
-              </w:rPr>
-              <w:t>Гигиенические нормативы и требования к обеспечению безопасности и (или) безвредности для человека факторов среды обитания</w:t>
-            </w:r>
-            <w:r>
-              <w:rPr>
-                <w:szCs w:val="28"/>
-              </w:rPr>
-              <w:t>»</w:t>
-            </w:r>
-            <w:r>
-              <w:rPr>
-                <w:szCs w:val="28"/>
-              </w:rPr>
-              <w:t>,</w:t>
+              <w:t>СанПиН 1.2.3685-21 «Гигиенические нормативы и требования к обеспечению безопасности и (или) безвредности для человека факторов среды обитания»,</w:t>
             </w:r>
           </w:p>
           <w:p>
             <w:pPr>
               <w:rPr>
                 <w:bCs/>
+                <w:szCs w:val="28"/>
               </w:rPr>
             </w:pPr>
             <w:r>
@@ -5416,32 +3922,9 @@
             <w:r>
               <w:rPr>
                 <w:bCs/>
-              </w:rPr>
-              <w:t>аздел «</w:t>
-            </w:r>
-            <w:r>
-              <w:rPr>
-                <w:bCs/>
-              </w:rPr>
-              <w:t>Предельно допустимые уровни физических факторов</w:t>
-            </w:r>
-            <w:r>
-              <w:rPr>
-                <w:bCs/>
-              </w:rPr>
-              <w:t xml:space="preserve"> </w:t>
-            </w:r>
-            <w:r>
-              <w:rPr>
-                <w:bCs/>
-              </w:rPr>
-              <w:t>на рабочих местах</w:t>
-            </w:r>
-            <w:r>
-              <w:rPr>
-                <w:bCs/>
-              </w:rPr>
-              <w:t>»</w:t>
+                <w:szCs w:val="28"/>
+              </w:rPr>
+              <w:t>аздел «Предельно допустимые уровни физических факторов на рабочих местах»</w:t>
             </w:r>
           </w:p>
           <w:p>
@@ -5453,6 +3936,7 @@
             <w:r>
               <w:rPr>
                 <w:bCs/>
+                <w:szCs w:val="28"/>
               </w:rPr>
               <w:t>Таблица 5.35</w:t>
             </w:r>
@@ -5472,14 +3956,14 @@
               <w:jc w:val="center"/>
               <w:rPr>
                 <w:color w:val="000000"/>
-                <w:szCs w:val="24"/>
+                <w:szCs w:val="28"/>
                 <w:shd w:val="clear" w:color="auto" w:fill="FFFFFF"/>
               </w:rPr>
             </w:pPr>
             <w:r>
               <w:rPr>
                 <w:spacing w:val="-10"/>
-                <w:szCs w:val="24"/>
+                <w:szCs w:val="28"/>
               </w:rPr>
               <w:t>3</w:t>
             </w:r>
@@ -5492,13 +3976,13 @@
           <w:p>
             <w:pPr>
               <w:rPr>
-                <w:szCs w:val="24"/>
+                <w:szCs w:val="28"/>
               </w:rPr>
             </w:pPr>
             <w:r>
               <w:rPr>
                 <w:spacing w:val="-2"/>
-                <w:szCs w:val="24"/>
+                <w:szCs w:val="28"/>
               </w:rPr>
               <w:t>Вибрационное загрязнение</w:t>
             </w:r>
@@ -5928,12 +4412,12 @@
           <w:p>
             <w:pPr>
               <w:rPr>
-                <w:szCs w:val="24"/>
+                <w:szCs w:val="28"/>
               </w:rPr>
             </w:pPr>
             <w:r>
               <w:rPr>
-                <w:szCs w:val="24"/>
+                <w:szCs w:val="28"/>
               </w:rPr>
               <w:lastRenderedPageBreak/>
               <w:t>СанПиН 1.2.3685-21 "Гигиенические нормативы</w:t>
@@ -5941,52 +4425,52 @@
             <w:r>
               <w:rPr>
                 <w:spacing w:val="-9"/>
-                <w:szCs w:val="24"/>
+                <w:szCs w:val="28"/>
               </w:rPr>
               <w:t xml:space="preserve"> </w:t>
             </w:r>
             <w:r>
               <w:rPr>
-                <w:szCs w:val="24"/>
+                <w:szCs w:val="28"/>
               </w:rPr>
               <w:t>и</w:t>
             </w:r>
             <w:r>
               <w:rPr>
                 <w:spacing w:val="-11"/>
-                <w:szCs w:val="24"/>
+                <w:szCs w:val="28"/>
               </w:rPr>
               <w:t xml:space="preserve"> </w:t>
             </w:r>
             <w:r>
               <w:rPr>
-                <w:szCs w:val="24"/>
+                <w:szCs w:val="28"/>
               </w:rPr>
               <w:t>требования</w:t>
             </w:r>
             <w:r>
               <w:rPr>
                 <w:spacing w:val="-10"/>
-                <w:szCs w:val="24"/>
+                <w:szCs w:val="28"/>
               </w:rPr>
               <w:t xml:space="preserve"> </w:t>
             </w:r>
             <w:r>
               <w:rPr>
-                <w:szCs w:val="24"/>
+                <w:szCs w:val="28"/>
               </w:rPr>
               <w:t>к</w:t>
             </w:r>
             <w:r>
               <w:rPr>
                 <w:spacing w:val="-10"/>
-                <w:szCs w:val="24"/>
+                <w:szCs w:val="28"/>
               </w:rPr>
               <w:t xml:space="preserve"> </w:t>
             </w:r>
             <w:r>
               <w:rPr>
-                <w:szCs w:val="24"/>
+                <w:szCs w:val="28"/>
               </w:rPr>
               <w:t>обеспечению безопасности и (или) безвредности для человека факторов среды обитания"</w:t>
             </w:r>
@@ -6006,14 +4490,14 @@
               <w:jc w:val="center"/>
               <w:rPr>
                 <w:color w:val="000000"/>
-                <w:szCs w:val="24"/>
+                <w:szCs w:val="28"/>
                 <w:shd w:val="clear" w:color="auto" w:fill="FFFFFF"/>
               </w:rPr>
             </w:pPr>
             <w:r>
               <w:rPr>
                 <w:spacing w:val="-10"/>
-                <w:szCs w:val="24"/>
+                <w:szCs w:val="28"/>
               </w:rPr>
               <w:lastRenderedPageBreak/>
               <w:t>4</w:t>
@@ -6027,13 +4511,13 @@
           <w:p>
             <w:pPr>
               <w:rPr>
-                <w:szCs w:val="24"/>
+                <w:szCs w:val="28"/>
               </w:rPr>
             </w:pPr>
             <w:r>
               <w:rPr>
                 <w:spacing w:val="-2"/>
-                <w:szCs w:val="24"/>
+                <w:szCs w:val="28"/>
               </w:rPr>
               <w:t>Инфразвуковое загрязнение</w:t>
             </w:r>
@@ -6047,7 +4531,7 @@
             <w:pPr>
               <w:pStyle w:val="TableParagraph"/>
               <w:spacing w:line="312" w:lineRule="auto"/>
-              <w:ind w:left="108" w:right="115"/>
+              <w:ind w:right="115"/>
               <w:rPr>
                 <w:sz w:val="28"/>
                 <w:szCs w:val="28"/>
@@ -6058,67 +4542,21 @@
                 <w:sz w:val="28"/>
                 <w:szCs w:val="28"/>
               </w:rPr>
-              <w:t>Территории,</w:t>
-            </w:r>
-            <w:r>
-              <w:rPr>
-                <w:spacing w:val="-9"/>
+              <w:t xml:space="preserve">Допустимые уровни </w:t>
+            </w:r>
+            <w:r>
+              <w:rPr>
                 <w:sz w:val="28"/>
                 <w:szCs w:val="28"/>
               </w:rPr>
-              <w:t xml:space="preserve"> </w:t>
+              <w:t xml:space="preserve">инфразвука в помещениях жилых и </w:t>
             </w:r>
             <w:r>
               <w:rPr>
                 <w:sz w:val="28"/>
                 <w:szCs w:val="28"/>
               </w:rPr>
-              <w:t>прилегающие</w:t>
-            </w:r>
-            <w:r>
-              <w:rPr>
-                <w:spacing w:val="-9"/>
-                <w:sz w:val="28"/>
-                <w:szCs w:val="28"/>
-              </w:rPr>
-              <w:t xml:space="preserve"> </w:t>
-            </w:r>
-            <w:r>
-              <w:rPr>
-                <w:sz w:val="28"/>
-                <w:szCs w:val="28"/>
-              </w:rPr>
-              <w:t>к</w:t>
-            </w:r>
-            <w:r>
-              <w:rPr>
-                <w:spacing w:val="-9"/>
-                <w:sz w:val="28"/>
-                <w:szCs w:val="28"/>
-              </w:rPr>
-              <w:t xml:space="preserve"> </w:t>
-            </w:r>
-            <w:r>
-              <w:rPr>
-                <w:sz w:val="28"/>
-                <w:szCs w:val="28"/>
-              </w:rPr>
-              <w:t>жилым</w:t>
-            </w:r>
-            <w:r>
-              <w:rPr>
-                <w:spacing w:val="-11"/>
-                <w:sz w:val="28"/>
-                <w:szCs w:val="28"/>
-              </w:rPr>
-              <w:t xml:space="preserve"> </w:t>
-            </w:r>
-            <w:r>
-              <w:rPr>
-                <w:sz w:val="28"/>
-                <w:szCs w:val="28"/>
-              </w:rPr>
-              <w:t>домам. Допустимые уровни инфразвука в помещениях жилых и общественных зданий для октавных частот:</w:t>
+              <w:t>общественных зданий:</w:t>
             </w:r>
           </w:p>
           <w:p>
@@ -6332,64 +4770,64 @@
           <w:p>
             <w:pPr>
               <w:rPr>
-                <w:szCs w:val="24"/>
+                <w:szCs w:val="28"/>
               </w:rPr>
             </w:pPr>
             <w:r>
               <w:rPr>
-                <w:szCs w:val="24"/>
+                <w:szCs w:val="28"/>
               </w:rPr>
               <w:t>СанПиН 1.2.3685-21 "Гигиенические нормативы</w:t>
             </w:r>
             <w:r>
               <w:rPr>
                 <w:spacing w:val="-9"/>
-                <w:szCs w:val="24"/>
+                <w:szCs w:val="28"/>
               </w:rPr>
               <w:t xml:space="preserve"> </w:t>
             </w:r>
             <w:r>
               <w:rPr>
-                <w:szCs w:val="24"/>
+                <w:szCs w:val="28"/>
               </w:rPr>
               <w:t>и</w:t>
             </w:r>
             <w:r>
               <w:rPr>
                 <w:spacing w:val="-11"/>
-                <w:szCs w:val="24"/>
+                <w:szCs w:val="28"/>
               </w:rPr>
               <w:t xml:space="preserve"> </w:t>
             </w:r>
             <w:r>
               <w:rPr>
-                <w:szCs w:val="24"/>
+                <w:szCs w:val="28"/>
               </w:rPr>
               <w:t>требования</w:t>
             </w:r>
             <w:r>
               <w:rPr>
                 <w:spacing w:val="-10"/>
-                <w:szCs w:val="24"/>
+                <w:szCs w:val="28"/>
               </w:rPr>
               <w:t xml:space="preserve"> </w:t>
             </w:r>
             <w:r>
               <w:rPr>
-                <w:szCs w:val="24"/>
+                <w:szCs w:val="28"/>
               </w:rPr>
               <w:t>к</w:t>
             </w:r>
             <w:r>
               <w:rPr>
                 <w:spacing w:val="-10"/>
-                <w:szCs w:val="24"/>
+                <w:szCs w:val="28"/>
               </w:rPr>
               <w:t xml:space="preserve"> </w:t>
             </w:r>
             <w:r>
               <w:rPr>
-                <w:szCs w:val="24"/>
+                <w:szCs w:val="28"/>
               </w:rPr>
               <w:t>обеспечению безопасности и (или) безвредности для человека факторов среды обитания"</w:t>
             </w:r>
@@ -6409,6 +4847,7 @@
               <w:jc w:val="center"/>
               <w:rPr>
                 <w:spacing w:val="-10"/>
+                <w:szCs w:val="28"/>
               </w:rPr>
             </w:pPr>
             <w:r>
@@ -6430,10 +4869,12 @@
             <w:pPr>
               <w:rPr>
                 <w:spacing w:val="-2"/>
+                <w:szCs w:val="28"/>
               </w:rPr>
             </w:pPr>
             <w:r>
               <w:rPr>
+                <w:color w:val="000000"/>
                 <w:szCs w:val="28"/>
               </w:rPr>
               <w:t>Отходы</w:t>
@@ -6446,328 +4887,129 @@
           </w:tcPr>
           <w:p>
             <w:pPr>
-              <w:rPr>
+              <w:pStyle w:val="affe"/>
+              <w:spacing w:before="0" w:beforeAutospacing="0" w:after="0" w:afterAutospacing="0" w:line="360" w:lineRule="auto"/>
+              <w:rPr>
+                <w:sz w:val="28"/>
                 <w:szCs w:val="28"/>
               </w:rPr>
             </w:pPr>
             <w:r>
               <w:rPr>
-                <w:szCs w:val="28"/>
-              </w:rPr>
-              <w:t>В соответствии с федеральным классификационным каталогом отходов рассмотрим следующие отходы при приемо-сдаточных испытаниях ГТД:</w:t>
+                <w:color w:val="000000"/>
+                <w:sz w:val="28"/>
+                <w:szCs w:val="28"/>
+              </w:rPr>
+              <w:t>Предельно допустимая концентрация промышленных отходов:</w:t>
             </w:r>
           </w:p>
           <w:p>
             <w:pPr>
-              <w:pStyle w:val="af4"/>
-              <w:numPr>
-                <w:ilvl w:val="0"/>
-                <w:numId w:val="6"/>
-              </w:numPr>
-              <w:ind w:left="0" w:firstLine="33"/>
-              <w:jc w:val="left"/>
+              <w:pStyle w:val="affe"/>
+              <w:spacing w:before="0" w:beforeAutospacing="0" w:after="0" w:afterAutospacing="0" w:line="360" w:lineRule="auto"/>
+              <w:rPr>
+                <w:sz w:val="28"/>
+                <w:szCs w:val="28"/>
+              </w:rPr>
+            </w:pPr>
+            <w:r>
               <w:rPr>
                 <w:color w:val="000000"/>
-                <w:szCs w:val="28"/>
-                <w:shd w:val="clear" w:color="auto" w:fill="FFFFFF"/>
-              </w:rPr>
-            </w:pPr>
-            <w:r>
-              <w:rPr>
-                <w:szCs w:val="28"/>
-              </w:rPr>
-              <w:t xml:space="preserve"> </w:t>
-            </w:r>
-            <w:r>
-              <w:rPr>
-                <w:color w:val="000000"/>
-                <w:szCs w:val="28"/>
-                <w:shd w:val="clear" w:color="auto" w:fill="FFFFFF"/>
-              </w:rPr>
-              <w:t>Остатки керосина авиационного, утратившего потребительские свойства (код ФККО 40691002313) (</w:t>
-            </w:r>
-            <w:r>
-              <w:rPr>
-                <w:color w:val="000000"/>
-                <w:szCs w:val="28"/>
-                <w:shd w:val="clear" w:color="auto" w:fill="FFFFFF"/>
-                <w:lang w:val="en-US"/>
-              </w:rPr>
-              <w:t>III</w:t>
-            </w:r>
-            <w:r>
-              <w:rPr>
-                <w:color w:val="000000"/>
-                <w:szCs w:val="28"/>
-                <w:shd w:val="clear" w:color="auto" w:fill="FFFFFF"/>
-              </w:rPr>
-              <w:t xml:space="preserve"> класс опасности);</w:t>
+                <w:sz w:val="28"/>
+                <w:szCs w:val="28"/>
+              </w:rPr>
+              <w:t>Бензин, поз. 5, ПДК = 0,1 мг/кг, КО – III;</w:t>
             </w:r>
           </w:p>
           <w:p>
             <w:pPr>
-              <w:pStyle w:val="af4"/>
-              <w:numPr>
-                <w:ilvl w:val="0"/>
-                <w:numId w:val="6"/>
-              </w:numPr>
-              <w:ind w:left="0" w:firstLine="33"/>
-              <w:jc w:val="left"/>
+              <w:pStyle w:val="affe"/>
+              <w:spacing w:before="0" w:beforeAutospacing="0" w:after="0" w:afterAutospacing="0" w:line="360" w:lineRule="auto"/>
+              <w:rPr>
+                <w:sz w:val="28"/>
+                <w:szCs w:val="28"/>
+              </w:rPr>
+            </w:pPr>
+            <w:r>
               <w:rPr>
                 <w:color w:val="000000"/>
+                <w:sz w:val="28"/>
                 <w:szCs w:val="28"/>
                 <w:shd w:val="clear" w:color="auto" w:fill="FFFFFF"/>
               </w:rPr>
-            </w:pPr>
+              <w:t>Кислота серная</w:t>
+            </w:r>
             <w:r>
               <w:rPr>
                 <w:color w:val="000000"/>
-                <w:szCs w:val="28"/>
-                <w:shd w:val="clear" w:color="auto" w:fill="FFFFFF"/>
-              </w:rPr>
-              <w:t>Стружка цветных металлов, загрязненная смазочно-охлаждающей жидкостью (код ФККО 36121591223) (</w:t>
-            </w:r>
-            <w:r>
-              <w:rPr>
-                <w:color w:val="000000"/>
-                <w:szCs w:val="28"/>
-                <w:shd w:val="clear" w:color="auto" w:fill="FFFFFF"/>
-                <w:lang w:val="en-US"/>
-              </w:rPr>
-              <w:t>III</w:t>
-            </w:r>
-            <w:r>
-              <w:rPr>
-                <w:color w:val="000000"/>
-                <w:szCs w:val="28"/>
-                <w:shd w:val="clear" w:color="auto" w:fill="FFFFFF"/>
-              </w:rPr>
-              <w:t xml:space="preserve"> класс опасности);</w:t>
+                <w:sz w:val="28"/>
+                <w:szCs w:val="28"/>
+              </w:rPr>
+              <w:t>, поз. 13, ПДК = 160 мг/кг, КО – IV;</w:t>
             </w:r>
           </w:p>
           <w:p>
             <w:pPr>
-              <w:pStyle w:val="af4"/>
-              <w:numPr>
-                <w:ilvl w:val="0"/>
-                <w:numId w:val="6"/>
-              </w:numPr>
-              <w:ind w:left="0" w:firstLine="33"/>
-              <w:jc w:val="left"/>
+              <w:pStyle w:val="affe"/>
+              <w:spacing w:before="0" w:beforeAutospacing="0" w:after="0" w:afterAutospacing="0" w:line="360" w:lineRule="auto"/>
+              <w:rPr>
+                <w:sz w:val="28"/>
+                <w:szCs w:val="28"/>
+              </w:rPr>
+            </w:pPr>
+            <w:r>
               <w:rPr>
                 <w:color w:val="000000"/>
+                <w:sz w:val="28"/>
                 <w:szCs w:val="28"/>
                 <w:shd w:val="clear" w:color="auto" w:fill="FFFFFF"/>
               </w:rPr>
-            </w:pPr>
+              <w:t xml:space="preserve">Нефть прочая, </w:t>
+            </w:r>
             <w:r>
               <w:rPr>
                 <w:color w:val="000000"/>
-                <w:szCs w:val="28"/>
-                <w:shd w:val="clear" w:color="auto" w:fill="FFFFFF"/>
-              </w:rPr>
-              <w:t>Масло индустриальное, отработанное в вакуум-насосах (код ФККО 31341295313) (</w:t>
-            </w:r>
-            <w:r>
-              <w:rPr>
-                <w:color w:val="000000"/>
-                <w:szCs w:val="28"/>
-                <w:shd w:val="clear" w:color="auto" w:fill="FFFFFF"/>
-                <w:lang w:val="en-US"/>
-              </w:rPr>
-              <w:t>III</w:t>
-            </w:r>
-            <w:r>
-              <w:rPr>
-                <w:color w:val="000000"/>
-                <w:szCs w:val="28"/>
-                <w:shd w:val="clear" w:color="auto" w:fill="FFFFFF"/>
-              </w:rPr>
-              <w:t xml:space="preserve"> класс опасности);</w:t>
+                <w:sz w:val="28"/>
+                <w:szCs w:val="28"/>
+              </w:rPr>
+              <w:t>поз. 27, ПДК = 1000 мг/кг, КО – III;</w:t>
             </w:r>
           </w:p>
           <w:p>
             <w:pPr>
+              <w:pStyle w:val="affe"/>
+              <w:spacing w:before="0" w:beforeAutospacing="0" w:after="0" w:afterAutospacing="0" w:line="360" w:lineRule="auto"/>
+              <w:rPr>
+                <w:sz w:val="28"/>
+                <w:szCs w:val="28"/>
+              </w:rPr>
+            </w:pPr>
+            <w:r>
               <w:rPr>
                 <w:color w:val="000000"/>
-                <w:szCs w:val="28"/>
-                <w:shd w:val="clear" w:color="auto" w:fill="FFFFFF"/>
-              </w:rPr>
-            </w:pPr>
-            <w:r>
-              <w:rPr>
-                <w:color w:val="000000"/>
-                <w:szCs w:val="28"/>
-                <w:shd w:val="clear" w:color="auto" w:fill="FFFFFF"/>
-                <w:lang w:val="en-US"/>
-              </w:rPr>
-              <w:t>III</w:t>
-            </w:r>
-            <w:r>
-              <w:rPr>
-                <w:color w:val="000000"/>
-                <w:szCs w:val="28"/>
-                <w:shd w:val="clear" w:color="auto" w:fill="FFFFFF"/>
-              </w:rPr>
-              <w:t xml:space="preserve"> класс опасности соответствует умеренно опасным отходам.</w:t>
-            </w:r>
-          </w:p>
-          <w:p>
-            <w:pPr>
-              <w:rPr>
-                <w:bCs/>
-                <w:szCs w:val="28"/>
-              </w:rPr>
-            </w:pPr>
-            <w:r>
-              <w:rPr>
-                <w:szCs w:val="28"/>
-              </w:rPr>
-              <w:t>В соответствие</w:t>
-            </w:r>
-            <w:r>
-              <w:rPr>
-                <w:szCs w:val="28"/>
-              </w:rPr>
-              <w:t xml:space="preserve"> с СанПиН 2.1.3684-21 - X. </w:t>
-            </w:r>
-            <w:r>
-              <w:rPr>
-                <w:bCs/>
-                <w:szCs w:val="28"/>
-              </w:rPr>
-              <w:t>«</w:t>
-            </w:r>
-            <w:r>
-              <w:rPr>
-                <w:szCs w:val="28"/>
-              </w:rPr>
-              <w:t>Требования к обращению с отходами</w:t>
-            </w:r>
-            <w:r>
-              <w:rPr>
-                <w:bCs/>
-                <w:szCs w:val="28"/>
-              </w:rPr>
-              <w:t>»:</w:t>
-            </w:r>
-          </w:p>
-          <w:p>
-            <w:pPr>
-              <w:pStyle w:val="af4"/>
-              <w:numPr>
-                <w:ilvl w:val="0"/>
-                <w:numId w:val="6"/>
-              </w:numPr>
-              <w:ind w:left="0" w:firstLine="33"/>
-              <w:jc w:val="left"/>
-              <w:rPr>
-                <w:color w:val="000000"/>
-                <w:szCs w:val="28"/>
-                <w:shd w:val="clear" w:color="auto" w:fill="FFFFFF"/>
-              </w:rPr>
-            </w:pPr>
-            <w:r>
-              <w:rPr>
-                <w:color w:val="000000"/>
-                <w:szCs w:val="28"/>
-                <w:shd w:val="clear" w:color="auto" w:fill="FFFFFF"/>
-              </w:rPr>
-              <w:t xml:space="preserve">Накопление промышленных отходов </w:t>
-            </w:r>
-            <w:r>
-              <w:rPr>
-                <w:color w:val="000000"/>
-                <w:szCs w:val="28"/>
-                <w:shd w:val="clear" w:color="auto" w:fill="FFFFFF"/>
-                <w:lang w:val="en-US"/>
-              </w:rPr>
-              <w:t>III</w:t>
-            </w:r>
-            <w:r>
-              <w:rPr>
-                <w:color w:val="000000"/>
-                <w:szCs w:val="28"/>
-                <w:shd w:val="clear" w:color="auto" w:fill="FFFFFF"/>
-              </w:rPr>
-              <w:t xml:space="preserve"> класса опасности допускается в бумажных мешках и ларях, хлопчатобумажных мешках, текстильных мешках, навалом;</w:t>
-            </w:r>
-          </w:p>
-          <w:p>
-            <w:pPr>
-              <w:pStyle w:val="af4"/>
-              <w:numPr>
-                <w:ilvl w:val="0"/>
-                <w:numId w:val="6"/>
-              </w:numPr>
-              <w:ind w:left="0" w:firstLine="33"/>
-              <w:jc w:val="left"/>
-              <w:rPr>
-                <w:color w:val="000000"/>
-                <w:szCs w:val="28"/>
-                <w:shd w:val="clear" w:color="auto" w:fill="FFFFFF"/>
-              </w:rPr>
-            </w:pPr>
-            <w:r>
-              <w:rPr>
-                <w:color w:val="000000"/>
-                <w:szCs w:val="28"/>
-                <w:shd w:val="clear" w:color="auto" w:fill="FFFFFF"/>
-              </w:rPr>
-              <w:lastRenderedPageBreak/>
-              <w:t>Захоронение твердых и пылевидных отходов, содержащих отходы II-III класса опасности, нерастворимые в воде, должно проводиться в котлованах с уплотнением грунтом с коэффициентом фильтрации не более 1х10</w:t>
-            </w:r>
-            <w:r>
-              <w:rPr>
-                <w:color w:val="000000"/>
-                <w:szCs w:val="28"/>
-                <w:shd w:val="clear" w:color="auto" w:fill="FFFFFF"/>
-                <w:vertAlign w:val="superscript"/>
-              </w:rPr>
-              <w:t>-6</w:t>
-            </w:r>
-            <w:r>
-              <w:rPr>
-                <w:color w:val="000000"/>
-                <w:szCs w:val="28"/>
-                <w:shd w:val="clear" w:color="auto" w:fill="FFFFFF"/>
-              </w:rPr>
-              <w:t xml:space="preserve"> сантиметров в секунду;</w:t>
+                <w:sz w:val="28"/>
+                <w:szCs w:val="28"/>
+              </w:rPr>
+              <w:t>Толуол поз. 36, ПДК = 0,3 мг/кг, КО – III;</w:t>
             </w:r>
           </w:p>
           <w:p>
             <w:pPr>
               <w:pStyle w:val="TableParagraph"/>
               <w:spacing w:line="360" w:lineRule="auto"/>
-              <w:ind w:left="108"/>
+              <w:ind w:left="0"/>
+              <w:rPr>
+                <w:sz w:val="28"/>
+                <w:szCs w:val="28"/>
+              </w:rPr>
             </w:pPr>
             <w:r>
               <w:rPr>
                 <w:color w:val="000000"/>
                 <w:sz w:val="28"/>
                 <w:szCs w:val="28"/>
-                <w:shd w:val="clear" w:color="auto" w:fill="FFFFFF"/>
-              </w:rPr>
-              <w:t xml:space="preserve">На полигоны твердых коммунальных отходов допускается принимать промышленные отходы </w:t>
-            </w:r>
-            <w:r>
-              <w:rPr>
-                <w:color w:val="000000"/>
-                <w:sz w:val="28"/>
-                <w:szCs w:val="28"/>
-                <w:shd w:val="clear" w:color="auto" w:fill="FFFFFF"/>
-                <w:lang w:val="en-US"/>
-              </w:rPr>
-              <w:t>III</w:t>
-            </w:r>
-            <w:r>
-              <w:rPr>
-                <w:color w:val="000000"/>
-                <w:sz w:val="28"/>
-                <w:szCs w:val="28"/>
-                <w:shd w:val="clear" w:color="auto" w:fill="FFFFFF"/>
-              </w:rPr>
-              <w:t xml:space="preserve"> класса опасности.</w:t>
+              </w:rPr>
+              <w:t>Хлориды, поз. 38, ПДК = 560 мг/кг, КО – IV.</w:t>
             </w:r>
           </w:p>
         </w:tc>
@@ -6778,69 +5020,65 @@
           <w:p>
             <w:pPr>
               <w:rPr>
-                <w:szCs w:val="24"/>
+                <w:szCs w:val="28"/>
               </w:rPr>
             </w:pPr>
             <w:r>
               <w:rPr>
-                <w:szCs w:val="24"/>
-              </w:rPr>
-              <w:lastRenderedPageBreak/>
+                <w:szCs w:val="28"/>
+              </w:rPr>
               <w:t xml:space="preserve">Приказ Росприроднадзора от 22.05.2017 №242 (с изменениями от 20.12.2024 г. №19) </w:t>
             </w:r>
             <w:r>
               <w:rPr>
                 <w:bCs/>
+                <w:szCs w:val="28"/>
               </w:rPr>
               <w:t>«</w:t>
             </w:r>
             <w:r>
               <w:rPr>
-                <w:szCs w:val="24"/>
+                <w:szCs w:val="28"/>
               </w:rPr>
               <w:t>Федеральный классификационный каталог отходов</w:t>
             </w:r>
             <w:r>
               <w:rPr>
                 <w:bCs/>
+                <w:szCs w:val="28"/>
               </w:rPr>
               <w:t>»</w:t>
             </w:r>
           </w:p>
           <w:p>
-            <w:r>
-              <w:rPr>
-                <w:szCs w:val="24"/>
-              </w:rPr>
-              <w:t xml:space="preserve">СанПиН 2.1.3684-21 - </w:t>
-            </w:r>
-            <w:r>
-              <w:rPr>
-                <w:szCs w:val="24"/>
-              </w:rPr>
-              <w:t>X</w:t>
-            </w:r>
-            <w:r>
-              <w:rPr>
-                <w:szCs w:val="24"/>
-              </w:rPr>
-              <w:t xml:space="preserve">. </w:t>
+            <w:pPr>
+              <w:rPr>
+                <w:szCs w:val="28"/>
+              </w:rPr>
+            </w:pPr>
+            <w:r>
+              <w:rPr>
+                <w:szCs w:val="28"/>
+              </w:rPr>
+              <w:t xml:space="preserve">СанПиН 2.1.3684-21 - X. </w:t>
             </w:r>
             <w:r>
               <w:rPr>
                 <w:bCs/>
+                <w:szCs w:val="28"/>
               </w:rPr>
               <w:t>«</w:t>
             </w:r>
             <w:r>
               <w:rPr>
-                <w:szCs w:val="24"/>
+                <w:szCs w:val="28"/>
               </w:rPr>
               <w:t>Требования к обращению с отходами</w:t>
             </w:r>
             <w:r>
               <w:rPr>
                 <w:bCs/>
+                <w:szCs w:val="28"/>
               </w:rPr>
               <w:t>»</w:t>
             </w:r>
@@ -7656,62 +5894,104 @@
     </w:p>
     <w:p>
       <w:pPr>
-        <w:pStyle w:val="ad"/>
-        <w:rPr>
-          <w:lang w:val="ru-RU" w:eastAsia="ru-RU"/>
-        </w:rPr>
-      </w:pPr>
-      <w:r>
-        <w:rPr>
-          <w:lang w:val="ru-RU" w:eastAsia="ru-RU"/>
-        </w:rPr>
-        <w:t xml:space="preserve">Согласно данным [Теория двухконтурных двигателей/ Под ред. Д.т.н., проф. С.М. Шляхтенко, д.т.н., проф. В.А. </w:t>
-      </w:r>
-      <w:proofErr w:type="spellStart"/>
-      <w:r>
-        <w:rPr>
-          <w:lang w:val="ru-RU" w:eastAsia="ru-RU"/>
-        </w:rPr>
-        <w:t>Сосунова</w:t>
-      </w:r>
-      <w:proofErr w:type="spellEnd"/>
-      <w:r>
-        <w:rPr>
-          <w:lang w:val="ru-RU" w:eastAsia="ru-RU"/>
-        </w:rPr>
-        <w:t xml:space="preserve">. – М: «Машиностроение», 1979.] при применении </w:t>
-      </w:r>
-      <w:proofErr w:type="spellStart"/>
-      <w:r>
-        <w:rPr>
-          <w:lang w:val="ru-RU" w:eastAsia="ru-RU"/>
-        </w:rPr>
-        <w:t>многотрубчатых</w:t>
-      </w:r>
-      <w:proofErr w:type="spellEnd"/>
-      <w:r>
-        <w:rPr>
-          <w:lang w:val="ru-RU" w:eastAsia="ru-RU"/>
-        </w:rPr>
-        <w:t xml:space="preserve"> </w:t>
-      </w:r>
-      <w:proofErr w:type="spellStart"/>
-      <w:r>
-        <w:rPr>
-          <w:lang w:val="ru-RU" w:eastAsia="ru-RU"/>
-        </w:rPr>
-        <w:t>шумопоглащающих</w:t>
-      </w:r>
-      <w:proofErr w:type="spellEnd"/>
-      <w:r>
-        <w:rPr>
-          <w:lang w:val="ru-RU" w:eastAsia="ru-RU"/>
-        </w:rPr>
-        <w:t xml:space="preserve"> сопел возможно снижение шума более, чем на 30 дБ при изменении частоты шума, что потенциально позволяет получить уровень звуковой мощности выхлопной струи около 120 дБ. Использование гофрированных и шевронных сопел может еще сильнее снизить уровень этого шума. Для дальнейшего расчета взят спектр шума, подобный приведённому в источнике.</w:t>
+        <w:pStyle w:val="afff2"/>
+      </w:pPr>
+      <w:r>
+        <w:drawing>
+          <wp:inline distT="0" distB="0" distL="0" distR="0" wp14:anchorId="21274E9E" wp14:editId="4208FEC7">
+            <wp:extent cx="5463897" cy="1968500"/>
+            <wp:effectExtent l="0" t="0" r="3810" b="0"/>
+            <wp:docPr id="10" name="Рисунок 10" descr="https://aviation21.ru/wp-content/uploads/2024/03/type-of-soplo.jpg"/>
+            <wp:cNvGraphicFramePr>
+              <a:graphicFrameLocks xmlns:a="http://schemas.openxmlformats.org/drawingml/2006/main" noChangeAspect="1"/>
+            </wp:cNvGraphicFramePr>
+            <a:graphic xmlns:a="http://schemas.openxmlformats.org/drawingml/2006/main">
+              <a:graphicData uri="http://schemas.openxmlformats.org/drawingml/2006/picture">
+                <pic:pic xmlns:pic="http://schemas.openxmlformats.org/drawingml/2006/picture">
+                  <pic:nvPicPr>
+                    <pic:cNvPr id="0" name="Picture 1" descr="https://aviation21.ru/wp-content/uploads/2024/03/type-of-soplo.jpg"/>
+                    <pic:cNvPicPr>
+                      <a:picLocks noChangeAspect="1" noChangeArrowheads="1"/>
+                    </pic:cNvPicPr>
+                  </pic:nvPicPr>
+                  <pic:blipFill rotWithShape="1">
+                    <a:blip r:embed="rId9">
+                      <a:extLst>
+                        <a:ext uri="{28A0092B-C50C-407E-A947-70E740481C1C}">
+                          <a14:useLocalDpi xmlns:a14="http://schemas.microsoft.com/office/drawing/2010/main" val="0"/>
+                        </a:ext>
+                      </a:extLst>
+                    </a:blip>
+                    <a:srcRect t="14247" b="13698"/>
+                    <a:stretch/>
+                  </pic:blipFill>
+                  <pic:spPr bwMode="auto">
+                    <a:xfrm>
+                      <a:off x="0" y="0"/>
+                      <a:ext cx="5473331" cy="1971899"/>
+                    </a:xfrm>
+                    <a:prstGeom prst="rect">
+                      <a:avLst/>
+                    </a:prstGeom>
+                    <a:noFill/>
+                    <a:ln>
+                      <a:noFill/>
+                    </a:ln>
+                    <a:extLst>
+                      <a:ext uri="{53640926-AAD7-44D8-BBD7-CCE9431645EC}">
+                        <a14:shadowObscured xmlns:a14="http://schemas.microsoft.com/office/drawing/2010/main"/>
+                      </a:ext>
+                    </a:extLst>
+                  </pic:spPr>
+                </pic:pic>
+              </a:graphicData>
+            </a:graphic>
+          </wp:inline>
+        </w:drawing>
       </w:r>
     </w:p>
     <w:p>
       <w:pPr>
+        <w:pStyle w:val="afff2"/>
+      </w:pPr>
+      <w:r>
+        <w:t xml:space="preserve">Рисунок </w:t>
+      </w:r>
+      <w:r>
+        <w:fldChar w:fldCharType="begin"/>
+      </w:r>
+      <w:r>
+        <w:instrText xml:space="preserve"> SEQ Рисунок \* ARABIC </w:instrText>
+      </w:r>
+      <w:r>
+        <w:fldChar w:fldCharType="separate"/>
+      </w:r>
+      <w:r>
+        <w:t>1</w:t>
+      </w:r>
+      <w:r>
+        <w:fldChar w:fldCharType="end"/>
+      </w:r>
+      <w:r>
+        <w:rPr>
+          <w:lang w:val="en-US"/>
+        </w:rPr>
+        <w:t xml:space="preserve"> – </w:t>
+      </w:r>
+      <w:r>
+        <w:t xml:space="preserve">Специальные </w:t>
+      </w:r>
+      <w:proofErr w:type="spellStart"/>
+      <w:r>
+        <w:t>шумопоглащающие</w:t>
+      </w:r>
+      <w:proofErr w:type="spellEnd"/>
+      <w:r>
+        <w:t xml:space="preserve"> сопла</w:t>
+      </w:r>
+    </w:p>
+    <w:p>
+      <w:pPr>
         <w:pStyle w:val="ad"/>
         <w:rPr>
           <w:lang w:val="ru-RU" w:eastAsia="ru-RU"/>
@@ -7722,6 +6002,62 @@
           <w:lang w:val="ru-RU" w:eastAsia="ru-RU"/>
         </w:rPr>
         <w:lastRenderedPageBreak/>
+        <w:t xml:space="preserve">Согласно данным [Теория двухконтурных двигателей/ Под ред. Д.т.н., проф. С.М. Шляхтенко, д.т.н., проф. В.А. </w:t>
+      </w:r>
+      <w:proofErr w:type="spellStart"/>
+      <w:r>
+        <w:rPr>
+          <w:lang w:val="ru-RU" w:eastAsia="ru-RU"/>
+        </w:rPr>
+        <w:t>Сосунова</w:t>
+      </w:r>
+      <w:proofErr w:type="spellEnd"/>
+      <w:r>
+        <w:rPr>
+          <w:lang w:val="ru-RU" w:eastAsia="ru-RU"/>
+        </w:rPr>
+        <w:t xml:space="preserve">. – М: «Машиностроение», 1979.] при применении </w:t>
+      </w:r>
+      <w:proofErr w:type="spellStart"/>
+      <w:r>
+        <w:rPr>
+          <w:lang w:val="ru-RU" w:eastAsia="ru-RU"/>
+        </w:rPr>
+        <w:t>многотрубчатых</w:t>
+      </w:r>
+      <w:proofErr w:type="spellEnd"/>
+      <w:r>
+        <w:rPr>
+          <w:lang w:val="ru-RU" w:eastAsia="ru-RU"/>
+        </w:rPr>
+        <w:t xml:space="preserve"> </w:t>
+      </w:r>
+      <w:proofErr w:type="spellStart"/>
+      <w:r>
+        <w:rPr>
+          <w:lang w:val="ru-RU" w:eastAsia="ru-RU"/>
+        </w:rPr>
+        <w:t>шумопоглащающих</w:t>
+      </w:r>
+      <w:proofErr w:type="spellEnd"/>
+      <w:r>
+        <w:rPr>
+          <w:lang w:val="ru-RU" w:eastAsia="ru-RU"/>
+        </w:rPr>
+        <w:t xml:space="preserve"> сопел возможно снижение шума более, чем на 30 дБ при изменении частоты шума, что потенциально позволяет получить уровень звуковой мощности выхлопной струи около 120 дБ. Использование гофрированных и шевронных сопел может еще сильнее снизить уровень этого шума. Для дальнейшего расчета взят спектр шума, подобный приведённому в источнике.</w:t>
+      </w:r>
+    </w:p>
+    <w:p>
+      <w:pPr>
+        <w:pStyle w:val="ad"/>
+        <w:rPr>
+          <w:lang w:val="ru-RU" w:eastAsia="ru-RU"/>
+        </w:rPr>
+      </w:pPr>
+      <w:r>
+        <w:rPr>
+          <w:lang w:val="ru-RU" w:eastAsia="ru-RU"/>
+        </w:rPr>
         <w:t xml:space="preserve">В свою очередь уровень звуковой мощности шума всасывания дозвукового вентилятора можно определить с помощью звуковой мощности шума всасывания </w:t>
       </w:r>
       <m:oMath>
@@ -9021,6 +7357,7 @@
         <w:rPr>
           <w:lang w:val="ru-RU" w:eastAsia="ru-RU"/>
         </w:rPr>
+        <w:lastRenderedPageBreak/>
         <w:t>Полученный уровень шума слишком высок, поэтому для его уменьшения необходимо использовать звукопоглощающие покрытия (ЗПК) во входном устройстве и на внешней части проточного тракта второго контура.</w:t>
       </w:r>
     </w:p>
@@ -9063,7 +7400,6 @@
         <w:rPr>
           <w:lang w:val="ru-RU" w:eastAsia="ru-RU"/>
         </w:rPr>
-        <w:lastRenderedPageBreak/>
         <w:t>Примем, что приемо-сдаточные испытания двигателя проводятся в национальном центре испытаний (НИЦ) Центрального Института Авиационного Моторостроения (ЦИАМ) в Лыткарино. Территория центра занимает площадь 2 км</w:t>
       </w:r>
       <w:r>
@@ -9091,7 +7427,7 @@
         <w:rPr>
           <w:lang w:val="ru-RU" w:eastAsia="ru-RU"/>
         </w:rPr>
-        <w:t xml:space="preserve">Испытательный бокс для ГТД расположен на расстоянии 160 м от строения, он выполнен из железобетонных плит, параметры которых показаны на рисунках 2, 3. ГТД установлена в боксе, а патрубки подвода воздуха и выхлопа отработанных газов установлены на крыше здания. Сам же бокс, находится с противоположной, относительно здания обслуживающего персонала, стороны, для уменьшения шума в районе этого здания. Для расчета шумового воздействия, на территории предприятия возле производственного здания были установлены расчетные точки, в которых проводятся измерения и сравниваются с установленными нормами. Также расчетные точки установлены внутри контейнера. </w:t>
+        <w:t xml:space="preserve">Испытательный бокс для ГТД расположен на расстоянии 160 м от строения, он выполнен из железобетонных плит, параметры которых показаны на рисунках 2, 3. ГТД установлена в боксе, а патрубки подвода воздуха и выхлопа отработанных газов установлены на крыше здания. Сам же бокс, находится с противоположной, относительно здания обслуживающего персонала, стороны, для уменьшения шума в районе этого здания. </w:t>
       </w:r>
     </w:p>
     <w:p>
@@ -9124,18 +7460,15 @@
       </w:pPr>
       <w:r>
         <w:rPr>
-          <w:rFonts w:eastAsia="Times New Roman"/>
           <w:noProof/>
-          <w:color w:val="000000" w:themeColor="text1"/>
-          <w:szCs w:val="24"/>
           <w:lang w:eastAsia="ru-RU"/>
         </w:rPr>
         <w:lastRenderedPageBreak/>
         <w:drawing>
-          <wp:inline distT="0" distB="0" distL="0" distR="0" wp14:anchorId="786BDD83" wp14:editId="6B3D8E8D">
-            <wp:extent cx="4363771" cy="4409038"/>
-            <wp:effectExtent l="0" t="0" r="0" b="0"/>
-            <wp:docPr id="644363009" name="Рисунок 1" descr="Изображение выглядит как снимок экрана, карта, прямоугольный&#10;&#10;Автоматически созданное описание"/>
+          <wp:inline distT="0" distB="0" distL="0" distR="0" wp14:anchorId="000BC6AC" wp14:editId="29440F64">
+            <wp:extent cx="5233670" cy="4465796"/>
+            <wp:effectExtent l="0" t="0" r="5080" b="0"/>
+            <wp:docPr id="13" name="Рисунок 13"/>
             <wp:cNvGraphicFramePr>
               <a:graphicFrameLocks xmlns:a="http://schemas.openxmlformats.org/drawingml/2006/main" noChangeAspect="1"/>
             </wp:cNvGraphicFramePr>
@@ -9143,11 +7476,17 @@
               <a:graphicData uri="http://schemas.openxmlformats.org/drawingml/2006/picture">
                 <pic:pic xmlns:pic="http://schemas.openxmlformats.org/drawingml/2006/picture">
                   <pic:nvPicPr>
-                    <pic:cNvPr id="644363009" name="Рисунок 1" descr="Изображение выглядит как снимок экрана, карта, прямоугольный&#10;&#10;Автоматически созданное описание"/>
+                    <pic:cNvPr id="13" name="Схема.png"/>
                     <pic:cNvPicPr/>
                   </pic:nvPicPr>
                   <pic:blipFill>
-                    <a:blip r:embed="rId9"/>
+                    <a:blip r:embed="rId10">
+                      <a:extLst>
+                        <a:ext uri="{28A0092B-C50C-407E-A947-70E740481C1C}">
+                          <a14:useLocalDpi xmlns:a14="http://schemas.microsoft.com/office/drawing/2010/main" val="0"/>
+                        </a:ext>
+                      </a:extLst>
+                    </a:blip>
                     <a:stretch>
                       <a:fillRect/>
                     </a:stretch>
@@ -9155,7 +7494,7 @@
                   <pic:spPr>
                     <a:xfrm>
                       <a:off x="0" y="0"/>
-                      <a:ext cx="4365729" cy="4411016"/>
+                      <a:ext cx="5265826" cy="4493234"/>
                     </a:xfrm>
                     <a:prstGeom prst="rect">
                       <a:avLst/>
@@ -9241,10 +7580,10 @@
           <w:lang w:eastAsia="ru-RU"/>
         </w:rPr>
         <w:drawing>
-          <wp:inline distT="0" distB="0" distL="0" distR="0" wp14:anchorId="5F6F035F" wp14:editId="423A5B2F">
-            <wp:extent cx="4055110" cy="3962400"/>
-            <wp:effectExtent l="0" t="0" r="2540" b="0"/>
-            <wp:docPr id="127819606" name="Рисунок 1" descr="Изображение выглядит как текст, снимок экрана, число, Шрифт&#10;&#10;Автоматически созданное описание"/>
+          <wp:inline distT="0" distB="0" distL="0" distR="0" wp14:anchorId="3B4191F9" wp14:editId="16A2FD18">
+            <wp:extent cx="4573270" cy="4057959"/>
+            <wp:effectExtent l="0" t="0" r="0" b="0"/>
+            <wp:docPr id="2" name="Рисунок 2"/>
             <wp:cNvGraphicFramePr>
               <a:graphicFrameLocks xmlns:a="http://schemas.openxmlformats.org/drawingml/2006/main" noChangeAspect="1"/>
             </wp:cNvGraphicFramePr>
@@ -9252,18 +7591,225 @@
               <a:graphicData uri="http://schemas.openxmlformats.org/drawingml/2006/picture">
                 <pic:pic xmlns:pic="http://schemas.openxmlformats.org/drawingml/2006/picture">
                   <pic:nvPicPr>
-                    <pic:cNvPr id="127819606" name="Рисунок 1" descr="Изображение выглядит как текст, снимок экрана, число, Шрифт&#10;&#10;Автоматически созданное описание"/>
+                    <pic:cNvPr id="1" name=""/>
+                    <pic:cNvPicPr/>
+                  </pic:nvPicPr>
+                  <pic:blipFill>
+                    <a:blip r:embed="rId11"/>
+                    <a:stretch>
+                      <a:fillRect/>
+                    </a:stretch>
+                  </pic:blipFill>
+                  <pic:spPr>
+                    <a:xfrm>
+                      <a:off x="0" y="0"/>
+                      <a:ext cx="4578096" cy="4062241"/>
+                    </a:xfrm>
+                    <a:prstGeom prst="rect">
+                      <a:avLst/>
+                    </a:prstGeom>
+                  </pic:spPr>
+                </pic:pic>
+              </a:graphicData>
+            </a:graphic>
+          </wp:inline>
+        </w:drawing>
+      </w:r>
+    </w:p>
+    <w:p>
+      <w:pPr>
+        <w:widowControl w:val="0"/>
+        <w:autoSpaceDE w:val="0"/>
+        <w:autoSpaceDN w:val="0"/>
+        <w:adjustRightInd w:val="0"/>
+        <w:ind w:firstLine="709"/>
+        <w:jc w:val="center"/>
+        <w:rPr>
+          <w:rFonts w:eastAsia="Times New Roman"/>
+          <w:color w:val="000000" w:themeColor="text1"/>
+          <w:szCs w:val="24"/>
+          <w:lang w:eastAsia="ru-RU"/>
+        </w:rPr>
+      </w:pPr>
+      <w:r>
+        <w:rPr>
+          <w:rFonts w:eastAsia="Times New Roman"/>
+          <w:color w:val="000000" w:themeColor="text1"/>
+          <w:szCs w:val="24"/>
+          <w:lang w:eastAsia="ru-RU"/>
+        </w:rPr>
+        <w:t xml:space="preserve">Рисунок </w:t>
+      </w:r>
+      <w:r>
+        <w:rPr>
+          <w:rFonts w:eastAsia="Times New Roman"/>
+          <w:color w:val="000000" w:themeColor="text1"/>
+          <w:szCs w:val="24"/>
+          <w:lang w:eastAsia="ru-RU"/>
+        </w:rPr>
+        <w:t>2</w:t>
+      </w:r>
+      <w:r>
+        <w:rPr>
+          <w:rFonts w:eastAsia="Times New Roman"/>
+          <w:color w:val="000000" w:themeColor="text1"/>
+          <w:szCs w:val="24"/>
+          <w:lang w:eastAsia="ru-RU"/>
+        </w:rPr>
+        <w:t xml:space="preserve"> – </w:t>
+      </w:r>
+      <w:r>
+        <w:rPr>
+          <w:rFonts w:eastAsia="Times New Roman"/>
+          <w:color w:val="000000" w:themeColor="text1"/>
+          <w:szCs w:val="24"/>
+          <w:lang w:eastAsia="ru-RU"/>
+        </w:rPr>
+        <w:t>Материалы стен и потолка</w:t>
+      </w:r>
+    </w:p>
+    <w:p>
+      <w:pPr>
+        <w:widowControl w:val="0"/>
+        <w:autoSpaceDE w:val="0"/>
+        <w:autoSpaceDN w:val="0"/>
+        <w:adjustRightInd w:val="0"/>
+        <w:ind w:firstLine="709"/>
+        <w:jc w:val="center"/>
+        <w:rPr>
+          <w:rFonts w:eastAsia="Times New Roman"/>
+          <w:color w:val="000000" w:themeColor="text1"/>
+          <w:szCs w:val="24"/>
+          <w:lang w:eastAsia="ru-RU"/>
+        </w:rPr>
+      </w:pPr>
+      <w:r>
+        <w:rPr>
+          <w:rFonts w:eastAsia="Times New Roman"/>
+          <w:noProof/>
+          <w:color w:val="000000" w:themeColor="text1"/>
+          <w:szCs w:val="24"/>
+          <w:lang w:eastAsia="ru-RU"/>
+        </w:rPr>
+        <w:lastRenderedPageBreak/>
+        <w:drawing>
+          <wp:inline distT="0" distB="0" distL="0" distR="0" wp14:anchorId="363DBABF" wp14:editId="01ECA253">
+            <wp:extent cx="4511040" cy="4002740"/>
+            <wp:effectExtent l="0" t="0" r="3810" b="0"/>
+            <wp:docPr id="3" name="Рисунок 3"/>
+            <wp:cNvGraphicFramePr>
+              <a:graphicFrameLocks xmlns:a="http://schemas.openxmlformats.org/drawingml/2006/main" noChangeAspect="1"/>
+            </wp:cNvGraphicFramePr>
+            <a:graphic xmlns:a="http://schemas.openxmlformats.org/drawingml/2006/main">
+              <a:graphicData uri="http://schemas.openxmlformats.org/drawingml/2006/picture">
+                <pic:pic xmlns:pic="http://schemas.openxmlformats.org/drawingml/2006/picture">
+                  <pic:nvPicPr>
+                    <pic:cNvPr id="1" name=""/>
+                    <pic:cNvPicPr/>
+                  </pic:nvPicPr>
+                  <pic:blipFill>
+                    <a:blip r:embed="rId12"/>
+                    <a:stretch>
+                      <a:fillRect/>
+                    </a:stretch>
+                  </pic:blipFill>
+                  <pic:spPr>
+                    <a:xfrm>
+                      <a:off x="0" y="0"/>
+                      <a:ext cx="4519857" cy="4010564"/>
+                    </a:xfrm>
+                    <a:prstGeom prst="rect">
+                      <a:avLst/>
+                    </a:prstGeom>
+                  </pic:spPr>
+                </pic:pic>
+              </a:graphicData>
+            </a:graphic>
+          </wp:inline>
+        </w:drawing>
+      </w:r>
+    </w:p>
+    <w:p>
+      <w:pPr>
+        <w:widowControl w:val="0"/>
+        <w:autoSpaceDE w:val="0"/>
+        <w:autoSpaceDN w:val="0"/>
+        <w:adjustRightInd w:val="0"/>
+        <w:ind w:firstLine="709"/>
+        <w:jc w:val="center"/>
+        <w:rPr>
+          <w:rFonts w:eastAsia="Times New Roman"/>
+          <w:color w:val="000000" w:themeColor="text1"/>
+          <w:szCs w:val="24"/>
+          <w:lang w:eastAsia="ru-RU"/>
+        </w:rPr>
+      </w:pPr>
+      <w:r>
+        <w:rPr>
+          <w:rFonts w:eastAsia="Times New Roman"/>
+          <w:color w:val="000000" w:themeColor="text1"/>
+          <w:szCs w:val="24"/>
+          <w:lang w:eastAsia="ru-RU"/>
+        </w:rPr>
+        <w:t xml:space="preserve">Рисунок </w:t>
+      </w:r>
+      <w:r>
+        <w:rPr>
+          <w:rFonts w:eastAsia="Times New Roman"/>
+          <w:color w:val="000000" w:themeColor="text1"/>
+          <w:szCs w:val="24"/>
+          <w:lang w:eastAsia="ru-RU"/>
+        </w:rPr>
+        <w:t>3</w:t>
+      </w:r>
+      <w:r>
+        <w:rPr>
+          <w:rFonts w:eastAsia="Times New Roman"/>
+          <w:color w:val="000000" w:themeColor="text1"/>
+          <w:szCs w:val="24"/>
+          <w:lang w:eastAsia="ru-RU"/>
+        </w:rPr>
+        <w:t xml:space="preserve"> – </w:t>
+      </w:r>
+      <w:r>
+        <w:rPr>
+          <w:rFonts w:eastAsia="Times New Roman"/>
+          <w:color w:val="000000" w:themeColor="text1"/>
+          <w:szCs w:val="24"/>
+          <w:lang w:eastAsia="ru-RU"/>
+        </w:rPr>
+        <w:t>Звукопоглощающие свойства пола</w:t>
+      </w:r>
+    </w:p>
+    <w:p>
+      <w:pPr>
+        <w:pStyle w:val="afff2"/>
+      </w:pPr>
+      <w:r>
+        <w:drawing>
+          <wp:inline distT="0" distB="0" distL="0" distR="0" wp14:anchorId="5DCA95C5" wp14:editId="19BA019F">
+            <wp:extent cx="5659120" cy="4425835"/>
+            <wp:effectExtent l="0" t="0" r="0" b="0"/>
+            <wp:docPr id="4" name="Рисунок 4"/>
+            <wp:cNvGraphicFramePr>
+              <a:graphicFrameLocks xmlns:a="http://schemas.openxmlformats.org/drawingml/2006/main" noChangeAspect="1"/>
+            </wp:cNvGraphicFramePr>
+            <a:graphic xmlns:a="http://schemas.openxmlformats.org/drawingml/2006/main">
+              <a:graphicData uri="http://schemas.openxmlformats.org/drawingml/2006/picture">
+                <pic:pic xmlns:pic="http://schemas.openxmlformats.org/drawingml/2006/picture">
+                  <pic:nvPicPr>
+                    <pic:cNvPr id="1" name=""/>
                     <pic:cNvPicPr/>
                   </pic:nvPicPr>
                   <pic:blipFill rotWithShape="1">
-                    <a:blip r:embed="rId10"/>
-                    <a:srcRect b="1868"/>
+                    <a:blip r:embed="rId13"/>
+                    <a:srcRect l="3046"/>
                     <a:stretch/>
                   </pic:blipFill>
                   <pic:spPr bwMode="auto">
                     <a:xfrm>
                       <a:off x="0" y="0"/>
-                      <a:ext cx="4078828" cy="3985576"/>
+                      <a:ext cx="5698620" cy="4456727"/>
                     </a:xfrm>
                     <a:prstGeom prst="rect">
                       <a:avLst/>
@@ -9286,12 +7832,69 @@
     </w:p>
     <w:p>
       <w:pPr>
+        <w:pStyle w:val="afff2"/>
+        <w:rPr>
+          <w:rFonts w:eastAsia="Times New Roman"/>
+          <w:color w:val="000000" w:themeColor="text1"/>
+          <w:szCs w:val="24"/>
+        </w:rPr>
+      </w:pPr>
+      <w:r>
+        <w:rPr>
+          <w:rFonts w:eastAsia="Times New Roman"/>
+          <w:color w:val="000000" w:themeColor="text1"/>
+          <w:szCs w:val="24"/>
+        </w:rPr>
+        <w:t xml:space="preserve">Рисунок </w:t>
+      </w:r>
+      <w:r>
+        <w:rPr>
+          <w:rFonts w:eastAsia="Times New Roman"/>
+          <w:color w:val="000000" w:themeColor="text1"/>
+          <w:szCs w:val="24"/>
+        </w:rPr>
+        <w:t>4</w:t>
+      </w:r>
+      <w:r>
+        <w:rPr>
+          <w:rFonts w:eastAsia="Times New Roman"/>
+          <w:color w:val="000000" w:themeColor="text1"/>
+          <w:szCs w:val="24"/>
+        </w:rPr>
+        <w:t xml:space="preserve"> –</w:t>
+      </w:r>
+      <w:r>
+        <w:rPr>
+          <w:rFonts w:eastAsia="Times New Roman"/>
+          <w:color w:val="000000" w:themeColor="text1"/>
+          <w:szCs w:val="24"/>
+        </w:rPr>
+        <w:t xml:space="preserve"> И</w:t>
+      </w:r>
+      <w:r>
+        <w:rPr>
+          <w:rFonts w:eastAsia="Times New Roman"/>
+          <w:color w:val="000000" w:themeColor="text1"/>
+          <w:szCs w:val="24"/>
+        </w:rPr>
+        <w:t xml:space="preserve">сточники шума и </w:t>
+      </w:r>
+      <w:r>
+        <w:rPr>
+          <w:rFonts w:eastAsia="Times New Roman"/>
+          <w:color w:val="000000" w:themeColor="text1"/>
+          <w:szCs w:val="24"/>
+        </w:rPr>
+        <w:t>расчетная точка в испытательном боксе</w:t>
+      </w:r>
+    </w:p>
+    <w:p>
+      <w:pPr>
         <w:widowControl w:val="0"/>
         <w:autoSpaceDE w:val="0"/>
         <w:autoSpaceDN w:val="0"/>
         <w:adjustRightInd w:val="0"/>
         <w:ind w:firstLine="709"/>
-        <w:jc w:val="center"/>
         <w:rPr>
           <w:rFonts w:eastAsia="Times New Roman"/>
           <w:color w:val="000000" w:themeColor="text1"/>
@@ -9306,7 +7909,8 @@
           <w:szCs w:val="24"/>
           <w:lang w:eastAsia="ru-RU"/>
         </w:rPr>
-        <w:t xml:space="preserve">Рисунок </w:t>
+        <w:lastRenderedPageBreak/>
+        <w:t>Описанные выше источники шума были интегрированы в испытательный бокс согласно их описанию</w:t>
       </w:r>
       <w:r>
         <w:rPr>
@@ -9315,7 +7919,7 @@
           <w:szCs w:val="24"/>
           <w:lang w:eastAsia="ru-RU"/>
         </w:rPr>
-        <w:t>2</w:t>
+        <w:t>,</w:t>
       </w:r>
       <w:r>
         <w:rPr>
@@ -9324,7 +7928,7 @@
           <w:szCs w:val="24"/>
           <w:lang w:eastAsia="ru-RU"/>
         </w:rPr>
-        <w:t xml:space="preserve"> – </w:t>
+        <w:t xml:space="preserve"> параметры выбраны в соответствии с предварительными расчетами ГТД</w:t>
       </w:r>
       <w:r>
         <w:rPr>
@@ -9333,10 +7937,26 @@
           <w:szCs w:val="24"/>
           <w:lang w:eastAsia="ru-RU"/>
         </w:rPr>
-        <w:t>Материалы стен и потолка</w:t>
-      </w:r>
-      <w:bookmarkStart w:id="5" w:name="_GoBack"/>
-      <w:bookmarkEnd w:id="5"/>
+        <w:t>. Описание устройств в программном пакете «АРМ Акустика» представлено на рисунк</w:t>
+      </w:r>
+      <w:r>
+        <w:rPr>
+          <w:rFonts w:eastAsia="Times New Roman"/>
+          <w:color w:val="000000" w:themeColor="text1"/>
+          <w:szCs w:val="24"/>
+          <w:lang w:eastAsia="ru-RU"/>
+        </w:rPr>
+        <w:t>ах 5, 6 и 7</w:t>
+      </w:r>
+      <w:r>
+        <w:rPr>
+          <w:rFonts w:eastAsia="Times New Roman"/>
+          <w:color w:val="000000" w:themeColor="text1"/>
+          <w:szCs w:val="24"/>
+          <w:lang w:eastAsia="ru-RU"/>
+        </w:rPr>
+        <w:t>.</w:t>
+      </w:r>
     </w:p>
     <w:p>
       <w:pPr>
@@ -9344,7 +7964,6 @@
         <w:autoSpaceDE w:val="0"/>
         <w:autoSpaceDN w:val="0"/>
         <w:adjustRightInd w:val="0"/>
-        <w:ind w:firstLine="709"/>
         <w:jc w:val="center"/>
         <w:rPr>
           <w:rFonts w:eastAsia="Times New Roman"/>
@@ -9361,12 +7980,11 @@
           <w:szCs w:val="24"/>
           <w:lang w:eastAsia="ru-RU"/>
         </w:rPr>
-        <w:lastRenderedPageBreak/>
         <w:drawing>
-          <wp:inline distT="0" distB="0" distL="0" distR="0" wp14:anchorId="1BD76D60" wp14:editId="09E5C3C7">
-            <wp:extent cx="4704226" cy="4232564"/>
-            <wp:effectExtent l="0" t="0" r="1270" b="0"/>
-            <wp:docPr id="1909024689" name="Рисунок 1" descr="Изображение выглядит как текст, снимок экрана, число, Шрифт&#10;&#10;Автоматически созданное описание"/>
+          <wp:inline distT="0" distB="0" distL="0" distR="0" wp14:anchorId="09ABE279" wp14:editId="1D7CF12C">
+            <wp:extent cx="3734628" cy="3359150"/>
+            <wp:effectExtent l="0" t="0" r="0" b="0"/>
+            <wp:docPr id="5" name="Рисунок 5"/>
             <wp:cNvGraphicFramePr>
               <a:graphicFrameLocks xmlns:a="http://schemas.openxmlformats.org/drawingml/2006/main" noChangeAspect="1"/>
             </wp:cNvGraphicFramePr>
@@ -9374,130 +7992,11 @@
               <a:graphicData uri="http://schemas.openxmlformats.org/drawingml/2006/picture">
                 <pic:pic xmlns:pic="http://schemas.openxmlformats.org/drawingml/2006/picture">
                   <pic:nvPicPr>
-                    <pic:cNvPr id="1909024689" name="Рисунок 1" descr="Изображение выглядит как текст, снимок экрана, число, Шрифт&#10;&#10;Автоматически созданное описание"/>
-                    <pic:cNvPicPr/>
-                  </pic:nvPicPr>
-                  <pic:blipFill rotWithShape="1">
-                    <a:blip r:embed="rId11"/>
-                    <a:srcRect t="1" b="3186"/>
-                    <a:stretch/>
-                  </pic:blipFill>
-                  <pic:spPr bwMode="auto">
-                    <a:xfrm>
-                      <a:off x="0" y="0"/>
-                      <a:ext cx="4747016" cy="4271064"/>
-                    </a:xfrm>
-                    <a:prstGeom prst="rect">
-                      <a:avLst/>
-                    </a:prstGeom>
-                    <a:ln>
-                      <a:noFill/>
-                    </a:ln>
-                    <a:extLst>
-                      <a:ext uri="{53640926-AAD7-44D8-BBD7-CCE9431645EC}">
-                        <a14:shadowObscured xmlns:a14="http://schemas.microsoft.com/office/drawing/2010/main"/>
-                      </a:ext>
-                    </a:extLst>
-                  </pic:spPr>
-                </pic:pic>
-              </a:graphicData>
-            </a:graphic>
-          </wp:inline>
-        </w:drawing>
-      </w:r>
-    </w:p>
-    <w:p>
-      <w:pPr>
-        <w:widowControl w:val="0"/>
-        <w:autoSpaceDE w:val="0"/>
-        <w:autoSpaceDN w:val="0"/>
-        <w:adjustRightInd w:val="0"/>
-        <w:ind w:firstLine="709"/>
-        <w:jc w:val="center"/>
-        <w:rPr>
-          <w:rFonts w:eastAsia="Times New Roman"/>
-          <w:color w:val="000000" w:themeColor="text1"/>
-          <w:szCs w:val="24"/>
-          <w:lang w:eastAsia="ru-RU"/>
-        </w:rPr>
-      </w:pPr>
-      <w:r>
-        <w:rPr>
-          <w:rFonts w:eastAsia="Times New Roman"/>
-          <w:color w:val="000000" w:themeColor="text1"/>
-          <w:szCs w:val="24"/>
-          <w:lang w:eastAsia="ru-RU"/>
-        </w:rPr>
-        <w:t xml:space="preserve">Рисунок </w:t>
-      </w:r>
-      <w:r>
-        <w:rPr>
-          <w:rFonts w:eastAsia="Times New Roman"/>
-          <w:color w:val="000000" w:themeColor="text1"/>
-          <w:szCs w:val="24"/>
-          <w:lang w:eastAsia="ru-RU"/>
-        </w:rPr>
-        <w:t>3</w:t>
-      </w:r>
-      <w:r>
-        <w:rPr>
-          <w:rFonts w:eastAsia="Times New Roman"/>
-          <w:color w:val="000000" w:themeColor="text1"/>
-          <w:szCs w:val="24"/>
-          <w:lang w:eastAsia="ru-RU"/>
-        </w:rPr>
-        <w:t xml:space="preserve"> – </w:t>
-      </w:r>
-      <w:r>
-        <w:rPr>
-          <w:rFonts w:eastAsia="Times New Roman"/>
-          <w:color w:val="000000" w:themeColor="text1"/>
-          <w:szCs w:val="24"/>
-          <w:lang w:eastAsia="ru-RU"/>
-        </w:rPr>
-        <w:t>Звукопоглощающие свойства пола</w:t>
-      </w:r>
-    </w:p>
-    <w:p>
-      <w:pPr>
-        <w:widowControl w:val="0"/>
-        <w:autoSpaceDE w:val="0"/>
-        <w:autoSpaceDN w:val="0"/>
-        <w:adjustRightInd w:val="0"/>
-        <w:ind w:firstLine="709"/>
-        <w:jc w:val="center"/>
-        <w:rPr>
-          <w:rFonts w:eastAsia="Times New Roman"/>
-          <w:color w:val="000000" w:themeColor="text1"/>
-          <w:szCs w:val="24"/>
-          <w:lang w:eastAsia="ru-RU"/>
-        </w:rPr>
-      </w:pPr>
-      <w:r>
-        <w:rPr>
-          <w:rFonts w:eastAsia="Times New Roman"/>
-          <w:noProof/>
-          <w:color w:val="000000" w:themeColor="text1"/>
-          <w:szCs w:val="24"/>
-          <w:lang w:eastAsia="ru-RU"/>
-        </w:rPr>
-        <w:drawing>
-          <wp:inline distT="0" distB="0" distL="0" distR="0" wp14:anchorId="361A671D" wp14:editId="5BD3B4AE">
-            <wp:extent cx="4831933" cy="4012238"/>
-            <wp:effectExtent l="0" t="0" r="6985" b="7620"/>
-            <wp:docPr id="1979463701" name="Рисунок 1" descr="Изображение выглядит как снимок экрана, конверт&#10;&#10;Автоматически созданное описание"/>
-            <wp:cNvGraphicFramePr>
-              <a:graphicFrameLocks xmlns:a="http://schemas.openxmlformats.org/drawingml/2006/main" noChangeAspect="1"/>
-            </wp:cNvGraphicFramePr>
-            <a:graphic xmlns:a="http://schemas.openxmlformats.org/drawingml/2006/main">
-              <a:graphicData uri="http://schemas.openxmlformats.org/drawingml/2006/picture">
-                <pic:pic xmlns:pic="http://schemas.openxmlformats.org/drawingml/2006/picture">
-                  <pic:nvPicPr>
-                    <pic:cNvPr id="1979463701" name="Рисунок 1" descr="Изображение выглядит как снимок экрана, конверт&#10;&#10;Автоматически созданное описание"/>
+                    <pic:cNvPr id="1" name=""/>
                     <pic:cNvPicPr/>
                   </pic:nvPicPr>
                   <pic:blipFill>
-                    <a:blip r:embed="rId12"/>
+                    <a:blip r:embed="rId14"/>
                     <a:stretch>
                       <a:fillRect/>
                     </a:stretch>
@@ -9505,7 +8004,7 @@
                   <pic:spPr>
                     <a:xfrm>
                       <a:off x="0" y="0"/>
-                      <a:ext cx="4855691" cy="4031966"/>
+                      <a:ext cx="3746914" cy="3370200"/>
                     </a:xfrm>
                     <a:prstGeom prst="rect">
                       <a:avLst/>
@@ -9524,7 +8023,6 @@
         <w:autoSpaceDE w:val="0"/>
         <w:autoSpaceDN w:val="0"/>
         <w:adjustRightInd w:val="0"/>
-        <w:ind w:firstLine="709"/>
         <w:jc w:val="center"/>
         <w:rPr>
           <w:rFonts w:eastAsia="Times New Roman"/>
@@ -9549,7 +8047,7 @@
           <w:szCs w:val="24"/>
           <w:lang w:eastAsia="ru-RU"/>
         </w:rPr>
-        <w:t>4</w:t>
+        <w:t>5</w:t>
       </w:r>
       <w:r>
         <w:rPr>
@@ -9558,7 +8056,7 @@
           <w:szCs w:val="24"/>
           <w:lang w:eastAsia="ru-RU"/>
         </w:rPr>
-        <w:t xml:space="preserve"> –</w:t>
+        <w:t xml:space="preserve"> – </w:t>
       </w:r>
       <w:r>
         <w:rPr>
@@ -9567,124 +8065,19 @@
           <w:szCs w:val="24"/>
           <w:lang w:eastAsia="ru-RU"/>
         </w:rPr>
-        <w:t xml:space="preserve"> И</w:t>
-      </w:r>
-      <w:r>
-        <w:rPr>
-          <w:rFonts w:eastAsia="Times New Roman"/>
-          <w:color w:val="000000" w:themeColor="text1"/>
-          <w:szCs w:val="24"/>
-          <w:lang w:eastAsia="ru-RU"/>
-        </w:rPr>
-        <w:t xml:space="preserve">сточники шума и </w:t>
-      </w:r>
-      <w:r>
-        <w:rPr>
-          <w:rFonts w:eastAsia="Times New Roman"/>
-          <w:color w:val="000000" w:themeColor="text1"/>
-          <w:szCs w:val="24"/>
-          <w:lang w:eastAsia="ru-RU"/>
-        </w:rPr>
-        <w:t>расчетная точка в испытательном боксе</w:t>
+        <w:t>Выбранная шкала коррекции шума</w:t>
       </w:r>
     </w:p>
     <w:p>
       <w:pPr>
-        <w:widowControl w:val="0"/>
-        <w:autoSpaceDE w:val="0"/>
-        <w:autoSpaceDN w:val="0"/>
-        <w:adjustRightInd w:val="0"/>
-        <w:ind w:firstLine="709"/>
-        <w:rPr>
-          <w:rFonts w:eastAsia="Times New Roman"/>
-          <w:color w:val="000000" w:themeColor="text1"/>
-          <w:szCs w:val="24"/>
-          <w:lang w:eastAsia="ru-RU"/>
-        </w:rPr>
-      </w:pPr>
-      <w:r>
-        <w:rPr>
-          <w:rFonts w:eastAsia="Times New Roman"/>
-          <w:color w:val="000000" w:themeColor="text1"/>
-          <w:szCs w:val="24"/>
-          <w:lang w:eastAsia="ru-RU"/>
-        </w:rPr>
-        <w:lastRenderedPageBreak/>
-        <w:t>Описанные выше источники шума были интегрированы в испытательный бокс согласно их описанию</w:t>
-      </w:r>
-      <w:r>
-        <w:rPr>
-          <w:rFonts w:eastAsia="Times New Roman"/>
-          <w:color w:val="000000" w:themeColor="text1"/>
-          <w:szCs w:val="24"/>
-          <w:lang w:eastAsia="ru-RU"/>
-        </w:rPr>
-        <w:t>,</w:t>
-      </w:r>
-      <w:r>
-        <w:rPr>
-          <w:rFonts w:eastAsia="Times New Roman"/>
-          <w:color w:val="000000" w:themeColor="text1"/>
-          <w:szCs w:val="24"/>
-          <w:lang w:eastAsia="ru-RU"/>
-        </w:rPr>
-        <w:t xml:space="preserve"> параметры выбраны в соответствии с предварительными расчетами ГТД</w:t>
-      </w:r>
-      <w:r>
-        <w:rPr>
-          <w:rFonts w:eastAsia="Times New Roman"/>
-          <w:color w:val="000000" w:themeColor="text1"/>
-          <w:szCs w:val="24"/>
-          <w:lang w:eastAsia="ru-RU"/>
-        </w:rPr>
-        <w:t>. Описание устройств в программном пакете «АРМ Акустика» представлено на рисунк</w:t>
-      </w:r>
-      <w:r>
-        <w:rPr>
-          <w:rFonts w:eastAsia="Times New Roman"/>
-          <w:color w:val="000000" w:themeColor="text1"/>
-          <w:szCs w:val="24"/>
-          <w:lang w:eastAsia="ru-RU"/>
-        </w:rPr>
-        <w:t>ах 5, 6 и 7</w:t>
-      </w:r>
-      <w:r>
-        <w:rPr>
-          <w:rFonts w:eastAsia="Times New Roman"/>
-          <w:color w:val="000000" w:themeColor="text1"/>
-          <w:szCs w:val="24"/>
-          <w:lang w:eastAsia="ru-RU"/>
-        </w:rPr>
-        <w:t>.</w:t>
-      </w:r>
-    </w:p>
-    <w:p>
-      <w:pPr>
-        <w:widowControl w:val="0"/>
-        <w:autoSpaceDE w:val="0"/>
-        <w:autoSpaceDN w:val="0"/>
-        <w:adjustRightInd w:val="0"/>
-        <w:jc w:val="center"/>
-        <w:rPr>
-          <w:rFonts w:eastAsia="Times New Roman"/>
-          <w:color w:val="000000" w:themeColor="text1"/>
-          <w:szCs w:val="24"/>
-          <w:lang w:eastAsia="ru-RU"/>
-        </w:rPr>
-      </w:pPr>
-      <w:r>
-        <w:rPr>
-          <w:rFonts w:eastAsia="Times New Roman"/>
-          <w:noProof/>
-          <w:color w:val="000000" w:themeColor="text1"/>
-          <w:szCs w:val="24"/>
-          <w:lang w:eastAsia="ru-RU"/>
-        </w:rPr>
+        <w:pStyle w:val="afff2"/>
+      </w:pPr>
+      <w:r>
         <w:drawing>
-          <wp:inline distT="0" distB="0" distL="0" distR="0" wp14:anchorId="50979185" wp14:editId="60D11F24">
-            <wp:extent cx="3602182" cy="3394752"/>
-            <wp:effectExtent l="0" t="0" r="0" b="0"/>
-            <wp:docPr id="1070504606" name="Рисунок 1" descr="Изображение выглядит как текст, снимок экрана, число, Параллельный&#10;&#10;Автоматически созданное описание"/>
+          <wp:inline distT="0" distB="0" distL="0" distR="0" wp14:anchorId="6E9F41A6" wp14:editId="26702760">
+            <wp:extent cx="3313449" cy="3797300"/>
+            <wp:effectExtent l="0" t="0" r="1270" b="0"/>
+            <wp:docPr id="6" name="Рисунок 6"/>
             <wp:cNvGraphicFramePr>
               <a:graphicFrameLocks xmlns:a="http://schemas.openxmlformats.org/drawingml/2006/main" noChangeAspect="1"/>
             </wp:cNvGraphicFramePr>
@@ -9692,11 +8085,11 @@
               <a:graphicData uri="http://schemas.openxmlformats.org/drawingml/2006/picture">
                 <pic:pic xmlns:pic="http://schemas.openxmlformats.org/drawingml/2006/picture">
                   <pic:nvPicPr>
-                    <pic:cNvPr id="1070504606" name="Рисунок 1" descr="Изображение выглядит как текст, снимок экрана, число, Параллельный&#10;&#10;Автоматически созданное описание"/>
+                    <pic:cNvPr id="1" name=""/>
                     <pic:cNvPicPr/>
                   </pic:nvPicPr>
                   <pic:blipFill>
-                    <a:blip r:embed="rId13"/>
+                    <a:blip r:embed="rId15"/>
                     <a:stretch>
                       <a:fillRect/>
                     </a:stretch>
@@ -9704,7 +8097,7 @@
                   <pic:spPr>
                     <a:xfrm>
                       <a:off x="0" y="0"/>
-                      <a:ext cx="3618139" cy="3409790"/>
+                      <a:ext cx="3334677" cy="3821628"/>
                     </a:xfrm>
                     <a:prstGeom prst="rect">
                       <a:avLst/>
@@ -9719,16 +8112,11 @@
     </w:p>
     <w:p>
       <w:pPr>
-        <w:widowControl w:val="0"/>
-        <w:autoSpaceDE w:val="0"/>
-        <w:autoSpaceDN w:val="0"/>
-        <w:adjustRightInd w:val="0"/>
-        <w:jc w:val="center"/>
+        <w:pStyle w:val="afff2"/>
         <w:rPr>
           <w:rFonts w:eastAsia="Times New Roman"/>
           <w:color w:val="000000" w:themeColor="text1"/>
           <w:szCs w:val="24"/>
-          <w:lang w:eastAsia="ru-RU"/>
         </w:rPr>
       </w:pPr>
       <w:r>
@@ -9736,7 +8124,6 @@
           <w:rFonts w:eastAsia="Times New Roman"/>
           <w:color w:val="000000" w:themeColor="text1"/>
           <w:szCs w:val="24"/>
-          <w:lang w:eastAsia="ru-RU"/>
         </w:rPr>
         <w:t xml:space="preserve">Рисунок </w:t>
       </w:r>
@@ -9745,47 +8132,37 @@
           <w:rFonts w:eastAsia="Times New Roman"/>
           <w:color w:val="000000" w:themeColor="text1"/>
           <w:szCs w:val="24"/>
-          <w:lang w:eastAsia="ru-RU"/>
-        </w:rPr>
-        <w:t>5</w:t>
+        </w:rPr>
+        <w:t>6</w:t>
       </w:r>
       <w:r>
         <w:rPr>
           <w:rFonts w:eastAsia="Times New Roman"/>
           <w:color w:val="000000" w:themeColor="text1"/>
           <w:szCs w:val="24"/>
-          <w:lang w:eastAsia="ru-RU"/>
-        </w:rPr>
-        <w:t xml:space="preserve"> – </w:t>
+        </w:rPr>
+        <w:t xml:space="preserve"> – Граничные условия расчета</w:t>
       </w:r>
       <w:r>
         <w:rPr>
           <w:rFonts w:eastAsia="Times New Roman"/>
           <w:color w:val="000000" w:themeColor="text1"/>
           <w:szCs w:val="24"/>
-          <w:lang w:eastAsia="ru-RU"/>
-        </w:rPr>
-        <w:t>Выбранная шкала коррекции шума</w:t>
+        </w:rPr>
+        <w:t xml:space="preserve"> для источника шума</w:t>
       </w:r>
     </w:p>
     <w:p>
       <w:pPr>
-        <w:pStyle w:val="affe"/>
-        <w:spacing w:after="0" w:line="360" w:lineRule="auto"/>
-        <w:jc w:val="center"/>
-        <w:rPr>
-          <w:noProof/>
-        </w:rPr>
-      </w:pPr>
-      <w:r>
-        <w:rPr>
-          <w:noProof/>
-        </w:rPr>
+        <w:pStyle w:val="afff2"/>
+      </w:pPr>
+      <w:r>
+        <w:lastRenderedPageBreak/>
         <w:drawing>
-          <wp:inline distT="0" distB="0" distL="0" distR="0" wp14:anchorId="2FB67155" wp14:editId="5E512B4A">
-            <wp:extent cx="3278294" cy="3311237"/>
-            <wp:effectExtent l="0" t="0" r="0" b="3810"/>
-            <wp:docPr id="168080793" name="Рисунок 1" descr="Изображение выглядит как текст, снимок экрана, число, программное обеспечение&#10;&#10;Автоматически созданное описание"/>
+          <wp:inline distT="0" distB="0" distL="0" distR="0" wp14:anchorId="06DEFC25" wp14:editId="36930C16">
+            <wp:extent cx="2543496" cy="4245194"/>
+            <wp:effectExtent l="0" t="0" r="9525" b="3175"/>
+            <wp:docPr id="7" name="Рисунок 7"/>
             <wp:cNvGraphicFramePr>
               <a:graphicFrameLocks xmlns:a="http://schemas.openxmlformats.org/drawingml/2006/main" noChangeAspect="1"/>
             </wp:cNvGraphicFramePr>
@@ -9793,162 +8170,7 @@
               <a:graphicData uri="http://schemas.openxmlformats.org/drawingml/2006/picture">
                 <pic:pic xmlns:pic="http://schemas.openxmlformats.org/drawingml/2006/picture">
                   <pic:nvPicPr>
-                    <pic:cNvPr id="168080793" name="Рисунок 1" descr="Изображение выглядит как текст, снимок экрана, число, программное обеспечение&#10;&#10;Автоматически созданное описание"/>
-                    <pic:cNvPicPr/>
-                  </pic:nvPicPr>
-                  <pic:blipFill rotWithShape="1">
-                    <a:blip r:embed="rId14"/>
-                    <a:srcRect b="20480"/>
-                    <a:stretch/>
-                  </pic:blipFill>
-                  <pic:spPr bwMode="auto">
-                    <a:xfrm>
-                      <a:off x="0" y="0"/>
-                      <a:ext cx="3310520" cy="3343787"/>
-                    </a:xfrm>
-                    <a:prstGeom prst="rect">
-                      <a:avLst/>
-                    </a:prstGeom>
-                    <a:ln>
-                      <a:noFill/>
-                    </a:ln>
-                    <a:extLst>
-                      <a:ext uri="{53640926-AAD7-44D8-BBD7-CCE9431645EC}">
-                        <a14:shadowObscured xmlns:a14="http://schemas.microsoft.com/office/drawing/2010/main"/>
-                      </a:ext>
-                    </a:extLst>
-                  </pic:spPr>
-                </pic:pic>
-              </a:graphicData>
-            </a:graphic>
-          </wp:inline>
-        </w:drawing>
-      </w:r>
-    </w:p>
-    <w:p>
-      <w:pPr>
-        <w:widowControl w:val="0"/>
-        <w:autoSpaceDE w:val="0"/>
-        <w:autoSpaceDN w:val="0"/>
-        <w:adjustRightInd w:val="0"/>
-        <w:ind w:firstLine="709"/>
-        <w:jc w:val="center"/>
-        <w:rPr>
-          <w:rFonts w:eastAsia="Times New Roman"/>
-          <w:color w:val="000000" w:themeColor="text1"/>
-          <w:szCs w:val="24"/>
-          <w:lang w:eastAsia="ru-RU"/>
-        </w:rPr>
-      </w:pPr>
-      <w:r>
-        <w:rPr>
-          <w:rFonts w:eastAsia="Times New Roman"/>
-          <w:color w:val="000000" w:themeColor="text1"/>
-          <w:szCs w:val="24"/>
-          <w:lang w:eastAsia="ru-RU"/>
-        </w:rPr>
-        <w:t xml:space="preserve">Рисунок </w:t>
-      </w:r>
-      <w:r>
-        <w:rPr>
-          <w:rFonts w:eastAsia="Times New Roman"/>
-          <w:color w:val="000000" w:themeColor="text1"/>
-          <w:szCs w:val="24"/>
-          <w:lang w:eastAsia="ru-RU"/>
-        </w:rPr>
-        <w:t>6</w:t>
-      </w:r>
-      <w:r>
-        <w:rPr>
-          <w:rFonts w:eastAsia="Times New Roman"/>
-          <w:color w:val="000000" w:themeColor="text1"/>
-          <w:szCs w:val="24"/>
-          <w:lang w:eastAsia="ru-RU"/>
-        </w:rPr>
-        <w:t xml:space="preserve"> – Граничные условия расчета</w:t>
-      </w:r>
-      <w:r>
-        <w:rPr>
-          <w:rFonts w:eastAsia="Times New Roman"/>
-          <w:color w:val="000000" w:themeColor="text1"/>
-          <w:szCs w:val="24"/>
-          <w:lang w:eastAsia="ru-RU"/>
-        </w:rPr>
-        <w:t xml:space="preserve"> для источника шума</w:t>
-      </w:r>
-    </w:p>
-    <w:p>
-      <w:pPr>
-        <w:pStyle w:val="affe"/>
-        <w:spacing w:after="0" w:line="360" w:lineRule="auto"/>
-        <w:ind w:firstLine="709"/>
-        <w:jc w:val="center"/>
-      </w:pPr>
-      <w:r>
-        <w:rPr>
-          <w:noProof/>
-        </w:rPr>
-        <w:lastRenderedPageBreak/>
-        <w:drawing>
-          <wp:inline distT="0" distB="0" distL="0" distR="0" wp14:anchorId="36F0752E" wp14:editId="2DBB2FF0">
-            <wp:extent cx="2484755" cy="4405746"/>
-            <wp:effectExtent l="0" t="0" r="0" b="0"/>
-            <wp:docPr id="893339748" name="Рисунок 1" descr="Изображение выглядит как текст, снимок экрана, число, Шрифт&#10;&#10;Автоматически созданное описание"/>
-            <wp:cNvGraphicFramePr>
-              <a:graphicFrameLocks xmlns:a="http://schemas.openxmlformats.org/drawingml/2006/main" noChangeAspect="1"/>
-            </wp:cNvGraphicFramePr>
-            <a:graphic xmlns:a="http://schemas.openxmlformats.org/drawingml/2006/main">
-              <a:graphicData uri="http://schemas.openxmlformats.org/drawingml/2006/picture">
-                <pic:pic xmlns:pic="http://schemas.openxmlformats.org/drawingml/2006/picture">
-                  <pic:nvPicPr>
-                    <pic:cNvPr id="893339748" name="Рисунок 1" descr="Изображение выглядит как текст, снимок экрана, число, Шрифт&#10;&#10;Автоматически созданное описание"/>
-                    <pic:cNvPicPr/>
-                  </pic:nvPicPr>
-                  <pic:blipFill rotWithShape="1">
-                    <a:blip r:embed="rId15"/>
-                    <a:srcRect b="805"/>
-                    <a:stretch/>
-                  </pic:blipFill>
-                  <pic:spPr bwMode="auto">
-                    <a:xfrm>
-                      <a:off x="0" y="0"/>
-                      <a:ext cx="2498631" cy="4430350"/>
-                    </a:xfrm>
-                    <a:prstGeom prst="rect">
-                      <a:avLst/>
-                    </a:prstGeom>
-                    <a:ln>
-                      <a:noFill/>
-                    </a:ln>
-                    <a:extLst>
-                      <a:ext uri="{53640926-AAD7-44D8-BBD7-CCE9431645EC}">
-                        <a14:shadowObscured xmlns:a14="http://schemas.microsoft.com/office/drawing/2010/main"/>
-                      </a:ext>
-                    </a:extLst>
-                  </pic:spPr>
-                </pic:pic>
-              </a:graphicData>
-            </a:graphic>
-          </wp:inline>
-        </w:drawing>
-      </w:r>
-      <w:r>
-        <w:rPr>
-          <w:noProof/>
-        </w:rPr>
-        <w:drawing>
-          <wp:inline distT="0" distB="0" distL="0" distR="0" wp14:anchorId="52198821" wp14:editId="64733D1C">
-            <wp:extent cx="2552217" cy="4432158"/>
-            <wp:effectExtent l="0" t="0" r="635" b="6985"/>
-            <wp:docPr id="295183752" name="Рисунок 1" descr="Изображение выглядит как текст, снимок экрана, число, Шрифт&#10;&#10;Автоматически созданное описание"/>
-            <wp:cNvGraphicFramePr>
-              <a:graphicFrameLocks xmlns:a="http://schemas.openxmlformats.org/drawingml/2006/main" noChangeAspect="1"/>
-            </wp:cNvGraphicFramePr>
-            <a:graphic xmlns:a="http://schemas.openxmlformats.org/drawingml/2006/main">
-              <a:graphicData uri="http://schemas.openxmlformats.org/drawingml/2006/picture">
-                <pic:pic xmlns:pic="http://schemas.openxmlformats.org/drawingml/2006/picture">
-                  <pic:nvPicPr>
-                    <pic:cNvPr id="295183752" name="Рисунок 1" descr="Изображение выглядит как текст, снимок экрана, число, Шрифт&#10;&#10;Автоматически созданное описание"/>
+                    <pic:cNvPr id="1" name=""/>
                     <pic:cNvPicPr/>
                   </pic:nvPicPr>
                   <pic:blipFill>
@@ -9960,7 +8182,7 @@
                   <pic:spPr>
                     <a:xfrm>
                       <a:off x="0" y="0"/>
-                      <a:ext cx="2552217" cy="4432158"/>
+                      <a:ext cx="2560417" cy="4273436"/>
                     </a:xfrm>
                     <a:prstGeom prst="rect">
                       <a:avLst/>
@@ -9972,274 +8194,12 @@
           </wp:inline>
         </w:drawing>
       </w:r>
-    </w:p>
-    <w:p>
-      <w:pPr>
-        <w:widowControl w:val="0"/>
-        <w:autoSpaceDE w:val="0"/>
-        <w:autoSpaceDN w:val="0"/>
-        <w:adjustRightInd w:val="0"/>
-        <w:ind w:firstLine="709"/>
-        <w:jc w:val="center"/>
-        <w:rPr>
-          <w:rFonts w:eastAsia="Times New Roman"/>
-          <w:color w:val="000000" w:themeColor="text1"/>
-          <w:szCs w:val="24"/>
-          <w:lang w:eastAsia="ru-RU"/>
-        </w:rPr>
-      </w:pPr>
-      <w:r>
-        <w:rPr>
-          <w:rFonts w:eastAsia="Times New Roman"/>
-          <w:color w:val="000000" w:themeColor="text1"/>
-          <w:szCs w:val="24"/>
-          <w:lang w:eastAsia="ru-RU"/>
-        </w:rPr>
-        <w:t xml:space="preserve">Рисунок </w:t>
-      </w:r>
-      <w:r>
-        <w:rPr>
-          <w:rFonts w:eastAsia="Times New Roman"/>
-          <w:color w:val="000000" w:themeColor="text1"/>
-          <w:szCs w:val="24"/>
-          <w:lang w:eastAsia="ru-RU"/>
-        </w:rPr>
-        <w:t>7</w:t>
-      </w:r>
-      <w:r>
-        <w:rPr>
-          <w:rFonts w:eastAsia="Times New Roman"/>
-          <w:color w:val="000000" w:themeColor="text1"/>
-          <w:szCs w:val="24"/>
-          <w:lang w:eastAsia="ru-RU"/>
-        </w:rPr>
-        <w:t xml:space="preserve"> – Граничные условия расчета</w:t>
-      </w:r>
-      <w:r>
-        <w:rPr>
-          <w:rFonts w:eastAsia="Times New Roman"/>
-          <w:color w:val="000000" w:themeColor="text1"/>
-          <w:szCs w:val="24"/>
-          <w:lang w:eastAsia="ru-RU"/>
-        </w:rPr>
-        <w:t xml:space="preserve"> для </w:t>
-      </w:r>
-      <w:r>
-        <w:rPr>
-          <w:rFonts w:eastAsia="Times New Roman"/>
-          <w:color w:val="000000" w:themeColor="text1"/>
-          <w:szCs w:val="24"/>
-          <w:lang w:eastAsia="ru-RU"/>
-        </w:rPr>
-        <w:t>всасываем</w:t>
-      </w:r>
-      <w:r>
-        <w:rPr>
-          <w:rFonts w:eastAsia="Times New Roman"/>
-          <w:color w:val="000000" w:themeColor="text1"/>
-          <w:szCs w:val="24"/>
-          <w:lang w:eastAsia="ru-RU"/>
-        </w:rPr>
-        <w:t>ой</w:t>
-      </w:r>
-      <w:r>
-        <w:rPr>
-          <w:rFonts w:eastAsia="Times New Roman"/>
-          <w:color w:val="000000" w:themeColor="text1"/>
-          <w:szCs w:val="24"/>
-          <w:lang w:eastAsia="ru-RU"/>
-        </w:rPr>
-        <w:t xml:space="preserve"> стру</w:t>
-      </w:r>
-      <w:r>
-        <w:rPr>
-          <w:rFonts w:eastAsia="Times New Roman"/>
-          <w:color w:val="000000" w:themeColor="text1"/>
-          <w:szCs w:val="24"/>
-          <w:lang w:eastAsia="ru-RU"/>
-        </w:rPr>
-        <w:t xml:space="preserve">и и </w:t>
-      </w:r>
-      <w:r>
-        <w:rPr>
-          <w:rFonts w:eastAsia="Times New Roman"/>
-          <w:color w:val="000000" w:themeColor="text1"/>
-          <w:szCs w:val="24"/>
-          <w:lang w:eastAsia="ru-RU"/>
-        </w:rPr>
-        <w:t>выхлопн</w:t>
-      </w:r>
-      <w:r>
-        <w:rPr>
-          <w:rFonts w:eastAsia="Times New Roman"/>
-          <w:color w:val="000000" w:themeColor="text1"/>
-          <w:szCs w:val="24"/>
-          <w:lang w:eastAsia="ru-RU"/>
-        </w:rPr>
-        <w:t>ой</w:t>
-      </w:r>
-      <w:r>
-        <w:rPr>
-          <w:rFonts w:eastAsia="Times New Roman"/>
-          <w:color w:val="000000" w:themeColor="text1"/>
-          <w:szCs w:val="24"/>
-          <w:lang w:eastAsia="ru-RU"/>
-        </w:rPr>
-        <w:t xml:space="preserve"> стру</w:t>
-      </w:r>
-      <w:r>
-        <w:rPr>
-          <w:rFonts w:eastAsia="Times New Roman"/>
-          <w:color w:val="000000" w:themeColor="text1"/>
-          <w:szCs w:val="24"/>
-          <w:lang w:eastAsia="ru-RU"/>
-        </w:rPr>
-        <w:t>и</w:t>
-      </w:r>
-    </w:p>
-    <w:p>
-      <w:pPr>
-        <w:widowControl w:val="0"/>
-        <w:autoSpaceDE w:val="0"/>
-        <w:autoSpaceDN w:val="0"/>
-        <w:adjustRightInd w:val="0"/>
-        <w:ind w:firstLine="709"/>
-        <w:rPr>
-          <w:rFonts w:eastAsia="Times New Roman"/>
-          <w:color w:val="000000" w:themeColor="text1"/>
-          <w:szCs w:val="24"/>
-          <w:lang w:eastAsia="ru-RU"/>
-        </w:rPr>
-      </w:pPr>
-      <w:r>
-        <w:rPr>
-          <w:rFonts w:eastAsia="Times New Roman"/>
-          <w:color w:val="000000" w:themeColor="text1"/>
-          <w:szCs w:val="24"/>
-          <w:lang w:eastAsia="ru-RU"/>
-        </w:rPr>
-        <w:t>Согласно заданным граничным условиям</w:t>
-      </w:r>
-      <w:r>
-        <w:rPr>
-          <w:rFonts w:eastAsia="Times New Roman"/>
-          <w:color w:val="000000" w:themeColor="text1"/>
-          <w:szCs w:val="24"/>
-          <w:lang w:eastAsia="ru-RU"/>
-        </w:rPr>
-        <w:t>,</w:t>
-      </w:r>
-      <w:r>
-        <w:rPr>
-          <w:rFonts w:eastAsia="Times New Roman"/>
-          <w:color w:val="000000" w:themeColor="text1"/>
-          <w:szCs w:val="24"/>
-          <w:lang w:eastAsia="ru-RU"/>
-        </w:rPr>
-        <w:t xml:space="preserve"> были рассчитаны карты шума внутри испытательного бокса </w:t>
-      </w:r>
-      <w:r>
-        <w:rPr>
-          <w:rFonts w:eastAsia="Times New Roman"/>
-          <w:color w:val="000000" w:themeColor="text1"/>
-          <w:szCs w:val="24"/>
-          <w:lang w:eastAsia="ru-RU"/>
-        </w:rPr>
-        <w:t xml:space="preserve">и </w:t>
-      </w:r>
-      <w:r>
-        <w:rPr>
-          <w:rFonts w:eastAsia="Times New Roman"/>
-          <w:color w:val="000000" w:themeColor="text1"/>
-          <w:szCs w:val="24"/>
-          <w:lang w:eastAsia="ru-RU"/>
-        </w:rPr>
-        <w:t xml:space="preserve">на прилегающей территории (рисунок </w:t>
-      </w:r>
-      <w:r>
-        <w:rPr>
-          <w:rFonts w:eastAsia="Times New Roman"/>
-          <w:color w:val="000000" w:themeColor="text1"/>
-          <w:szCs w:val="24"/>
-          <w:lang w:eastAsia="ru-RU"/>
-        </w:rPr>
-        <w:t>8</w:t>
-      </w:r>
-      <w:r>
-        <w:rPr>
-          <w:rFonts w:eastAsia="Times New Roman"/>
-          <w:color w:val="000000" w:themeColor="text1"/>
-          <w:szCs w:val="24"/>
-          <w:lang w:eastAsia="ru-RU"/>
-        </w:rPr>
-        <w:t>), а также значения шума в расчетных точках (рисун</w:t>
-      </w:r>
-      <w:r>
-        <w:rPr>
-          <w:rFonts w:eastAsia="Times New Roman"/>
-          <w:color w:val="000000" w:themeColor="text1"/>
-          <w:szCs w:val="24"/>
-          <w:lang w:eastAsia="ru-RU"/>
-        </w:rPr>
-        <w:t>ки</w:t>
-      </w:r>
-      <w:r>
-        <w:rPr>
-          <w:rFonts w:eastAsia="Times New Roman"/>
-          <w:color w:val="000000" w:themeColor="text1"/>
-          <w:szCs w:val="24"/>
-          <w:lang w:eastAsia="ru-RU"/>
-        </w:rPr>
-        <w:t xml:space="preserve"> </w:t>
-      </w:r>
-      <w:r>
-        <w:rPr>
-          <w:rFonts w:eastAsia="Times New Roman"/>
-          <w:color w:val="000000" w:themeColor="text1"/>
-          <w:szCs w:val="24"/>
-          <w:lang w:eastAsia="ru-RU"/>
-        </w:rPr>
-        <w:t>9 и 10</w:t>
-      </w:r>
-      <w:r>
-        <w:rPr>
-          <w:rFonts w:eastAsia="Times New Roman"/>
-          <w:color w:val="000000" w:themeColor="text1"/>
-          <w:szCs w:val="24"/>
-          <w:lang w:eastAsia="ru-RU"/>
-        </w:rPr>
-        <w:t>).</w:t>
-      </w:r>
-    </w:p>
-    <w:p>
-      <w:pPr>
-        <w:widowControl w:val="0"/>
-        <w:autoSpaceDE w:val="0"/>
-        <w:autoSpaceDN w:val="0"/>
-        <w:adjustRightInd w:val="0"/>
-        <w:ind w:firstLine="709"/>
-        <w:jc w:val="center"/>
-        <w:rPr>
-          <w:rFonts w:eastAsia="Times New Roman"/>
-          <w:color w:val="000000" w:themeColor="text1"/>
-          <w:szCs w:val="24"/>
-          <w:lang w:eastAsia="ru-RU"/>
-        </w:rPr>
-      </w:pPr>
-      <w:r>
-        <w:rPr>
-          <w:rFonts w:eastAsia="Times New Roman"/>
-          <w:noProof/>
-          <w:color w:val="000000" w:themeColor="text1"/>
-          <w:szCs w:val="24"/>
-          <w:lang w:eastAsia="ru-RU"/>
-        </w:rPr>
-        <w:lastRenderedPageBreak/>
+      <w:r>
         <w:drawing>
-          <wp:inline distT="0" distB="0" distL="0" distR="0" wp14:anchorId="76DA1282" wp14:editId="36B45531">
-            <wp:extent cx="3530600" cy="3746363"/>
-            <wp:effectExtent l="0" t="0" r="0" b="6985"/>
-            <wp:docPr id="205091312" name="Рисунок 1" descr="Изображение выглядит как текст, диаграмма, снимок экрана, График&#10;&#10;Автоматически созданное описание"/>
+          <wp:inline distT="0" distB="0" distL="0" distR="0" wp14:anchorId="6A780F45" wp14:editId="0DD697B8">
+            <wp:extent cx="2557145" cy="4252792"/>
+            <wp:effectExtent l="0" t="0" r="0" b="0"/>
+            <wp:docPr id="8" name="Рисунок 8"/>
             <wp:cNvGraphicFramePr>
               <a:graphicFrameLocks xmlns:a="http://schemas.openxmlformats.org/drawingml/2006/main" noChangeAspect="1"/>
             </wp:cNvGraphicFramePr>
@@ -10247,7 +8207,7 @@
               <a:graphicData uri="http://schemas.openxmlformats.org/drawingml/2006/picture">
                 <pic:pic xmlns:pic="http://schemas.openxmlformats.org/drawingml/2006/picture">
                   <pic:nvPicPr>
-                    <pic:cNvPr id="205091312" name="Рисунок 1" descr="Изображение выглядит как текст, диаграмма, снимок экрана, График&#10;&#10;Автоматически созданное описание"/>
+                    <pic:cNvPr id="1" name=""/>
                     <pic:cNvPicPr/>
                   </pic:nvPicPr>
                   <pic:blipFill>
@@ -10259,7 +8219,7 @@
                   <pic:spPr>
                     <a:xfrm>
                       <a:off x="0" y="0"/>
-                      <a:ext cx="3538071" cy="3754290"/>
+                      <a:ext cx="2568349" cy="4271426"/>
                     </a:xfrm>
                     <a:prstGeom prst="rect">
                       <a:avLst/>
@@ -10271,6 +8231,227 @@
           </wp:inline>
         </w:drawing>
       </w:r>
+    </w:p>
+    <w:p>
+      <w:pPr>
+        <w:pStyle w:val="afff2"/>
+        <w:rPr>
+          <w:rFonts w:eastAsia="Times New Roman"/>
+          <w:color w:val="000000" w:themeColor="text1"/>
+          <w:szCs w:val="24"/>
+        </w:rPr>
+      </w:pPr>
+      <w:r>
+        <w:rPr>
+          <w:rFonts w:eastAsia="Times New Roman"/>
+          <w:color w:val="000000" w:themeColor="text1"/>
+          <w:szCs w:val="24"/>
+        </w:rPr>
+        <w:t xml:space="preserve">Рисунок </w:t>
+      </w:r>
+      <w:r>
+        <w:rPr>
+          <w:rFonts w:eastAsia="Times New Roman"/>
+          <w:color w:val="000000" w:themeColor="text1"/>
+          <w:szCs w:val="24"/>
+        </w:rPr>
+        <w:t>7</w:t>
+      </w:r>
+      <w:r>
+        <w:rPr>
+          <w:rFonts w:eastAsia="Times New Roman"/>
+          <w:color w:val="000000" w:themeColor="text1"/>
+          <w:szCs w:val="24"/>
+        </w:rPr>
+        <w:t xml:space="preserve"> – Граничные условия расчета</w:t>
+      </w:r>
+      <w:r>
+        <w:rPr>
+          <w:rFonts w:eastAsia="Times New Roman"/>
+          <w:color w:val="000000" w:themeColor="text1"/>
+          <w:szCs w:val="24"/>
+        </w:rPr>
+        <w:t xml:space="preserve"> для </w:t>
+      </w:r>
+      <w:r>
+        <w:rPr>
+          <w:rFonts w:eastAsia="Times New Roman"/>
+          <w:color w:val="000000" w:themeColor="text1"/>
+          <w:szCs w:val="24"/>
+        </w:rPr>
+        <w:t>всасываем</w:t>
+      </w:r>
+      <w:r>
+        <w:rPr>
+          <w:rFonts w:eastAsia="Times New Roman"/>
+          <w:color w:val="000000" w:themeColor="text1"/>
+          <w:szCs w:val="24"/>
+        </w:rPr>
+        <w:t>ой</w:t>
+      </w:r>
+      <w:r>
+        <w:rPr>
+          <w:rFonts w:eastAsia="Times New Roman"/>
+          <w:color w:val="000000" w:themeColor="text1"/>
+          <w:szCs w:val="24"/>
+        </w:rPr>
+        <w:t xml:space="preserve"> стру</w:t>
+      </w:r>
+      <w:r>
+        <w:rPr>
+          <w:rFonts w:eastAsia="Times New Roman"/>
+          <w:color w:val="000000" w:themeColor="text1"/>
+          <w:szCs w:val="24"/>
+        </w:rPr>
+        <w:t xml:space="preserve">и и </w:t>
+      </w:r>
+      <w:r>
+        <w:rPr>
+          <w:rFonts w:eastAsia="Times New Roman"/>
+          <w:color w:val="000000" w:themeColor="text1"/>
+          <w:szCs w:val="24"/>
+        </w:rPr>
+        <w:t>выхлопн</w:t>
+      </w:r>
+      <w:r>
+        <w:rPr>
+          <w:rFonts w:eastAsia="Times New Roman"/>
+          <w:color w:val="000000" w:themeColor="text1"/>
+          <w:szCs w:val="24"/>
+        </w:rPr>
+        <w:t>ой</w:t>
+      </w:r>
+      <w:r>
+        <w:rPr>
+          <w:rFonts w:eastAsia="Times New Roman"/>
+          <w:color w:val="000000" w:themeColor="text1"/>
+          <w:szCs w:val="24"/>
+        </w:rPr>
+        <w:t xml:space="preserve"> стру</w:t>
+      </w:r>
+      <w:r>
+        <w:rPr>
+          <w:rFonts w:eastAsia="Times New Roman"/>
+          <w:color w:val="000000" w:themeColor="text1"/>
+          <w:szCs w:val="24"/>
+        </w:rPr>
+        <w:t>и</w:t>
+      </w:r>
+    </w:p>
+    <w:p>
+      <w:pPr>
+        <w:widowControl w:val="0"/>
+        <w:autoSpaceDE w:val="0"/>
+        <w:autoSpaceDN w:val="0"/>
+        <w:adjustRightInd w:val="0"/>
+        <w:ind w:firstLine="709"/>
+        <w:jc w:val="center"/>
+        <w:rPr>
+          <w:rFonts w:eastAsia="Times New Roman"/>
+          <w:color w:val="000000" w:themeColor="text1"/>
+          <w:szCs w:val="24"/>
+          <w:lang w:eastAsia="ru-RU"/>
+        </w:rPr>
+      </w:pPr>
+      <w:r>
+        <w:rPr>
+          <w:rFonts w:eastAsia="Times New Roman"/>
+          <w:color w:val="000000" w:themeColor="text1"/>
+          <w:szCs w:val="24"/>
+          <w:lang w:eastAsia="ru-RU"/>
+        </w:rPr>
+        <w:t>Согласно заданным граничным условиям</w:t>
+      </w:r>
+      <w:r>
+        <w:rPr>
+          <w:rFonts w:eastAsia="Times New Roman"/>
+          <w:color w:val="000000" w:themeColor="text1"/>
+          <w:szCs w:val="24"/>
+          <w:lang w:eastAsia="ru-RU"/>
+        </w:rPr>
+        <w:t>,</w:t>
+      </w:r>
+      <w:r>
+        <w:rPr>
+          <w:rFonts w:eastAsia="Times New Roman"/>
+          <w:color w:val="000000" w:themeColor="text1"/>
+          <w:szCs w:val="24"/>
+          <w:lang w:eastAsia="ru-RU"/>
+        </w:rPr>
+        <w:t xml:space="preserve"> были рассчитаны карты шума внутри испытательного бокса </w:t>
+      </w:r>
+      <w:r>
+        <w:rPr>
+          <w:rFonts w:eastAsia="Times New Roman"/>
+          <w:color w:val="000000" w:themeColor="text1"/>
+          <w:szCs w:val="24"/>
+          <w:lang w:eastAsia="ru-RU"/>
+        </w:rPr>
+        <w:t xml:space="preserve">и </w:t>
+      </w:r>
+      <w:r>
+        <w:rPr>
+          <w:rFonts w:eastAsia="Times New Roman"/>
+          <w:color w:val="000000" w:themeColor="text1"/>
+          <w:szCs w:val="24"/>
+          <w:lang w:eastAsia="ru-RU"/>
+        </w:rPr>
+        <w:t xml:space="preserve">на прилегающей территории (рисунок </w:t>
+      </w:r>
+      <w:r>
+        <w:rPr>
+          <w:rFonts w:eastAsia="Times New Roman"/>
+          <w:color w:val="000000" w:themeColor="text1"/>
+          <w:szCs w:val="24"/>
+          <w:lang w:eastAsia="ru-RU"/>
+        </w:rPr>
+        <w:t>8</w:t>
+      </w:r>
+      <w:r>
+        <w:rPr>
+          <w:rFonts w:eastAsia="Times New Roman"/>
+          <w:color w:val="000000" w:themeColor="text1"/>
+          <w:szCs w:val="24"/>
+          <w:lang w:eastAsia="ru-RU"/>
+        </w:rPr>
+        <w:t>), а также значения шума в расчетных точках (рисун</w:t>
+      </w:r>
+      <w:r>
+        <w:rPr>
+          <w:rFonts w:eastAsia="Times New Roman"/>
+          <w:color w:val="000000" w:themeColor="text1"/>
+          <w:szCs w:val="24"/>
+          <w:lang w:eastAsia="ru-RU"/>
+        </w:rPr>
+        <w:t>ки</w:t>
+      </w:r>
+      <w:r>
+        <w:rPr>
+          <w:rFonts w:eastAsia="Times New Roman"/>
+          <w:color w:val="000000" w:themeColor="text1"/>
+          <w:szCs w:val="24"/>
+          <w:lang w:eastAsia="ru-RU"/>
+        </w:rPr>
+        <w:t xml:space="preserve"> </w:t>
+      </w:r>
+      <w:r>
+        <w:rPr>
+          <w:rFonts w:eastAsia="Times New Roman"/>
+          <w:color w:val="000000" w:themeColor="text1"/>
+          <w:szCs w:val="24"/>
+          <w:lang w:eastAsia="ru-RU"/>
+        </w:rPr>
+        <w:t>9 и 10</w:t>
+      </w:r>
+      <w:r>
+        <w:rPr>
+          <w:rFonts w:eastAsia="Times New Roman"/>
+          <w:color w:val="000000" w:themeColor="text1"/>
+          <w:szCs w:val="24"/>
+          <w:lang w:eastAsia="ru-RU"/>
+        </w:rPr>
+        <w:t>).</w:t>
+      </w:r>
       <w:r>
         <w:rPr>
           <w:rFonts w:eastAsia="Times New Roman"/>
@@ -10280,10 +8461,10 @@
           <w:lang w:eastAsia="ru-RU"/>
         </w:rPr>
         <w:drawing>
-          <wp:inline distT="0" distB="0" distL="0" distR="0" wp14:anchorId="040A9D07" wp14:editId="2636D1F0">
-            <wp:extent cx="2125250" cy="3709819"/>
-            <wp:effectExtent l="0" t="0" r="8890" b="5080"/>
-            <wp:docPr id="1416985046" name="Рисунок 1" descr="Изображение выглядит как текст, розовый, Пурпурный цвет, Красочность&#10;&#10;Автоматически созданное описание"/>
+          <wp:inline distT="0" distB="0" distL="0" distR="0" wp14:anchorId="4A782F4B" wp14:editId="606C872C">
+            <wp:extent cx="3296904" cy="2834640"/>
+            <wp:effectExtent l="0" t="0" r="0" b="3810"/>
+            <wp:docPr id="14" name="Рисунок 14"/>
             <wp:cNvGraphicFramePr>
               <a:graphicFrameLocks xmlns:a="http://schemas.openxmlformats.org/drawingml/2006/main" noChangeAspect="1"/>
             </wp:cNvGraphicFramePr>
@@ -10291,524 +8472,11 @@
               <a:graphicData uri="http://schemas.openxmlformats.org/drawingml/2006/picture">
                 <pic:pic xmlns:pic="http://schemas.openxmlformats.org/drawingml/2006/picture">
                   <pic:nvPicPr>
-                    <pic:cNvPr id="1416985046" name="Рисунок 1" descr="Изображение выглядит как текст, розовый, Пурпурный цвет, Красочность&#10;&#10;Автоматически созданное описание"/>
+                    <pic:cNvPr id="14" name="Схема1.png"/>
                     <pic:cNvPicPr/>
                   </pic:nvPicPr>
                   <pic:blipFill>
-                    <a:blip r:embed="rId18"/>
-                    <a:stretch>
-                      <a:fillRect/>
-                    </a:stretch>
-                  </pic:blipFill>
-                  <pic:spPr>
-                    <a:xfrm>
-                      <a:off x="0" y="0"/>
-                      <a:ext cx="2137977" cy="3732036"/>
-                    </a:xfrm>
-                    <a:prstGeom prst="rect">
-                      <a:avLst/>
-                    </a:prstGeom>
-                  </pic:spPr>
-                </pic:pic>
-              </a:graphicData>
-            </a:graphic>
-          </wp:inline>
-        </w:drawing>
-      </w:r>
-    </w:p>
-    <w:p>
-      <w:pPr>
-        <w:widowControl w:val="0"/>
-        <w:autoSpaceDE w:val="0"/>
-        <w:autoSpaceDN w:val="0"/>
-        <w:adjustRightInd w:val="0"/>
-        <w:ind w:firstLine="709"/>
-        <w:jc w:val="center"/>
-        <w:rPr>
-          <w:rFonts w:eastAsia="Times New Roman"/>
-          <w:color w:val="000000" w:themeColor="text1"/>
-          <w:szCs w:val="24"/>
-          <w:lang w:eastAsia="ru-RU"/>
-        </w:rPr>
-      </w:pPr>
-      <w:r>
-        <w:rPr>
-          <w:rFonts w:eastAsia="Times New Roman"/>
-          <w:color w:val="000000" w:themeColor="text1"/>
-          <w:szCs w:val="24"/>
-          <w:lang w:eastAsia="ru-RU"/>
-        </w:rPr>
-        <w:t xml:space="preserve">Рисунок </w:t>
-      </w:r>
-      <w:r>
-        <w:rPr>
-          <w:rFonts w:eastAsia="Times New Roman"/>
-          <w:color w:val="000000" w:themeColor="text1"/>
-          <w:szCs w:val="24"/>
-          <w:lang w:eastAsia="ru-RU"/>
-        </w:rPr>
-        <w:t>8</w:t>
-      </w:r>
-      <w:r>
-        <w:rPr>
-          <w:rFonts w:eastAsia="Times New Roman"/>
-          <w:color w:val="000000" w:themeColor="text1"/>
-          <w:szCs w:val="24"/>
-          <w:lang w:eastAsia="ru-RU"/>
-        </w:rPr>
-        <w:t xml:space="preserve"> – Карта шума на прилегающих территориях</w:t>
-      </w:r>
-    </w:p>
-    <w:p>
-      <w:pPr>
-        <w:widowControl w:val="0"/>
-        <w:autoSpaceDE w:val="0"/>
-        <w:autoSpaceDN w:val="0"/>
-        <w:adjustRightInd w:val="0"/>
-        <w:jc w:val="center"/>
-        <w:rPr>
-          <w:rFonts w:eastAsia="Times New Roman"/>
-          <w:color w:val="000000" w:themeColor="text1"/>
-          <w:szCs w:val="24"/>
-          <w:lang w:eastAsia="ru-RU"/>
-        </w:rPr>
-      </w:pPr>
-      <w:r>
-        <w:rPr>
-          <w:rFonts w:eastAsia="Times New Roman"/>
-          <w:noProof/>
-          <w:color w:val="000000" w:themeColor="text1"/>
-          <w:szCs w:val="24"/>
-          <w:lang w:eastAsia="ru-RU"/>
-        </w:rPr>
-        <w:drawing>
-          <wp:inline distT="0" distB="0" distL="0" distR="0" wp14:anchorId="2020A71A" wp14:editId="1FB74BCA">
-            <wp:extent cx="6120130" cy="2630805"/>
-            <wp:effectExtent l="0" t="0" r="0" b="0"/>
-            <wp:docPr id="1123037866" name="Рисунок 1" descr="Изображение выглядит как текст, снимок экрана, число, Шрифт&#10;&#10;Автоматически созданное описание"/>
-            <wp:cNvGraphicFramePr>
-              <a:graphicFrameLocks xmlns:a="http://schemas.openxmlformats.org/drawingml/2006/main" noChangeAspect="1"/>
-            </wp:cNvGraphicFramePr>
-            <a:graphic xmlns:a="http://schemas.openxmlformats.org/drawingml/2006/main">
-              <a:graphicData uri="http://schemas.openxmlformats.org/drawingml/2006/picture">
-                <pic:pic xmlns:pic="http://schemas.openxmlformats.org/drawingml/2006/picture">
-                  <pic:nvPicPr>
-                    <pic:cNvPr id="1123037866" name="Рисунок 1" descr="Изображение выглядит как текст, снимок экрана, число, Шрифт&#10;&#10;Автоматически созданное описание"/>
-                    <pic:cNvPicPr/>
-                  </pic:nvPicPr>
-                  <pic:blipFill>
-                    <a:blip r:embed="rId19"/>
-                    <a:stretch>
-                      <a:fillRect/>
-                    </a:stretch>
-                  </pic:blipFill>
-                  <pic:spPr>
-                    <a:xfrm>
-                      <a:off x="0" y="0"/>
-                      <a:ext cx="6120130" cy="2630805"/>
-                    </a:xfrm>
-                    <a:prstGeom prst="rect">
-                      <a:avLst/>
-                    </a:prstGeom>
-                  </pic:spPr>
-                </pic:pic>
-              </a:graphicData>
-            </a:graphic>
-          </wp:inline>
-        </w:drawing>
-      </w:r>
-    </w:p>
-    <w:p>
-      <w:pPr>
-        <w:widowControl w:val="0"/>
-        <w:autoSpaceDE w:val="0"/>
-        <w:autoSpaceDN w:val="0"/>
-        <w:adjustRightInd w:val="0"/>
-        <w:ind w:firstLine="709"/>
-        <w:jc w:val="center"/>
-        <w:rPr>
-          <w:rFonts w:eastAsia="Times New Roman"/>
-          <w:color w:val="000000" w:themeColor="text1"/>
-          <w:szCs w:val="24"/>
-          <w:lang w:eastAsia="ru-RU"/>
-        </w:rPr>
-      </w:pPr>
-      <w:r>
-        <w:rPr>
-          <w:rFonts w:eastAsia="Times New Roman"/>
-          <w:color w:val="000000" w:themeColor="text1"/>
-          <w:szCs w:val="24"/>
-          <w:lang w:eastAsia="ru-RU"/>
-        </w:rPr>
-        <w:t xml:space="preserve">Рисунок </w:t>
-      </w:r>
-      <w:r>
-        <w:rPr>
-          <w:rFonts w:eastAsia="Times New Roman"/>
-          <w:color w:val="000000" w:themeColor="text1"/>
-          <w:szCs w:val="24"/>
-          <w:lang w:eastAsia="ru-RU"/>
-        </w:rPr>
-        <w:t>9</w:t>
-      </w:r>
-      <w:r>
-        <w:rPr>
-          <w:rFonts w:eastAsia="Times New Roman"/>
-          <w:color w:val="000000" w:themeColor="text1"/>
-          <w:szCs w:val="24"/>
-          <w:lang w:eastAsia="ru-RU"/>
-        </w:rPr>
-        <w:t xml:space="preserve"> – Значения шума в расчетных точках</w:t>
-      </w:r>
-      <w:r>
-        <w:rPr>
-          <w:rFonts w:eastAsia="Times New Roman"/>
-          <w:color w:val="000000" w:themeColor="text1"/>
-          <w:szCs w:val="24"/>
-          <w:lang w:eastAsia="ru-RU"/>
-        </w:rPr>
-        <w:t xml:space="preserve"> днем</w:t>
-      </w:r>
-    </w:p>
-    <w:p>
-      <w:pPr>
-        <w:widowControl w:val="0"/>
-        <w:autoSpaceDE w:val="0"/>
-        <w:autoSpaceDN w:val="0"/>
-        <w:adjustRightInd w:val="0"/>
-        <w:jc w:val="center"/>
-        <w:rPr>
-          <w:rFonts w:eastAsia="Times New Roman"/>
-          <w:color w:val="000000" w:themeColor="text1"/>
-          <w:szCs w:val="24"/>
-          <w:lang w:eastAsia="ru-RU"/>
-        </w:rPr>
-      </w:pPr>
-      <w:r>
-        <w:rPr>
-          <w:rFonts w:eastAsia="Times New Roman"/>
-          <w:noProof/>
-          <w:color w:val="000000" w:themeColor="text1"/>
-          <w:szCs w:val="24"/>
-          <w:lang w:eastAsia="ru-RU"/>
-        </w:rPr>
-        <w:lastRenderedPageBreak/>
-        <w:drawing>
-          <wp:inline distT="0" distB="0" distL="0" distR="0" wp14:anchorId="55E358D3" wp14:editId="0DD38BB2">
-            <wp:extent cx="6120130" cy="2650490"/>
-            <wp:effectExtent l="0" t="0" r="0" b="0"/>
-            <wp:docPr id="1096009754" name="Рисунок 1" descr="Изображение выглядит как текст, снимок экрана, число&#10;&#10;Автоматически созданное описание"/>
-            <wp:cNvGraphicFramePr>
-              <a:graphicFrameLocks xmlns:a="http://schemas.openxmlformats.org/drawingml/2006/main" noChangeAspect="1"/>
-            </wp:cNvGraphicFramePr>
-            <a:graphic xmlns:a="http://schemas.openxmlformats.org/drawingml/2006/main">
-              <a:graphicData uri="http://schemas.openxmlformats.org/drawingml/2006/picture">
-                <pic:pic xmlns:pic="http://schemas.openxmlformats.org/drawingml/2006/picture">
-                  <pic:nvPicPr>
-                    <pic:cNvPr id="1096009754" name="Рисунок 1" descr="Изображение выглядит как текст, снимок экрана, число&#10;&#10;Автоматически созданное описание"/>
-                    <pic:cNvPicPr/>
-                  </pic:nvPicPr>
-                  <pic:blipFill>
-                    <a:blip r:embed="rId20"/>
-                    <a:stretch>
-                      <a:fillRect/>
-                    </a:stretch>
-                  </pic:blipFill>
-                  <pic:spPr>
-                    <a:xfrm>
-                      <a:off x="0" y="0"/>
-                      <a:ext cx="6120130" cy="2650490"/>
-                    </a:xfrm>
-                    <a:prstGeom prst="rect">
-                      <a:avLst/>
-                    </a:prstGeom>
-                  </pic:spPr>
-                </pic:pic>
-              </a:graphicData>
-            </a:graphic>
-          </wp:inline>
-        </w:drawing>
-      </w:r>
-    </w:p>
-    <w:p>
-      <w:pPr>
-        <w:widowControl w:val="0"/>
-        <w:autoSpaceDE w:val="0"/>
-        <w:autoSpaceDN w:val="0"/>
-        <w:adjustRightInd w:val="0"/>
-        <w:ind w:firstLine="709"/>
-        <w:jc w:val="center"/>
-        <w:rPr>
-          <w:rFonts w:eastAsia="Times New Roman"/>
-          <w:color w:val="000000" w:themeColor="text1"/>
-          <w:szCs w:val="24"/>
-          <w:lang w:eastAsia="ru-RU"/>
-        </w:rPr>
-      </w:pPr>
-      <w:r>
-        <w:rPr>
-          <w:rFonts w:eastAsia="Times New Roman"/>
-          <w:color w:val="000000" w:themeColor="text1"/>
-          <w:szCs w:val="24"/>
-          <w:lang w:eastAsia="ru-RU"/>
-        </w:rPr>
-        <w:t xml:space="preserve">Рисунок </w:t>
-      </w:r>
-      <w:r>
-        <w:rPr>
-          <w:rFonts w:eastAsia="Times New Roman"/>
-          <w:color w:val="000000" w:themeColor="text1"/>
-          <w:szCs w:val="24"/>
-          <w:lang w:eastAsia="ru-RU"/>
-        </w:rPr>
-        <w:t>10</w:t>
-      </w:r>
-      <w:r>
-        <w:rPr>
-          <w:rFonts w:eastAsia="Times New Roman"/>
-          <w:color w:val="000000" w:themeColor="text1"/>
-          <w:szCs w:val="24"/>
-          <w:lang w:eastAsia="ru-RU"/>
-        </w:rPr>
-        <w:t xml:space="preserve"> – Значения шума в расчетных точках</w:t>
-      </w:r>
-      <w:r>
-        <w:rPr>
-          <w:rFonts w:eastAsia="Times New Roman"/>
-          <w:color w:val="000000" w:themeColor="text1"/>
-          <w:szCs w:val="24"/>
-          <w:lang w:eastAsia="ru-RU"/>
-        </w:rPr>
-        <w:t xml:space="preserve"> ночью.</w:t>
-      </w:r>
-    </w:p>
-    <w:p>
-      <w:pPr>
-        <w:widowControl w:val="0"/>
-        <w:autoSpaceDE w:val="0"/>
-        <w:autoSpaceDN w:val="0"/>
-        <w:adjustRightInd w:val="0"/>
-        <w:ind w:firstLine="709"/>
-        <w:rPr>
-          <w:rFonts w:eastAsia="Times New Roman"/>
-          <w:color w:val="000000" w:themeColor="text1"/>
-          <w:szCs w:val="24"/>
-          <w:lang w:eastAsia="ru-RU"/>
-        </w:rPr>
-      </w:pPr>
-      <w:r>
-        <w:rPr>
-          <w:rFonts w:eastAsia="Times New Roman"/>
-          <w:color w:val="000000" w:themeColor="text1"/>
-          <w:szCs w:val="24"/>
-          <w:lang w:eastAsia="ru-RU"/>
-        </w:rPr>
-        <w:t>Превышение нормативных значений шума наблюдается лишь на границе санитарной зоны. Как следствие, для проведения данных испытаний и соблюдения всех норм по уровню шума, необходимо провести дополнительные мероприятия и установить специализированное оборудование, снижающее шум самого предмета испытаний, а также подводящих и отводящих воздух патрубков.</w:t>
-      </w:r>
-    </w:p>
-    <w:p>
-      <w:pPr>
-        <w:widowControl w:val="0"/>
-        <w:autoSpaceDE w:val="0"/>
-        <w:autoSpaceDN w:val="0"/>
-        <w:adjustRightInd w:val="0"/>
-        <w:ind w:firstLine="709"/>
-        <w:rPr>
-          <w:rFonts w:eastAsia="Times New Roman"/>
-          <w:color w:val="000000" w:themeColor="text1"/>
-          <w:szCs w:val="24"/>
-          <w:lang w:eastAsia="ru-RU"/>
-        </w:rPr>
-      </w:pPr>
-      <w:r>
-        <w:rPr>
-          <w:rFonts w:eastAsia="Times New Roman"/>
-          <w:color w:val="000000" w:themeColor="text1"/>
-          <w:szCs w:val="24"/>
-          <w:lang w:eastAsia="ru-RU"/>
-        </w:rPr>
-        <w:t>Для подводящего и отводящего патрубков, были выбраны специализированные глушители, характеристики которых представлены на рисунке 11.</w:t>
-      </w:r>
-    </w:p>
-    <w:p>
-      <w:pPr>
-        <w:widowControl w:val="0"/>
-        <w:autoSpaceDE w:val="0"/>
-        <w:autoSpaceDN w:val="0"/>
-        <w:adjustRightInd w:val="0"/>
-        <w:ind w:firstLine="709"/>
-        <w:rPr>
-          <w:rFonts w:eastAsia="Times New Roman"/>
-          <w:color w:val="000000" w:themeColor="text1"/>
-          <w:szCs w:val="24"/>
-          <w:lang w:eastAsia="ru-RU"/>
-        </w:rPr>
-      </w:pPr>
-      <w:r>
-        <w:rPr>
-          <w:rFonts w:eastAsia="Times New Roman"/>
-          <w:color w:val="000000" w:themeColor="text1"/>
-          <w:szCs w:val="24"/>
-          <w:lang w:eastAsia="ru-RU"/>
-        </w:rPr>
-        <w:t>На рисунках 12, 13 и 14 представлены результаты нового расчета карты шума на территории проведения испытаний, в испытательном боксе, а также представлена таблица с показателями шума в расчетных точках</w:t>
-      </w:r>
-    </w:p>
-    <w:p>
-      <w:pPr>
-        <w:jc w:val="center"/>
-        <w:rPr>
-          <w:rFonts w:eastAsia="Times New Roman" w:cs="Arial"/>
-          <w:kern w:val="32"/>
-          <w:szCs w:val="24"/>
-          <w:lang w:eastAsia="ru-RU"/>
-        </w:rPr>
-      </w:pPr>
-      <w:r>
-        <w:rPr>
-          <w:rFonts w:eastAsia="Times New Roman" w:cs="Arial"/>
-          <w:noProof/>
-          <w:kern w:val="32"/>
-          <w:szCs w:val="24"/>
-          <w:lang w:eastAsia="ru-RU"/>
-        </w:rPr>
-        <w:drawing>
-          <wp:inline distT="0" distB="0" distL="0" distR="0" wp14:anchorId="07A2D481" wp14:editId="0CBF0C1E">
-            <wp:extent cx="5328368" cy="711843"/>
-            <wp:effectExtent l="0" t="0" r="5715" b="0"/>
-            <wp:docPr id="964879379" name="Рисунок 1" descr="Изображение выглядит как текст, снимок экрана, число, Шрифт&#10;&#10;Автоматически созданное описание"/>
-            <wp:cNvGraphicFramePr>
-              <a:graphicFrameLocks xmlns:a="http://schemas.openxmlformats.org/drawingml/2006/main" noChangeAspect="1"/>
-            </wp:cNvGraphicFramePr>
-            <a:graphic xmlns:a="http://schemas.openxmlformats.org/drawingml/2006/main">
-              <a:graphicData uri="http://schemas.openxmlformats.org/drawingml/2006/picture">
-                <pic:pic xmlns:pic="http://schemas.openxmlformats.org/drawingml/2006/picture">
-                  <pic:nvPicPr>
-                    <pic:cNvPr id="964879379" name="Рисунок 1" descr="Изображение выглядит как текст, снимок экрана, число, Шрифт&#10;&#10;Автоматически созданное описание"/>
-                    <pic:cNvPicPr/>
-                  </pic:nvPicPr>
-                  <pic:blipFill rotWithShape="1">
-                    <a:blip r:embed="rId21"/>
-                    <a:srcRect t="20617" b="71186"/>
-                    <a:stretch/>
-                  </pic:blipFill>
-                  <pic:spPr bwMode="auto">
-                    <a:xfrm>
-                      <a:off x="0" y="0"/>
-                      <a:ext cx="5408355" cy="722529"/>
-                    </a:xfrm>
-                    <a:prstGeom prst="rect">
-                      <a:avLst/>
-                    </a:prstGeom>
-                    <a:ln>
-                      <a:noFill/>
-                    </a:ln>
-                    <a:extLst>
-                      <a:ext uri="{53640926-AAD7-44D8-BBD7-CCE9431645EC}">
-                        <a14:shadowObscured xmlns:a14="http://schemas.microsoft.com/office/drawing/2010/main"/>
-                      </a:ext>
-                    </a:extLst>
-                  </pic:spPr>
-                </pic:pic>
-              </a:graphicData>
-            </a:graphic>
-          </wp:inline>
-        </w:drawing>
-      </w:r>
-    </w:p>
-    <w:p>
-      <w:pPr>
-        <w:widowControl w:val="0"/>
-        <w:autoSpaceDE w:val="0"/>
-        <w:autoSpaceDN w:val="0"/>
-        <w:adjustRightInd w:val="0"/>
-        <w:ind w:firstLine="709"/>
-        <w:jc w:val="center"/>
-        <w:rPr>
-          <w:rFonts w:eastAsia="Times New Roman"/>
-          <w:color w:val="000000" w:themeColor="text1"/>
-          <w:szCs w:val="24"/>
-          <w:lang w:eastAsia="ru-RU"/>
-        </w:rPr>
-      </w:pPr>
-      <w:r>
-        <w:rPr>
-          <w:rFonts w:eastAsia="Times New Roman"/>
-          <w:color w:val="000000" w:themeColor="text1"/>
-          <w:szCs w:val="24"/>
-          <w:lang w:eastAsia="ru-RU"/>
-        </w:rPr>
-        <w:t xml:space="preserve">Рисунок </w:t>
-      </w:r>
-      <w:r>
-        <w:rPr>
-          <w:rFonts w:eastAsia="Times New Roman"/>
-          <w:color w:val="000000" w:themeColor="text1"/>
-          <w:szCs w:val="24"/>
-          <w:lang w:eastAsia="ru-RU"/>
-        </w:rPr>
-        <w:t>11</w:t>
-      </w:r>
-      <w:r>
-        <w:rPr>
-          <w:rFonts w:eastAsia="Times New Roman"/>
-          <w:color w:val="000000" w:themeColor="text1"/>
-          <w:szCs w:val="24"/>
-          <w:lang w:eastAsia="ru-RU"/>
-        </w:rPr>
-        <w:t xml:space="preserve"> – </w:t>
-      </w:r>
-      <w:r>
-        <w:rPr>
-          <w:rFonts w:eastAsia="Times New Roman"/>
-          <w:color w:val="000000" w:themeColor="text1"/>
-          <w:szCs w:val="24"/>
-          <w:lang w:eastAsia="ru-RU"/>
-        </w:rPr>
-        <w:t>Характеристики глушителя, устанавливаемого на приток и выхлоп</w:t>
-      </w:r>
-    </w:p>
-    <w:p>
-      <w:pPr>
-        <w:widowControl w:val="0"/>
-        <w:autoSpaceDE w:val="0"/>
-        <w:autoSpaceDN w:val="0"/>
-        <w:adjustRightInd w:val="0"/>
-        <w:ind w:firstLine="709"/>
-        <w:jc w:val="center"/>
-        <w:rPr>
-          <w:rFonts w:eastAsia="Times New Roman"/>
-          <w:color w:val="000000" w:themeColor="text1"/>
-          <w:szCs w:val="24"/>
-          <w:lang w:eastAsia="ru-RU"/>
-        </w:rPr>
-      </w:pPr>
-      <w:r>
-        <w:rPr>
-          <w:rFonts w:eastAsia="Times New Roman"/>
-          <w:noProof/>
-          <w:color w:val="000000" w:themeColor="text1"/>
-          <w:szCs w:val="24"/>
-          <w:lang w:eastAsia="ru-RU"/>
-        </w:rPr>
-        <w:lastRenderedPageBreak/>
-        <w:drawing>
-          <wp:inline distT="0" distB="0" distL="0" distR="0" wp14:anchorId="275C5879" wp14:editId="672CCD41">
-            <wp:extent cx="3703955" cy="3935730"/>
-            <wp:effectExtent l="0" t="0" r="0" b="7620"/>
-            <wp:docPr id="1342540867" name="Рисунок 1" descr="Изображение выглядит как диаграмма, текст, круг, снимок экрана&#10;&#10;Автоматически созданное описание"/>
-            <wp:cNvGraphicFramePr>
-              <a:graphicFrameLocks xmlns:a="http://schemas.openxmlformats.org/drawingml/2006/main" noChangeAspect="1"/>
-            </wp:cNvGraphicFramePr>
-            <a:graphic xmlns:a="http://schemas.openxmlformats.org/drawingml/2006/main">
-              <a:graphicData uri="http://schemas.openxmlformats.org/drawingml/2006/picture">
-                <pic:pic xmlns:pic="http://schemas.openxmlformats.org/drawingml/2006/picture">
-                  <pic:nvPicPr>
-                    <pic:cNvPr id="1342540867" name="Рисунок 1" descr="Изображение выглядит как диаграмма, текст, круг, снимок экрана&#10;&#10;Автоматически созданное описание"/>
-                    <pic:cNvPicPr/>
-                  </pic:nvPicPr>
-                  <pic:blipFill>
-                    <a:blip r:embed="rId22">
+                    <a:blip r:embed="rId18">
                       <a:extLst>
                         <a:ext uri="{28A0092B-C50C-407E-A947-70E740481C1C}">
                           <a14:useLocalDpi xmlns:a14="http://schemas.microsoft.com/office/drawing/2010/main" val="0"/>
@@ -10822,7 +8490,7 @@
                   <pic:spPr>
                     <a:xfrm>
                       <a:off x="0" y="0"/>
-                      <a:ext cx="3703955" cy="3935730"/>
+                      <a:ext cx="3308149" cy="2844308"/>
                     </a:xfrm>
                     <a:prstGeom prst="rect">
                       <a:avLst/>
@@ -10836,12 +8504,6 @@
       </w:r>
       <w:r>
         <w:rPr>
-          <w:noProof/>
-        </w:rPr>
-        <w:t xml:space="preserve"> </w:t>
-      </w:r>
-      <w:r>
-        <w:rPr>
           <w:rFonts w:eastAsia="Times New Roman"/>
           <w:noProof/>
           <w:color w:val="000000" w:themeColor="text1"/>
@@ -10849,10 +8511,10 @@
           <w:lang w:eastAsia="ru-RU"/>
         </w:rPr>
         <w:drawing>
-          <wp:inline distT="0" distB="0" distL="0" distR="0" wp14:anchorId="46A9DE83" wp14:editId="6AAED5F1">
-            <wp:extent cx="1804035" cy="3898900"/>
-            <wp:effectExtent l="0" t="0" r="5715" b="6350"/>
-            <wp:docPr id="1531631441" name="Рисунок 1" descr="Изображение выглядит как Прямоугольник, Красочность, снимок экрана, искусство&#10;&#10;Автоматически созданное описание"/>
+          <wp:inline distT="0" distB="0" distL="0" distR="0" wp14:anchorId="3879F3AA" wp14:editId="6B529CEB">
+            <wp:extent cx="2781300" cy="2804478"/>
+            <wp:effectExtent l="0" t="0" r="0" b="0"/>
+            <wp:docPr id="9" name="Рисунок 9"/>
             <wp:cNvGraphicFramePr>
               <a:graphicFrameLocks xmlns:a="http://schemas.openxmlformats.org/drawingml/2006/main" noChangeAspect="1"/>
             </wp:cNvGraphicFramePr>
@@ -10860,36 +8522,23 @@
               <a:graphicData uri="http://schemas.openxmlformats.org/drawingml/2006/picture">
                 <pic:pic xmlns:pic="http://schemas.openxmlformats.org/drawingml/2006/picture">
                   <pic:nvPicPr>
-                    <pic:cNvPr id="1531631441" name="Рисунок 1" descr="Изображение выглядит как Прямоугольник, Красочность, снимок экрана, искусство&#10;&#10;Автоматически созданное описание"/>
+                    <pic:cNvPr id="1" name=""/>
                     <pic:cNvPicPr/>
                   </pic:nvPicPr>
-                  <pic:blipFill rotWithShape="1">
-                    <a:blip r:embed="rId23" cstate="print">
-                      <a:extLst>
-                        <a:ext uri="{28A0092B-C50C-407E-A947-70E740481C1C}">
-                          <a14:useLocalDpi xmlns:a14="http://schemas.microsoft.com/office/drawing/2010/main" val="0"/>
-                        </a:ext>
-                      </a:extLst>
-                    </a:blip>
-                    <a:srcRect l="16218" t="26" r="10811" b="6029"/>
-                    <a:stretch/>
+                  <pic:blipFill>
+                    <a:blip r:embed="rId19"/>
+                    <a:stretch>
+                      <a:fillRect/>
+                    </a:stretch>
                   </pic:blipFill>
-                  <pic:spPr bwMode="auto">
+                  <pic:spPr>
                     <a:xfrm>
                       <a:off x="0" y="0"/>
-                      <a:ext cx="1804035" cy="3898900"/>
+                      <a:ext cx="2800942" cy="2824283"/>
                     </a:xfrm>
                     <a:prstGeom prst="rect">
                       <a:avLst/>
                     </a:prstGeom>
-                    <a:ln>
-                      <a:noFill/>
-                    </a:ln>
-                    <a:extLst>
-                      <a:ext uri="{53640926-AAD7-44D8-BBD7-CCE9431645EC}">
-                        <a14:shadowObscured xmlns:a14="http://schemas.microsoft.com/office/drawing/2010/main"/>
-                      </a:ext>
-                    </a:extLst>
                   </pic:spPr>
                 </pic:pic>
               </a:graphicData>
@@ -10929,7 +8578,7 @@
           <w:szCs w:val="24"/>
           <w:lang w:eastAsia="ru-RU"/>
         </w:rPr>
-        <w:t>12</w:t>
+        <w:t>8</w:t>
       </w:r>
       <w:r>
         <w:rPr>
@@ -10938,53 +8587,37 @@
           <w:szCs w:val="24"/>
           <w:lang w:eastAsia="ru-RU"/>
         </w:rPr>
-        <w:t xml:space="preserve"> –</w:t>
-      </w:r>
-      <w:r>
+        <w:t xml:space="preserve"> – Карта шума на прилегающих территориях</w:t>
+      </w:r>
+    </w:p>
+    <w:p>
+      <w:pPr>
+        <w:widowControl w:val="0"/>
+        <w:autoSpaceDE w:val="0"/>
+        <w:autoSpaceDN w:val="0"/>
+        <w:adjustRightInd w:val="0"/>
+        <w:jc w:val="center"/>
         <w:rPr>
           <w:rFonts w:eastAsia="Times New Roman"/>
           <w:color w:val="000000" w:themeColor="text1"/>
           <w:szCs w:val="24"/>
           <w:lang w:eastAsia="ru-RU"/>
         </w:rPr>
-        <w:t>Карты шума, пересчитанные с введёнными мероприятиями по снижению шума</w:t>
-      </w:r>
-    </w:p>
-    <w:p>
-      <w:pPr>
-        <w:jc w:val="center"/>
-        <w:rPr>
-          <w:rFonts w:eastAsia="Times New Roman" w:cs="Arial"/>
+      </w:pPr>
+      <w:r>
+        <w:rPr>
+          <w:rFonts w:eastAsia="Times New Roman"/>
           <w:noProof/>
-          <w:kern w:val="32"/>
+          <w:color w:val="000000" w:themeColor="text1"/>
           <w:szCs w:val="24"/>
           <w:lang w:eastAsia="ru-RU"/>
         </w:rPr>
-      </w:pPr>
-    </w:p>
-    <w:p>
-      <w:pPr>
-        <w:jc w:val="center"/>
-        <w:rPr>
-          <w:rFonts w:eastAsia="Times New Roman" w:cs="Arial"/>
-          <w:kern w:val="32"/>
-          <w:szCs w:val="24"/>
-          <w:lang w:eastAsia="ru-RU"/>
-        </w:rPr>
-      </w:pPr>
-      <w:r>
-        <w:rPr>
-          <w:rFonts w:eastAsia="Times New Roman" w:cs="Arial"/>
-          <w:noProof/>
-          <w:kern w:val="32"/>
-          <w:szCs w:val="24"/>
-          <w:lang w:eastAsia="ru-RU"/>
-        </w:rPr>
+        <w:lastRenderedPageBreak/>
         <w:drawing>
-          <wp:inline distT="0" distB="0" distL="0" distR="0" wp14:anchorId="4E320D7A" wp14:editId="249D015F">
-            <wp:extent cx="5544273" cy="2707133"/>
-            <wp:effectExtent l="0" t="0" r="0" b="0"/>
-            <wp:docPr id="917543557" name="Рисунок 1" descr="Изображение выглядит как текст, снимок экрана, число, Шрифт&#10;&#10;Автоматически созданное описание"/>
+          <wp:inline distT="0" distB="0" distL="0" distR="0" wp14:anchorId="0813F9B3" wp14:editId="41E46E19">
+            <wp:extent cx="6120130" cy="2531110"/>
+            <wp:effectExtent l="0" t="0" r="0" b="2540"/>
+            <wp:docPr id="11" name="Рисунок 11"/>
             <wp:cNvGraphicFramePr>
               <a:graphicFrameLocks xmlns:a="http://schemas.openxmlformats.org/drawingml/2006/main" noChangeAspect="1"/>
             </wp:cNvGraphicFramePr>
@@ -10992,7 +8625,661 @@
               <a:graphicData uri="http://schemas.openxmlformats.org/drawingml/2006/picture">
                 <pic:pic xmlns:pic="http://schemas.openxmlformats.org/drawingml/2006/picture">
                   <pic:nvPicPr>
-                    <pic:cNvPr id="917543557" name="Рисунок 1" descr="Изображение выглядит как текст, снимок экрана, число, Шрифт&#10;&#10;Автоматически созданное описание"/>
+                    <pic:cNvPr id="1" name=""/>
+                    <pic:cNvPicPr/>
+                  </pic:nvPicPr>
+                  <pic:blipFill>
+                    <a:blip r:embed="rId20"/>
+                    <a:stretch>
+                      <a:fillRect/>
+                    </a:stretch>
+                  </pic:blipFill>
+                  <pic:spPr>
+                    <a:xfrm>
+                      <a:off x="0" y="0"/>
+                      <a:ext cx="6120130" cy="2531110"/>
+                    </a:xfrm>
+                    <a:prstGeom prst="rect">
+                      <a:avLst/>
+                    </a:prstGeom>
+                  </pic:spPr>
+                </pic:pic>
+              </a:graphicData>
+            </a:graphic>
+          </wp:inline>
+        </w:drawing>
+      </w:r>
+    </w:p>
+    <w:p>
+      <w:pPr>
+        <w:widowControl w:val="0"/>
+        <w:autoSpaceDE w:val="0"/>
+        <w:autoSpaceDN w:val="0"/>
+        <w:adjustRightInd w:val="0"/>
+        <w:ind w:firstLine="709"/>
+        <w:jc w:val="center"/>
+        <w:rPr>
+          <w:rFonts w:eastAsia="Times New Roman"/>
+          <w:color w:val="000000" w:themeColor="text1"/>
+          <w:szCs w:val="24"/>
+          <w:lang w:eastAsia="ru-RU"/>
+        </w:rPr>
+      </w:pPr>
+      <w:r>
+        <w:rPr>
+          <w:rFonts w:eastAsia="Times New Roman"/>
+          <w:color w:val="000000" w:themeColor="text1"/>
+          <w:szCs w:val="24"/>
+          <w:lang w:eastAsia="ru-RU"/>
+        </w:rPr>
+        <w:t xml:space="preserve">Рисунок </w:t>
+      </w:r>
+      <w:r>
+        <w:rPr>
+          <w:rFonts w:eastAsia="Times New Roman"/>
+          <w:color w:val="000000" w:themeColor="text1"/>
+          <w:szCs w:val="24"/>
+          <w:lang w:eastAsia="ru-RU"/>
+        </w:rPr>
+        <w:t>9</w:t>
+      </w:r>
+      <w:r>
+        <w:rPr>
+          <w:rFonts w:eastAsia="Times New Roman"/>
+          <w:color w:val="000000" w:themeColor="text1"/>
+          <w:szCs w:val="24"/>
+          <w:lang w:eastAsia="ru-RU"/>
+        </w:rPr>
+        <w:t xml:space="preserve"> – Значения шума в расчетных точках</w:t>
+      </w:r>
+      <w:r>
+        <w:rPr>
+          <w:rFonts w:eastAsia="Times New Roman"/>
+          <w:color w:val="000000" w:themeColor="text1"/>
+          <w:szCs w:val="24"/>
+          <w:lang w:eastAsia="ru-RU"/>
+        </w:rPr>
+        <w:t xml:space="preserve"> днем</w:t>
+      </w:r>
+    </w:p>
+    <w:p>
+      <w:pPr>
+        <w:widowControl w:val="0"/>
+        <w:autoSpaceDE w:val="0"/>
+        <w:autoSpaceDN w:val="0"/>
+        <w:adjustRightInd w:val="0"/>
+        <w:jc w:val="center"/>
+        <w:rPr>
+          <w:rFonts w:eastAsia="Times New Roman"/>
+          <w:color w:val="000000" w:themeColor="text1"/>
+          <w:szCs w:val="24"/>
+          <w:lang w:eastAsia="ru-RU"/>
+        </w:rPr>
+      </w:pPr>
+      <w:r>
+        <w:rPr>
+          <w:rFonts w:eastAsia="Times New Roman"/>
+          <w:noProof/>
+          <w:color w:val="000000" w:themeColor="text1"/>
+          <w:szCs w:val="24"/>
+          <w:lang w:eastAsia="ru-RU"/>
+        </w:rPr>
+        <w:drawing>
+          <wp:inline distT="0" distB="0" distL="0" distR="0" wp14:anchorId="34DB6CFA" wp14:editId="7B95BAC5">
+            <wp:extent cx="6120130" cy="2550160"/>
+            <wp:effectExtent l="0" t="0" r="0" b="2540"/>
+            <wp:docPr id="12" name="Рисунок 12"/>
+            <wp:cNvGraphicFramePr>
+              <a:graphicFrameLocks xmlns:a="http://schemas.openxmlformats.org/drawingml/2006/main" noChangeAspect="1"/>
+            </wp:cNvGraphicFramePr>
+            <a:graphic xmlns:a="http://schemas.openxmlformats.org/drawingml/2006/main">
+              <a:graphicData uri="http://schemas.openxmlformats.org/drawingml/2006/picture">
+                <pic:pic xmlns:pic="http://schemas.openxmlformats.org/drawingml/2006/picture">
+                  <pic:nvPicPr>
+                    <pic:cNvPr id="1" name=""/>
+                    <pic:cNvPicPr/>
+                  </pic:nvPicPr>
+                  <pic:blipFill>
+                    <a:blip r:embed="rId21"/>
+                    <a:stretch>
+                      <a:fillRect/>
+                    </a:stretch>
+                  </pic:blipFill>
+                  <pic:spPr>
+                    <a:xfrm>
+                      <a:off x="0" y="0"/>
+                      <a:ext cx="6120130" cy="2550160"/>
+                    </a:xfrm>
+                    <a:prstGeom prst="rect">
+                      <a:avLst/>
+                    </a:prstGeom>
+                  </pic:spPr>
+                </pic:pic>
+              </a:graphicData>
+            </a:graphic>
+          </wp:inline>
+        </w:drawing>
+      </w:r>
+    </w:p>
+    <w:p>
+      <w:pPr>
+        <w:widowControl w:val="0"/>
+        <w:autoSpaceDE w:val="0"/>
+        <w:autoSpaceDN w:val="0"/>
+        <w:adjustRightInd w:val="0"/>
+        <w:ind w:firstLine="709"/>
+        <w:jc w:val="center"/>
+        <w:rPr>
+          <w:rFonts w:eastAsia="Times New Roman"/>
+          <w:color w:val="000000" w:themeColor="text1"/>
+          <w:szCs w:val="24"/>
+          <w:lang w:eastAsia="ru-RU"/>
+        </w:rPr>
+      </w:pPr>
+      <w:r>
+        <w:rPr>
+          <w:rFonts w:eastAsia="Times New Roman"/>
+          <w:color w:val="000000" w:themeColor="text1"/>
+          <w:szCs w:val="24"/>
+          <w:lang w:eastAsia="ru-RU"/>
+        </w:rPr>
+        <w:t xml:space="preserve">Рисунок </w:t>
+      </w:r>
+      <w:r>
+        <w:rPr>
+          <w:rFonts w:eastAsia="Times New Roman"/>
+          <w:color w:val="000000" w:themeColor="text1"/>
+          <w:szCs w:val="24"/>
+          <w:lang w:eastAsia="ru-RU"/>
+        </w:rPr>
+        <w:t>10</w:t>
+      </w:r>
+      <w:r>
+        <w:rPr>
+          <w:rFonts w:eastAsia="Times New Roman"/>
+          <w:color w:val="000000" w:themeColor="text1"/>
+          <w:szCs w:val="24"/>
+          <w:lang w:eastAsia="ru-RU"/>
+        </w:rPr>
+        <w:t xml:space="preserve"> – Значения шума в расчетных точках</w:t>
+      </w:r>
+      <w:r>
+        <w:rPr>
+          <w:rFonts w:eastAsia="Times New Roman"/>
+          <w:color w:val="000000" w:themeColor="text1"/>
+          <w:szCs w:val="24"/>
+          <w:lang w:eastAsia="ru-RU"/>
+        </w:rPr>
+        <w:t xml:space="preserve"> ночью.</w:t>
+      </w:r>
+    </w:p>
+    <w:p>
+      <w:pPr>
+        <w:widowControl w:val="0"/>
+        <w:autoSpaceDE w:val="0"/>
+        <w:autoSpaceDN w:val="0"/>
+        <w:adjustRightInd w:val="0"/>
+        <w:ind w:firstLine="709"/>
+        <w:rPr>
+          <w:rFonts w:eastAsia="Times New Roman"/>
+          <w:color w:val="000000" w:themeColor="text1"/>
+          <w:szCs w:val="24"/>
+          <w:lang w:eastAsia="ru-RU"/>
+        </w:rPr>
+      </w:pPr>
+      <w:r>
+        <w:rPr>
+          <w:rFonts w:eastAsia="Times New Roman"/>
+          <w:color w:val="000000" w:themeColor="text1"/>
+          <w:szCs w:val="24"/>
+          <w:lang w:eastAsia="ru-RU"/>
+        </w:rPr>
+        <w:t>Превышение нормативных значений шума наблюдается лишь на границе санитарной зоны</w:t>
+      </w:r>
+      <w:r>
+        <w:rPr>
+          <w:rFonts w:eastAsia="Times New Roman"/>
+          <w:color w:val="000000" w:themeColor="text1"/>
+          <w:szCs w:val="24"/>
+          <w:lang w:eastAsia="ru-RU"/>
+        </w:rPr>
+        <w:t xml:space="preserve"> и внутри комнаты управления</w:t>
+      </w:r>
+      <w:r>
+        <w:rPr>
+          <w:rFonts w:eastAsia="Times New Roman"/>
+          <w:color w:val="000000" w:themeColor="text1"/>
+          <w:szCs w:val="24"/>
+          <w:lang w:eastAsia="ru-RU"/>
+        </w:rPr>
+        <w:t>. Как следствие, для проведения данных испытаний и соблюдения всех норм по уровню шума, необходимо провести дополнительные мероприятия и установить специализированное оборудование, снижающее шум самого предмета испытаний, а также подводящих и отводящих воздух патрубков.</w:t>
+      </w:r>
+    </w:p>
+    <w:p>
+      <w:pPr>
+        <w:widowControl w:val="0"/>
+        <w:autoSpaceDE w:val="0"/>
+        <w:autoSpaceDN w:val="0"/>
+        <w:adjustRightInd w:val="0"/>
+        <w:ind w:firstLine="709"/>
+        <w:rPr>
+          <w:rFonts w:eastAsia="Times New Roman"/>
+          <w:color w:val="000000" w:themeColor="text1"/>
+          <w:szCs w:val="24"/>
+          <w:lang w:eastAsia="ru-RU"/>
+        </w:rPr>
+      </w:pPr>
+      <w:r>
+        <w:rPr>
+          <w:rFonts w:eastAsia="Times New Roman"/>
+          <w:color w:val="000000" w:themeColor="text1"/>
+          <w:szCs w:val="24"/>
+          <w:lang w:eastAsia="ru-RU"/>
+        </w:rPr>
+        <w:t xml:space="preserve">Для </w:t>
+      </w:r>
+      <w:r>
+        <w:rPr>
+          <w:rFonts w:eastAsia="Times New Roman"/>
+          <w:color w:val="000000" w:themeColor="text1"/>
+          <w:szCs w:val="24"/>
+          <w:lang w:eastAsia="ru-RU"/>
+        </w:rPr>
+        <w:t>предмета испытаний</w:t>
+      </w:r>
+      <w:r>
+        <w:rPr>
+          <w:rFonts w:eastAsia="Times New Roman"/>
+          <w:color w:val="000000" w:themeColor="text1"/>
+          <w:szCs w:val="24"/>
+          <w:lang w:eastAsia="ru-RU"/>
+        </w:rPr>
+        <w:t xml:space="preserve"> выбран специализированны</w:t>
+      </w:r>
+      <w:r>
+        <w:rPr>
+          <w:rFonts w:eastAsia="Times New Roman"/>
+          <w:color w:val="000000" w:themeColor="text1"/>
+          <w:szCs w:val="24"/>
+          <w:lang w:eastAsia="ru-RU"/>
+        </w:rPr>
+        <w:t>й шумозащитный кожух</w:t>
+      </w:r>
+      <w:r>
+        <w:rPr>
+          <w:rFonts w:eastAsia="Times New Roman"/>
+          <w:color w:val="000000" w:themeColor="text1"/>
+          <w:szCs w:val="24"/>
+          <w:lang w:eastAsia="ru-RU"/>
+        </w:rPr>
+        <w:t>, характеристики котор</w:t>
+      </w:r>
+      <w:r>
+        <w:rPr>
+          <w:rFonts w:eastAsia="Times New Roman"/>
+          <w:color w:val="000000" w:themeColor="text1"/>
+          <w:szCs w:val="24"/>
+          <w:lang w:eastAsia="ru-RU"/>
+        </w:rPr>
+        <w:t>ого</w:t>
+      </w:r>
+      <w:r>
+        <w:rPr>
+          <w:rFonts w:eastAsia="Times New Roman"/>
+          <w:color w:val="000000" w:themeColor="text1"/>
+          <w:szCs w:val="24"/>
+          <w:lang w:eastAsia="ru-RU"/>
+        </w:rPr>
+        <w:t xml:space="preserve"> представлены на рисунке 11.</w:t>
+      </w:r>
+    </w:p>
+    <w:p>
+      <w:pPr>
+        <w:widowControl w:val="0"/>
+        <w:autoSpaceDE w:val="0"/>
+        <w:autoSpaceDN w:val="0"/>
+        <w:adjustRightInd w:val="0"/>
+        <w:ind w:firstLine="709"/>
+        <w:jc w:val="center"/>
+        <w:rPr>
+          <w:rFonts w:eastAsia="Times New Roman"/>
+          <w:color w:val="000000" w:themeColor="text1"/>
+          <w:szCs w:val="24"/>
+          <w:lang w:eastAsia="ru-RU"/>
+        </w:rPr>
+      </w:pPr>
+      <w:r>
+        <w:rPr>
+          <w:rFonts w:eastAsia="Times New Roman"/>
+          <w:noProof/>
+          <w:color w:val="000000" w:themeColor="text1"/>
+          <w:szCs w:val="24"/>
+          <w:lang w:eastAsia="ru-RU"/>
+        </w:rPr>
+        <w:lastRenderedPageBreak/>
+        <w:drawing>
+          <wp:inline distT="0" distB="0" distL="0" distR="0" wp14:anchorId="195BD337" wp14:editId="0EF96BCF">
+            <wp:extent cx="2665095" cy="1885455"/>
+            <wp:effectExtent l="0" t="0" r="1905" b="635"/>
+            <wp:docPr id="15" name="Рисунок 15"/>
+            <wp:cNvGraphicFramePr>
+              <a:graphicFrameLocks xmlns:a="http://schemas.openxmlformats.org/drawingml/2006/main" noChangeAspect="1"/>
+            </wp:cNvGraphicFramePr>
+            <a:graphic xmlns:a="http://schemas.openxmlformats.org/drawingml/2006/main">
+              <a:graphicData uri="http://schemas.openxmlformats.org/drawingml/2006/picture">
+                <pic:pic xmlns:pic="http://schemas.openxmlformats.org/drawingml/2006/picture">
+                  <pic:nvPicPr>
+                    <pic:cNvPr id="1" name=""/>
+                    <pic:cNvPicPr/>
+                  </pic:nvPicPr>
+                  <pic:blipFill>
+                    <a:blip r:embed="rId22"/>
+                    <a:stretch>
+                      <a:fillRect/>
+                    </a:stretch>
+                  </pic:blipFill>
+                  <pic:spPr>
+                    <a:xfrm>
+                      <a:off x="0" y="0"/>
+                      <a:ext cx="2688374" cy="1901924"/>
+                    </a:xfrm>
+                    <a:prstGeom prst="rect">
+                      <a:avLst/>
+                    </a:prstGeom>
+                  </pic:spPr>
+                </pic:pic>
+              </a:graphicData>
+            </a:graphic>
+          </wp:inline>
+        </w:drawing>
+      </w:r>
+    </w:p>
+    <w:p>
+      <w:pPr>
+        <w:widowControl w:val="0"/>
+        <w:autoSpaceDE w:val="0"/>
+        <w:autoSpaceDN w:val="0"/>
+        <w:adjustRightInd w:val="0"/>
+        <w:ind w:firstLine="709"/>
+        <w:jc w:val="center"/>
+        <w:rPr>
+          <w:rFonts w:eastAsia="Times New Roman"/>
+          <w:color w:val="000000" w:themeColor="text1"/>
+          <w:szCs w:val="24"/>
+          <w:lang w:eastAsia="ru-RU"/>
+        </w:rPr>
+      </w:pPr>
+      <w:r>
+        <w:rPr>
+          <w:rFonts w:eastAsia="Times New Roman"/>
+          <w:color w:val="000000" w:themeColor="text1"/>
+          <w:szCs w:val="24"/>
+          <w:lang w:eastAsia="ru-RU"/>
+        </w:rPr>
+        <w:t xml:space="preserve">Рисунок </w:t>
+      </w:r>
+      <w:r>
+        <w:rPr>
+          <w:rFonts w:eastAsia="Times New Roman"/>
+          <w:color w:val="000000" w:themeColor="text1"/>
+          <w:szCs w:val="24"/>
+          <w:lang w:eastAsia="ru-RU"/>
+        </w:rPr>
+        <w:t>12</w:t>
+      </w:r>
+      <w:r>
+        <w:rPr>
+          <w:rFonts w:eastAsia="Times New Roman"/>
+          <w:color w:val="000000" w:themeColor="text1"/>
+          <w:szCs w:val="24"/>
+          <w:lang w:eastAsia="ru-RU"/>
+        </w:rPr>
+        <w:t xml:space="preserve"> – </w:t>
+      </w:r>
+      <w:r>
+        <w:rPr>
+          <w:rFonts w:eastAsia="Times New Roman"/>
+          <w:color w:val="000000" w:themeColor="text1"/>
+          <w:szCs w:val="24"/>
+          <w:lang w:eastAsia="ru-RU"/>
+        </w:rPr>
+        <w:t>Характеристики шумозащитного кожуха, устанавливаемого на ГТД</w:t>
+      </w:r>
+    </w:p>
+    <w:p>
+      <w:pPr>
+        <w:widowControl w:val="0"/>
+        <w:autoSpaceDE w:val="0"/>
+        <w:autoSpaceDN w:val="0"/>
+        <w:adjustRightInd w:val="0"/>
+        <w:ind w:firstLine="709"/>
+        <w:jc w:val="center"/>
+        <w:rPr>
+          <w:rFonts w:eastAsia="Times New Roman"/>
+          <w:color w:val="000000" w:themeColor="text1"/>
+          <w:szCs w:val="24"/>
+          <w:lang w:eastAsia="ru-RU"/>
+        </w:rPr>
+      </w:pPr>
+    </w:p>
+    <w:p>
+      <w:pPr>
+        <w:widowControl w:val="0"/>
+        <w:autoSpaceDE w:val="0"/>
+        <w:autoSpaceDN w:val="0"/>
+        <w:adjustRightInd w:val="0"/>
+        <w:ind w:firstLine="709"/>
+        <w:rPr>
+          <w:rFonts w:eastAsia="Times New Roman"/>
+          <w:color w:val="000000" w:themeColor="text1"/>
+          <w:szCs w:val="24"/>
+          <w:lang w:eastAsia="ru-RU"/>
+        </w:rPr>
+      </w:pPr>
+      <w:r>
+        <w:rPr>
+          <w:rFonts w:eastAsia="Times New Roman"/>
+          <w:color w:val="000000" w:themeColor="text1"/>
+          <w:szCs w:val="24"/>
+          <w:lang w:eastAsia="ru-RU"/>
+        </w:rPr>
+        <w:t>Для подводящего и отводящего патрубков, были выбраны специализированные глушители, характеристики которых представлены на рисунке 1</w:t>
+      </w:r>
+      <w:r>
+        <w:rPr>
+          <w:rFonts w:eastAsia="Times New Roman"/>
+          <w:color w:val="000000" w:themeColor="text1"/>
+          <w:szCs w:val="24"/>
+          <w:lang w:eastAsia="ru-RU"/>
+        </w:rPr>
+        <w:t>2</w:t>
+      </w:r>
+      <w:r>
+        <w:rPr>
+          <w:rFonts w:eastAsia="Times New Roman"/>
+          <w:color w:val="000000" w:themeColor="text1"/>
+          <w:szCs w:val="24"/>
+          <w:lang w:eastAsia="ru-RU"/>
+        </w:rPr>
+        <w:t>.</w:t>
+      </w:r>
+    </w:p>
+    <w:p>
+      <w:pPr>
+        <w:widowControl w:val="0"/>
+        <w:autoSpaceDE w:val="0"/>
+        <w:autoSpaceDN w:val="0"/>
+        <w:adjustRightInd w:val="0"/>
+        <w:ind w:firstLine="709"/>
+        <w:rPr>
+          <w:rFonts w:eastAsia="Times New Roman"/>
+          <w:color w:val="000000" w:themeColor="text1"/>
+          <w:szCs w:val="24"/>
+          <w:lang w:eastAsia="ru-RU"/>
+        </w:rPr>
+      </w:pPr>
+      <w:r>
+        <w:rPr>
+          <w:rFonts w:eastAsia="Times New Roman"/>
+          <w:color w:val="000000" w:themeColor="text1"/>
+          <w:szCs w:val="24"/>
+          <w:lang w:eastAsia="ru-RU"/>
+        </w:rPr>
+        <w:t>На рисунках 12, 13 и 14 представлены результаты нового расчета карты шума на территории проведения испытаний, в испытательном боксе, а также представлена таблица с показателями шума в расчетных точках</w:t>
+      </w:r>
+    </w:p>
+    <w:p>
+      <w:pPr>
+        <w:jc w:val="center"/>
+        <w:rPr>
+          <w:rFonts w:eastAsia="Times New Roman" w:cs="Arial"/>
+          <w:kern w:val="32"/>
+          <w:szCs w:val="24"/>
+          <w:lang w:eastAsia="ru-RU"/>
+        </w:rPr>
+      </w:pPr>
+      <w:r>
+        <w:rPr>
+          <w:rFonts w:eastAsia="Times New Roman" w:cs="Arial"/>
+          <w:noProof/>
+          <w:kern w:val="32"/>
+          <w:szCs w:val="24"/>
+          <w:lang w:eastAsia="ru-RU"/>
+        </w:rPr>
+        <w:drawing>
+          <wp:inline distT="0" distB="0" distL="0" distR="0" wp14:anchorId="27AA156D" wp14:editId="665E219D">
+            <wp:extent cx="5707380" cy="1063546"/>
+            <wp:effectExtent l="0" t="0" r="0" b="3810"/>
+            <wp:docPr id="1" name="Рисунок 1"/>
+            <wp:cNvGraphicFramePr>
+              <a:graphicFrameLocks xmlns:a="http://schemas.openxmlformats.org/drawingml/2006/main" noChangeAspect="1"/>
+            </wp:cNvGraphicFramePr>
+            <a:graphic xmlns:a="http://schemas.openxmlformats.org/drawingml/2006/main">
+              <a:graphicData uri="http://schemas.openxmlformats.org/drawingml/2006/picture">
+                <pic:pic xmlns:pic="http://schemas.openxmlformats.org/drawingml/2006/picture">
+                  <pic:nvPicPr>
+                    <pic:cNvPr id="1" name=""/>
+                    <pic:cNvPicPr/>
+                  </pic:nvPicPr>
+                  <pic:blipFill>
+                    <a:blip r:embed="rId23"/>
+                    <a:stretch>
+                      <a:fillRect/>
+                    </a:stretch>
+                  </pic:blipFill>
+                  <pic:spPr>
+                    <a:xfrm>
+                      <a:off x="0" y="0"/>
+                      <a:ext cx="5792530" cy="1079413"/>
+                    </a:xfrm>
+                    <a:prstGeom prst="rect">
+                      <a:avLst/>
+                    </a:prstGeom>
+                  </pic:spPr>
+                </pic:pic>
+              </a:graphicData>
+            </a:graphic>
+          </wp:inline>
+        </w:drawing>
+      </w:r>
+    </w:p>
+    <w:p>
+      <w:pPr>
+        <w:widowControl w:val="0"/>
+        <w:autoSpaceDE w:val="0"/>
+        <w:autoSpaceDN w:val="0"/>
+        <w:adjustRightInd w:val="0"/>
+        <w:ind w:firstLine="709"/>
+        <w:jc w:val="center"/>
+        <w:rPr>
+          <w:rFonts w:eastAsia="Times New Roman"/>
+          <w:color w:val="000000" w:themeColor="text1"/>
+          <w:szCs w:val="24"/>
+          <w:lang w:eastAsia="ru-RU"/>
+        </w:rPr>
+      </w:pPr>
+      <w:r>
+        <w:rPr>
+          <w:rFonts w:eastAsia="Times New Roman"/>
+          <w:color w:val="000000" w:themeColor="text1"/>
+          <w:szCs w:val="24"/>
+          <w:lang w:eastAsia="ru-RU"/>
+        </w:rPr>
+        <w:t xml:space="preserve">Рисунок </w:t>
+      </w:r>
+      <w:r>
+        <w:rPr>
+          <w:rFonts w:eastAsia="Times New Roman"/>
+          <w:color w:val="000000" w:themeColor="text1"/>
+          <w:szCs w:val="24"/>
+          <w:lang w:eastAsia="ru-RU"/>
+        </w:rPr>
+        <w:t>1</w:t>
+      </w:r>
+      <w:r>
+        <w:rPr>
+          <w:rFonts w:eastAsia="Times New Roman"/>
+          <w:color w:val="000000" w:themeColor="text1"/>
+          <w:szCs w:val="24"/>
+          <w:lang w:eastAsia="ru-RU"/>
+        </w:rPr>
+        <w:t>2</w:t>
+      </w:r>
+      <w:r>
+        <w:rPr>
+          <w:rFonts w:eastAsia="Times New Roman"/>
+          <w:color w:val="000000" w:themeColor="text1"/>
+          <w:szCs w:val="24"/>
+          <w:lang w:eastAsia="ru-RU"/>
+        </w:rPr>
+        <w:t xml:space="preserve"> – </w:t>
+      </w:r>
+      <w:r>
+        <w:rPr>
+          <w:rFonts w:eastAsia="Times New Roman"/>
+          <w:color w:val="000000" w:themeColor="text1"/>
+          <w:szCs w:val="24"/>
+          <w:lang w:eastAsia="ru-RU"/>
+        </w:rPr>
+        <w:t>Характеристики глушителя, устанавливаемого на приток и выхлоп</w:t>
+      </w:r>
+      <w:bookmarkStart w:id="5" w:name="_GoBack"/>
+      <w:bookmarkEnd w:id="5"/>
+    </w:p>
+    <w:p>
+      <w:pPr>
+        <w:widowControl w:val="0"/>
+        <w:autoSpaceDE w:val="0"/>
+        <w:autoSpaceDN w:val="0"/>
+        <w:adjustRightInd w:val="0"/>
+        <w:ind w:left="709"/>
+        <w:jc w:val="center"/>
+        <w:rPr>
+          <w:rFonts w:eastAsia="Times New Roman"/>
+          <w:color w:val="000000" w:themeColor="text1"/>
+          <w:szCs w:val="24"/>
+          <w:lang w:eastAsia="ru-RU"/>
+        </w:rPr>
+      </w:pPr>
+      <w:r>
+        <w:rPr>
+          <w:noProof/>
+          <w:lang w:eastAsia="ru-RU"/>
+        </w:rPr>
+        <w:lastRenderedPageBreak/>
+        <w:drawing>
+          <wp:inline distT="0" distB="0" distL="0" distR="0" wp14:anchorId="0FB7A220" wp14:editId="2464920D">
+            <wp:extent cx="3219024" cy="2801539"/>
+            <wp:effectExtent l="0" t="0" r="635" b="0"/>
+            <wp:docPr id="20" name="Рисунок 20"/>
+            <wp:cNvGraphicFramePr>
+              <a:graphicFrameLocks xmlns:a="http://schemas.openxmlformats.org/drawingml/2006/main" noChangeAspect="1"/>
+            </wp:cNvGraphicFramePr>
+            <a:graphic xmlns:a="http://schemas.openxmlformats.org/drawingml/2006/main">
+              <a:graphicData uri="http://schemas.openxmlformats.org/drawingml/2006/picture">
+                <pic:pic xmlns:pic="http://schemas.openxmlformats.org/drawingml/2006/picture">
+                  <pic:nvPicPr>
+                    <pic:cNvPr id="20" name="Схема2.png"/>
                     <pic:cNvPicPr/>
                   </pic:nvPicPr>
                   <pic:blipFill>
@@ -11010,7 +9297,7 @@
                   <pic:spPr>
                     <a:xfrm>
                       <a:off x="0" y="0"/>
-                      <a:ext cx="5544273" cy="2707133"/>
+                      <a:ext cx="3300883" cy="2872781"/>
                     </a:xfrm>
                     <a:prstGeom prst="rect">
                       <a:avLst/>
@@ -11022,83 +9309,28 @@
           </wp:inline>
         </w:drawing>
       </w:r>
-    </w:p>
-    <w:p>
-      <w:pPr>
-        <w:widowControl w:val="0"/>
-        <w:autoSpaceDE w:val="0"/>
-        <w:autoSpaceDN w:val="0"/>
-        <w:adjustRightInd w:val="0"/>
-        <w:ind w:firstLine="709"/>
-        <w:jc w:val="center"/>
-        <w:rPr>
-          <w:rFonts w:eastAsia="Times New Roman"/>
-          <w:color w:val="000000" w:themeColor="text1"/>
-          <w:szCs w:val="24"/>
-          <w:lang w:eastAsia="ru-RU"/>
-        </w:rPr>
-      </w:pPr>
-      <w:r>
-        <w:rPr>
-          <w:rFonts w:eastAsia="Times New Roman"/>
-          <w:color w:val="000000" w:themeColor="text1"/>
-          <w:szCs w:val="24"/>
-          <w:lang w:eastAsia="ru-RU"/>
-        </w:rPr>
-        <w:t xml:space="preserve">Рисунок </w:t>
-      </w:r>
-      <w:r>
-        <w:rPr>
-          <w:rFonts w:eastAsia="Times New Roman"/>
-          <w:color w:val="000000" w:themeColor="text1"/>
-          <w:szCs w:val="24"/>
-          <w:lang w:eastAsia="ru-RU"/>
-        </w:rPr>
-        <w:t xml:space="preserve">13 </w:t>
-      </w:r>
-      <w:r>
-        <w:rPr>
-          <w:rFonts w:eastAsia="Times New Roman"/>
-          <w:color w:val="000000" w:themeColor="text1"/>
-          <w:szCs w:val="24"/>
-          <w:lang w:eastAsia="ru-RU"/>
-        </w:rPr>
-        <w:t>– Значения шума в расчетных точках</w:t>
-      </w:r>
-      <w:r>
-        <w:rPr>
-          <w:rFonts w:eastAsia="Times New Roman"/>
-          <w:color w:val="000000" w:themeColor="text1"/>
-          <w:szCs w:val="24"/>
-          <w:lang w:eastAsia="ru-RU"/>
-        </w:rPr>
-        <w:t xml:space="preserve"> (ночью), после проведения мероприятий по снижению шума.</w:t>
-      </w:r>
-    </w:p>
-    <w:p>
-      <w:pPr>
-        <w:jc w:val="center"/>
-        <w:rPr>
-          <w:rFonts w:eastAsia="Times New Roman" w:cs="Arial"/>
-          <w:kern w:val="32"/>
-          <w:szCs w:val="24"/>
-          <w:lang w:eastAsia="ru-RU"/>
-        </w:rPr>
-      </w:pPr>
-      <w:r>
-        <w:rPr>
-          <w:rFonts w:eastAsia="Times New Roman"/>
+      <w:r>
+        <w:rPr>
           <w:noProof/>
-          <w:color w:val="000000" w:themeColor="text1"/>
-          <w:szCs w:val="24"/>
-          <w:lang w:eastAsia="ru-RU"/>
-        </w:rPr>
-        <w:lastRenderedPageBreak/>
+        </w:rPr>
+        <w:t xml:space="preserve"> </w:t>
+      </w:r>
+      <w:r>
+        <w:rPr>
+          <w:noProof/>
+        </w:rPr>
+        <w:t xml:space="preserve">     </w:t>
+      </w:r>
+      <w:r>
+        <w:rPr>
+          <w:noProof/>
+          <w:lang w:eastAsia="ru-RU"/>
+        </w:rPr>
         <w:drawing>
-          <wp:inline distT="0" distB="0" distL="0" distR="0" wp14:anchorId="2258EE4A" wp14:editId="48BA5989">
-            <wp:extent cx="5538486" cy="2382503"/>
-            <wp:effectExtent l="0" t="0" r="5080" b="0"/>
-            <wp:docPr id="244354768" name="Рисунок 1" descr="Изображение выглядит как текст, снимок экрана, число, Шрифт&#10;&#10;Автоматически созданное описание"/>
+          <wp:inline distT="0" distB="0" distL="0" distR="0" wp14:anchorId="2B4E02A4" wp14:editId="43E81D12">
+            <wp:extent cx="3489960" cy="3014886"/>
+            <wp:effectExtent l="0" t="0" r="0" b="0"/>
+            <wp:docPr id="16" name="Рисунок 16"/>
             <wp:cNvGraphicFramePr>
               <a:graphicFrameLocks xmlns:a="http://schemas.openxmlformats.org/drawingml/2006/main" noChangeAspect="1"/>
             </wp:cNvGraphicFramePr>
@@ -11106,7 +9338,7 @@
               <a:graphicData uri="http://schemas.openxmlformats.org/drawingml/2006/picture">
                 <pic:pic xmlns:pic="http://schemas.openxmlformats.org/drawingml/2006/picture">
                   <pic:nvPicPr>
-                    <pic:cNvPr id="244354768" name="Рисунок 1" descr="Изображение выглядит как текст, снимок экрана, число, Шрифт&#10;&#10;Автоматически созданное описание"/>
+                    <pic:cNvPr id="1" name=""/>
                     <pic:cNvPicPr/>
                   </pic:nvPicPr>
                   <pic:blipFill>
@@ -11118,7 +9350,7 @@
                   <pic:spPr>
                     <a:xfrm>
                       <a:off x="0" y="0"/>
-                      <a:ext cx="5557265" cy="2390581"/>
+                      <a:ext cx="3562187" cy="3077281"/>
                     </a:xfrm>
                     <a:prstGeom prst="rect">
                       <a:avLst/>
@@ -11162,7 +9394,7 @@
           <w:szCs w:val="24"/>
           <w:lang w:eastAsia="ru-RU"/>
         </w:rPr>
-        <w:t xml:space="preserve">14 </w:t>
+        <w:t>1</w:t>
       </w:r>
       <w:r>
         <w:rPr>
@@ -11171,7 +9403,7 @@
           <w:szCs w:val="24"/>
           <w:lang w:eastAsia="ru-RU"/>
         </w:rPr>
-        <w:t>– Значения шума в расчетных точках</w:t>
+        <w:t>3</w:t>
       </w:r>
       <w:r>
         <w:rPr>
@@ -11180,7 +9412,84 @@
           <w:szCs w:val="24"/>
           <w:lang w:eastAsia="ru-RU"/>
         </w:rPr>
-        <w:t xml:space="preserve"> (днем), после проведения мероприятий по снижению шума.</w:t>
+        <w:t xml:space="preserve"> –</w:t>
+      </w:r>
+      <w:r>
+        <w:rPr>
+          <w:rFonts w:eastAsia="Times New Roman"/>
+          <w:color w:val="000000" w:themeColor="text1"/>
+          <w:szCs w:val="24"/>
+          <w:lang w:eastAsia="ru-RU"/>
+        </w:rPr>
+        <w:t>Карты шума, пересчитанные с введёнными мероприятиями по снижению шума</w:t>
+      </w:r>
+    </w:p>
+    <w:p>
+      <w:pPr>
+        <w:jc w:val="center"/>
+        <w:rPr>
+          <w:rFonts w:eastAsia="Times New Roman" w:cs="Arial"/>
+          <w:noProof/>
+          <w:kern w:val="32"/>
+          <w:szCs w:val="24"/>
+          <w:lang w:eastAsia="ru-RU"/>
+        </w:rPr>
+      </w:pPr>
+    </w:p>
+    <w:p>
+      <w:pPr>
+        <w:jc w:val="center"/>
+        <w:rPr>
+          <w:rFonts w:eastAsia="Times New Roman" w:cs="Arial"/>
+          <w:kern w:val="32"/>
+          <w:szCs w:val="24"/>
+          <w:lang w:eastAsia="ru-RU"/>
+        </w:rPr>
+      </w:pPr>
+      <w:r>
+        <w:rPr>
+          <w:rFonts w:eastAsia="Times New Roman" w:cs="Arial"/>
+          <w:noProof/>
+          <w:kern w:val="32"/>
+          <w:szCs w:val="24"/>
+          <w:lang w:eastAsia="ru-RU"/>
+        </w:rPr>
+        <w:lastRenderedPageBreak/>
+        <w:drawing>
+          <wp:inline distT="0" distB="0" distL="0" distR="0" wp14:anchorId="23CF8A65" wp14:editId="3F139DE1">
+            <wp:extent cx="6120130" cy="2549525"/>
+            <wp:effectExtent l="0" t="0" r="0" b="3175"/>
+            <wp:docPr id="18" name="Рисунок 18"/>
+            <wp:cNvGraphicFramePr>
+              <a:graphicFrameLocks xmlns:a="http://schemas.openxmlformats.org/drawingml/2006/main" noChangeAspect="1"/>
+            </wp:cNvGraphicFramePr>
+            <a:graphic xmlns:a="http://schemas.openxmlformats.org/drawingml/2006/main">
+              <a:graphicData uri="http://schemas.openxmlformats.org/drawingml/2006/picture">
+                <pic:pic xmlns:pic="http://schemas.openxmlformats.org/drawingml/2006/picture">
+                  <pic:nvPicPr>
+                    <pic:cNvPr id="1" name=""/>
+                    <pic:cNvPicPr/>
+                  </pic:nvPicPr>
+                  <pic:blipFill>
+                    <a:blip r:embed="rId26"/>
+                    <a:stretch>
+                      <a:fillRect/>
+                    </a:stretch>
+                  </pic:blipFill>
+                  <pic:spPr>
+                    <a:xfrm>
+                      <a:off x="0" y="0"/>
+                      <a:ext cx="6120130" cy="2549525"/>
+                    </a:xfrm>
+                    <a:prstGeom prst="rect">
+                      <a:avLst/>
+                    </a:prstGeom>
+                  </pic:spPr>
+                </pic:pic>
+              </a:graphicData>
+            </a:graphic>
+          </wp:inline>
+        </w:drawing>
       </w:r>
     </w:p>
     <w:p>
@@ -11190,6 +9499,7 @@
         <w:autoSpaceDN w:val="0"/>
         <w:adjustRightInd w:val="0"/>
         <w:ind w:firstLine="709"/>
+        <w:jc w:val="center"/>
         <w:rPr>
           <w:rFonts w:eastAsia="Times New Roman"/>
           <w:color w:val="000000" w:themeColor="text1"/>
@@ -11204,7 +9514,7 @@
           <w:szCs w:val="24"/>
           <w:lang w:eastAsia="ru-RU"/>
         </w:rPr>
-        <w:t>Исходя из полученных результатов, можно сделать вывод, что при надлежащей организации проведения испытаний, возможно достигнуть нормативных показателей шума на территории прилегающей к зданию, в котором проводятся испытания, но нахождение обслуживающего персонала внутри испытательного бокса, во время проведения испытаний, невозможно, не только по причине крайне высокого уровня шума, который является следствием высокой степени двухконтурности и сверхзвукового истечения газа из сопла ТРДД, но и по причине необходимости поддерживать давление и температуру близкие к значениям на 11 км над уровнем моря. Для наблюдения и контроля за ходом испытаний, необходимо находиться в соседнем</w:t>
+        <w:t xml:space="preserve">Рисунок </w:t>
       </w:r>
       <w:r>
         <w:rPr>
@@ -11213,7 +9523,7 @@
           <w:szCs w:val="24"/>
           <w:lang w:eastAsia="ru-RU"/>
         </w:rPr>
-        <w:t xml:space="preserve"> </w:t>
+        <w:t>1</w:t>
       </w:r>
       <w:r>
         <w:rPr>
@@ -11222,12 +9532,178 @@
           <w:szCs w:val="24"/>
           <w:lang w:eastAsia="ru-RU"/>
         </w:rPr>
-        <w:t xml:space="preserve">с испытательным боксом помещении, наблюдения проводить через специальные бронированные и шумоизолирующие стекла в смежной стене, а управление – через специальное оборудование. </w:t>
-      </w:r>
+        <w:t>4</w:t>
+      </w:r>
+      <w:r>
+        <w:rPr>
+          <w:rFonts w:eastAsia="Times New Roman"/>
+          <w:color w:val="000000" w:themeColor="text1"/>
+          <w:szCs w:val="24"/>
+          <w:lang w:eastAsia="ru-RU"/>
+        </w:rPr>
+        <w:t xml:space="preserve"> </w:t>
+      </w:r>
+      <w:r>
+        <w:rPr>
+          <w:rFonts w:eastAsia="Times New Roman"/>
+          <w:color w:val="000000" w:themeColor="text1"/>
+          <w:szCs w:val="24"/>
+          <w:lang w:eastAsia="ru-RU"/>
+        </w:rPr>
+        <w:t>– Значения шума в расчетных точках</w:t>
+      </w:r>
+      <w:r>
+        <w:rPr>
+          <w:rFonts w:eastAsia="Times New Roman"/>
+          <w:color w:val="000000" w:themeColor="text1"/>
+          <w:szCs w:val="24"/>
+          <w:lang w:eastAsia="ru-RU"/>
+        </w:rPr>
+        <w:t xml:space="preserve"> (ночью), после проведения мероприятий по снижению шума.</w:t>
+      </w:r>
+    </w:p>
+    <w:p>
+      <w:pPr>
+        <w:jc w:val="center"/>
+        <w:rPr>
+          <w:rFonts w:eastAsia="Times New Roman" w:cs="Arial"/>
+          <w:kern w:val="32"/>
+          <w:szCs w:val="24"/>
+          <w:lang w:eastAsia="ru-RU"/>
+        </w:rPr>
+      </w:pPr>
+      <w:r>
+        <w:rPr>
+          <w:rFonts w:eastAsia="Times New Roman" w:cs="Arial"/>
+          <w:noProof/>
+          <w:kern w:val="32"/>
+          <w:szCs w:val="24"/>
+          <w:lang w:eastAsia="ru-RU"/>
+        </w:rPr>
+        <w:drawing>
+          <wp:inline distT="0" distB="0" distL="0" distR="0" wp14:anchorId="381F573B" wp14:editId="7D093860">
+            <wp:extent cx="6120130" cy="2568575"/>
+            <wp:effectExtent l="0" t="0" r="0" b="3175"/>
+            <wp:docPr id="19" name="Рисунок 19"/>
+            <wp:cNvGraphicFramePr>
+              <a:graphicFrameLocks xmlns:a="http://schemas.openxmlformats.org/drawingml/2006/main" noChangeAspect="1"/>
+            </wp:cNvGraphicFramePr>
+            <a:graphic xmlns:a="http://schemas.openxmlformats.org/drawingml/2006/main">
+              <a:graphicData uri="http://schemas.openxmlformats.org/drawingml/2006/picture">
+                <pic:pic xmlns:pic="http://schemas.openxmlformats.org/drawingml/2006/picture">
+                  <pic:nvPicPr>
+                    <pic:cNvPr id="1" name=""/>
+                    <pic:cNvPicPr/>
+                  </pic:nvPicPr>
+                  <pic:blipFill>
+                    <a:blip r:embed="rId27"/>
+                    <a:stretch>
+                      <a:fillRect/>
+                    </a:stretch>
+                  </pic:blipFill>
+                  <pic:spPr>
+                    <a:xfrm>
+                      <a:off x="0" y="0"/>
+                      <a:ext cx="6120130" cy="2568575"/>
+                    </a:xfrm>
+                    <a:prstGeom prst="rect">
+                      <a:avLst/>
+                    </a:prstGeom>
+                  </pic:spPr>
+                </pic:pic>
+              </a:graphicData>
+            </a:graphic>
+          </wp:inline>
+        </w:drawing>
+      </w:r>
+    </w:p>
+    <w:p>
+      <w:pPr>
+        <w:widowControl w:val="0"/>
+        <w:autoSpaceDE w:val="0"/>
+        <w:autoSpaceDN w:val="0"/>
+        <w:adjustRightInd w:val="0"/>
+        <w:ind w:firstLine="709"/>
+        <w:jc w:val="center"/>
+        <w:rPr>
+          <w:rFonts w:eastAsia="Times New Roman"/>
+          <w:color w:val="000000" w:themeColor="text1"/>
+          <w:szCs w:val="24"/>
+          <w:lang w:eastAsia="ru-RU"/>
+        </w:rPr>
+      </w:pPr>
+      <w:r>
+        <w:rPr>
+          <w:rFonts w:eastAsia="Times New Roman"/>
+          <w:color w:val="000000" w:themeColor="text1"/>
+          <w:szCs w:val="24"/>
+          <w:lang w:eastAsia="ru-RU"/>
+        </w:rPr>
+        <w:t xml:space="preserve">Рисунок </w:t>
+      </w:r>
+      <w:r>
+        <w:rPr>
+          <w:rFonts w:eastAsia="Times New Roman"/>
+          <w:color w:val="000000" w:themeColor="text1"/>
+          <w:szCs w:val="24"/>
+          <w:lang w:eastAsia="ru-RU"/>
+        </w:rPr>
+        <w:t>1</w:t>
+      </w:r>
+      <w:r>
+        <w:rPr>
+          <w:rFonts w:eastAsia="Times New Roman"/>
+          <w:color w:val="000000" w:themeColor="text1"/>
+          <w:szCs w:val="24"/>
+          <w:lang w:eastAsia="ru-RU"/>
+        </w:rPr>
+        <w:t>5</w:t>
+      </w:r>
+      <w:r>
+        <w:rPr>
+          <w:rFonts w:eastAsia="Times New Roman"/>
+          <w:color w:val="000000" w:themeColor="text1"/>
+          <w:szCs w:val="24"/>
+          <w:lang w:eastAsia="ru-RU"/>
+        </w:rPr>
+        <w:t xml:space="preserve"> </w:t>
+      </w:r>
+      <w:r>
+        <w:rPr>
+          <w:rFonts w:eastAsia="Times New Roman"/>
+          <w:color w:val="000000" w:themeColor="text1"/>
+          <w:szCs w:val="24"/>
+          <w:lang w:eastAsia="ru-RU"/>
+        </w:rPr>
+        <w:t>– Значения шума в расчетных точках</w:t>
+      </w:r>
+      <w:r>
+        <w:rPr>
+          <w:rFonts w:eastAsia="Times New Roman"/>
+          <w:color w:val="000000" w:themeColor="text1"/>
+          <w:szCs w:val="24"/>
+          <w:lang w:eastAsia="ru-RU"/>
+        </w:rPr>
+        <w:t xml:space="preserve"> (днем), после проведения мероприятий по снижению шума.</w:t>
+      </w:r>
+    </w:p>
+    <w:p>
+      <w:pPr>
+        <w:widowControl w:val="0"/>
+        <w:autoSpaceDE w:val="0"/>
+        <w:autoSpaceDN w:val="0"/>
+        <w:adjustRightInd w:val="0"/>
+        <w:rPr>
+          <w:rFonts w:eastAsia="Times New Roman"/>
+          <w:color w:val="000000" w:themeColor="text1"/>
+          <w:szCs w:val="24"/>
+          <w:lang w:eastAsia="ru-RU"/>
+        </w:rPr>
+      </w:pPr>
     </w:p>
     <w:sectPr>
       <w:pgSz w:w="11906" w:h="16838"/>
-      <w:pgMar w:top="1134" w:right="1701" w:bottom="1134" w:left="567" w:header="709" w:footer="709" w:gutter="0"/>
+      <w:pgMar w:top="1134" w:right="567" w:bottom="1134" w:left="1701" w:header="709" w:footer="709" w:gutter="0"/>
       <w:cols w:space="708"/>
       <w:docGrid w:linePitch="381"/>
     </w:sectPr>
@@ -11270,29 +9746,50 @@
         <w:docPartUnique/>
       </w:docPartObj>
     </w:sdtPr>
-    <w:sdtEndPr/>
+    <w:sdtEndPr>
+      <w:rPr>
+        <w:sz w:val="24"/>
+      </w:rPr>
+    </w:sdtEndPr>
     <w:sdtContent>
       <w:p>
         <w:pPr>
           <w:pStyle w:val="af8"/>
+          <w:ind w:firstLine="0"/>
           <w:jc w:val="center"/>
+          <w:rPr>
+            <w:sz w:val="24"/>
+          </w:rPr>
         </w:pPr>
         <w:r>
+          <w:rPr>
+            <w:sz w:val="24"/>
+          </w:rPr>
           <w:fldChar w:fldCharType="begin"/>
         </w:r>
         <w:r>
+          <w:rPr>
+            <w:sz w:val="24"/>
+          </w:rPr>
           <w:instrText>PAGE   \* MERGEFORMAT</w:instrText>
         </w:r>
         <w:r>
+          <w:rPr>
+            <w:sz w:val="24"/>
+          </w:rPr>
           <w:fldChar w:fldCharType="separate"/>
         </w:r>
         <w:r>
           <w:rPr>
             <w:noProof/>
+            <w:sz w:val="24"/>
           </w:rPr>
-          <w:t>20</w:t>
+          <w:t>4</w:t>
         </w:r>
         <w:r>
+          <w:rPr>
+            <w:sz w:val="24"/>
+          </w:rPr>
           <w:fldChar w:fldCharType="end"/>
         </w:r>
       </w:p>
@@ -14295,7 +12792,7 @@
   <w:style w:type="paragraph" w:default="1" w:styleId="a0">
     <w:name w:val="Normal"/>
     <w:qFormat/>
-    <w:rsid w:val="00626194"/>
+    <w:rsid w:val="00474506"/>
     <w:pPr>
       <w:spacing w:after="0" w:line="360" w:lineRule="auto"/>
       <w:jc w:val="both"/>
@@ -16403,8 +14900,8 @@
       <w:lang w:val="en-US"/>
     </w:rPr>
   </w:style>
-  <w:style w:type="character" w:customStyle="1" w:styleId="UnresolvedMention">
-    <w:name w:val="Unresolved Mention"/>
+  <w:style w:type="character" w:customStyle="1" w:styleId="24">
+    <w:name w:val="Неразрешенное упоминание2"/>
     <w:basedOn w:val="a1"/>
     <w:uiPriority w:val="99"/>
     <w:semiHidden/>
@@ -16815,7 +15312,7 @@
       <w:szCs w:val="16"/>
     </w:rPr>
   </w:style>
-  <w:style w:type="table" w:customStyle="1" w:styleId="24">
+  <w:style w:type="table" w:customStyle="1" w:styleId="25">
     <w:name w:val="Сетка таблицы2"/>
     <w:basedOn w:val="a2"/>
     <w:next w:val="a6"/>
@@ -17173,7 +15670,7 @@
 </file>
 
 <file path=customXml/itemProps1.xml><?xml version="1.0" encoding="utf-8"?>
-<ds:datastoreItem xmlns:ds="http://schemas.openxmlformats.org/officeDocument/2006/customXml" ds:itemID="{6D401431-EF52-4319-99A2-C1282B65BBE2}">
+<ds:datastoreItem xmlns:ds="http://schemas.openxmlformats.org/officeDocument/2006/customXml" ds:itemID="{30116C11-0BAB-482A-88FB-7BE39AB8BBE5}">
   <ds:schemaRefs>
     <ds:schemaRef ds:uri="http://schemas.openxmlformats.org/officeDocument/2006/bibliography"/>
   </ds:schemaRefs>

--- a/documents/ecology.docx
+++ b/documents/ecology.docx
@@ -5973,21 +5973,10 @@
         <w:fldChar w:fldCharType="end"/>
       </w:r>
       <w:r>
-        <w:rPr>
-          <w:lang w:val="en-US"/>
-        </w:rPr>
         <w:t xml:space="preserve"> – </w:t>
       </w:r>
       <w:r>
-        <w:t xml:space="preserve">Специальные </w:t>
-      </w:r>
-      <w:proofErr w:type="spellStart"/>
-      <w:r>
-        <w:t>шумопоглащающие</w:t>
-      </w:r>
-      <w:proofErr w:type="spellEnd"/>
-      <w:r>
-        <w:t xml:space="preserve"> сопла</w:t>
+        <w:t>Специальные шумопоглащающие сопла</w:t>
       </w:r>
     </w:p>
     <w:p>
@@ -8352,6 +8341,12 @@
           <w:szCs w:val="24"/>
           <w:lang w:eastAsia="ru-RU"/>
         </w:rPr>
+        <w:sectPr>
+          <w:pgSz w:w="11906" w:h="16838"/>
+          <w:pgMar w:top="1134" w:right="567" w:bottom="1134" w:left="1701" w:header="709" w:footer="709" w:gutter="0"/>
+          <w:cols w:space="708"/>
+          <w:docGrid w:linePitch="381"/>
+        </w:sectPr>
       </w:pPr>
       <w:r>
         <w:rPr>
@@ -8452,6 +8447,21 @@
         </w:rPr>
         <w:t>).</w:t>
       </w:r>
+    </w:p>
+    <w:p>
+      <w:pPr>
+        <w:widowControl w:val="0"/>
+        <w:autoSpaceDE w:val="0"/>
+        <w:autoSpaceDN w:val="0"/>
+        <w:adjustRightInd w:val="0"/>
+        <w:jc w:val="center"/>
+        <w:rPr>
+          <w:rFonts w:eastAsia="Times New Roman"/>
+          <w:color w:val="000000" w:themeColor="text1"/>
+          <w:szCs w:val="24"/>
+          <w:lang w:eastAsia="ru-RU"/>
+        </w:rPr>
+      </w:pPr>
       <w:r>
         <w:rPr>
           <w:rFonts w:eastAsia="Times New Roman"/>
@@ -8460,9 +8470,10 @@
           <w:szCs w:val="24"/>
           <w:lang w:eastAsia="ru-RU"/>
         </w:rPr>
+        <w:lastRenderedPageBreak/>
         <w:drawing>
-          <wp:inline distT="0" distB="0" distL="0" distR="0" wp14:anchorId="4A782F4B" wp14:editId="606C872C">
-            <wp:extent cx="3296904" cy="2834640"/>
+          <wp:inline distT="0" distB="0" distL="0" distR="0" wp14:anchorId="4A782F4B" wp14:editId="32B01846">
+            <wp:extent cx="3474158" cy="2987040"/>
             <wp:effectExtent l="0" t="0" r="0" b="3810"/>
             <wp:docPr id="14" name="Рисунок 14"/>
             <wp:cNvGraphicFramePr>
@@ -8490,7 +8501,7 @@
                   <pic:spPr>
                     <a:xfrm>
                       <a:off x="0" y="0"/>
-                      <a:ext cx="3308149" cy="2844308"/>
+                      <a:ext cx="3491177" cy="3001673"/>
                     </a:xfrm>
                     <a:prstGeom prst="rect">
                       <a:avLst/>
@@ -8511,9 +8522,9 @@
           <w:lang w:eastAsia="ru-RU"/>
         </w:rPr>
         <w:drawing>
-          <wp:inline distT="0" distB="0" distL="0" distR="0" wp14:anchorId="3879F3AA" wp14:editId="6B529CEB">
-            <wp:extent cx="2781300" cy="2804478"/>
-            <wp:effectExtent l="0" t="0" r="0" b="0"/>
+          <wp:inline distT="0" distB="0" distL="0" distR="0" wp14:anchorId="3879F3AA" wp14:editId="2566DF31">
+            <wp:extent cx="3000140" cy="3025140"/>
+            <wp:effectExtent l="0" t="0" r="0" b="3810"/>
             <wp:docPr id="9" name="Рисунок 9"/>
             <wp:cNvGraphicFramePr>
               <a:graphicFrameLocks xmlns:a="http://schemas.openxmlformats.org/drawingml/2006/main" noChangeAspect="1"/>
@@ -8534,7 +8545,7 @@
                   <pic:spPr>
                     <a:xfrm>
                       <a:off x="0" y="0"/>
-                      <a:ext cx="2800942" cy="2824283"/>
+                      <a:ext cx="3059867" cy="3085365"/>
                     </a:xfrm>
                     <a:prstGeom prst="rect">
                       <a:avLst/>
@@ -8546,78 +8557,23 @@
           </wp:inline>
         </w:drawing>
       </w:r>
-    </w:p>
-    <w:p>
-      <w:pPr>
-        <w:widowControl w:val="0"/>
-        <w:autoSpaceDE w:val="0"/>
-        <w:autoSpaceDN w:val="0"/>
-        <w:adjustRightInd w:val="0"/>
-        <w:ind w:firstLine="709"/>
-        <w:jc w:val="center"/>
-        <w:rPr>
-          <w:rFonts w:eastAsia="Times New Roman"/>
-          <w:color w:val="000000" w:themeColor="text1"/>
-          <w:szCs w:val="24"/>
-          <w:lang w:eastAsia="ru-RU"/>
-        </w:rPr>
-      </w:pPr>
-      <w:r>
-        <w:rPr>
-          <w:rFonts w:eastAsia="Times New Roman"/>
-          <w:color w:val="000000" w:themeColor="text1"/>
-          <w:szCs w:val="24"/>
-          <w:lang w:eastAsia="ru-RU"/>
-        </w:rPr>
-        <w:t xml:space="preserve">Рисунок </w:t>
-      </w:r>
-      <w:r>
-        <w:rPr>
-          <w:rFonts w:eastAsia="Times New Roman"/>
-          <w:color w:val="000000" w:themeColor="text1"/>
-          <w:szCs w:val="24"/>
-          <w:lang w:eastAsia="ru-RU"/>
-        </w:rPr>
-        <w:t>8</w:t>
-      </w:r>
-      <w:r>
-        <w:rPr>
-          <w:rFonts w:eastAsia="Times New Roman"/>
-          <w:color w:val="000000" w:themeColor="text1"/>
-          <w:szCs w:val="24"/>
-          <w:lang w:eastAsia="ru-RU"/>
-        </w:rPr>
-        <w:t xml:space="preserve"> – Карта шума на прилегающих территориях</w:t>
-      </w:r>
-    </w:p>
-    <w:p>
-      <w:pPr>
-        <w:widowControl w:val="0"/>
-        <w:autoSpaceDE w:val="0"/>
-        <w:autoSpaceDN w:val="0"/>
-        <w:adjustRightInd w:val="0"/>
-        <w:jc w:val="center"/>
-        <w:rPr>
-          <w:rFonts w:eastAsia="Times New Roman"/>
-          <w:color w:val="000000" w:themeColor="text1"/>
-          <w:szCs w:val="24"/>
-          <w:lang w:eastAsia="ru-RU"/>
-        </w:rPr>
-      </w:pPr>
-      <w:r>
-        <w:rPr>
-          <w:rFonts w:eastAsia="Times New Roman"/>
+      <w:r>
+        <w:rPr>
           <w:noProof/>
-          <w:color w:val="000000" w:themeColor="text1"/>
-          <w:szCs w:val="24"/>
-          <w:lang w:eastAsia="ru-RU"/>
-        </w:rPr>
-        <w:lastRenderedPageBreak/>
+          <w:lang w:eastAsia="ru-RU"/>
+        </w:rPr>
+        <w:t xml:space="preserve"> </w:t>
+      </w:r>
+      <w:r>
+        <w:rPr>
+          <w:noProof/>
+          <w:lang w:eastAsia="ru-RU"/>
+        </w:rPr>
         <w:drawing>
-          <wp:inline distT="0" distB="0" distL="0" distR="0" wp14:anchorId="0813F9B3" wp14:editId="41E46E19">
-            <wp:extent cx="6120130" cy="2531110"/>
-            <wp:effectExtent l="0" t="0" r="0" b="2540"/>
-            <wp:docPr id="11" name="Рисунок 11"/>
+          <wp:inline distT="0" distB="0" distL="0" distR="0" wp14:anchorId="324EE8E6" wp14:editId="4BDFC216">
+            <wp:extent cx="2612030" cy="3032760"/>
+            <wp:effectExtent l="0" t="0" r="0" b="0"/>
+            <wp:docPr id="21" name="Рисунок 21"/>
             <wp:cNvGraphicFramePr>
               <a:graphicFrameLocks xmlns:a="http://schemas.openxmlformats.org/drawingml/2006/main" noChangeAspect="1"/>
             </wp:cNvGraphicFramePr>
@@ -8637,7 +8593,7 @@
                   <pic:spPr>
                     <a:xfrm>
                       <a:off x="0" y="0"/>
-                      <a:ext cx="6120130" cy="2531110"/>
+                      <a:ext cx="2626479" cy="3049536"/>
                     </a:xfrm>
                     <a:prstGeom prst="rect">
                       <a:avLst/>
@@ -8664,6 +8620,12 @@
           <w:szCs w:val="24"/>
           <w:lang w:eastAsia="ru-RU"/>
         </w:rPr>
+        <w:sectPr>
+          <w:pgSz w:w="16838" w:h="11906" w:orient="landscape"/>
+          <w:pgMar w:top="1701" w:right="1134" w:bottom="567" w:left="1134" w:header="709" w:footer="709" w:gutter="0"/>
+          <w:cols w:space="708"/>
+          <w:docGrid w:linePitch="381"/>
+        </w:sectPr>
       </w:pPr>
       <w:r>
         <w:rPr>
@@ -8681,7 +8643,7 @@
           <w:szCs w:val="24"/>
           <w:lang w:eastAsia="ru-RU"/>
         </w:rPr>
-        <w:t>9</w:t>
+        <w:t>8</w:t>
       </w:r>
       <w:r>
         <w:rPr>
@@ -8690,17 +8652,24 @@
           <w:szCs w:val="24"/>
           <w:lang w:eastAsia="ru-RU"/>
         </w:rPr>
-        <w:t xml:space="preserve"> – Значения шума в расчетных точках</w:t>
-      </w:r>
-      <w:r>
+        <w:t xml:space="preserve"> – Карта шума на прилегающих территориях</w:t>
+      </w:r>
+    </w:p>
+    <w:p>
+      <w:pPr>
+        <w:widowControl w:val="0"/>
+        <w:autoSpaceDE w:val="0"/>
+        <w:autoSpaceDN w:val="0"/>
+        <w:adjustRightInd w:val="0"/>
+        <w:ind w:firstLine="709"/>
+        <w:jc w:val="center"/>
         <w:rPr>
           <w:rFonts w:eastAsia="Times New Roman"/>
           <w:color w:val="000000" w:themeColor="text1"/>
           <w:szCs w:val="24"/>
           <w:lang w:eastAsia="ru-RU"/>
         </w:rPr>
-        <w:t xml:space="preserve"> днем</w:t>
-      </w:r>
+      </w:pPr>
     </w:p>
     <w:p>
       <w:pPr>
@@ -8725,10 +8694,10 @@
           <w:lang w:eastAsia="ru-RU"/>
         </w:rPr>
         <w:drawing>
-          <wp:inline distT="0" distB="0" distL="0" distR="0" wp14:anchorId="34DB6CFA" wp14:editId="7B95BAC5">
-            <wp:extent cx="6120130" cy="2550160"/>
+          <wp:inline distT="0" distB="0" distL="0" distR="0" wp14:anchorId="0813F9B3" wp14:editId="41E46E19">
+            <wp:extent cx="6120130" cy="2531110"/>
             <wp:effectExtent l="0" t="0" r="0" b="2540"/>
-            <wp:docPr id="12" name="Рисунок 12"/>
+            <wp:docPr id="11" name="Рисунок 11"/>
             <wp:cNvGraphicFramePr>
               <a:graphicFrameLocks xmlns:a="http://schemas.openxmlformats.org/drawingml/2006/main" noChangeAspect="1"/>
             </wp:cNvGraphicFramePr>
@@ -8748,7 +8717,7 @@
                   <pic:spPr>
                     <a:xfrm>
                       <a:off x="0" y="0"/>
-                      <a:ext cx="6120130" cy="2550160"/>
+                      <a:ext cx="6120130" cy="2531110"/>
                     </a:xfrm>
                     <a:prstGeom prst="rect">
                       <a:avLst/>
@@ -8792,7 +8761,7 @@
           <w:szCs w:val="24"/>
           <w:lang w:eastAsia="ru-RU"/>
         </w:rPr>
-        <w:t>10</w:t>
+        <w:t>9</w:t>
       </w:r>
       <w:r>
         <w:rPr>
@@ -8810,7 +8779,7 @@
           <w:szCs w:val="24"/>
           <w:lang w:eastAsia="ru-RU"/>
         </w:rPr>
-        <w:t xml:space="preserve"> ночью.</w:t>
+        <w:t xml:space="preserve"> днем</w:t>
       </w:r>
     </w:p>
     <w:p>
@@ -8819,127 +8788,6 @@
         <w:autoSpaceDE w:val="0"/>
         <w:autoSpaceDN w:val="0"/>
         <w:adjustRightInd w:val="0"/>
-        <w:ind w:firstLine="709"/>
-        <w:rPr>
-          <w:rFonts w:eastAsia="Times New Roman"/>
-          <w:color w:val="000000" w:themeColor="text1"/>
-          <w:szCs w:val="24"/>
-          <w:lang w:eastAsia="ru-RU"/>
-        </w:rPr>
-      </w:pPr>
-      <w:r>
-        <w:rPr>
-          <w:rFonts w:eastAsia="Times New Roman"/>
-          <w:color w:val="000000" w:themeColor="text1"/>
-          <w:szCs w:val="24"/>
-          <w:lang w:eastAsia="ru-RU"/>
-        </w:rPr>
-        <w:t>Превышение нормативных значений шума наблюдается лишь на границе санитарной зоны</w:t>
-      </w:r>
-      <w:r>
-        <w:rPr>
-          <w:rFonts w:eastAsia="Times New Roman"/>
-          <w:color w:val="000000" w:themeColor="text1"/>
-          <w:szCs w:val="24"/>
-          <w:lang w:eastAsia="ru-RU"/>
-        </w:rPr>
-        <w:t xml:space="preserve"> и внутри комнаты управления</w:t>
-      </w:r>
-      <w:r>
-        <w:rPr>
-          <w:rFonts w:eastAsia="Times New Roman"/>
-          <w:color w:val="000000" w:themeColor="text1"/>
-          <w:szCs w:val="24"/>
-          <w:lang w:eastAsia="ru-RU"/>
-        </w:rPr>
-        <w:t>. Как следствие, для проведения данных испытаний и соблюдения всех норм по уровню шума, необходимо провести дополнительные мероприятия и установить специализированное оборудование, снижающее шум самого предмета испытаний, а также подводящих и отводящих воздух патрубков.</w:t>
-      </w:r>
-    </w:p>
-    <w:p>
-      <w:pPr>
-        <w:widowControl w:val="0"/>
-        <w:autoSpaceDE w:val="0"/>
-        <w:autoSpaceDN w:val="0"/>
-        <w:adjustRightInd w:val="0"/>
-        <w:ind w:firstLine="709"/>
-        <w:rPr>
-          <w:rFonts w:eastAsia="Times New Roman"/>
-          <w:color w:val="000000" w:themeColor="text1"/>
-          <w:szCs w:val="24"/>
-          <w:lang w:eastAsia="ru-RU"/>
-        </w:rPr>
-      </w:pPr>
-      <w:r>
-        <w:rPr>
-          <w:rFonts w:eastAsia="Times New Roman"/>
-          <w:color w:val="000000" w:themeColor="text1"/>
-          <w:szCs w:val="24"/>
-          <w:lang w:eastAsia="ru-RU"/>
-        </w:rPr>
-        <w:t xml:space="preserve">Для </w:t>
-      </w:r>
-      <w:r>
-        <w:rPr>
-          <w:rFonts w:eastAsia="Times New Roman"/>
-          <w:color w:val="000000" w:themeColor="text1"/>
-          <w:szCs w:val="24"/>
-          <w:lang w:eastAsia="ru-RU"/>
-        </w:rPr>
-        <w:t>предмета испытаний</w:t>
-      </w:r>
-      <w:r>
-        <w:rPr>
-          <w:rFonts w:eastAsia="Times New Roman"/>
-          <w:color w:val="000000" w:themeColor="text1"/>
-          <w:szCs w:val="24"/>
-          <w:lang w:eastAsia="ru-RU"/>
-        </w:rPr>
-        <w:t xml:space="preserve"> выбран специализированны</w:t>
-      </w:r>
-      <w:r>
-        <w:rPr>
-          <w:rFonts w:eastAsia="Times New Roman"/>
-          <w:color w:val="000000" w:themeColor="text1"/>
-          <w:szCs w:val="24"/>
-          <w:lang w:eastAsia="ru-RU"/>
-        </w:rPr>
-        <w:t>й шумозащитный кожух</w:t>
-      </w:r>
-      <w:r>
-        <w:rPr>
-          <w:rFonts w:eastAsia="Times New Roman"/>
-          <w:color w:val="000000" w:themeColor="text1"/>
-          <w:szCs w:val="24"/>
-          <w:lang w:eastAsia="ru-RU"/>
-        </w:rPr>
-        <w:t>, характеристики котор</w:t>
-      </w:r>
-      <w:r>
-        <w:rPr>
-          <w:rFonts w:eastAsia="Times New Roman"/>
-          <w:color w:val="000000" w:themeColor="text1"/>
-          <w:szCs w:val="24"/>
-          <w:lang w:eastAsia="ru-RU"/>
-        </w:rPr>
-        <w:t>ого</w:t>
-      </w:r>
-      <w:r>
-        <w:rPr>
-          <w:rFonts w:eastAsia="Times New Roman"/>
-          <w:color w:val="000000" w:themeColor="text1"/>
-          <w:szCs w:val="24"/>
-          <w:lang w:eastAsia="ru-RU"/>
-        </w:rPr>
-        <w:t xml:space="preserve"> представлены на рисунке 11.</w:t>
-      </w:r>
-    </w:p>
-    <w:p>
-      <w:pPr>
-        <w:widowControl w:val="0"/>
-        <w:autoSpaceDE w:val="0"/>
-        <w:autoSpaceDN w:val="0"/>
-        <w:adjustRightInd w:val="0"/>
-        <w:ind w:firstLine="709"/>
         <w:jc w:val="center"/>
         <w:rPr>
           <w:rFonts w:eastAsia="Times New Roman"/>
@@ -8956,12 +8804,11 @@
           <w:szCs w:val="24"/>
           <w:lang w:eastAsia="ru-RU"/>
         </w:rPr>
-        <w:lastRenderedPageBreak/>
         <w:drawing>
-          <wp:inline distT="0" distB="0" distL="0" distR="0" wp14:anchorId="195BD337" wp14:editId="0EF96BCF">
-            <wp:extent cx="2665095" cy="1885455"/>
-            <wp:effectExtent l="0" t="0" r="1905" b="635"/>
-            <wp:docPr id="15" name="Рисунок 15"/>
+          <wp:inline distT="0" distB="0" distL="0" distR="0" wp14:anchorId="34DB6CFA" wp14:editId="7B95BAC5">
+            <wp:extent cx="6120130" cy="2550160"/>
+            <wp:effectExtent l="0" t="0" r="0" b="2540"/>
+            <wp:docPr id="12" name="Рисунок 12"/>
             <wp:cNvGraphicFramePr>
               <a:graphicFrameLocks xmlns:a="http://schemas.openxmlformats.org/drawingml/2006/main" noChangeAspect="1"/>
             </wp:cNvGraphicFramePr>
@@ -8981,7 +8828,7 @@
                   <pic:spPr>
                     <a:xfrm>
                       <a:off x="0" y="0"/>
-                      <a:ext cx="2688374" cy="1901924"/>
+                      <a:ext cx="6120130" cy="2550160"/>
                     </a:xfrm>
                     <a:prstGeom prst="rect">
                       <a:avLst/>
@@ -9025,7 +8872,7 @@
           <w:szCs w:val="24"/>
           <w:lang w:eastAsia="ru-RU"/>
         </w:rPr>
-        <w:t>12</w:t>
+        <w:t>10</w:t>
       </w:r>
       <w:r>
         <w:rPr>
@@ -9034,7 +8881,7 @@
           <w:szCs w:val="24"/>
           <w:lang w:eastAsia="ru-RU"/>
         </w:rPr>
-        <w:t xml:space="preserve"> – </w:t>
+        <w:t xml:space="preserve"> – Значения шума в расчетных точках</w:t>
       </w:r>
       <w:r>
         <w:rPr>
@@ -9043,7 +8890,129 @@
           <w:szCs w:val="24"/>
           <w:lang w:eastAsia="ru-RU"/>
         </w:rPr>
-        <w:t>Характеристики шумозащитного кожуха, устанавливаемого на ГТД</w:t>
+        <w:t xml:space="preserve"> ночью</w:t>
+      </w:r>
+      <w:bookmarkStart w:id="5" w:name="_GoBack"/>
+      <w:bookmarkEnd w:id="5"/>
+    </w:p>
+    <w:p>
+      <w:pPr>
+        <w:widowControl w:val="0"/>
+        <w:autoSpaceDE w:val="0"/>
+        <w:autoSpaceDN w:val="0"/>
+        <w:adjustRightInd w:val="0"/>
+        <w:ind w:firstLine="709"/>
+        <w:rPr>
+          <w:rFonts w:eastAsia="Times New Roman"/>
+          <w:color w:val="000000" w:themeColor="text1"/>
+          <w:szCs w:val="24"/>
+          <w:lang w:eastAsia="ru-RU"/>
+        </w:rPr>
+      </w:pPr>
+      <w:r>
+        <w:rPr>
+          <w:rFonts w:eastAsia="Times New Roman"/>
+          <w:color w:val="000000" w:themeColor="text1"/>
+          <w:szCs w:val="24"/>
+          <w:lang w:eastAsia="ru-RU"/>
+        </w:rPr>
+        <w:t>Превышение нормативных значений шума наблюдается лишь на границе санитарной зоны</w:t>
+      </w:r>
+      <w:r>
+        <w:rPr>
+          <w:rFonts w:eastAsia="Times New Roman"/>
+          <w:color w:val="000000" w:themeColor="text1"/>
+          <w:szCs w:val="24"/>
+          <w:lang w:eastAsia="ru-RU"/>
+        </w:rPr>
+        <w:t xml:space="preserve"> и внутри комнаты управления</w:t>
+      </w:r>
+      <w:r>
+        <w:rPr>
+          <w:rFonts w:eastAsia="Times New Roman"/>
+          <w:color w:val="000000" w:themeColor="text1"/>
+          <w:szCs w:val="24"/>
+          <w:lang w:eastAsia="ru-RU"/>
+        </w:rPr>
+        <w:t>. Как следствие, для проведения данных испытаний и соблюдения всех норм по уровню шума, необходимо провести дополнительные мероприятия и установить специализированное оборудование, снижающее шум самого предмета испытаний, а также подводящих и отводящих воздух патрубков.</w:t>
+      </w:r>
+    </w:p>
+    <w:p>
+      <w:pPr>
+        <w:widowControl w:val="0"/>
+        <w:autoSpaceDE w:val="0"/>
+        <w:autoSpaceDN w:val="0"/>
+        <w:adjustRightInd w:val="0"/>
+        <w:ind w:firstLine="709"/>
+        <w:rPr>
+          <w:rFonts w:eastAsia="Times New Roman"/>
+          <w:color w:val="000000" w:themeColor="text1"/>
+          <w:szCs w:val="24"/>
+          <w:lang w:eastAsia="ru-RU"/>
+        </w:rPr>
+      </w:pPr>
+      <w:r>
+        <w:rPr>
+          <w:rFonts w:eastAsia="Times New Roman"/>
+          <w:color w:val="000000" w:themeColor="text1"/>
+          <w:szCs w:val="24"/>
+          <w:lang w:eastAsia="ru-RU"/>
+        </w:rPr>
+        <w:t xml:space="preserve">Для </w:t>
+      </w:r>
+      <w:r>
+        <w:rPr>
+          <w:rFonts w:eastAsia="Times New Roman"/>
+          <w:color w:val="000000" w:themeColor="text1"/>
+          <w:szCs w:val="24"/>
+          <w:lang w:eastAsia="ru-RU"/>
+        </w:rPr>
+        <w:t>предмета испытаний</w:t>
+      </w:r>
+      <w:r>
+        <w:rPr>
+          <w:rFonts w:eastAsia="Times New Roman"/>
+          <w:color w:val="000000" w:themeColor="text1"/>
+          <w:szCs w:val="24"/>
+          <w:lang w:eastAsia="ru-RU"/>
+        </w:rPr>
+        <w:t xml:space="preserve"> выбран специализированны</w:t>
+      </w:r>
+      <w:r>
+        <w:rPr>
+          <w:rFonts w:eastAsia="Times New Roman"/>
+          <w:color w:val="000000" w:themeColor="text1"/>
+          <w:szCs w:val="24"/>
+          <w:lang w:eastAsia="ru-RU"/>
+        </w:rPr>
+        <w:t>й шумозащитный кожух</w:t>
+      </w:r>
+      <w:r>
+        <w:rPr>
+          <w:rFonts w:eastAsia="Times New Roman"/>
+          <w:color w:val="000000" w:themeColor="text1"/>
+          <w:szCs w:val="24"/>
+          <w:lang w:eastAsia="ru-RU"/>
+        </w:rPr>
+        <w:t>, характеристики котор</w:t>
+      </w:r>
+      <w:r>
+        <w:rPr>
+          <w:rFonts w:eastAsia="Times New Roman"/>
+          <w:color w:val="000000" w:themeColor="text1"/>
+          <w:szCs w:val="24"/>
+          <w:lang w:eastAsia="ru-RU"/>
+        </w:rPr>
+        <w:t>ого</w:t>
+      </w:r>
+      <w:r>
+        <w:rPr>
+          <w:rFonts w:eastAsia="Times New Roman"/>
+          <w:color w:val="000000" w:themeColor="text1"/>
+          <w:szCs w:val="24"/>
+          <w:lang w:eastAsia="ru-RU"/>
+        </w:rPr>
+        <w:t xml:space="preserve"> представлены на рисунке 11.</w:t>
       </w:r>
     </w:p>
     <w:p>
@@ -9061,96 +9030,20 @@
           <w:lang w:eastAsia="ru-RU"/>
         </w:rPr>
       </w:pPr>
-    </w:p>
-    <w:p>
-      <w:pPr>
-        <w:widowControl w:val="0"/>
-        <w:autoSpaceDE w:val="0"/>
-        <w:autoSpaceDN w:val="0"/>
-        <w:adjustRightInd w:val="0"/>
-        <w:ind w:firstLine="709"/>
-        <w:rPr>
-          <w:rFonts w:eastAsia="Times New Roman"/>
+      <w:r>
+        <w:rPr>
+          <w:rFonts w:eastAsia="Times New Roman"/>
+          <w:noProof/>
           <w:color w:val="000000" w:themeColor="text1"/>
           <w:szCs w:val="24"/>
           <w:lang w:eastAsia="ru-RU"/>
         </w:rPr>
-      </w:pPr>
-      <w:r>
-        <w:rPr>
-          <w:rFonts w:eastAsia="Times New Roman"/>
-          <w:color w:val="000000" w:themeColor="text1"/>
-          <w:szCs w:val="24"/>
-          <w:lang w:eastAsia="ru-RU"/>
-        </w:rPr>
-        <w:t>Для подводящего и отводящего патрубков, были выбраны специализированные глушители, характеристики которых представлены на рисунке 1</w:t>
-      </w:r>
-      <w:r>
-        <w:rPr>
-          <w:rFonts w:eastAsia="Times New Roman"/>
-          <w:color w:val="000000" w:themeColor="text1"/>
-          <w:szCs w:val="24"/>
-          <w:lang w:eastAsia="ru-RU"/>
-        </w:rPr>
-        <w:t>2</w:t>
-      </w:r>
-      <w:r>
-        <w:rPr>
-          <w:rFonts w:eastAsia="Times New Roman"/>
-          <w:color w:val="000000" w:themeColor="text1"/>
-          <w:szCs w:val="24"/>
-          <w:lang w:eastAsia="ru-RU"/>
-        </w:rPr>
-        <w:t>.</w:t>
-      </w:r>
-    </w:p>
-    <w:p>
-      <w:pPr>
-        <w:widowControl w:val="0"/>
-        <w:autoSpaceDE w:val="0"/>
-        <w:autoSpaceDN w:val="0"/>
-        <w:adjustRightInd w:val="0"/>
-        <w:ind w:firstLine="709"/>
-        <w:rPr>
-          <w:rFonts w:eastAsia="Times New Roman"/>
-          <w:color w:val="000000" w:themeColor="text1"/>
-          <w:szCs w:val="24"/>
-          <w:lang w:eastAsia="ru-RU"/>
-        </w:rPr>
-      </w:pPr>
-      <w:r>
-        <w:rPr>
-          <w:rFonts w:eastAsia="Times New Roman"/>
-          <w:color w:val="000000" w:themeColor="text1"/>
-          <w:szCs w:val="24"/>
-          <w:lang w:eastAsia="ru-RU"/>
-        </w:rPr>
-        <w:t>На рисунках 12, 13 и 14 представлены результаты нового расчета карты шума на территории проведения испытаний, в испытательном боксе, а также представлена таблица с показателями шума в расчетных точках</w:t>
-      </w:r>
-    </w:p>
-    <w:p>
-      <w:pPr>
-        <w:jc w:val="center"/>
-        <w:rPr>
-          <w:rFonts w:eastAsia="Times New Roman" w:cs="Arial"/>
-          <w:kern w:val="32"/>
-          <w:szCs w:val="24"/>
-          <w:lang w:eastAsia="ru-RU"/>
-        </w:rPr>
-      </w:pPr>
-      <w:r>
-        <w:rPr>
-          <w:rFonts w:eastAsia="Times New Roman" w:cs="Arial"/>
-          <w:noProof/>
-          <w:kern w:val="32"/>
-          <w:szCs w:val="24"/>
-          <w:lang w:eastAsia="ru-RU"/>
-        </w:rPr>
+        <w:lastRenderedPageBreak/>
         <w:drawing>
-          <wp:inline distT="0" distB="0" distL="0" distR="0" wp14:anchorId="27AA156D" wp14:editId="665E219D">
-            <wp:extent cx="5707380" cy="1063546"/>
-            <wp:effectExtent l="0" t="0" r="0" b="3810"/>
-            <wp:docPr id="1" name="Рисунок 1"/>
+          <wp:inline distT="0" distB="0" distL="0" distR="0" wp14:anchorId="195BD337" wp14:editId="0EF96BCF">
+            <wp:extent cx="2665095" cy="1885455"/>
+            <wp:effectExtent l="0" t="0" r="1905" b="635"/>
+            <wp:docPr id="15" name="Рисунок 15"/>
             <wp:cNvGraphicFramePr>
               <a:graphicFrameLocks xmlns:a="http://schemas.openxmlformats.org/drawingml/2006/main" noChangeAspect="1"/>
             </wp:cNvGraphicFramePr>
@@ -9170,6 +9063,195 @@
                   <pic:spPr>
                     <a:xfrm>
                       <a:off x="0" y="0"/>
+                      <a:ext cx="2688374" cy="1901924"/>
+                    </a:xfrm>
+                    <a:prstGeom prst="rect">
+                      <a:avLst/>
+                    </a:prstGeom>
+                  </pic:spPr>
+                </pic:pic>
+              </a:graphicData>
+            </a:graphic>
+          </wp:inline>
+        </w:drawing>
+      </w:r>
+    </w:p>
+    <w:p>
+      <w:pPr>
+        <w:widowControl w:val="0"/>
+        <w:autoSpaceDE w:val="0"/>
+        <w:autoSpaceDN w:val="0"/>
+        <w:adjustRightInd w:val="0"/>
+        <w:ind w:firstLine="709"/>
+        <w:jc w:val="center"/>
+        <w:rPr>
+          <w:rFonts w:eastAsia="Times New Roman"/>
+          <w:color w:val="000000" w:themeColor="text1"/>
+          <w:szCs w:val="24"/>
+          <w:lang w:eastAsia="ru-RU"/>
+        </w:rPr>
+      </w:pPr>
+      <w:r>
+        <w:rPr>
+          <w:rFonts w:eastAsia="Times New Roman"/>
+          <w:color w:val="000000" w:themeColor="text1"/>
+          <w:szCs w:val="24"/>
+          <w:lang w:eastAsia="ru-RU"/>
+        </w:rPr>
+        <w:t xml:space="preserve">Рисунок </w:t>
+      </w:r>
+      <w:r>
+        <w:rPr>
+          <w:rFonts w:eastAsia="Times New Roman"/>
+          <w:color w:val="000000" w:themeColor="text1"/>
+          <w:szCs w:val="24"/>
+          <w:lang w:eastAsia="ru-RU"/>
+        </w:rPr>
+        <w:t>12</w:t>
+      </w:r>
+      <w:r>
+        <w:rPr>
+          <w:rFonts w:eastAsia="Times New Roman"/>
+          <w:color w:val="000000" w:themeColor="text1"/>
+          <w:szCs w:val="24"/>
+          <w:lang w:eastAsia="ru-RU"/>
+        </w:rPr>
+        <w:t xml:space="preserve"> – </w:t>
+      </w:r>
+      <w:r>
+        <w:rPr>
+          <w:rFonts w:eastAsia="Times New Roman"/>
+          <w:color w:val="000000" w:themeColor="text1"/>
+          <w:szCs w:val="24"/>
+          <w:lang w:eastAsia="ru-RU"/>
+        </w:rPr>
+        <w:t>Характеристики шумозащитного кожуха, устанавливаемого на ГТД</w:t>
+      </w:r>
+    </w:p>
+    <w:p>
+      <w:pPr>
+        <w:widowControl w:val="0"/>
+        <w:autoSpaceDE w:val="0"/>
+        <w:autoSpaceDN w:val="0"/>
+        <w:adjustRightInd w:val="0"/>
+        <w:ind w:firstLine="709"/>
+        <w:jc w:val="center"/>
+        <w:rPr>
+          <w:rFonts w:eastAsia="Times New Roman"/>
+          <w:color w:val="000000" w:themeColor="text1"/>
+          <w:szCs w:val="24"/>
+          <w:lang w:eastAsia="ru-RU"/>
+        </w:rPr>
+      </w:pPr>
+    </w:p>
+    <w:p>
+      <w:pPr>
+        <w:widowControl w:val="0"/>
+        <w:autoSpaceDE w:val="0"/>
+        <w:autoSpaceDN w:val="0"/>
+        <w:adjustRightInd w:val="0"/>
+        <w:ind w:firstLine="709"/>
+        <w:rPr>
+          <w:rFonts w:eastAsia="Times New Roman"/>
+          <w:color w:val="000000" w:themeColor="text1"/>
+          <w:szCs w:val="24"/>
+          <w:lang w:eastAsia="ru-RU"/>
+        </w:rPr>
+      </w:pPr>
+      <w:r>
+        <w:rPr>
+          <w:rFonts w:eastAsia="Times New Roman"/>
+          <w:color w:val="000000" w:themeColor="text1"/>
+          <w:szCs w:val="24"/>
+          <w:lang w:eastAsia="ru-RU"/>
+        </w:rPr>
+        <w:t>Для подводящего и отводящего патрубков, были выбраны специализированные глушители, характеристики которых представлены на рисунке 1</w:t>
+      </w:r>
+      <w:r>
+        <w:rPr>
+          <w:rFonts w:eastAsia="Times New Roman"/>
+          <w:color w:val="000000" w:themeColor="text1"/>
+          <w:szCs w:val="24"/>
+          <w:lang w:eastAsia="ru-RU"/>
+        </w:rPr>
+        <w:t>2</w:t>
+      </w:r>
+      <w:r>
+        <w:rPr>
+          <w:rFonts w:eastAsia="Times New Roman"/>
+          <w:color w:val="000000" w:themeColor="text1"/>
+          <w:szCs w:val="24"/>
+          <w:lang w:eastAsia="ru-RU"/>
+        </w:rPr>
+        <w:t>.</w:t>
+      </w:r>
+    </w:p>
+    <w:p>
+      <w:pPr>
+        <w:widowControl w:val="0"/>
+        <w:autoSpaceDE w:val="0"/>
+        <w:autoSpaceDN w:val="0"/>
+        <w:adjustRightInd w:val="0"/>
+        <w:ind w:firstLine="709"/>
+        <w:rPr>
+          <w:rFonts w:eastAsia="Times New Roman"/>
+          <w:color w:val="000000" w:themeColor="text1"/>
+          <w:szCs w:val="24"/>
+          <w:lang w:eastAsia="ru-RU"/>
+        </w:rPr>
+      </w:pPr>
+      <w:r>
+        <w:rPr>
+          <w:rFonts w:eastAsia="Times New Roman"/>
+          <w:color w:val="000000" w:themeColor="text1"/>
+          <w:szCs w:val="24"/>
+          <w:lang w:eastAsia="ru-RU"/>
+        </w:rPr>
+        <w:t>На рисунках 12, 13 и 14 представлены результаты нового расчета карты шума на территории проведения испытаний, в испытательном боксе, а также представлена таблица с показателями шума в расчетных точках</w:t>
+      </w:r>
+    </w:p>
+    <w:p>
+      <w:pPr>
+        <w:jc w:val="center"/>
+        <w:rPr>
+          <w:rFonts w:eastAsia="Times New Roman" w:cs="Arial"/>
+          <w:kern w:val="32"/>
+          <w:szCs w:val="24"/>
+          <w:lang w:eastAsia="ru-RU"/>
+        </w:rPr>
+      </w:pPr>
+      <w:r>
+        <w:rPr>
+          <w:rFonts w:eastAsia="Times New Roman" w:cs="Arial"/>
+          <w:noProof/>
+          <w:kern w:val="32"/>
+          <w:szCs w:val="24"/>
+          <w:lang w:eastAsia="ru-RU"/>
+        </w:rPr>
+        <w:drawing>
+          <wp:inline distT="0" distB="0" distL="0" distR="0" wp14:anchorId="27AA156D" wp14:editId="665E219D">
+            <wp:extent cx="5707380" cy="1063546"/>
+            <wp:effectExtent l="0" t="0" r="0" b="3810"/>
+            <wp:docPr id="1" name="Рисунок 1"/>
+            <wp:cNvGraphicFramePr>
+              <a:graphicFrameLocks xmlns:a="http://schemas.openxmlformats.org/drawingml/2006/main" noChangeAspect="1"/>
+            </wp:cNvGraphicFramePr>
+            <a:graphic xmlns:a="http://schemas.openxmlformats.org/drawingml/2006/main">
+              <a:graphicData uri="http://schemas.openxmlformats.org/drawingml/2006/picture">
+                <pic:pic xmlns:pic="http://schemas.openxmlformats.org/drawingml/2006/picture">
+                  <pic:nvPicPr>
+                    <pic:cNvPr id="1" name=""/>
+                    <pic:cNvPicPr/>
+                  </pic:nvPicPr>
+                  <pic:blipFill>
+                    <a:blip r:embed="rId24"/>
+                    <a:stretch>
+                      <a:fillRect/>
+                    </a:stretch>
+                  </pic:blipFill>
+                  <pic:spPr>
+                    <a:xfrm>
+                      <a:off x="0" y="0"/>
                       <a:ext cx="5792530" cy="1079413"/>
                     </a:xfrm>
                     <a:prstGeom prst="rect">
@@ -9197,6 +9279,12 @@
           <w:szCs w:val="24"/>
           <w:lang w:eastAsia="ru-RU"/>
         </w:rPr>
+        <w:sectPr>
+          <w:pgSz w:w="11906" w:h="16838"/>
+          <w:pgMar w:top="1134" w:right="567" w:bottom="1134" w:left="1701" w:header="709" w:footer="709" w:gutter="0"/>
+          <w:cols w:space="708"/>
+          <w:docGrid w:linePitch="381"/>
+        </w:sectPr>
       </w:pPr>
       <w:r>
         <w:rPr>
@@ -9243,8 +9331,22 @@
         </w:rPr>
         <w:t>Характеристики глушителя, устанавливаемого на приток и выхлоп</w:t>
       </w:r>
-      <w:bookmarkStart w:id="5" w:name="_GoBack"/>
-      <w:bookmarkEnd w:id="5"/>
+    </w:p>
+    <w:p>
+      <w:pPr>
+        <w:widowControl w:val="0"/>
+        <w:autoSpaceDE w:val="0"/>
+        <w:autoSpaceDN w:val="0"/>
+        <w:adjustRightInd w:val="0"/>
+        <w:ind w:firstLine="709"/>
+        <w:jc w:val="center"/>
+        <w:rPr>
+          <w:rFonts w:eastAsia="Times New Roman"/>
+          <w:color w:val="000000" w:themeColor="text1"/>
+          <w:szCs w:val="24"/>
+          <w:lang w:eastAsia="ru-RU"/>
+        </w:rPr>
+      </w:pPr>
     </w:p>
     <w:p>
       <w:pPr>
@@ -9266,11 +9368,10 @@
           <w:noProof/>
           <w:lang w:eastAsia="ru-RU"/>
         </w:rPr>
-        <w:lastRenderedPageBreak/>
         <w:drawing>
-          <wp:inline distT="0" distB="0" distL="0" distR="0" wp14:anchorId="0FB7A220" wp14:editId="2464920D">
-            <wp:extent cx="3219024" cy="2801539"/>
-            <wp:effectExtent l="0" t="0" r="635" b="0"/>
+          <wp:inline distT="0" distB="0" distL="0" distR="0" wp14:anchorId="0FB7A220" wp14:editId="3E77090C">
+            <wp:extent cx="3116970" cy="2712720"/>
+            <wp:effectExtent l="0" t="0" r="7620" b="0"/>
             <wp:docPr id="20" name="Рисунок 20"/>
             <wp:cNvGraphicFramePr>
               <a:graphicFrameLocks xmlns:a="http://schemas.openxmlformats.org/drawingml/2006/main" noChangeAspect="1"/>
@@ -9283,7 +9384,7 @@
                     <pic:cNvPicPr/>
                   </pic:nvPicPr>
                   <pic:blipFill>
-                    <a:blip r:embed="rId24">
+                    <a:blip r:embed="rId25">
                       <a:extLst>
                         <a:ext uri="{28A0092B-C50C-407E-A947-70E740481C1C}">
                           <a14:useLocalDpi xmlns:a14="http://schemas.microsoft.com/office/drawing/2010/main" val="0"/>
@@ -9297,7 +9398,7 @@
                   <pic:spPr>
                     <a:xfrm>
                       <a:off x="0" y="0"/>
-                      <a:ext cx="3300883" cy="2872781"/>
+                      <a:ext cx="3197488" cy="2782795"/>
                     </a:xfrm>
                     <a:prstGeom prst="rect">
                       <a:avLst/>
@@ -9312,154 +9413,13 @@
       <w:r>
         <w:rPr>
           <w:noProof/>
-        </w:rPr>
-        <w:t xml:space="preserve"> </w:t>
-      </w:r>
-      <w:r>
-        <w:rPr>
-          <w:noProof/>
-        </w:rPr>
-        <w:t xml:space="preserve">     </w:t>
-      </w:r>
-      <w:r>
-        <w:rPr>
-          <w:noProof/>
           <w:lang w:eastAsia="ru-RU"/>
         </w:rPr>
         <w:drawing>
-          <wp:inline distT="0" distB="0" distL="0" distR="0" wp14:anchorId="2B4E02A4" wp14:editId="43E81D12">
-            <wp:extent cx="3489960" cy="3014886"/>
-            <wp:effectExtent l="0" t="0" r="0" b="0"/>
+          <wp:inline distT="0" distB="0" distL="0" distR="0" wp14:anchorId="2B4E02A4" wp14:editId="54E8FA56">
+            <wp:extent cx="3060793" cy="2644140"/>
+            <wp:effectExtent l="0" t="0" r="6350" b="3810"/>
             <wp:docPr id="16" name="Рисунок 16"/>
-            <wp:cNvGraphicFramePr>
-              <a:graphicFrameLocks xmlns:a="http://schemas.openxmlformats.org/drawingml/2006/main" noChangeAspect="1"/>
-            </wp:cNvGraphicFramePr>
-            <a:graphic xmlns:a="http://schemas.openxmlformats.org/drawingml/2006/main">
-              <a:graphicData uri="http://schemas.openxmlformats.org/drawingml/2006/picture">
-                <pic:pic xmlns:pic="http://schemas.openxmlformats.org/drawingml/2006/picture">
-                  <pic:nvPicPr>
-                    <pic:cNvPr id="1" name=""/>
-                    <pic:cNvPicPr/>
-                  </pic:nvPicPr>
-                  <pic:blipFill>
-                    <a:blip r:embed="rId25"/>
-                    <a:stretch>
-                      <a:fillRect/>
-                    </a:stretch>
-                  </pic:blipFill>
-                  <pic:spPr>
-                    <a:xfrm>
-                      <a:off x="0" y="0"/>
-                      <a:ext cx="3562187" cy="3077281"/>
-                    </a:xfrm>
-                    <a:prstGeom prst="rect">
-                      <a:avLst/>
-                    </a:prstGeom>
-                  </pic:spPr>
-                </pic:pic>
-              </a:graphicData>
-            </a:graphic>
-          </wp:inline>
-        </w:drawing>
-      </w:r>
-    </w:p>
-    <w:p>
-      <w:pPr>
-        <w:widowControl w:val="0"/>
-        <w:autoSpaceDE w:val="0"/>
-        <w:autoSpaceDN w:val="0"/>
-        <w:adjustRightInd w:val="0"/>
-        <w:ind w:firstLine="709"/>
-        <w:jc w:val="center"/>
-        <w:rPr>
-          <w:rFonts w:eastAsia="Times New Roman"/>
-          <w:color w:val="000000" w:themeColor="text1"/>
-          <w:szCs w:val="24"/>
-          <w:lang w:eastAsia="ru-RU"/>
-        </w:rPr>
-      </w:pPr>
-      <w:r>
-        <w:rPr>
-          <w:rFonts w:eastAsia="Times New Roman"/>
-          <w:color w:val="000000" w:themeColor="text1"/>
-          <w:szCs w:val="24"/>
-          <w:lang w:eastAsia="ru-RU"/>
-        </w:rPr>
-        <w:t xml:space="preserve">Рисунок </w:t>
-      </w:r>
-      <w:r>
-        <w:rPr>
-          <w:rFonts w:eastAsia="Times New Roman"/>
-          <w:color w:val="000000" w:themeColor="text1"/>
-          <w:szCs w:val="24"/>
-          <w:lang w:eastAsia="ru-RU"/>
-        </w:rPr>
-        <w:t>1</w:t>
-      </w:r>
-      <w:r>
-        <w:rPr>
-          <w:rFonts w:eastAsia="Times New Roman"/>
-          <w:color w:val="000000" w:themeColor="text1"/>
-          <w:szCs w:val="24"/>
-          <w:lang w:eastAsia="ru-RU"/>
-        </w:rPr>
-        <w:t>3</w:t>
-      </w:r>
-      <w:r>
-        <w:rPr>
-          <w:rFonts w:eastAsia="Times New Roman"/>
-          <w:color w:val="000000" w:themeColor="text1"/>
-          <w:szCs w:val="24"/>
-          <w:lang w:eastAsia="ru-RU"/>
-        </w:rPr>
-        <w:t xml:space="preserve"> –</w:t>
-      </w:r>
-      <w:r>
-        <w:rPr>
-          <w:rFonts w:eastAsia="Times New Roman"/>
-          <w:color w:val="000000" w:themeColor="text1"/>
-          <w:szCs w:val="24"/>
-          <w:lang w:eastAsia="ru-RU"/>
-        </w:rPr>
-        <w:t>Карты шума, пересчитанные с введёнными мероприятиями по снижению шума</w:t>
-      </w:r>
-    </w:p>
-    <w:p>
-      <w:pPr>
-        <w:jc w:val="center"/>
-        <w:rPr>
-          <w:rFonts w:eastAsia="Times New Roman" w:cs="Arial"/>
-          <w:noProof/>
-          <w:kern w:val="32"/>
-          <w:szCs w:val="24"/>
-          <w:lang w:eastAsia="ru-RU"/>
-        </w:rPr>
-      </w:pPr>
-    </w:p>
-    <w:p>
-      <w:pPr>
-        <w:jc w:val="center"/>
-        <w:rPr>
-          <w:rFonts w:eastAsia="Times New Roman" w:cs="Arial"/>
-          <w:kern w:val="32"/>
-          <w:szCs w:val="24"/>
-          <w:lang w:eastAsia="ru-RU"/>
-        </w:rPr>
-      </w:pPr>
-      <w:r>
-        <w:rPr>
-          <w:rFonts w:eastAsia="Times New Roman" w:cs="Arial"/>
-          <w:noProof/>
-          <w:kern w:val="32"/>
-          <w:szCs w:val="24"/>
-          <w:lang w:eastAsia="ru-RU"/>
-        </w:rPr>
-        <w:lastRenderedPageBreak/>
-        <w:drawing>
-          <wp:inline distT="0" distB="0" distL="0" distR="0" wp14:anchorId="23CF8A65" wp14:editId="3F139DE1">
-            <wp:extent cx="6120130" cy="2549525"/>
-            <wp:effectExtent l="0" t="0" r="0" b="3175"/>
-            <wp:docPr id="18" name="Рисунок 18"/>
             <wp:cNvGraphicFramePr>
               <a:graphicFrameLocks xmlns:a="http://schemas.openxmlformats.org/drawingml/2006/main" noChangeAspect="1"/>
             </wp:cNvGraphicFramePr>
@@ -9479,7 +9439,7 @@
                   <pic:spPr>
                     <a:xfrm>
                       <a:off x="0" y="0"/>
-                      <a:ext cx="6120130" cy="2549525"/>
+                      <a:ext cx="3171762" cy="2740004"/>
                     </a:xfrm>
                     <a:prstGeom prst="rect">
                       <a:avLst/>
@@ -9491,100 +9451,16 @@
           </wp:inline>
         </w:drawing>
       </w:r>
-    </w:p>
-    <w:p>
-      <w:pPr>
-        <w:widowControl w:val="0"/>
-        <w:autoSpaceDE w:val="0"/>
-        <w:autoSpaceDN w:val="0"/>
-        <w:adjustRightInd w:val="0"/>
-        <w:ind w:firstLine="709"/>
-        <w:jc w:val="center"/>
-        <w:rPr>
-          <w:rFonts w:eastAsia="Times New Roman"/>
-          <w:color w:val="000000" w:themeColor="text1"/>
-          <w:szCs w:val="24"/>
-          <w:lang w:eastAsia="ru-RU"/>
-        </w:rPr>
-      </w:pPr>
-      <w:r>
-        <w:rPr>
-          <w:rFonts w:eastAsia="Times New Roman"/>
-          <w:color w:val="000000" w:themeColor="text1"/>
-          <w:szCs w:val="24"/>
-          <w:lang w:eastAsia="ru-RU"/>
-        </w:rPr>
-        <w:t xml:space="preserve">Рисунок </w:t>
-      </w:r>
-      <w:r>
-        <w:rPr>
-          <w:rFonts w:eastAsia="Times New Roman"/>
-          <w:color w:val="000000" w:themeColor="text1"/>
-          <w:szCs w:val="24"/>
-          <w:lang w:eastAsia="ru-RU"/>
-        </w:rPr>
-        <w:t>1</w:t>
-      </w:r>
-      <w:r>
-        <w:rPr>
-          <w:rFonts w:eastAsia="Times New Roman"/>
-          <w:color w:val="000000" w:themeColor="text1"/>
-          <w:szCs w:val="24"/>
-          <w:lang w:eastAsia="ru-RU"/>
-        </w:rPr>
-        <w:t>4</w:t>
-      </w:r>
-      <w:r>
-        <w:rPr>
-          <w:rFonts w:eastAsia="Times New Roman"/>
-          <w:color w:val="000000" w:themeColor="text1"/>
-          <w:szCs w:val="24"/>
-          <w:lang w:eastAsia="ru-RU"/>
-        </w:rPr>
-        <w:t xml:space="preserve"> </w:t>
-      </w:r>
-      <w:r>
-        <w:rPr>
-          <w:rFonts w:eastAsia="Times New Roman"/>
-          <w:color w:val="000000" w:themeColor="text1"/>
-          <w:szCs w:val="24"/>
-          <w:lang w:eastAsia="ru-RU"/>
-        </w:rPr>
-        <w:t>– Значения шума в расчетных точках</w:t>
-      </w:r>
-      <w:r>
-        <w:rPr>
-          <w:rFonts w:eastAsia="Times New Roman"/>
-          <w:color w:val="000000" w:themeColor="text1"/>
-          <w:szCs w:val="24"/>
-          <w:lang w:eastAsia="ru-RU"/>
-        </w:rPr>
-        <w:t xml:space="preserve"> (ночью), после проведения мероприятий по снижению шума.</w:t>
-      </w:r>
-    </w:p>
-    <w:p>
-      <w:pPr>
-        <w:jc w:val="center"/>
-        <w:rPr>
-          <w:rFonts w:eastAsia="Times New Roman" w:cs="Arial"/>
-          <w:kern w:val="32"/>
-          <w:szCs w:val="24"/>
-          <w:lang w:eastAsia="ru-RU"/>
-        </w:rPr>
-      </w:pPr>
-      <w:r>
-        <w:rPr>
-          <w:rFonts w:eastAsia="Times New Roman" w:cs="Arial"/>
+      <w:r>
+        <w:rPr>
           <w:noProof/>
-          <w:kern w:val="32"/>
-          <w:szCs w:val="24"/>
           <w:lang w:eastAsia="ru-RU"/>
         </w:rPr>
         <w:drawing>
-          <wp:inline distT="0" distB="0" distL="0" distR="0" wp14:anchorId="381F573B" wp14:editId="7D093860">
-            <wp:extent cx="6120130" cy="2568575"/>
-            <wp:effectExtent l="0" t="0" r="0" b="3175"/>
-            <wp:docPr id="19" name="Рисунок 19"/>
+          <wp:inline distT="0" distB="0" distL="0" distR="0" wp14:anchorId="665EB3AA" wp14:editId="5A1F5D71">
+            <wp:extent cx="2535815" cy="2907037"/>
+            <wp:effectExtent l="0" t="0" r="0" b="7620"/>
+            <wp:docPr id="22" name="Рисунок 22"/>
             <wp:cNvGraphicFramePr>
               <a:graphicFrameLocks xmlns:a="http://schemas.openxmlformats.org/drawingml/2006/main" noChangeAspect="1"/>
             </wp:cNvGraphicFramePr>
@@ -9604,6 +9480,275 @@
                   <pic:spPr>
                     <a:xfrm>
                       <a:off x="0" y="0"/>
+                      <a:ext cx="2552752" cy="2926453"/>
+                    </a:xfrm>
+                    <a:prstGeom prst="rect">
+                      <a:avLst/>
+                    </a:prstGeom>
+                  </pic:spPr>
+                </pic:pic>
+              </a:graphicData>
+            </a:graphic>
+          </wp:inline>
+        </w:drawing>
+      </w:r>
+    </w:p>
+    <w:p>
+      <w:pPr>
+        <w:widowControl w:val="0"/>
+        <w:autoSpaceDE w:val="0"/>
+        <w:autoSpaceDN w:val="0"/>
+        <w:adjustRightInd w:val="0"/>
+        <w:ind w:firstLine="709"/>
+        <w:jc w:val="center"/>
+        <w:rPr>
+          <w:rFonts w:eastAsia="Times New Roman"/>
+          <w:color w:val="000000" w:themeColor="text1"/>
+          <w:szCs w:val="24"/>
+          <w:lang w:eastAsia="ru-RU"/>
+        </w:rPr>
+      </w:pPr>
+      <w:r>
+        <w:rPr>
+          <w:rFonts w:eastAsia="Times New Roman"/>
+          <w:color w:val="000000" w:themeColor="text1"/>
+          <w:szCs w:val="24"/>
+          <w:lang w:eastAsia="ru-RU"/>
+        </w:rPr>
+        <w:t xml:space="preserve">Рисунок </w:t>
+      </w:r>
+      <w:r>
+        <w:rPr>
+          <w:rFonts w:eastAsia="Times New Roman"/>
+          <w:color w:val="000000" w:themeColor="text1"/>
+          <w:szCs w:val="24"/>
+          <w:lang w:eastAsia="ru-RU"/>
+        </w:rPr>
+        <w:t>1</w:t>
+      </w:r>
+      <w:r>
+        <w:rPr>
+          <w:rFonts w:eastAsia="Times New Roman"/>
+          <w:color w:val="000000" w:themeColor="text1"/>
+          <w:szCs w:val="24"/>
+          <w:lang w:eastAsia="ru-RU"/>
+        </w:rPr>
+        <w:t>3</w:t>
+      </w:r>
+      <w:r>
+        <w:rPr>
+          <w:rFonts w:eastAsia="Times New Roman"/>
+          <w:color w:val="000000" w:themeColor="text1"/>
+          <w:szCs w:val="24"/>
+          <w:lang w:eastAsia="ru-RU"/>
+        </w:rPr>
+        <w:t xml:space="preserve"> –</w:t>
+      </w:r>
+      <w:r>
+        <w:rPr>
+          <w:rFonts w:eastAsia="Times New Roman"/>
+          <w:color w:val="000000" w:themeColor="text1"/>
+          <w:szCs w:val="24"/>
+          <w:lang w:eastAsia="ru-RU"/>
+        </w:rPr>
+        <w:t>Карты шума, пересчитанные с введёнными мероприятиями по снижению шума</w:t>
+      </w:r>
+    </w:p>
+    <w:p>
+      <w:pPr>
+        <w:jc w:val="center"/>
+        <w:rPr>
+          <w:rFonts w:eastAsia="Times New Roman" w:cs="Arial"/>
+          <w:noProof/>
+          <w:kern w:val="32"/>
+          <w:szCs w:val="24"/>
+          <w:lang w:eastAsia="ru-RU"/>
+        </w:rPr>
+        <w:sectPr>
+          <w:pgSz w:w="16838" w:h="11906" w:orient="landscape"/>
+          <w:pgMar w:top="1701" w:right="1134" w:bottom="567" w:left="1134" w:header="709" w:footer="709" w:gutter="0"/>
+          <w:cols w:space="708"/>
+          <w:docGrid w:linePitch="381"/>
+        </w:sectPr>
+      </w:pPr>
+    </w:p>
+    <w:p>
+      <w:pPr>
+        <w:jc w:val="center"/>
+        <w:rPr>
+          <w:rFonts w:eastAsia="Times New Roman" w:cs="Arial"/>
+          <w:kern w:val="32"/>
+          <w:szCs w:val="24"/>
+          <w:lang w:eastAsia="ru-RU"/>
+        </w:rPr>
+      </w:pPr>
+      <w:r>
+        <w:rPr>
+          <w:rFonts w:eastAsia="Times New Roman" w:cs="Arial"/>
+          <w:noProof/>
+          <w:kern w:val="32"/>
+          <w:szCs w:val="24"/>
+          <w:lang w:eastAsia="ru-RU"/>
+        </w:rPr>
+        <w:lastRenderedPageBreak/>
+        <w:drawing>
+          <wp:inline distT="0" distB="0" distL="0" distR="0" wp14:anchorId="23CF8A65" wp14:editId="3F139DE1">
+            <wp:extent cx="6120130" cy="2549525"/>
+            <wp:effectExtent l="0" t="0" r="0" b="3175"/>
+            <wp:docPr id="18" name="Рисунок 18"/>
+            <wp:cNvGraphicFramePr>
+              <a:graphicFrameLocks xmlns:a="http://schemas.openxmlformats.org/drawingml/2006/main" noChangeAspect="1"/>
+            </wp:cNvGraphicFramePr>
+            <a:graphic xmlns:a="http://schemas.openxmlformats.org/drawingml/2006/main">
+              <a:graphicData uri="http://schemas.openxmlformats.org/drawingml/2006/picture">
+                <pic:pic xmlns:pic="http://schemas.openxmlformats.org/drawingml/2006/picture">
+                  <pic:nvPicPr>
+                    <pic:cNvPr id="1" name=""/>
+                    <pic:cNvPicPr/>
+                  </pic:nvPicPr>
+                  <pic:blipFill>
+                    <a:blip r:embed="rId28"/>
+                    <a:stretch>
+                      <a:fillRect/>
+                    </a:stretch>
+                  </pic:blipFill>
+                  <pic:spPr>
+                    <a:xfrm>
+                      <a:off x="0" y="0"/>
+                      <a:ext cx="6120130" cy="2549525"/>
+                    </a:xfrm>
+                    <a:prstGeom prst="rect">
+                      <a:avLst/>
+                    </a:prstGeom>
+                  </pic:spPr>
+                </pic:pic>
+              </a:graphicData>
+            </a:graphic>
+          </wp:inline>
+        </w:drawing>
+      </w:r>
+    </w:p>
+    <w:p>
+      <w:pPr>
+        <w:widowControl w:val="0"/>
+        <w:autoSpaceDE w:val="0"/>
+        <w:autoSpaceDN w:val="0"/>
+        <w:adjustRightInd w:val="0"/>
+        <w:ind w:firstLine="709"/>
+        <w:jc w:val="center"/>
+        <w:rPr>
+          <w:rFonts w:eastAsia="Times New Roman"/>
+          <w:color w:val="000000" w:themeColor="text1"/>
+          <w:szCs w:val="24"/>
+          <w:lang w:eastAsia="ru-RU"/>
+        </w:rPr>
+      </w:pPr>
+      <w:r>
+        <w:rPr>
+          <w:rFonts w:eastAsia="Times New Roman"/>
+          <w:color w:val="000000" w:themeColor="text1"/>
+          <w:szCs w:val="24"/>
+          <w:lang w:eastAsia="ru-RU"/>
+        </w:rPr>
+        <w:t xml:space="preserve">Рисунок </w:t>
+      </w:r>
+      <w:r>
+        <w:rPr>
+          <w:rFonts w:eastAsia="Times New Roman"/>
+          <w:color w:val="000000" w:themeColor="text1"/>
+          <w:szCs w:val="24"/>
+          <w:lang w:eastAsia="ru-RU"/>
+        </w:rPr>
+        <w:t>1</w:t>
+      </w:r>
+      <w:r>
+        <w:rPr>
+          <w:rFonts w:eastAsia="Times New Roman"/>
+          <w:color w:val="000000" w:themeColor="text1"/>
+          <w:szCs w:val="24"/>
+          <w:lang w:eastAsia="ru-RU"/>
+        </w:rPr>
+        <w:t>4</w:t>
+      </w:r>
+      <w:r>
+        <w:rPr>
+          <w:rFonts w:eastAsia="Times New Roman"/>
+          <w:color w:val="000000" w:themeColor="text1"/>
+          <w:szCs w:val="24"/>
+          <w:lang w:eastAsia="ru-RU"/>
+        </w:rPr>
+        <w:t xml:space="preserve"> </w:t>
+      </w:r>
+      <w:r>
+        <w:rPr>
+          <w:rFonts w:eastAsia="Times New Roman"/>
+          <w:color w:val="000000" w:themeColor="text1"/>
+          <w:szCs w:val="24"/>
+          <w:lang w:eastAsia="ru-RU"/>
+        </w:rPr>
+        <w:t>– Значения шума в расчетных точках</w:t>
+      </w:r>
+      <w:r>
+        <w:rPr>
+          <w:rFonts w:eastAsia="Times New Roman"/>
+          <w:color w:val="000000" w:themeColor="text1"/>
+          <w:szCs w:val="24"/>
+          <w:lang w:eastAsia="ru-RU"/>
+        </w:rPr>
+        <w:t xml:space="preserve"> (ночью), после проведен</w:t>
+      </w:r>
+      <w:r>
+        <w:rPr>
+          <w:rFonts w:eastAsia="Times New Roman"/>
+          <w:color w:val="000000" w:themeColor="text1"/>
+          <w:szCs w:val="24"/>
+          <w:lang w:eastAsia="ru-RU"/>
+        </w:rPr>
+        <w:t>ия мероприятий по снижению шума</w:t>
+      </w:r>
+    </w:p>
+    <w:p>
+      <w:pPr>
+        <w:jc w:val="center"/>
+        <w:rPr>
+          <w:rFonts w:eastAsia="Times New Roman" w:cs="Arial"/>
+          <w:kern w:val="32"/>
+          <w:szCs w:val="24"/>
+          <w:lang w:eastAsia="ru-RU"/>
+        </w:rPr>
+      </w:pPr>
+      <w:r>
+        <w:rPr>
+          <w:rFonts w:eastAsia="Times New Roman" w:cs="Arial"/>
+          <w:noProof/>
+          <w:kern w:val="32"/>
+          <w:szCs w:val="24"/>
+          <w:lang w:eastAsia="ru-RU"/>
+        </w:rPr>
+        <w:drawing>
+          <wp:inline distT="0" distB="0" distL="0" distR="0" wp14:anchorId="381F573B" wp14:editId="7D093860">
+            <wp:extent cx="6120130" cy="2568575"/>
+            <wp:effectExtent l="0" t="0" r="0" b="3175"/>
+            <wp:docPr id="19" name="Рисунок 19"/>
+            <wp:cNvGraphicFramePr>
+              <a:graphicFrameLocks xmlns:a="http://schemas.openxmlformats.org/drawingml/2006/main" noChangeAspect="1"/>
+            </wp:cNvGraphicFramePr>
+            <a:graphic xmlns:a="http://schemas.openxmlformats.org/drawingml/2006/main">
+              <a:graphicData uri="http://schemas.openxmlformats.org/drawingml/2006/picture">
+                <pic:pic xmlns:pic="http://schemas.openxmlformats.org/drawingml/2006/picture">
+                  <pic:nvPicPr>
+                    <pic:cNvPr id="1" name=""/>
+                    <pic:cNvPicPr/>
+                  </pic:nvPicPr>
+                  <pic:blipFill>
+                    <a:blip r:embed="rId29"/>
+                    <a:stretch>
+                      <a:fillRect/>
+                    </a:stretch>
+                  </pic:blipFill>
+                  <pic:spPr>
+                    <a:xfrm>
+                      <a:off x="0" y="0"/>
                       <a:ext cx="6120130" cy="2568575"/>
                     </a:xfrm>
                     <a:prstGeom prst="rect">
@@ -9684,7 +9829,16 @@
           <w:szCs w:val="24"/>
           <w:lang w:eastAsia="ru-RU"/>
         </w:rPr>
-        <w:t xml:space="preserve"> (днем), после проведения мероприятий по снижению шума.</w:t>
+        <w:t xml:space="preserve"> (днем), после проведен</w:t>
+      </w:r>
+      <w:r>
+        <w:rPr>
+          <w:rFonts w:eastAsia="Times New Roman"/>
+          <w:color w:val="000000" w:themeColor="text1"/>
+          <w:szCs w:val="24"/>
+          <w:lang w:eastAsia="ru-RU"/>
+        </w:rPr>
+        <w:t>ия мероприятий по снижению шума</w:t>
       </w:r>
     </w:p>
     <w:p>
@@ -9784,7 +9938,7 @@
             <w:noProof/>
             <w:sz w:val="24"/>
           </w:rPr>
-          <w:t>4</w:t>
+          <w:t>20</w:t>
         </w:r>
         <w:r>
           <w:rPr>
@@ -15670,7 +15824,7 @@
 </file>
 
 <file path=customXml/itemProps1.xml><?xml version="1.0" encoding="utf-8"?>
-<ds:datastoreItem xmlns:ds="http://schemas.openxmlformats.org/officeDocument/2006/customXml" ds:itemID="{30116C11-0BAB-482A-88FB-7BE39AB8BBE5}">
+<ds:datastoreItem xmlns:ds="http://schemas.openxmlformats.org/officeDocument/2006/customXml" ds:itemID="{AC9850C2-72BE-4EE0-B941-78FFA024D56B}">
   <ds:schemaRefs>
     <ds:schemaRef ds:uri="http://schemas.openxmlformats.org/officeDocument/2006/bibliography"/>
   </ds:schemaRefs>
